--- a/WAR FORCES.docx
+++ b/WAR FORCES.docx
@@ -7,27 +7,18 @@
         <w:pStyle w:val="Heading1"/>
       </w:pPr>
       <w:r>
-        <w:t xml:space="preserve">OPPOSING FORCES AT SIEGE OF AL RASS </w:t>
+        <w:t>OPPOSING FORCES</w:t>
+      </w:r>
+      <w:r>
+        <w:t xml:space="preserve"> – </w:t>
       </w:r>
     </w:p>
     <w:p>
       <w:pPr>
-        <w:jc w:val="center"/>
-        <w:rPr>
-          <w:rFonts w:ascii="Vinque" w:hAnsi="Vinque"/>
-          <w:color w:val="124F1A" w:themeColor="accent3" w:themeShade="BF"/>
-          <w:sz w:val="40"/>
-          <w:szCs w:val="40"/>
-        </w:rPr>
-      </w:pPr>
-      <w:r>
-        <w:rPr>
-          <w:rFonts w:ascii="Vinque" w:hAnsi="Vinque"/>
-          <w:color w:val="124F1A" w:themeColor="accent3" w:themeShade="BF"/>
-          <w:sz w:val="40"/>
-          <w:szCs w:val="40"/>
-        </w:rPr>
-        <w:t>1817-18</w:t>
+        <w:pStyle w:val="Heading1"/>
+      </w:pPr>
+      <w:r>
+        <w:t>NAJD CAMPAIGN 1816-18</w:t>
       </w:r>
     </w:p>
     <w:p>
@@ -511,13 +502,13 @@
               <w:rPr>
                 <w:lang w:val="en-US"/>
               </w:rPr>
-              <w:t>2</w:t>
-            </w:r>
-            <w:r>
-              <w:rPr>
-                <w:lang w:val="en-US"/>
-              </w:rPr>
-              <w:t>,000 irregulars</w:t>
+              <w:t>1,5</w:t>
+            </w:r>
+            <w:r>
+              <w:rPr>
+                <w:lang w:val="en-US"/>
+              </w:rPr>
+              <w:t>00 irregulars</w:t>
             </w:r>
           </w:p>
         </w:tc>
@@ -970,7 +961,7 @@
               <w:rPr>
                 <w:lang w:val="en-US"/>
               </w:rPr>
-              <w:t>3</w:t>
+              <w:t>4</w:t>
             </w:r>
           </w:p>
         </w:tc>
@@ -1146,7 +1137,13 @@
         <w:rPr>
           <w:lang w:val="en-US"/>
         </w:rPr>
-        <w:t xml:space="preserve">2 Militia </w:t>
+        <w:t xml:space="preserve">3 </w:t>
+      </w:r>
+      <w:r>
+        <w:rPr>
+          <w:lang w:val="en-US"/>
+        </w:rPr>
+        <w:t xml:space="preserve">Militia </w:t>
       </w:r>
     </w:p>
     <w:p>
@@ -1412,6 +1409,3534 @@
         <w:t xml:space="preserve"> - Place out of supply marker. All units reduced, place "OUT OF SUPPLY" on army (current space where units are)</w:t>
       </w:r>
     </w:p>
+    <w:p>
+      <w:pPr>
+        <w:pStyle w:val="Heading2"/>
+      </w:pPr>
+      <w:r>
+        <w:t>SUPPLY LINE BATTLE DRM</w:t>
+      </w:r>
+    </w:p>
+    <w:p>
+      <w:r>
+        <w:t xml:space="preserve">For each two locations occupied by the Ottomans, the Wahhabis receive </w:t>
+      </w:r>
+      <w:r>
+        <w:t>one right column shift</w:t>
+      </w:r>
+      <w:r>
+        <w:t xml:space="preserve"> on the Supply Line Battle</w:t>
+      </w:r>
+      <w:r>
+        <w:t xml:space="preserve"> table</w:t>
+      </w:r>
+      <w:r>
+        <w:br/>
+      </w:r>
+      <w:r>
+        <w:br/>
+        <w:t xml:space="preserve">Ottomans control Mawiyya -&gt; </w:t>
+      </w:r>
+      <w:r>
+        <w:t>1 shift right</w:t>
+      </w:r>
+    </w:p>
+    <w:p>
+      <w:r>
+        <w:t xml:space="preserve">Ottomans control Unaizah/Buraidah -&gt; </w:t>
+      </w:r>
+      <w:r>
+        <w:t>2 shift right</w:t>
+      </w:r>
+    </w:p>
+    <w:p>
+      <w:r>
+        <w:t xml:space="preserve">Ottomans control Shaqra -&gt; </w:t>
+      </w:r>
+      <w:r>
+        <w:t>3 shift right</w:t>
+      </w:r>
+    </w:p>
+    <w:p/>
+    <w:p>
+      <w:pPr>
+        <w:pStyle w:val="Heading2"/>
+      </w:pPr>
+      <w:r>
+        <w:t>BATTLES</w:t>
+      </w:r>
+    </w:p>
+    <w:p>
+      <w:r>
+        <w:t xml:space="preserve">Each side rolls a die on the Battle Table, using the column relating to their total strengh (in Strength Points). Result is number of enemy SPs lost. Apply hits simulataneously. </w:t>
+      </w:r>
+    </w:p>
+    <w:p>
+      <w:pPr>
+        <w:pStyle w:val="Heading1"/>
+      </w:pPr>
+      <w:r>
+        <w:br/>
+      </w:r>
+    </w:p>
+    <w:p>
+      <w:pPr>
+        <w:pStyle w:val="Heading1"/>
+      </w:pPr>
+    </w:p>
+    <w:p>
+      <w:pPr>
+        <w:pStyle w:val="Heading1"/>
+      </w:pPr>
+    </w:p>
+    <w:p>
+      <w:pPr>
+        <w:pStyle w:val="Heading1"/>
+      </w:pPr>
+    </w:p>
+    <w:p>
+      <w:pPr>
+        <w:pStyle w:val="Heading1"/>
+      </w:pPr>
+      <w:r>
+        <w:lastRenderedPageBreak/>
+        <w:t>HEJAZ CAMPAIGN 1811 – 1815</w:t>
+      </w:r>
+    </w:p>
+    <w:p>
+      <w:pPr>
+        <w:pStyle w:val="Heading2"/>
+      </w:pPr>
+      <w:r>
+        <w:t>MAP TRACKS</w:t>
+      </w:r>
+      <w:r>
+        <w:br/>
+      </w:r>
+      <w:r>
+        <w:br/>
+        <w:t>Northern Track</w:t>
+      </w:r>
+      <w:r>
+        <w:br/>
+      </w:r>
+      <w:r>
+        <w:br/>
+      </w:r>
+      <w:r>
+        <w:rPr>
+          <w:rFonts w:ascii="Berkeley Book" w:hAnsi="Berkeley Book"/>
+          <w:sz w:val="24"/>
+          <w:szCs w:val="24"/>
+        </w:rPr>
+        <w:t xml:space="preserve">Yanbu - Badr - Wadi Al Safra </w:t>
+      </w:r>
+      <w:r>
+        <w:rPr>
+          <w:rFonts w:ascii="Berkeley Book" w:hAnsi="Berkeley Book"/>
+          <w:sz w:val="24"/>
+          <w:szCs w:val="24"/>
+        </w:rPr>
+        <w:t>–</w:t>
+      </w:r>
+      <w:r>
+        <w:rPr>
+          <w:rFonts w:ascii="Berkeley Book" w:hAnsi="Berkeley Book"/>
+          <w:sz w:val="24"/>
+          <w:szCs w:val="24"/>
+        </w:rPr>
+        <w:t xml:space="preserve"> Brabbas</w:t>
+      </w:r>
+      <w:r>
+        <w:rPr>
+          <w:rFonts w:ascii="Berkeley Book" w:hAnsi="Berkeley Book"/>
+          <w:sz w:val="24"/>
+          <w:szCs w:val="24"/>
+        </w:rPr>
+        <w:t>**</w:t>
+      </w:r>
+      <w:r>
+        <w:rPr>
+          <w:rFonts w:ascii="Berkeley Book" w:hAnsi="Berkeley Book"/>
+          <w:sz w:val="24"/>
+          <w:szCs w:val="24"/>
+        </w:rPr>
+        <w:t xml:space="preserve"> </w:t>
+      </w:r>
+      <w:r>
+        <w:rPr>
+          <w:rFonts w:ascii="Berkeley Book" w:hAnsi="Berkeley Book"/>
+          <w:sz w:val="24"/>
+          <w:szCs w:val="24"/>
+        </w:rPr>
+        <w:t>–</w:t>
+      </w:r>
+      <w:r>
+        <w:rPr>
+          <w:rFonts w:ascii="Berkeley Book" w:hAnsi="Berkeley Book"/>
+          <w:sz w:val="24"/>
+          <w:szCs w:val="24"/>
+        </w:rPr>
+        <w:t xml:space="preserve"> Medina</w:t>
+      </w:r>
+      <w:r>
+        <w:rPr>
+          <w:rFonts w:ascii="Berkeley Book" w:hAnsi="Berkeley Book"/>
+          <w:sz w:val="24"/>
+          <w:szCs w:val="24"/>
+        </w:rPr>
+        <w:t>*</w:t>
+      </w:r>
+      <w:r>
+        <w:rPr>
+          <w:rFonts w:ascii="Berkeley Book" w:hAnsi="Berkeley Book"/>
+          <w:sz w:val="24"/>
+          <w:szCs w:val="24"/>
+        </w:rPr>
+        <w:t xml:space="preserve"> - ON TO NAJD</w:t>
+      </w:r>
+      <w:r>
+        <w:rPr>
+          <w:rFonts w:ascii="Berkeley Book" w:hAnsi="Berkeley Book"/>
+        </w:rPr>
+        <w:br/>
+      </w:r>
+      <w:r>
+        <w:rPr>
+          <w:rFonts w:ascii="Berkeley Book" w:hAnsi="Berkeley Book"/>
+        </w:rPr>
+        <w:br/>
+      </w:r>
+      <w:r>
+        <w:t>Southern Track</w:t>
+      </w:r>
+    </w:p>
+    <w:p>
+      <w:pPr>
+        <w:rPr>
+          <w:rFonts w:ascii="Berkeley Book" w:hAnsi="Berkeley Book"/>
+          <w:sz w:val="24"/>
+          <w:szCs w:val="24"/>
+          <w:lang w:val="en-US"/>
+        </w:rPr>
+      </w:pPr>
+      <w:r>
+        <w:rPr>
+          <w:rFonts w:ascii="Berkeley Book" w:hAnsi="Berkeley Book"/>
+          <w:sz w:val="24"/>
+          <w:szCs w:val="24"/>
+          <w:lang w:val="en-US"/>
+        </w:rPr>
+        <w:t xml:space="preserve">N </w:t>
+      </w:r>
+      <w:r>
+        <w:rPr>
+          <w:rFonts w:ascii="Berkeley Book" w:hAnsi="Berkeley Book"/>
+          <w:sz w:val="24"/>
+          <w:szCs w:val="24"/>
+          <w:lang w:val="en-US"/>
+        </w:rPr>
+        <w:t>Jeddah (Hub) </w:t>
+      </w:r>
+      <w:r>
+        <w:rPr>
+          <w:rFonts w:ascii="Berkeley Book" w:hAnsi="Berkeley Book"/>
+          <w:sz w:val="24"/>
+          <w:szCs w:val="24"/>
+          <w:lang w:val="en-US"/>
+        </w:rPr>
+        <w:t xml:space="preserve">- </w:t>
+      </w:r>
+      <w:r>
+        <w:rPr>
+          <w:rFonts w:ascii="Berkeley Book" w:hAnsi="Berkeley Book"/>
+          <w:sz w:val="24"/>
+          <w:szCs w:val="24"/>
+          <w:lang w:val="en-US"/>
+        </w:rPr>
+        <w:t> Mecca </w:t>
+      </w:r>
+      <w:r>
+        <w:rPr>
+          <w:rFonts w:ascii="Berkeley Book" w:hAnsi="Berkeley Book"/>
+          <w:sz w:val="24"/>
+          <w:szCs w:val="24"/>
+          <w:lang w:val="en-US"/>
+        </w:rPr>
+        <w:t>-</w:t>
+      </w:r>
+      <w:r>
+        <w:rPr>
+          <w:rFonts w:ascii="Berkeley Book" w:hAnsi="Berkeley Book"/>
+          <w:sz w:val="24"/>
+          <w:szCs w:val="24"/>
+          <w:lang w:val="en-US"/>
+        </w:rPr>
+        <w:t> Taif </w:t>
+      </w:r>
+      <w:r>
+        <w:rPr>
+          <w:rFonts w:ascii="Berkeley Book" w:hAnsi="Berkeley Book"/>
+          <w:sz w:val="24"/>
+          <w:szCs w:val="24"/>
+          <w:lang w:val="en-US"/>
+        </w:rPr>
+        <w:t xml:space="preserve">- </w:t>
+      </w:r>
+      <w:r>
+        <w:rPr>
+          <w:rFonts w:ascii="Berkeley Book" w:hAnsi="Berkeley Book"/>
+          <w:sz w:val="24"/>
+          <w:szCs w:val="24"/>
+          <w:lang w:val="en-US"/>
+        </w:rPr>
+        <w:t>Turabah </w:t>
+      </w:r>
+      <w:r>
+        <w:rPr>
+          <w:rFonts w:ascii="Berkeley Book" w:hAnsi="Berkeley Book"/>
+          <w:sz w:val="24"/>
+          <w:szCs w:val="24"/>
+          <w:lang w:val="en-US"/>
+        </w:rPr>
+        <w:t xml:space="preserve">- </w:t>
+      </w:r>
+      <w:r>
+        <w:rPr>
+          <w:rFonts w:ascii="Berkeley Book" w:hAnsi="Berkeley Book"/>
+          <w:sz w:val="24"/>
+          <w:szCs w:val="24"/>
+          <w:lang w:val="en-US"/>
+        </w:rPr>
+        <w:t> Bisha</w:t>
+      </w:r>
+      <w:r>
+        <w:rPr>
+          <w:rFonts w:ascii="Berkeley Book" w:hAnsi="Berkeley Book"/>
+          <w:sz w:val="24"/>
+          <w:szCs w:val="24"/>
+          <w:lang w:val="en-US"/>
+        </w:rPr>
+        <w:t>*</w:t>
+      </w:r>
+      <w:r>
+        <w:rPr>
+          <w:rFonts w:ascii="Berkeley Book" w:hAnsi="Berkeley Book"/>
+          <w:sz w:val="24"/>
+          <w:szCs w:val="24"/>
+          <w:lang w:val="en-US"/>
+        </w:rPr>
+        <w:t>*</w:t>
+      </w:r>
+      <w:r>
+        <w:rPr>
+          <w:rFonts w:ascii="Berkeley Book" w:hAnsi="Berkeley Book"/>
+          <w:sz w:val="24"/>
+          <w:szCs w:val="24"/>
+          <w:vertAlign w:val="superscript"/>
+          <w:lang w:val="en-US"/>
+        </w:rPr>
+        <w:t>+</w:t>
+      </w:r>
+      <w:r>
+        <w:rPr>
+          <w:rFonts w:ascii="Berkeley Book" w:hAnsi="Berkeley Book"/>
+          <w:sz w:val="24"/>
+          <w:szCs w:val="24"/>
+          <w:lang w:val="en-US"/>
+        </w:rPr>
+        <w:t xml:space="preserve"> – ON TO NAJD</w:t>
+      </w:r>
+    </w:p>
+    <w:p>
+      <w:pPr>
+        <w:rPr>
+          <w:rFonts w:ascii="Berkeley Book" w:hAnsi="Berkeley Book"/>
+          <w:lang w:val="en-US"/>
+        </w:rPr>
+      </w:pPr>
+    </w:p>
+    <w:p>
+      <w:pPr>
+        <w:pStyle w:val="Heading2"/>
+        <w:rPr>
+          <w:lang w:val="en-US"/>
+        </w:rPr>
+      </w:pPr>
+      <w:r>
+        <w:rPr>
+          <w:lang w:val="en-US"/>
+        </w:rPr>
+        <w:t>Coastal/Maritime Track</w:t>
+      </w:r>
+    </w:p>
+    <w:p>
+      <w:pPr>
+        <w:rPr>
+          <w:rFonts w:ascii="Berkeley Book" w:hAnsi="Berkeley Book"/>
+          <w:sz w:val="24"/>
+          <w:szCs w:val="24"/>
+          <w:lang w:val="en-US"/>
+        </w:rPr>
+      </w:pPr>
+      <w:r>
+        <w:rPr>
+          <w:rFonts w:ascii="Berkeley Book" w:hAnsi="Berkeley Book"/>
+          <w:sz w:val="24"/>
+          <w:szCs w:val="24"/>
+          <w:lang w:val="en-US"/>
+        </w:rPr>
+        <w:t xml:space="preserve">S </w:t>
+      </w:r>
+      <w:r>
+        <w:rPr>
+          <w:rFonts w:ascii="Berkeley Book" w:hAnsi="Berkeley Book"/>
+          <w:sz w:val="24"/>
+          <w:szCs w:val="24"/>
+          <w:lang w:val="en-US"/>
+        </w:rPr>
+        <w:t>Jeddah (Hub) </w:t>
+      </w:r>
+      <w:r>
+        <w:rPr>
+          <w:rFonts w:ascii="Berkeley Book" w:hAnsi="Berkeley Book"/>
+          <w:sz w:val="24"/>
+          <w:szCs w:val="24"/>
+          <w:lang w:val="en-US"/>
+        </w:rPr>
+        <w:t xml:space="preserve">- </w:t>
+      </w:r>
+      <w:r>
+        <w:rPr>
+          <w:rFonts w:ascii="Berkeley Book" w:hAnsi="Berkeley Book"/>
+          <w:sz w:val="24"/>
+          <w:szCs w:val="24"/>
+          <w:lang w:val="en-US"/>
+        </w:rPr>
+        <w:t> Al Lith </w:t>
+      </w:r>
+      <w:r>
+        <w:rPr>
+          <w:rFonts w:ascii="Berkeley Book" w:hAnsi="Berkeley Book"/>
+          <w:sz w:val="24"/>
+          <w:szCs w:val="24"/>
+          <w:lang w:val="en-US"/>
+        </w:rPr>
+        <w:t xml:space="preserve">- </w:t>
+      </w:r>
+      <w:r>
+        <w:rPr>
+          <w:rFonts w:ascii="Berkeley Book" w:hAnsi="Berkeley Book"/>
+          <w:sz w:val="24"/>
+          <w:szCs w:val="24"/>
+          <w:lang w:val="en-US"/>
+        </w:rPr>
+        <w:t> Al Qunfudhah</w:t>
+      </w:r>
+      <w:r>
+        <w:rPr>
+          <w:rFonts w:ascii="Berkeley Book" w:hAnsi="Berkeley Book"/>
+          <w:sz w:val="24"/>
+          <w:szCs w:val="24"/>
+          <w:lang w:val="en-US"/>
+        </w:rPr>
+        <w:t>**</w:t>
+      </w:r>
+      <w:r>
+        <w:rPr>
+          <w:rFonts w:ascii="Berkeley Book" w:hAnsi="Berkeley Book"/>
+          <w:sz w:val="24"/>
+          <w:szCs w:val="24"/>
+          <w:lang w:val="en-US"/>
+        </w:rPr>
+        <w:t> </w:t>
+      </w:r>
+      <w:r>
+        <w:rPr>
+          <w:rFonts w:ascii="Berkeley Book" w:hAnsi="Berkeley Book"/>
+          <w:sz w:val="24"/>
+          <w:szCs w:val="24"/>
+          <w:lang w:val="en-US"/>
+        </w:rPr>
+        <w:t xml:space="preserve">- </w:t>
+      </w:r>
+      <w:r>
+        <w:rPr>
+          <w:rFonts w:ascii="Berkeley Book" w:hAnsi="Berkeley Book"/>
+          <w:sz w:val="24"/>
+          <w:szCs w:val="24"/>
+          <w:lang w:val="en-US"/>
+        </w:rPr>
+        <w:t> </w:t>
+      </w:r>
+      <w:r>
+        <w:rPr>
+          <w:rFonts w:ascii="Berkeley Book" w:hAnsi="Berkeley Book"/>
+          <w:sz w:val="24"/>
+          <w:szCs w:val="24"/>
+          <w:lang w:val="en-US"/>
+        </w:rPr>
+        <w:t xml:space="preserve">Abha </w:t>
+      </w:r>
+      <w:r>
+        <w:rPr>
+          <w:rFonts w:ascii="Berkeley Book" w:hAnsi="Berkeley Book"/>
+          <w:sz w:val="24"/>
+          <w:szCs w:val="24"/>
+          <w:lang w:val="en-US"/>
+        </w:rPr>
+        <w:t>(Coastal)</w:t>
+      </w:r>
+      <w:r>
+        <w:rPr>
+          <w:rFonts w:ascii="Berkeley Book" w:hAnsi="Berkeley Book"/>
+          <w:sz w:val="24"/>
+          <w:szCs w:val="24"/>
+          <w:vertAlign w:val="superscript"/>
+          <w:lang w:val="en-US"/>
+        </w:rPr>
+        <w:t>+</w:t>
+      </w:r>
+      <w:r>
+        <w:rPr>
+          <w:rFonts w:ascii="Berkeley Book" w:hAnsi="Berkeley Book"/>
+          <w:sz w:val="24"/>
+          <w:szCs w:val="24"/>
+          <w:lang w:val="en-US"/>
+        </w:rPr>
+        <w:t xml:space="preserve"> – </w:t>
+      </w:r>
+      <w:r>
+        <w:rPr>
+          <w:rFonts w:ascii="Berkeley Book" w:hAnsi="Berkeley Book"/>
+          <w:sz w:val="24"/>
+          <w:szCs w:val="24"/>
+          <w:lang w:val="en-US"/>
+        </w:rPr>
+        <w:t>Khamis Mushait</w:t>
+      </w:r>
+      <w:r>
+        <w:rPr>
+          <w:rFonts w:ascii="Berkeley Book" w:hAnsi="Berkeley Book"/>
+          <w:sz w:val="24"/>
+          <w:szCs w:val="24"/>
+          <w:lang w:val="en-US"/>
+        </w:rPr>
+        <w:t xml:space="preserve"> </w:t>
+      </w:r>
+      <w:r>
+        <w:rPr>
+          <w:rFonts w:ascii="Berkeley Book" w:hAnsi="Berkeley Book"/>
+          <w:sz w:val="24"/>
+          <w:szCs w:val="24"/>
+          <w:lang w:val="en-US"/>
+        </w:rPr>
+        <w:t xml:space="preserve">- </w:t>
+      </w:r>
+      <w:r>
+        <w:rPr>
+          <w:rFonts w:ascii="Berkeley Book" w:hAnsi="Berkeley Book"/>
+          <w:sz w:val="24"/>
+          <w:szCs w:val="24"/>
+          <w:lang w:val="en-US"/>
+        </w:rPr>
+        <w:t>ON TO NAJD</w:t>
+      </w:r>
+    </w:p>
+    <w:p>
+      <w:pPr>
+        <w:rPr>
+          <w:rFonts w:ascii="Berkeley Book" w:hAnsi="Berkeley Book"/>
+          <w:sz w:val="24"/>
+          <w:szCs w:val="24"/>
+          <w:lang w:val="en-US"/>
+        </w:rPr>
+      </w:pPr>
+      <w:r>
+        <w:rPr>
+          <w:rFonts w:ascii="Berkeley Book" w:hAnsi="Berkeley Book"/>
+          <w:sz w:val="24"/>
+          <w:szCs w:val="24"/>
+          <w:lang w:val="en-US"/>
+        </w:rPr>
+        <w:t>* Connected via Desert Path – implications for redeployment</w:t>
+      </w:r>
+    </w:p>
+    <w:p>
+      <w:pPr>
+        <w:rPr>
+          <w:rFonts w:ascii="Berkeley Book" w:hAnsi="Berkeley Book"/>
+          <w:sz w:val="24"/>
+          <w:szCs w:val="24"/>
+          <w:lang w:val="en-US"/>
+        </w:rPr>
+      </w:pPr>
+      <w:r>
+        <w:rPr>
+          <w:rFonts w:ascii="Berkeley Book" w:hAnsi="Berkeley Book"/>
+          <w:sz w:val="24"/>
+          <w:szCs w:val="24"/>
+          <w:lang w:val="en-US"/>
+        </w:rPr>
+        <w:t>** Penalty to Ottomans for disruption to supply lines</w:t>
+      </w:r>
+    </w:p>
+    <w:p>
+      <w:pPr>
+        <w:rPr>
+          <w:rFonts w:ascii="Berkeley Book" w:hAnsi="Berkeley Book"/>
+          <w:sz w:val="24"/>
+          <w:szCs w:val="24"/>
+          <w:lang w:val="en-US"/>
+        </w:rPr>
+      </w:pPr>
+      <w:r>
+        <w:rPr>
+          <w:rFonts w:ascii="Berkeley Book" w:hAnsi="Berkeley Book"/>
+          <w:sz w:val="24"/>
+          <w:szCs w:val="24"/>
+          <w:lang w:val="en-US"/>
+        </w:rPr>
+        <w:t>+ Recruitment Hubs</w:t>
+      </w:r>
+    </w:p>
+    <w:p>
+      <w:pPr>
+        <w:pStyle w:val="Heading2"/>
+        <w:rPr>
+          <w:lang w:val="en-US"/>
+        </w:rPr>
+      </w:pPr>
+      <w:r>
+        <w:rPr>
+          <w:lang w:val="en-US"/>
+        </w:rPr>
+        <w:t>LOCATION CATEGORIES</w:t>
+      </w:r>
+    </w:p>
+    <w:p>
+      <w:pPr>
+        <w:pStyle w:val="Heading2"/>
+        <w:rPr>
+          <w:lang w:val="en-US"/>
+        </w:rPr>
+      </w:pPr>
+      <w:r>
+        <w:rPr>
+          <w:lang w:val="en-US"/>
+        </w:rPr>
+        <w:t>Northern Track</w:t>
+      </w:r>
+    </w:p>
+    <w:tbl>
+      <w:tblPr>
+        <w:tblW w:w="9720" w:type="dxa"/>
+        <w:shd w:val="clear" w:color="auto" w:fill="FFFFFF"/>
+        <w:tblCellMar>
+          <w:top w:w="15" w:type="dxa"/>
+          <w:left w:w="15" w:type="dxa"/>
+          <w:bottom w:w="15" w:type="dxa"/>
+          <w:right w:w="15" w:type="dxa"/>
+        </w:tblCellMar>
+        <w:tblLook w:val="04A0" w:firstRow="1" w:lastRow="0" w:firstColumn="1" w:lastColumn="0" w:noHBand="0" w:noVBand="1"/>
+      </w:tblPr>
+      <w:tblGrid>
+        <w:gridCol w:w="1465"/>
+        <w:gridCol w:w="1687"/>
+        <w:gridCol w:w="6568"/>
+      </w:tblGrid>
+      <w:tr>
+        <w:tc>
+          <w:tcPr>
+            <w:tcW w:w="0" w:type="auto"/>
+            <w:tcBorders>
+              <w:bottom w:val="single" w:sz="4" w:space="0" w:color="DCDFE5"/>
+            </w:tcBorders>
+            <w:shd w:val="clear" w:color="auto" w:fill="FFFFFF"/>
+            <w:tcMar>
+              <w:top w:w="120" w:type="dxa"/>
+              <w:left w:w="0" w:type="dxa"/>
+              <w:bottom w:w="120" w:type="dxa"/>
+              <w:right w:w="240" w:type="dxa"/>
+            </w:tcMar>
+            <w:hideMark/>
+          </w:tcPr>
+          <w:p>
+            <w:pPr>
+              <w:rPr>
+                <w:b/>
+                <w:bCs/>
+                <w:lang w:val="en-US"/>
+              </w:rPr>
+            </w:pPr>
+            <w:r>
+              <w:rPr>
+                <w:b/>
+                <w:bCs/>
+                <w:lang w:val="en-US"/>
+              </w:rPr>
+              <w:t>Location</w:t>
+            </w:r>
+          </w:p>
+        </w:tc>
+        <w:tc>
+          <w:tcPr>
+            <w:tcW w:w="0" w:type="auto"/>
+            <w:tcBorders>
+              <w:bottom w:val="single" w:sz="4" w:space="0" w:color="DCDFE5"/>
+            </w:tcBorders>
+            <w:shd w:val="clear" w:color="auto" w:fill="FFFFFF"/>
+            <w:tcMar>
+              <w:top w:w="120" w:type="dxa"/>
+              <w:left w:w="0" w:type="dxa"/>
+              <w:bottom w:w="120" w:type="dxa"/>
+              <w:right w:w="240" w:type="dxa"/>
+            </w:tcMar>
+            <w:hideMark/>
+          </w:tcPr>
+          <w:p>
+            <w:pPr>
+              <w:rPr>
+                <w:b/>
+                <w:bCs/>
+                <w:lang w:val="en-US"/>
+              </w:rPr>
+            </w:pPr>
+            <w:r>
+              <w:rPr>
+                <w:b/>
+                <w:bCs/>
+                <w:lang w:val="en-US"/>
+              </w:rPr>
+              <w:t>Classification</w:t>
+            </w:r>
+          </w:p>
+        </w:tc>
+        <w:tc>
+          <w:tcPr>
+            <w:tcW w:w="0" w:type="auto"/>
+            <w:tcBorders>
+              <w:bottom w:val="single" w:sz="4" w:space="0" w:color="DCDFE5"/>
+            </w:tcBorders>
+            <w:shd w:val="clear" w:color="auto" w:fill="FFFFFF"/>
+            <w:tcMar>
+              <w:top w:w="120" w:type="dxa"/>
+              <w:left w:w="0" w:type="dxa"/>
+              <w:bottom w:w="120" w:type="dxa"/>
+              <w:right w:w="0" w:type="dxa"/>
+            </w:tcMar>
+            <w:hideMark/>
+          </w:tcPr>
+          <w:p>
+            <w:pPr>
+              <w:rPr>
+                <w:b/>
+                <w:bCs/>
+                <w:lang w:val="en-US"/>
+              </w:rPr>
+            </w:pPr>
+            <w:r>
+              <w:rPr>
+                <w:b/>
+                <w:bCs/>
+                <w:lang w:val="en-US"/>
+              </w:rPr>
+              <w:t>Historical Reasoning</w:t>
+            </w:r>
+          </w:p>
+        </w:tc>
+      </w:tr>
+      <w:tr>
+        <w:tc>
+          <w:tcPr>
+            <w:tcW w:w="0" w:type="auto"/>
+            <w:tcBorders>
+              <w:bottom w:val="single" w:sz="4" w:space="0" w:color="DCDFE5"/>
+            </w:tcBorders>
+            <w:shd w:val="clear" w:color="auto" w:fill="FFFFFF"/>
+            <w:tcMar>
+              <w:top w:w="180" w:type="dxa"/>
+              <w:left w:w="0" w:type="dxa"/>
+              <w:bottom w:w="180" w:type="dxa"/>
+              <w:right w:w="240" w:type="dxa"/>
+            </w:tcMar>
+            <w:hideMark/>
+          </w:tcPr>
+          <w:p>
+            <w:pPr>
+              <w:rPr>
+                <w:lang w:val="en-US"/>
+              </w:rPr>
+            </w:pPr>
+            <w:r>
+              <w:rPr>
+                <w:b/>
+                <w:bCs/>
+                <w:lang w:val="en-US"/>
+              </w:rPr>
+              <w:t>Yanbu</w:t>
+            </w:r>
+          </w:p>
+        </w:tc>
+        <w:tc>
+          <w:tcPr>
+            <w:tcW w:w="0" w:type="auto"/>
+            <w:tcBorders>
+              <w:bottom w:val="single" w:sz="4" w:space="0" w:color="DCDFE5"/>
+            </w:tcBorders>
+            <w:shd w:val="clear" w:color="auto" w:fill="FFFFFF"/>
+            <w:tcMar>
+              <w:top w:w="180" w:type="dxa"/>
+              <w:left w:w="0" w:type="dxa"/>
+              <w:bottom w:w="180" w:type="dxa"/>
+              <w:right w:w="240" w:type="dxa"/>
+            </w:tcMar>
+            <w:hideMark/>
+          </w:tcPr>
+          <w:p>
+            <w:pPr>
+              <w:rPr>
+                <w:lang w:val="en-US"/>
+              </w:rPr>
+            </w:pPr>
+            <w:r>
+              <w:rPr>
+                <w:b/>
+                <w:bCs/>
+                <w:lang w:val="en-US"/>
+              </w:rPr>
+              <w:t>Port Town</w:t>
+            </w:r>
+          </w:p>
+        </w:tc>
+        <w:tc>
+          <w:tcPr>
+            <w:tcW w:w="0" w:type="auto"/>
+            <w:tcBorders>
+              <w:bottom w:val="single" w:sz="4" w:space="0" w:color="DCDFE5"/>
+            </w:tcBorders>
+            <w:shd w:val="clear" w:color="auto" w:fill="FFFFFF"/>
+            <w:tcMar>
+              <w:top w:w="180" w:type="dxa"/>
+              <w:left w:w="0" w:type="dxa"/>
+              <w:bottom w:w="180" w:type="dxa"/>
+              <w:right w:w="0" w:type="dxa"/>
+            </w:tcMar>
+            <w:hideMark/>
+          </w:tcPr>
+          <w:p>
+            <w:pPr>
+              <w:rPr>
+                <w:lang w:val="en-US"/>
+              </w:rPr>
+            </w:pPr>
+            <w:r>
+              <w:rPr>
+                <w:lang w:val="en-US"/>
+              </w:rPr>
+              <w:t>The primary landing point for Ottoman reinforcements and heavy siege guns.</w:t>
+            </w:r>
+          </w:p>
+        </w:tc>
+      </w:tr>
+      <w:tr>
+        <w:tc>
+          <w:tcPr>
+            <w:tcW w:w="0" w:type="auto"/>
+            <w:tcBorders>
+              <w:bottom w:val="single" w:sz="4" w:space="0" w:color="DCDFE5"/>
+            </w:tcBorders>
+            <w:shd w:val="clear" w:color="auto" w:fill="FFFFFF"/>
+            <w:tcMar>
+              <w:top w:w="180" w:type="dxa"/>
+              <w:left w:w="0" w:type="dxa"/>
+              <w:bottom w:w="180" w:type="dxa"/>
+              <w:right w:w="240" w:type="dxa"/>
+            </w:tcMar>
+            <w:hideMark/>
+          </w:tcPr>
+          <w:p>
+            <w:pPr>
+              <w:rPr>
+                <w:lang w:val="en-US"/>
+              </w:rPr>
+            </w:pPr>
+            <w:r>
+              <w:rPr>
+                <w:b/>
+                <w:bCs/>
+                <w:lang w:val="en-US"/>
+              </w:rPr>
+              <w:t>Badr</w:t>
+            </w:r>
+          </w:p>
+        </w:tc>
+        <w:tc>
+          <w:tcPr>
+            <w:tcW w:w="0" w:type="auto"/>
+            <w:tcBorders>
+              <w:bottom w:val="single" w:sz="4" w:space="0" w:color="DCDFE5"/>
+            </w:tcBorders>
+            <w:shd w:val="clear" w:color="auto" w:fill="FFFFFF"/>
+            <w:tcMar>
+              <w:top w:w="180" w:type="dxa"/>
+              <w:left w:w="0" w:type="dxa"/>
+              <w:bottom w:w="180" w:type="dxa"/>
+              <w:right w:w="240" w:type="dxa"/>
+            </w:tcMar>
+            <w:hideMark/>
+          </w:tcPr>
+          <w:p>
+            <w:pPr>
+              <w:rPr>
+                <w:lang w:val="en-US"/>
+              </w:rPr>
+            </w:pPr>
+            <w:r>
+              <w:rPr>
+                <w:b/>
+                <w:bCs/>
+                <w:lang w:val="en-US"/>
+              </w:rPr>
+              <w:t>Town</w:t>
+            </w:r>
+          </w:p>
+        </w:tc>
+        <w:tc>
+          <w:tcPr>
+            <w:tcW w:w="0" w:type="auto"/>
+            <w:tcBorders>
+              <w:bottom w:val="single" w:sz="4" w:space="0" w:color="DCDFE5"/>
+            </w:tcBorders>
+            <w:shd w:val="clear" w:color="auto" w:fill="FFFFFF"/>
+            <w:tcMar>
+              <w:top w:w="180" w:type="dxa"/>
+              <w:left w:w="0" w:type="dxa"/>
+              <w:bottom w:w="180" w:type="dxa"/>
+              <w:right w:w="0" w:type="dxa"/>
+            </w:tcMar>
+            <w:hideMark/>
+          </w:tcPr>
+          <w:p>
+            <w:pPr>
+              <w:rPr>
+                <w:lang w:val="en-US"/>
+              </w:rPr>
+            </w:pPr>
+            <w:r>
+              <w:rPr>
+                <w:lang w:val="en-US"/>
+              </w:rPr>
+              <w:t>A strategic desert crossroads and transit hub.</w:t>
+            </w:r>
+          </w:p>
+        </w:tc>
+      </w:tr>
+      <w:tr>
+        <w:tc>
+          <w:tcPr>
+            <w:tcW w:w="0" w:type="auto"/>
+            <w:tcBorders>
+              <w:bottom w:val="single" w:sz="4" w:space="0" w:color="DCDFE5"/>
+            </w:tcBorders>
+            <w:shd w:val="clear" w:color="auto" w:fill="FFFFFF"/>
+            <w:tcMar>
+              <w:top w:w="180" w:type="dxa"/>
+              <w:left w:w="0" w:type="dxa"/>
+              <w:bottom w:w="180" w:type="dxa"/>
+              <w:right w:w="240" w:type="dxa"/>
+            </w:tcMar>
+            <w:hideMark/>
+          </w:tcPr>
+          <w:p>
+            <w:pPr>
+              <w:rPr>
+                <w:lang w:val="en-US"/>
+              </w:rPr>
+            </w:pPr>
+            <w:r>
+              <w:rPr>
+                <w:b/>
+                <w:bCs/>
+                <w:lang w:val="en-US"/>
+              </w:rPr>
+              <w:t>Wadi Al Safra</w:t>
+            </w:r>
+          </w:p>
+        </w:tc>
+        <w:tc>
+          <w:tcPr>
+            <w:tcW w:w="0" w:type="auto"/>
+            <w:tcBorders>
+              <w:bottom w:val="single" w:sz="4" w:space="0" w:color="DCDFE5"/>
+            </w:tcBorders>
+            <w:shd w:val="clear" w:color="auto" w:fill="FFFFFF"/>
+            <w:tcMar>
+              <w:top w:w="180" w:type="dxa"/>
+              <w:left w:w="0" w:type="dxa"/>
+              <w:bottom w:w="180" w:type="dxa"/>
+              <w:right w:w="240" w:type="dxa"/>
+            </w:tcMar>
+            <w:hideMark/>
+          </w:tcPr>
+          <w:p>
+            <w:pPr>
+              <w:rPr>
+                <w:lang w:val="en-US"/>
+              </w:rPr>
+            </w:pPr>
+            <w:r>
+              <w:rPr>
+                <w:b/>
+                <w:bCs/>
+                <w:lang w:val="en-US"/>
+              </w:rPr>
+              <w:t>Mountain Pass</w:t>
+            </w:r>
+          </w:p>
+        </w:tc>
+        <w:tc>
+          <w:tcPr>
+            <w:tcW w:w="0" w:type="auto"/>
+            <w:tcBorders>
+              <w:bottom w:val="single" w:sz="4" w:space="0" w:color="DCDFE5"/>
+            </w:tcBorders>
+            <w:shd w:val="clear" w:color="auto" w:fill="FFFFFF"/>
+            <w:tcMar>
+              <w:top w:w="180" w:type="dxa"/>
+              <w:left w:w="0" w:type="dxa"/>
+              <w:bottom w:w="180" w:type="dxa"/>
+              <w:right w:w="0" w:type="dxa"/>
+            </w:tcMar>
+            <w:hideMark/>
+          </w:tcPr>
+          <w:p>
+            <w:pPr>
+              <w:rPr>
+                <w:lang w:val="en-US"/>
+              </w:rPr>
+            </w:pPr>
+            <w:r>
+              <w:rPr>
+                <w:lang w:val="en-US"/>
+              </w:rPr>
+              <w:t>A narrow, rugged valley; site of the 1812 Ottoman defeat (The Battle of Judaydah).</w:t>
+            </w:r>
+          </w:p>
+        </w:tc>
+      </w:tr>
+      <w:tr>
+        <w:tc>
+          <w:tcPr>
+            <w:tcW w:w="0" w:type="auto"/>
+            <w:tcBorders>
+              <w:bottom w:val="single" w:sz="4" w:space="0" w:color="DCDFE5"/>
+            </w:tcBorders>
+            <w:shd w:val="clear" w:color="auto" w:fill="FFFFFF"/>
+            <w:tcMar>
+              <w:top w:w="180" w:type="dxa"/>
+              <w:left w:w="0" w:type="dxa"/>
+              <w:bottom w:w="180" w:type="dxa"/>
+              <w:right w:w="240" w:type="dxa"/>
+            </w:tcMar>
+            <w:hideMark/>
+          </w:tcPr>
+          <w:p>
+            <w:pPr>
+              <w:rPr>
+                <w:lang w:val="en-US"/>
+              </w:rPr>
+            </w:pPr>
+            <w:r>
+              <w:rPr>
+                <w:b/>
+                <w:bCs/>
+                <w:lang w:val="en-US"/>
+              </w:rPr>
+              <w:t>Brabbas</w:t>
+            </w:r>
+          </w:p>
+        </w:tc>
+        <w:tc>
+          <w:tcPr>
+            <w:tcW w:w="0" w:type="auto"/>
+            <w:tcBorders>
+              <w:bottom w:val="single" w:sz="4" w:space="0" w:color="DCDFE5"/>
+            </w:tcBorders>
+            <w:shd w:val="clear" w:color="auto" w:fill="FFFFFF"/>
+            <w:tcMar>
+              <w:top w:w="180" w:type="dxa"/>
+              <w:left w:w="0" w:type="dxa"/>
+              <w:bottom w:w="180" w:type="dxa"/>
+              <w:right w:w="240" w:type="dxa"/>
+            </w:tcMar>
+            <w:hideMark/>
+          </w:tcPr>
+          <w:p>
+            <w:pPr>
+              <w:rPr>
+                <w:lang w:val="en-US"/>
+              </w:rPr>
+            </w:pPr>
+            <w:r>
+              <w:rPr>
+                <w:b/>
+                <w:bCs/>
+                <w:lang w:val="en-US"/>
+              </w:rPr>
+              <w:t>Town</w:t>
+            </w:r>
+          </w:p>
+        </w:tc>
+        <w:tc>
+          <w:tcPr>
+            <w:tcW w:w="0" w:type="auto"/>
+            <w:tcBorders>
+              <w:bottom w:val="single" w:sz="4" w:space="0" w:color="DCDFE5"/>
+            </w:tcBorders>
+            <w:shd w:val="clear" w:color="auto" w:fill="FFFFFF"/>
+            <w:tcMar>
+              <w:top w:w="180" w:type="dxa"/>
+              <w:left w:w="0" w:type="dxa"/>
+              <w:bottom w:w="180" w:type="dxa"/>
+              <w:right w:w="0" w:type="dxa"/>
+            </w:tcMar>
+            <w:hideMark/>
+          </w:tcPr>
+          <w:p>
+            <w:pPr>
+              <w:rPr>
+                <w:lang w:val="en-US"/>
+              </w:rPr>
+            </w:pPr>
+            <w:r>
+              <w:rPr>
+                <w:lang w:val="en-US"/>
+              </w:rPr>
+              <w:t>A smaller settlement on the approach to the holy city.</w:t>
+            </w:r>
+          </w:p>
+        </w:tc>
+      </w:tr>
+      <w:tr>
+        <w:tc>
+          <w:tcPr>
+            <w:tcW w:w="0" w:type="auto"/>
+            <w:tcBorders>
+              <w:bottom w:val="nil"/>
+            </w:tcBorders>
+            <w:shd w:val="clear" w:color="auto" w:fill="FFFFFF"/>
+            <w:tcMar>
+              <w:top w:w="180" w:type="dxa"/>
+              <w:left w:w="0" w:type="dxa"/>
+              <w:bottom w:w="180" w:type="dxa"/>
+              <w:right w:w="240" w:type="dxa"/>
+            </w:tcMar>
+            <w:hideMark/>
+          </w:tcPr>
+          <w:p>
+            <w:pPr>
+              <w:rPr>
+                <w:lang w:val="en-US"/>
+              </w:rPr>
+            </w:pPr>
+            <w:r>
+              <w:rPr>
+                <w:b/>
+                <w:bCs/>
+                <w:lang w:val="en-US"/>
+              </w:rPr>
+              <w:t>Medina</w:t>
+            </w:r>
+          </w:p>
+        </w:tc>
+        <w:tc>
+          <w:tcPr>
+            <w:tcW w:w="0" w:type="auto"/>
+            <w:tcBorders>
+              <w:bottom w:val="nil"/>
+            </w:tcBorders>
+            <w:shd w:val="clear" w:color="auto" w:fill="FFFFFF"/>
+            <w:tcMar>
+              <w:top w:w="180" w:type="dxa"/>
+              <w:left w:w="0" w:type="dxa"/>
+              <w:bottom w:w="180" w:type="dxa"/>
+              <w:right w:w="240" w:type="dxa"/>
+            </w:tcMar>
+            <w:hideMark/>
+          </w:tcPr>
+          <w:p>
+            <w:pPr>
+              <w:rPr>
+                <w:lang w:val="en-US"/>
+              </w:rPr>
+            </w:pPr>
+            <w:r>
+              <w:rPr>
+                <w:b/>
+                <w:bCs/>
+                <w:lang w:val="en-US"/>
+              </w:rPr>
+              <w:t>Fortified Town</w:t>
+            </w:r>
+          </w:p>
+        </w:tc>
+        <w:tc>
+          <w:tcPr>
+            <w:tcW w:w="0" w:type="auto"/>
+            <w:tcBorders>
+              <w:bottom w:val="nil"/>
+            </w:tcBorders>
+            <w:shd w:val="clear" w:color="auto" w:fill="FFFFFF"/>
+            <w:tcMar>
+              <w:top w:w="180" w:type="dxa"/>
+              <w:left w:w="0" w:type="dxa"/>
+              <w:bottom w:w="180" w:type="dxa"/>
+              <w:right w:w="0" w:type="dxa"/>
+            </w:tcMar>
+            <w:hideMark/>
+          </w:tcPr>
+          <w:p>
+            <w:pPr>
+              <w:rPr>
+                <w:lang w:val="en-US"/>
+              </w:rPr>
+            </w:pPr>
+            <w:r>
+              <w:rPr>
+                <w:lang w:val="en-US"/>
+              </w:rPr>
+              <w:t>Protected by high walls and a citadel; it required a formal siege to recapture in 1812.</w:t>
+            </w:r>
+          </w:p>
+          <w:p>
+            <w:pPr>
+              <w:rPr>
+                <w:b/>
+                <w:bCs/>
+                <w:lang w:val="en-US"/>
+              </w:rPr>
+            </w:pPr>
+            <w:r>
+              <w:rPr>
+                <w:b/>
+                <w:bCs/>
+                <w:lang w:val="en-US"/>
+              </w:rPr>
+              <w:t>1811</w:t>
+            </w:r>
+          </w:p>
+          <w:p>
+            <w:pPr>
+              <w:numPr>
+                <w:ilvl w:val="0"/>
+                <w:numId w:val="5"/>
+              </w:numPr>
+              <w:rPr>
+                <w:lang w:val="en-US"/>
+              </w:rPr>
+            </w:pPr>
+            <w:r>
+              <w:rPr>
+                <w:lang w:val="en-US"/>
+              </w:rPr>
+              <w:lastRenderedPageBreak/>
+              <w:t>Yanbu secured</w:t>
+            </w:r>
+          </w:p>
+          <w:p>
+            <w:pPr>
+              <w:rPr>
+                <w:b/>
+                <w:bCs/>
+                <w:lang w:val="en-US"/>
+              </w:rPr>
+            </w:pPr>
+            <w:r>
+              <w:rPr>
+                <w:b/>
+                <w:bCs/>
+                <w:lang w:val="en-US"/>
+              </w:rPr>
+              <w:t>Early 1812</w:t>
+            </w:r>
+          </w:p>
+          <w:p>
+            <w:pPr>
+              <w:numPr>
+                <w:ilvl w:val="0"/>
+                <w:numId w:val="6"/>
+              </w:numPr>
+              <w:rPr>
+                <w:lang w:val="en-US"/>
+              </w:rPr>
+            </w:pPr>
+            <w:r>
+              <w:rPr>
+                <w:lang w:val="en-US"/>
+              </w:rPr>
+              <w:t>Badr secured</w:t>
+            </w:r>
+          </w:p>
+          <w:p>
+            <w:pPr>
+              <w:numPr>
+                <w:ilvl w:val="0"/>
+                <w:numId w:val="6"/>
+              </w:numPr>
+              <w:rPr>
+                <w:lang w:val="en-US"/>
+              </w:rPr>
+            </w:pPr>
+            <w:r>
+              <w:rPr>
+                <w:lang w:val="en-US"/>
+              </w:rPr>
+              <w:t>Defeat at Wadi al-Safra</w:t>
+            </w:r>
+          </w:p>
+          <w:p>
+            <w:pPr>
+              <w:rPr>
+                <w:b/>
+                <w:bCs/>
+                <w:lang w:val="en-US"/>
+              </w:rPr>
+            </w:pPr>
+            <w:r>
+              <w:rPr>
+                <w:b/>
+                <w:bCs/>
+                <w:lang w:val="en-US"/>
+              </w:rPr>
+              <w:t>Late 1812</w:t>
+            </w:r>
+          </w:p>
+          <w:p>
+            <w:pPr>
+              <w:numPr>
+                <w:ilvl w:val="0"/>
+                <w:numId w:val="7"/>
+              </w:numPr>
+              <w:rPr>
+                <w:lang w:val="en-US"/>
+              </w:rPr>
+            </w:pPr>
+            <w:r>
+              <w:rPr>
+                <w:lang w:val="en-US"/>
+              </w:rPr>
+              <w:t>Wadi al-Safra recovered</w:t>
+            </w:r>
+          </w:p>
+          <w:p>
+            <w:pPr>
+              <w:numPr>
+                <w:ilvl w:val="0"/>
+                <w:numId w:val="7"/>
+              </w:numPr>
+              <w:rPr>
+                <w:lang w:val="en-US"/>
+              </w:rPr>
+            </w:pPr>
+            <w:r>
+              <w:rPr>
+                <w:lang w:val="en-US"/>
+              </w:rPr>
+              <w:t>Medina captured (</w:t>
+            </w:r>
+            <w:r>
+              <w:rPr>
+                <w:b/>
+                <w:bCs/>
+                <w:lang w:val="en-US"/>
+              </w:rPr>
+              <w:t>Dec 1812</w:t>
+            </w:r>
+            <w:r>
+              <w:rPr>
+                <w:lang w:val="en-US"/>
+              </w:rPr>
+              <w:t>)</w:t>
+            </w:r>
+          </w:p>
+          <w:p>
+            <w:pPr>
+              <w:rPr>
+                <w:b/>
+                <w:bCs/>
+                <w:lang w:val="en-US"/>
+              </w:rPr>
+            </w:pPr>
+            <w:r>
+              <w:rPr>
+                <w:b/>
+                <w:bCs/>
+                <w:lang w:val="en-US"/>
+              </w:rPr>
+              <w:t>1812–1813</w:t>
+            </w:r>
+          </w:p>
+          <w:p>
+            <w:pPr>
+              <w:numPr>
+                <w:ilvl w:val="0"/>
+                <w:numId w:val="8"/>
+              </w:numPr>
+              <w:rPr>
+                <w:lang w:val="en-US"/>
+              </w:rPr>
+            </w:pPr>
+            <w:r>
+              <w:rPr>
+                <w:lang w:val="en-US"/>
+              </w:rPr>
+              <w:t>Jeddah secured</w:t>
+            </w:r>
+          </w:p>
+          <w:p>
+            <w:pPr>
+              <w:numPr>
+                <w:ilvl w:val="0"/>
+                <w:numId w:val="8"/>
+              </w:numPr>
+              <w:rPr>
+                <w:lang w:val="en-US"/>
+              </w:rPr>
+            </w:pPr>
+            <w:r>
+              <w:rPr>
+                <w:lang w:val="en-US"/>
+              </w:rPr>
+              <w:t>Mecca shifts → Ottoman control</w:t>
+            </w:r>
+          </w:p>
+          <w:p>
+            <w:pPr>
+              <w:rPr>
+                <w:b/>
+                <w:bCs/>
+                <w:lang w:val="en-US"/>
+              </w:rPr>
+            </w:pPr>
+            <w:r>
+              <w:rPr>
+                <w:b/>
+                <w:bCs/>
+                <w:lang w:val="en-US"/>
+              </w:rPr>
+              <w:t>1813</w:t>
+            </w:r>
+          </w:p>
+          <w:p>
+            <w:pPr>
+              <w:numPr>
+                <w:ilvl w:val="0"/>
+                <w:numId w:val="9"/>
+              </w:numPr>
+              <w:rPr>
+                <w:lang w:val="en-US"/>
+              </w:rPr>
+            </w:pPr>
+            <w:r>
+              <w:rPr>
+                <w:lang w:val="en-US"/>
+              </w:rPr>
+              <w:t>Taif captured</w:t>
+            </w:r>
+          </w:p>
+          <w:p>
+            <w:pPr>
+              <w:rPr>
+                <w:b/>
+                <w:bCs/>
+                <w:lang w:val="en-US"/>
+              </w:rPr>
+            </w:pPr>
+            <w:r>
+              <w:rPr>
+                <w:b/>
+                <w:bCs/>
+                <w:lang w:val="en-US"/>
+              </w:rPr>
+              <w:t>1813–1814</w:t>
+            </w:r>
+          </w:p>
+          <w:p>
+            <w:pPr>
+              <w:numPr>
+                <w:ilvl w:val="0"/>
+                <w:numId w:val="10"/>
+              </w:numPr>
+              <w:rPr>
+                <w:lang w:val="en-US"/>
+              </w:rPr>
+            </w:pPr>
+            <w:r>
+              <w:rPr>
+                <w:lang w:val="en-US"/>
+              </w:rPr>
+              <w:t>Turabah / Bisha region contested</w:t>
+            </w:r>
+          </w:p>
+          <w:p>
+            <w:pPr>
+              <w:rPr>
+                <w:lang w:val="en-US"/>
+              </w:rPr>
+            </w:pPr>
+          </w:p>
+          <w:p>
+            <w:pPr>
+              <w:rPr>
+                <w:lang w:val="en-US"/>
+              </w:rPr>
+            </w:pPr>
+          </w:p>
+        </w:tc>
+      </w:tr>
+    </w:tbl>
+    <w:p>
+      <w:pPr>
+        <w:rPr>
+          <w:lang w:val="en-US"/>
+        </w:rPr>
+      </w:pPr>
+    </w:p>
+    <w:p>
+      <w:pPr>
+        <w:pStyle w:val="Heading2"/>
+        <w:rPr>
+          <w:lang w:val="en-US"/>
+        </w:rPr>
+      </w:pPr>
+      <w:r>
+        <w:rPr>
+          <w:lang w:val="en-US"/>
+        </w:rPr>
+        <w:t>Southern/HighlandTrack</w:t>
+      </w:r>
+    </w:p>
+    <w:tbl>
+      <w:tblPr>
+        <w:tblW w:w="12119" w:type="dxa"/>
+        <w:shd w:val="clear" w:color="auto" w:fill="FFFFFF"/>
+        <w:tblCellMar>
+          <w:top w:w="15" w:type="dxa"/>
+          <w:left w:w="15" w:type="dxa"/>
+          <w:bottom w:w="15" w:type="dxa"/>
+          <w:right w:w="15" w:type="dxa"/>
+        </w:tblCellMar>
+        <w:tblLook w:val="04A0" w:firstRow="1" w:lastRow="0" w:firstColumn="1" w:lastColumn="0" w:noHBand="0" w:noVBand="1"/>
+      </w:tblPr>
+      <w:tblGrid>
+        <w:gridCol w:w="1111"/>
+        <w:gridCol w:w="2059"/>
+        <w:gridCol w:w="8949"/>
+      </w:tblGrid>
+      <w:tr>
+        <w:tc>
+          <w:tcPr>
+            <w:tcW w:w="0" w:type="auto"/>
+            <w:tcBorders>
+              <w:bottom w:val="single" w:sz="4" w:space="0" w:color="DCDFE5"/>
+            </w:tcBorders>
+            <w:shd w:val="clear" w:color="auto" w:fill="FFFFFF"/>
+            <w:tcMar>
+              <w:top w:w="120" w:type="dxa"/>
+              <w:left w:w="0" w:type="dxa"/>
+              <w:bottom w:w="120" w:type="dxa"/>
+              <w:right w:w="240" w:type="dxa"/>
+            </w:tcMar>
+            <w:hideMark/>
+          </w:tcPr>
+          <w:p>
+            <w:pPr>
+              <w:rPr>
+                <w:b/>
+                <w:bCs/>
+                <w:lang w:val="en-US"/>
+              </w:rPr>
+            </w:pPr>
+            <w:r>
+              <w:rPr>
+                <w:b/>
+                <w:bCs/>
+                <w:lang w:val="en-US"/>
+              </w:rPr>
+              <w:t>Location</w:t>
+            </w:r>
+          </w:p>
+        </w:tc>
+        <w:tc>
+          <w:tcPr>
+            <w:tcW w:w="0" w:type="auto"/>
+            <w:tcBorders>
+              <w:bottom w:val="single" w:sz="4" w:space="0" w:color="DCDFE5"/>
+            </w:tcBorders>
+            <w:shd w:val="clear" w:color="auto" w:fill="FFFFFF"/>
+            <w:tcMar>
+              <w:top w:w="120" w:type="dxa"/>
+              <w:left w:w="0" w:type="dxa"/>
+              <w:bottom w:w="120" w:type="dxa"/>
+              <w:right w:w="240" w:type="dxa"/>
+            </w:tcMar>
+            <w:hideMark/>
+          </w:tcPr>
+          <w:p>
+            <w:pPr>
+              <w:rPr>
+                <w:b/>
+                <w:bCs/>
+                <w:lang w:val="en-US"/>
+              </w:rPr>
+            </w:pPr>
+            <w:r>
+              <w:rPr>
+                <w:b/>
+                <w:bCs/>
+                <w:lang w:val="en-US"/>
+              </w:rPr>
+              <w:t>Classification</w:t>
+            </w:r>
+          </w:p>
+        </w:tc>
+        <w:tc>
+          <w:tcPr>
+            <w:tcW w:w="0" w:type="auto"/>
+            <w:tcBorders>
+              <w:bottom w:val="single" w:sz="4" w:space="0" w:color="DCDFE5"/>
+            </w:tcBorders>
+            <w:shd w:val="clear" w:color="auto" w:fill="FFFFFF"/>
+            <w:tcMar>
+              <w:top w:w="120" w:type="dxa"/>
+              <w:left w:w="0" w:type="dxa"/>
+              <w:bottom w:w="120" w:type="dxa"/>
+              <w:right w:w="0" w:type="dxa"/>
+            </w:tcMar>
+            <w:hideMark/>
+          </w:tcPr>
+          <w:p>
+            <w:pPr>
+              <w:rPr>
+                <w:b/>
+                <w:bCs/>
+                <w:lang w:val="en-US"/>
+              </w:rPr>
+            </w:pPr>
+            <w:r>
+              <w:rPr>
+                <w:b/>
+                <w:bCs/>
+                <w:lang w:val="en-US"/>
+              </w:rPr>
+              <w:t>Historical Reasoning</w:t>
+            </w:r>
+          </w:p>
+        </w:tc>
+      </w:tr>
+      <w:tr>
+        <w:tc>
+          <w:tcPr>
+            <w:tcW w:w="0" w:type="auto"/>
+            <w:tcBorders>
+              <w:bottom w:val="single" w:sz="4" w:space="0" w:color="DCDFE5"/>
+            </w:tcBorders>
+            <w:shd w:val="clear" w:color="auto" w:fill="FFFFFF"/>
+            <w:tcMar>
+              <w:top w:w="180" w:type="dxa"/>
+              <w:left w:w="0" w:type="dxa"/>
+              <w:bottom w:w="180" w:type="dxa"/>
+              <w:right w:w="240" w:type="dxa"/>
+            </w:tcMar>
+            <w:hideMark/>
+          </w:tcPr>
+          <w:p>
+            <w:pPr>
+              <w:rPr>
+                <w:lang w:val="en-US"/>
+              </w:rPr>
+            </w:pPr>
+            <w:r>
+              <w:rPr>
+                <w:b/>
+                <w:bCs/>
+                <w:lang w:val="en-US"/>
+              </w:rPr>
+              <w:t>Mecca</w:t>
+            </w:r>
+          </w:p>
+        </w:tc>
+        <w:tc>
+          <w:tcPr>
+            <w:tcW w:w="0" w:type="auto"/>
+            <w:tcBorders>
+              <w:bottom w:val="single" w:sz="4" w:space="0" w:color="DCDFE5"/>
+            </w:tcBorders>
+            <w:shd w:val="clear" w:color="auto" w:fill="FFFFFF"/>
+            <w:tcMar>
+              <w:top w:w="180" w:type="dxa"/>
+              <w:left w:w="0" w:type="dxa"/>
+              <w:bottom w:w="180" w:type="dxa"/>
+              <w:right w:w="240" w:type="dxa"/>
+            </w:tcMar>
+            <w:hideMark/>
+          </w:tcPr>
+          <w:p>
+            <w:pPr>
+              <w:rPr>
+                <w:b/>
+                <w:bCs/>
+                <w:lang w:val="en-US"/>
+              </w:rPr>
+            </w:pPr>
+            <w:r>
+              <w:rPr>
+                <w:b/>
+                <w:bCs/>
+                <w:lang w:val="en-US"/>
+              </w:rPr>
+              <w:t>Town</w:t>
+            </w:r>
+          </w:p>
+        </w:tc>
+        <w:tc>
+          <w:tcPr>
+            <w:tcW w:w="0" w:type="auto"/>
+            <w:tcBorders>
+              <w:bottom w:val="single" w:sz="4" w:space="0" w:color="DCDFE5"/>
+            </w:tcBorders>
+            <w:shd w:val="clear" w:color="auto" w:fill="FFFFFF"/>
+            <w:tcMar>
+              <w:top w:w="180" w:type="dxa"/>
+              <w:left w:w="0" w:type="dxa"/>
+              <w:bottom w:w="180" w:type="dxa"/>
+              <w:right w:w="0" w:type="dxa"/>
+            </w:tcMar>
+            <w:hideMark/>
+          </w:tcPr>
+          <w:p>
+            <w:pPr>
+              <w:rPr>
+                <w:lang w:val="en-US"/>
+              </w:rPr>
+            </w:pPr>
+            <w:r>
+              <w:rPr>
+                <w:lang w:val="en-US"/>
+              </w:rPr>
+              <w:t>Open city geographically, but the political "prize" of the campaign.</w:t>
+            </w:r>
+          </w:p>
+        </w:tc>
+      </w:tr>
+      <w:tr>
+        <w:tc>
+          <w:tcPr>
+            <w:tcW w:w="0" w:type="auto"/>
+            <w:tcBorders>
+              <w:bottom w:val="single" w:sz="4" w:space="0" w:color="DCDFE5"/>
+            </w:tcBorders>
+            <w:shd w:val="clear" w:color="auto" w:fill="FFFFFF"/>
+            <w:tcMar>
+              <w:top w:w="180" w:type="dxa"/>
+              <w:left w:w="0" w:type="dxa"/>
+              <w:bottom w:w="180" w:type="dxa"/>
+              <w:right w:w="240" w:type="dxa"/>
+            </w:tcMar>
+            <w:hideMark/>
+          </w:tcPr>
+          <w:p>
+            <w:pPr>
+              <w:rPr>
+                <w:lang w:val="en-US"/>
+              </w:rPr>
+            </w:pPr>
+            <w:r>
+              <w:rPr>
+                <w:b/>
+                <w:bCs/>
+                <w:lang w:val="en-US"/>
+              </w:rPr>
+              <w:t>Taif</w:t>
+            </w:r>
+          </w:p>
+        </w:tc>
+        <w:tc>
+          <w:tcPr>
+            <w:tcW w:w="0" w:type="auto"/>
+            <w:tcBorders>
+              <w:bottom w:val="single" w:sz="4" w:space="0" w:color="DCDFE5"/>
+            </w:tcBorders>
+            <w:shd w:val="clear" w:color="auto" w:fill="FFFFFF"/>
+            <w:tcMar>
+              <w:top w:w="180" w:type="dxa"/>
+              <w:left w:w="0" w:type="dxa"/>
+              <w:bottom w:w="180" w:type="dxa"/>
+              <w:right w:w="240" w:type="dxa"/>
+            </w:tcMar>
+            <w:hideMark/>
+          </w:tcPr>
+          <w:p>
+            <w:pPr>
+              <w:rPr>
+                <w:lang w:val="en-US"/>
+              </w:rPr>
+            </w:pPr>
+            <w:r>
+              <w:rPr>
+                <w:b/>
+                <w:bCs/>
+                <w:lang w:val="en-US"/>
+              </w:rPr>
+              <w:t>Mountain Fortress</w:t>
+            </w:r>
+          </w:p>
+        </w:tc>
+        <w:tc>
+          <w:tcPr>
+            <w:tcW w:w="0" w:type="auto"/>
+            <w:tcBorders>
+              <w:bottom w:val="single" w:sz="4" w:space="0" w:color="DCDFE5"/>
+            </w:tcBorders>
+            <w:shd w:val="clear" w:color="auto" w:fill="FFFFFF"/>
+            <w:tcMar>
+              <w:top w:w="180" w:type="dxa"/>
+              <w:left w:w="0" w:type="dxa"/>
+              <w:bottom w:w="180" w:type="dxa"/>
+              <w:right w:w="0" w:type="dxa"/>
+            </w:tcMar>
+            <w:hideMark/>
+          </w:tcPr>
+          <w:p>
+            <w:pPr>
+              <w:rPr>
+                <w:lang w:val="en-US"/>
+              </w:rPr>
+            </w:pPr>
+            <w:r>
+              <w:rPr>
+                <w:lang w:val="en-US"/>
+              </w:rPr>
+              <w:t>Located in the high Sarawat Mountains; it served as a cool-climate retreat and a defensive wall.</w:t>
+            </w:r>
+          </w:p>
+        </w:tc>
+      </w:tr>
+      <w:tr>
+        <w:tc>
+          <w:tcPr>
+            <w:tcW w:w="0" w:type="auto"/>
+            <w:tcBorders>
+              <w:bottom w:val="single" w:sz="4" w:space="0" w:color="DCDFE5"/>
+            </w:tcBorders>
+            <w:shd w:val="clear" w:color="auto" w:fill="FFFFFF"/>
+            <w:tcMar>
+              <w:top w:w="180" w:type="dxa"/>
+              <w:left w:w="0" w:type="dxa"/>
+              <w:bottom w:w="180" w:type="dxa"/>
+              <w:right w:w="240" w:type="dxa"/>
+            </w:tcMar>
+            <w:hideMark/>
+          </w:tcPr>
+          <w:p>
+            <w:pPr>
+              <w:rPr>
+                <w:lang w:val="en-US"/>
+              </w:rPr>
+            </w:pPr>
+            <w:r>
+              <w:rPr>
+                <w:b/>
+                <w:bCs/>
+                <w:lang w:val="en-US"/>
+              </w:rPr>
+              <w:t>Byssel</w:t>
+            </w:r>
+          </w:p>
+        </w:tc>
+        <w:tc>
+          <w:tcPr>
+            <w:tcW w:w="0" w:type="auto"/>
+            <w:tcBorders>
+              <w:bottom w:val="single" w:sz="4" w:space="0" w:color="DCDFE5"/>
+            </w:tcBorders>
+            <w:shd w:val="clear" w:color="auto" w:fill="FFFFFF"/>
+            <w:tcMar>
+              <w:top w:w="180" w:type="dxa"/>
+              <w:left w:w="0" w:type="dxa"/>
+              <w:bottom w:w="180" w:type="dxa"/>
+              <w:right w:w="240" w:type="dxa"/>
+            </w:tcMar>
+            <w:hideMark/>
+          </w:tcPr>
+          <w:p>
+            <w:pPr>
+              <w:rPr>
+                <w:lang w:val="en-US"/>
+              </w:rPr>
+            </w:pPr>
+            <w:r>
+              <w:rPr>
+                <w:b/>
+                <w:bCs/>
+                <w:lang w:val="en-US"/>
+              </w:rPr>
+              <w:t>Town</w:t>
+            </w:r>
+          </w:p>
+        </w:tc>
+        <w:tc>
+          <w:tcPr>
+            <w:tcW w:w="0" w:type="auto"/>
+            <w:tcBorders>
+              <w:bottom w:val="single" w:sz="4" w:space="0" w:color="DCDFE5"/>
+            </w:tcBorders>
+            <w:shd w:val="clear" w:color="auto" w:fill="FFFFFF"/>
+            <w:tcMar>
+              <w:top w:w="180" w:type="dxa"/>
+              <w:left w:w="0" w:type="dxa"/>
+              <w:bottom w:w="180" w:type="dxa"/>
+              <w:right w:w="0" w:type="dxa"/>
+            </w:tcMar>
+            <w:hideMark/>
+          </w:tcPr>
+          <w:p>
+            <w:pPr>
+              <w:rPr>
+                <w:lang w:val="en-US"/>
+              </w:rPr>
+            </w:pPr>
+            <w:r>
+              <w:rPr>
+                <w:lang w:val="en-US"/>
+              </w:rPr>
+              <w:t>An agricultural settlement on the plains, used as a massive military camp in 1815.</w:t>
+            </w:r>
+          </w:p>
+        </w:tc>
+      </w:tr>
+      <w:tr>
+        <w:tc>
+          <w:tcPr>
+            <w:tcW w:w="0" w:type="auto"/>
+            <w:tcBorders>
+              <w:bottom w:val="single" w:sz="4" w:space="0" w:color="DCDFE5"/>
+            </w:tcBorders>
+            <w:shd w:val="clear" w:color="auto" w:fill="FFFFFF"/>
+            <w:tcMar>
+              <w:top w:w="180" w:type="dxa"/>
+              <w:left w:w="0" w:type="dxa"/>
+              <w:bottom w:w="180" w:type="dxa"/>
+              <w:right w:w="240" w:type="dxa"/>
+            </w:tcMar>
+            <w:hideMark/>
+          </w:tcPr>
+          <w:p>
+            <w:pPr>
+              <w:rPr>
+                <w:lang w:val="en-US"/>
+              </w:rPr>
+            </w:pPr>
+            <w:r>
+              <w:rPr>
+                <w:b/>
+                <w:bCs/>
+                <w:lang w:val="en-US"/>
+              </w:rPr>
+              <w:t>Turabah</w:t>
+            </w:r>
+          </w:p>
+        </w:tc>
+        <w:tc>
+          <w:tcPr>
+            <w:tcW w:w="0" w:type="auto"/>
+            <w:tcBorders>
+              <w:bottom w:val="single" w:sz="4" w:space="0" w:color="DCDFE5"/>
+            </w:tcBorders>
+            <w:shd w:val="clear" w:color="auto" w:fill="FFFFFF"/>
+            <w:tcMar>
+              <w:top w:w="180" w:type="dxa"/>
+              <w:left w:w="0" w:type="dxa"/>
+              <w:bottom w:w="180" w:type="dxa"/>
+              <w:right w:w="240" w:type="dxa"/>
+            </w:tcMar>
+            <w:hideMark/>
+          </w:tcPr>
+          <w:p>
+            <w:pPr>
+              <w:rPr>
+                <w:lang w:val="en-US"/>
+              </w:rPr>
+            </w:pPr>
+            <w:r>
+              <w:rPr>
+                <w:b/>
+                <w:bCs/>
+                <w:lang w:val="en-US"/>
+              </w:rPr>
+              <w:t>Fortified Town</w:t>
+            </w:r>
+          </w:p>
+        </w:tc>
+        <w:tc>
+          <w:tcPr>
+            <w:tcW w:w="0" w:type="auto"/>
+            <w:tcBorders>
+              <w:bottom w:val="single" w:sz="4" w:space="0" w:color="DCDFE5"/>
+            </w:tcBorders>
+            <w:shd w:val="clear" w:color="auto" w:fill="FFFFFF"/>
+            <w:tcMar>
+              <w:top w:w="180" w:type="dxa"/>
+              <w:left w:w="0" w:type="dxa"/>
+              <w:bottom w:w="180" w:type="dxa"/>
+              <w:right w:w="0" w:type="dxa"/>
+            </w:tcMar>
+            <w:hideMark/>
+          </w:tcPr>
+          <w:p>
+            <w:pPr>
+              <w:rPr>
+                <w:lang w:val="en-US"/>
+              </w:rPr>
+            </w:pPr>
+            <w:r>
+              <w:rPr>
+                <w:lang w:val="en-US"/>
+              </w:rPr>
+              <w:t>Known for its thick palm groves and defensive walls that repulsed the first Ottoman attacks.</w:t>
+            </w:r>
+          </w:p>
+        </w:tc>
+      </w:tr>
+      <w:tr>
+        <w:tc>
+          <w:tcPr>
+            <w:tcW w:w="0" w:type="auto"/>
+            <w:tcBorders>
+              <w:bottom w:val="single" w:sz="4" w:space="0" w:color="DCDFE5"/>
+            </w:tcBorders>
+            <w:shd w:val="clear" w:color="auto" w:fill="FFFFFF"/>
+            <w:tcMar>
+              <w:top w:w="180" w:type="dxa"/>
+              <w:left w:w="0" w:type="dxa"/>
+              <w:bottom w:w="180" w:type="dxa"/>
+              <w:right w:w="240" w:type="dxa"/>
+            </w:tcMar>
+            <w:hideMark/>
+          </w:tcPr>
+          <w:p>
+            <w:pPr>
+              <w:rPr>
+                <w:lang w:val="en-US"/>
+              </w:rPr>
+            </w:pPr>
+            <w:r>
+              <w:rPr>
+                <w:b/>
+                <w:bCs/>
+                <w:lang w:val="en-US"/>
+              </w:rPr>
+              <w:t>Ranyah</w:t>
+            </w:r>
+          </w:p>
+        </w:tc>
+        <w:tc>
+          <w:tcPr>
+            <w:tcW w:w="0" w:type="auto"/>
+            <w:tcBorders>
+              <w:bottom w:val="single" w:sz="4" w:space="0" w:color="DCDFE5"/>
+            </w:tcBorders>
+            <w:shd w:val="clear" w:color="auto" w:fill="FFFFFF"/>
+            <w:tcMar>
+              <w:top w:w="180" w:type="dxa"/>
+              <w:left w:w="0" w:type="dxa"/>
+              <w:bottom w:w="180" w:type="dxa"/>
+              <w:right w:w="240" w:type="dxa"/>
+            </w:tcMar>
+            <w:hideMark/>
+          </w:tcPr>
+          <w:p>
+            <w:pPr>
+              <w:rPr>
+                <w:lang w:val="en-US"/>
+              </w:rPr>
+            </w:pPr>
+            <w:r>
+              <w:rPr>
+                <w:b/>
+                <w:bCs/>
+                <w:lang w:val="en-US"/>
+              </w:rPr>
+              <w:t>Town</w:t>
+            </w:r>
+          </w:p>
+        </w:tc>
+        <w:tc>
+          <w:tcPr>
+            <w:tcW w:w="0" w:type="auto"/>
+            <w:tcBorders>
+              <w:bottom w:val="single" w:sz="4" w:space="0" w:color="DCDFE5"/>
+            </w:tcBorders>
+            <w:shd w:val="clear" w:color="auto" w:fill="FFFFFF"/>
+            <w:tcMar>
+              <w:top w:w="180" w:type="dxa"/>
+              <w:left w:w="0" w:type="dxa"/>
+              <w:bottom w:w="180" w:type="dxa"/>
+              <w:right w:w="0" w:type="dxa"/>
+            </w:tcMar>
+            <w:hideMark/>
+          </w:tcPr>
+          <w:p>
+            <w:pPr>
+              <w:rPr>
+                <w:lang w:val="en-US"/>
+              </w:rPr>
+            </w:pPr>
+            <w:r>
+              <w:rPr>
+                <w:lang w:val="en-US"/>
+              </w:rPr>
+              <w:t>A classic desert oasis and transit point for tribal warriors.</w:t>
+            </w:r>
+          </w:p>
+        </w:tc>
+      </w:tr>
+      <w:tr>
+        <w:tc>
+          <w:tcPr>
+            <w:tcW w:w="0" w:type="auto"/>
+            <w:tcBorders>
+              <w:bottom w:val="single" w:sz="4" w:space="0" w:color="DCDFE5"/>
+            </w:tcBorders>
+            <w:shd w:val="clear" w:color="auto" w:fill="FFFFFF"/>
+            <w:tcMar>
+              <w:top w:w="180" w:type="dxa"/>
+              <w:left w:w="0" w:type="dxa"/>
+              <w:bottom w:w="180" w:type="dxa"/>
+              <w:right w:w="240" w:type="dxa"/>
+            </w:tcMar>
+            <w:hideMark/>
+          </w:tcPr>
+          <w:p>
+            <w:pPr>
+              <w:rPr>
+                <w:lang w:val="en-US"/>
+              </w:rPr>
+            </w:pPr>
+            <w:r>
+              <w:rPr>
+                <w:b/>
+                <w:bCs/>
+                <w:lang w:val="en-US"/>
+              </w:rPr>
+              <w:t>Bisha</w:t>
+            </w:r>
+          </w:p>
+        </w:tc>
+        <w:tc>
+          <w:tcPr>
+            <w:tcW w:w="0" w:type="auto"/>
+            <w:tcBorders>
+              <w:bottom w:val="single" w:sz="4" w:space="0" w:color="DCDFE5"/>
+            </w:tcBorders>
+            <w:shd w:val="clear" w:color="auto" w:fill="FFFFFF"/>
+            <w:tcMar>
+              <w:top w:w="180" w:type="dxa"/>
+              <w:left w:w="0" w:type="dxa"/>
+              <w:bottom w:w="180" w:type="dxa"/>
+              <w:right w:w="240" w:type="dxa"/>
+            </w:tcMar>
+            <w:hideMark/>
+          </w:tcPr>
+          <w:p>
+            <w:pPr>
+              <w:rPr>
+                <w:lang w:val="en-US"/>
+              </w:rPr>
+            </w:pPr>
+            <w:r>
+              <w:rPr>
+                <w:b/>
+                <w:bCs/>
+                <w:lang w:val="en-US"/>
+              </w:rPr>
+              <w:t>Town</w:t>
+            </w:r>
+          </w:p>
+        </w:tc>
+        <w:tc>
+          <w:tcPr>
+            <w:tcW w:w="0" w:type="auto"/>
+            <w:tcBorders>
+              <w:bottom w:val="single" w:sz="4" w:space="0" w:color="DCDFE5"/>
+            </w:tcBorders>
+            <w:shd w:val="clear" w:color="auto" w:fill="FFFFFF"/>
+            <w:tcMar>
+              <w:top w:w="180" w:type="dxa"/>
+              <w:left w:w="0" w:type="dxa"/>
+              <w:bottom w:w="180" w:type="dxa"/>
+              <w:right w:w="0" w:type="dxa"/>
+            </w:tcMar>
+            <w:hideMark/>
+          </w:tcPr>
+          <w:p>
+            <w:pPr>
+              <w:rPr>
+                <w:lang w:val="en-US"/>
+              </w:rPr>
+            </w:pPr>
+            <w:r>
+              <w:rPr>
+                <w:lang w:val="en-US"/>
+              </w:rPr>
+              <w:t>The "Capital of the South"—a wealthy agricultural hub and tribal center.</w:t>
+            </w:r>
+          </w:p>
+        </w:tc>
+      </w:tr>
+    </w:tbl>
+    <w:p>
+      <w:pPr>
+        <w:rPr>
+          <w:rFonts w:ascii="Berkeley Book" w:hAnsi="Berkeley Book"/>
+        </w:rPr>
+      </w:pPr>
+    </w:p>
+    <w:p>
+      <w:pPr>
+        <w:pStyle w:val="Heading2"/>
+      </w:pPr>
+      <w:r>
+        <w:lastRenderedPageBreak/>
+        <w:t>Coastal Track</w:t>
+      </w:r>
+    </w:p>
+    <w:tbl>
+      <w:tblPr>
+        <w:tblW w:w="9720" w:type="dxa"/>
+        <w:shd w:val="clear" w:color="auto" w:fill="FFFFFF"/>
+        <w:tblCellMar>
+          <w:top w:w="15" w:type="dxa"/>
+          <w:left w:w="15" w:type="dxa"/>
+          <w:bottom w:w="15" w:type="dxa"/>
+          <w:right w:w="15" w:type="dxa"/>
+        </w:tblCellMar>
+        <w:tblLook w:val="04A0" w:firstRow="1" w:lastRow="0" w:firstColumn="1" w:lastColumn="0" w:noHBand="0" w:noVBand="1"/>
+      </w:tblPr>
+      <w:tblGrid>
+        <w:gridCol w:w="1593"/>
+        <w:gridCol w:w="2026"/>
+        <w:gridCol w:w="6101"/>
+      </w:tblGrid>
+      <w:tr>
+        <w:tc>
+          <w:tcPr>
+            <w:tcW w:w="0" w:type="auto"/>
+            <w:tcBorders>
+              <w:bottom w:val="single" w:sz="4" w:space="0" w:color="DCDFE5"/>
+            </w:tcBorders>
+            <w:shd w:val="clear" w:color="auto" w:fill="FFFFFF"/>
+            <w:tcMar>
+              <w:top w:w="120" w:type="dxa"/>
+              <w:left w:w="0" w:type="dxa"/>
+              <w:bottom w:w="120" w:type="dxa"/>
+              <w:right w:w="240" w:type="dxa"/>
+            </w:tcMar>
+            <w:hideMark/>
+          </w:tcPr>
+          <w:p>
+            <w:pPr>
+              <w:rPr>
+                <w:b/>
+                <w:bCs/>
+                <w:lang w:val="en-US"/>
+              </w:rPr>
+            </w:pPr>
+            <w:r>
+              <w:rPr>
+                <w:b/>
+                <w:bCs/>
+                <w:lang w:val="en-US"/>
+              </w:rPr>
+              <w:t>Location</w:t>
+            </w:r>
+          </w:p>
+        </w:tc>
+        <w:tc>
+          <w:tcPr>
+            <w:tcW w:w="0" w:type="auto"/>
+            <w:tcBorders>
+              <w:bottom w:val="single" w:sz="4" w:space="0" w:color="DCDFE5"/>
+            </w:tcBorders>
+            <w:shd w:val="clear" w:color="auto" w:fill="FFFFFF"/>
+            <w:tcMar>
+              <w:top w:w="120" w:type="dxa"/>
+              <w:left w:w="0" w:type="dxa"/>
+              <w:bottom w:w="120" w:type="dxa"/>
+              <w:right w:w="240" w:type="dxa"/>
+            </w:tcMar>
+            <w:hideMark/>
+          </w:tcPr>
+          <w:p>
+            <w:pPr>
+              <w:rPr>
+                <w:b/>
+                <w:bCs/>
+                <w:lang w:val="en-US"/>
+              </w:rPr>
+            </w:pPr>
+            <w:r>
+              <w:rPr>
+                <w:b/>
+                <w:bCs/>
+                <w:lang w:val="en-US"/>
+              </w:rPr>
+              <w:t>Classification</w:t>
+            </w:r>
+          </w:p>
+        </w:tc>
+        <w:tc>
+          <w:tcPr>
+            <w:tcW w:w="0" w:type="auto"/>
+            <w:tcBorders>
+              <w:bottom w:val="single" w:sz="4" w:space="0" w:color="DCDFE5"/>
+            </w:tcBorders>
+            <w:shd w:val="clear" w:color="auto" w:fill="FFFFFF"/>
+            <w:tcMar>
+              <w:top w:w="120" w:type="dxa"/>
+              <w:left w:w="0" w:type="dxa"/>
+              <w:bottom w:w="120" w:type="dxa"/>
+              <w:right w:w="0" w:type="dxa"/>
+            </w:tcMar>
+            <w:hideMark/>
+          </w:tcPr>
+          <w:p>
+            <w:pPr>
+              <w:rPr>
+                <w:b/>
+                <w:bCs/>
+                <w:lang w:val="en-US"/>
+              </w:rPr>
+            </w:pPr>
+            <w:r>
+              <w:rPr>
+                <w:b/>
+                <w:bCs/>
+                <w:lang w:val="en-US"/>
+              </w:rPr>
+              <w:t>Key Historical Detail</w:t>
+            </w:r>
+          </w:p>
+        </w:tc>
+      </w:tr>
+      <w:tr>
+        <w:tc>
+          <w:tcPr>
+            <w:tcW w:w="0" w:type="auto"/>
+            <w:tcBorders>
+              <w:bottom w:val="single" w:sz="4" w:space="0" w:color="DCDFE5"/>
+            </w:tcBorders>
+            <w:shd w:val="clear" w:color="auto" w:fill="FFFFFF"/>
+            <w:tcMar>
+              <w:top w:w="180" w:type="dxa"/>
+              <w:left w:w="0" w:type="dxa"/>
+              <w:bottom w:w="180" w:type="dxa"/>
+              <w:right w:w="240" w:type="dxa"/>
+            </w:tcMar>
+            <w:hideMark/>
+          </w:tcPr>
+          <w:p>
+            <w:pPr>
+              <w:rPr>
+                <w:lang w:val="en-US"/>
+              </w:rPr>
+            </w:pPr>
+            <w:r>
+              <w:rPr>
+                <w:b/>
+                <w:bCs/>
+                <w:lang w:val="en-US"/>
+              </w:rPr>
+              <w:t>Jeddah</w:t>
+            </w:r>
+          </w:p>
+        </w:tc>
+        <w:tc>
+          <w:tcPr>
+            <w:tcW w:w="0" w:type="auto"/>
+            <w:tcBorders>
+              <w:bottom w:val="single" w:sz="4" w:space="0" w:color="DCDFE5"/>
+            </w:tcBorders>
+            <w:shd w:val="clear" w:color="auto" w:fill="FFFFFF"/>
+            <w:tcMar>
+              <w:top w:w="180" w:type="dxa"/>
+              <w:left w:w="0" w:type="dxa"/>
+              <w:bottom w:w="180" w:type="dxa"/>
+              <w:right w:w="240" w:type="dxa"/>
+            </w:tcMar>
+            <w:hideMark/>
+          </w:tcPr>
+          <w:p>
+            <w:pPr>
+              <w:rPr>
+                <w:lang w:val="en-US"/>
+              </w:rPr>
+            </w:pPr>
+            <w:r>
+              <w:rPr>
+                <w:b/>
+                <w:bCs/>
+                <w:lang w:val="en-US"/>
+              </w:rPr>
+              <w:t>Fortified Port</w:t>
+            </w:r>
+          </w:p>
+        </w:tc>
+        <w:tc>
+          <w:tcPr>
+            <w:tcW w:w="0" w:type="auto"/>
+            <w:tcBorders>
+              <w:bottom w:val="single" w:sz="4" w:space="0" w:color="DCDFE5"/>
+            </w:tcBorders>
+            <w:shd w:val="clear" w:color="auto" w:fill="FFFFFF"/>
+            <w:tcMar>
+              <w:top w:w="180" w:type="dxa"/>
+              <w:left w:w="0" w:type="dxa"/>
+              <w:bottom w:w="180" w:type="dxa"/>
+              <w:right w:w="0" w:type="dxa"/>
+            </w:tcMar>
+            <w:hideMark/>
+          </w:tcPr>
+          <w:p>
+            <w:pPr>
+              <w:rPr>
+                <w:lang w:val="en-US"/>
+              </w:rPr>
+            </w:pPr>
+            <w:r>
+              <w:rPr>
+                <w:lang w:val="en-US"/>
+              </w:rPr>
+              <w:t>The supreme logistics hub; the "invincible" base of operations.</w:t>
+            </w:r>
+          </w:p>
+        </w:tc>
+      </w:tr>
+      <w:tr>
+        <w:tc>
+          <w:tcPr>
+            <w:tcW w:w="0" w:type="auto"/>
+            <w:tcBorders>
+              <w:bottom w:val="single" w:sz="4" w:space="0" w:color="DCDFE5"/>
+            </w:tcBorders>
+            <w:shd w:val="clear" w:color="auto" w:fill="FFFFFF"/>
+            <w:tcMar>
+              <w:top w:w="180" w:type="dxa"/>
+              <w:left w:w="0" w:type="dxa"/>
+              <w:bottom w:w="180" w:type="dxa"/>
+              <w:right w:w="240" w:type="dxa"/>
+            </w:tcMar>
+            <w:hideMark/>
+          </w:tcPr>
+          <w:p>
+            <w:pPr>
+              <w:rPr>
+                <w:lang w:val="en-US"/>
+              </w:rPr>
+            </w:pPr>
+            <w:r>
+              <w:rPr>
+                <w:b/>
+                <w:bCs/>
+                <w:lang w:val="en-US"/>
+              </w:rPr>
+              <w:t>Al Lith</w:t>
+            </w:r>
+          </w:p>
+        </w:tc>
+        <w:tc>
+          <w:tcPr>
+            <w:tcW w:w="0" w:type="auto"/>
+            <w:tcBorders>
+              <w:bottom w:val="single" w:sz="4" w:space="0" w:color="DCDFE5"/>
+            </w:tcBorders>
+            <w:shd w:val="clear" w:color="auto" w:fill="FFFFFF"/>
+            <w:tcMar>
+              <w:top w:w="180" w:type="dxa"/>
+              <w:left w:w="0" w:type="dxa"/>
+              <w:bottom w:w="180" w:type="dxa"/>
+              <w:right w:w="240" w:type="dxa"/>
+            </w:tcMar>
+            <w:hideMark/>
+          </w:tcPr>
+          <w:p>
+            <w:pPr>
+              <w:rPr>
+                <w:lang w:val="en-US"/>
+              </w:rPr>
+            </w:pPr>
+            <w:r>
+              <w:rPr>
+                <w:b/>
+                <w:bCs/>
+                <w:lang w:val="en-US"/>
+              </w:rPr>
+              <w:t>Port Town</w:t>
+            </w:r>
+          </w:p>
+        </w:tc>
+        <w:tc>
+          <w:tcPr>
+            <w:tcW w:w="0" w:type="auto"/>
+            <w:tcBorders>
+              <w:bottom w:val="single" w:sz="4" w:space="0" w:color="DCDFE5"/>
+            </w:tcBorders>
+            <w:shd w:val="clear" w:color="auto" w:fill="FFFFFF"/>
+            <w:tcMar>
+              <w:top w:w="180" w:type="dxa"/>
+              <w:left w:w="0" w:type="dxa"/>
+              <w:bottom w:w="180" w:type="dxa"/>
+              <w:right w:w="0" w:type="dxa"/>
+            </w:tcMar>
+            <w:hideMark/>
+          </w:tcPr>
+          <w:p>
+            <w:pPr>
+              <w:rPr>
+                <w:lang w:val="en-US"/>
+              </w:rPr>
+            </w:pPr>
+            <w:r>
+              <w:rPr>
+                <w:lang w:val="en-US"/>
+              </w:rPr>
+              <w:t>Small harbor used for flanking maneuvers.</w:t>
+            </w:r>
+          </w:p>
+        </w:tc>
+      </w:tr>
+      <w:tr>
+        <w:tc>
+          <w:tcPr>
+            <w:tcW w:w="0" w:type="auto"/>
+            <w:tcBorders>
+              <w:bottom w:val="single" w:sz="4" w:space="0" w:color="DCDFE5"/>
+            </w:tcBorders>
+            <w:shd w:val="clear" w:color="auto" w:fill="FFFFFF"/>
+            <w:tcMar>
+              <w:top w:w="180" w:type="dxa"/>
+              <w:left w:w="0" w:type="dxa"/>
+              <w:bottom w:w="180" w:type="dxa"/>
+              <w:right w:w="240" w:type="dxa"/>
+            </w:tcMar>
+            <w:hideMark/>
+          </w:tcPr>
+          <w:p>
+            <w:pPr>
+              <w:rPr>
+                <w:lang w:val="en-US"/>
+              </w:rPr>
+            </w:pPr>
+            <w:r>
+              <w:rPr>
+                <w:b/>
+                <w:bCs/>
+                <w:lang w:val="en-US"/>
+              </w:rPr>
+              <w:t>Al Qunfudhah</w:t>
+            </w:r>
+          </w:p>
+        </w:tc>
+        <w:tc>
+          <w:tcPr>
+            <w:tcW w:w="0" w:type="auto"/>
+            <w:tcBorders>
+              <w:bottom w:val="single" w:sz="4" w:space="0" w:color="DCDFE5"/>
+            </w:tcBorders>
+            <w:shd w:val="clear" w:color="auto" w:fill="FFFFFF"/>
+            <w:tcMar>
+              <w:top w:w="180" w:type="dxa"/>
+              <w:left w:w="0" w:type="dxa"/>
+              <w:bottom w:w="180" w:type="dxa"/>
+              <w:right w:w="240" w:type="dxa"/>
+            </w:tcMar>
+            <w:hideMark/>
+          </w:tcPr>
+          <w:p>
+            <w:pPr>
+              <w:rPr>
+                <w:lang w:val="en-US"/>
+              </w:rPr>
+            </w:pPr>
+            <w:r>
+              <w:rPr>
+                <w:b/>
+                <w:bCs/>
+                <w:lang w:val="en-US"/>
+              </w:rPr>
+              <w:t>Port Town</w:t>
+            </w:r>
+          </w:p>
+        </w:tc>
+        <w:tc>
+          <w:tcPr>
+            <w:tcW w:w="0" w:type="auto"/>
+            <w:tcBorders>
+              <w:bottom w:val="single" w:sz="4" w:space="0" w:color="DCDFE5"/>
+            </w:tcBorders>
+            <w:shd w:val="clear" w:color="auto" w:fill="FFFFFF"/>
+            <w:tcMar>
+              <w:top w:w="180" w:type="dxa"/>
+              <w:left w:w="0" w:type="dxa"/>
+              <w:bottom w:w="180" w:type="dxa"/>
+              <w:right w:w="0" w:type="dxa"/>
+            </w:tcMar>
+            <w:hideMark/>
+          </w:tcPr>
+          <w:p>
+            <w:pPr>
+              <w:rPr>
+                <w:lang w:val="en-US"/>
+              </w:rPr>
+            </w:pPr>
+            <w:r>
+              <w:rPr>
+                <w:lang w:val="en-US"/>
+              </w:rPr>
+              <w:t>Site of a major 1814 disaster where Ottomans lost their water supply.</w:t>
+            </w:r>
+          </w:p>
+        </w:tc>
+      </w:tr>
+      <w:tr>
+        <w:tc>
+          <w:tcPr>
+            <w:tcW w:w="0" w:type="auto"/>
+            <w:tcBorders>
+              <w:bottom w:val="nil"/>
+            </w:tcBorders>
+            <w:shd w:val="clear" w:color="auto" w:fill="FFFFFF"/>
+            <w:tcMar>
+              <w:top w:w="180" w:type="dxa"/>
+              <w:left w:w="0" w:type="dxa"/>
+              <w:bottom w:w="180" w:type="dxa"/>
+              <w:right w:w="240" w:type="dxa"/>
+            </w:tcMar>
+            <w:hideMark/>
+          </w:tcPr>
+          <w:p>
+            <w:pPr>
+              <w:rPr>
+                <w:lang w:val="en-US"/>
+              </w:rPr>
+            </w:pPr>
+            <w:r>
+              <w:rPr>
+                <w:b/>
+                <w:bCs/>
+                <w:lang w:val="en-US"/>
+              </w:rPr>
+              <w:t>Asir</w:t>
+            </w:r>
+          </w:p>
+        </w:tc>
+        <w:tc>
+          <w:tcPr>
+            <w:tcW w:w="0" w:type="auto"/>
+            <w:tcBorders>
+              <w:bottom w:val="nil"/>
+            </w:tcBorders>
+            <w:shd w:val="clear" w:color="auto" w:fill="FFFFFF"/>
+            <w:tcMar>
+              <w:top w:w="180" w:type="dxa"/>
+              <w:left w:w="0" w:type="dxa"/>
+              <w:bottom w:w="180" w:type="dxa"/>
+              <w:right w:w="240" w:type="dxa"/>
+            </w:tcMar>
+            <w:hideMark/>
+          </w:tcPr>
+          <w:p>
+            <w:pPr>
+              <w:rPr>
+                <w:lang w:val="en-US"/>
+              </w:rPr>
+            </w:pPr>
+            <w:r>
+              <w:rPr>
+                <w:b/>
+                <w:bCs/>
+                <w:lang w:val="en-US"/>
+              </w:rPr>
+              <w:t>Mountain Fortress</w:t>
+            </w:r>
+          </w:p>
+        </w:tc>
+        <w:tc>
+          <w:tcPr>
+            <w:tcW w:w="0" w:type="auto"/>
+            <w:tcBorders>
+              <w:bottom w:val="nil"/>
+            </w:tcBorders>
+            <w:shd w:val="clear" w:color="auto" w:fill="FFFFFF"/>
+            <w:tcMar>
+              <w:top w:w="180" w:type="dxa"/>
+              <w:left w:w="0" w:type="dxa"/>
+              <w:bottom w:w="180" w:type="dxa"/>
+              <w:right w:w="0" w:type="dxa"/>
+            </w:tcMar>
+            <w:hideMark/>
+          </w:tcPr>
+          <w:p>
+            <w:pPr>
+              <w:rPr>
+                <w:lang w:val="en-US"/>
+              </w:rPr>
+            </w:pPr>
+            <w:r>
+              <w:rPr>
+                <w:lang w:val="en-US"/>
+              </w:rPr>
+              <w:t>The rugged "Highland Citadel" of the southern tribes.</w:t>
+            </w:r>
+          </w:p>
+        </w:tc>
+      </w:tr>
+    </w:tbl>
+    <w:p>
+      <w:pPr>
+        <w:pStyle w:val="Heading2"/>
+      </w:pPr>
+      <w:r>
+        <w:t>SIEGE OF DIRIYAH MAP</w:t>
+      </w:r>
+    </w:p>
+    <w:p>
+      <w:pPr>
+        <w:ind w:left="720"/>
+        <w:rPr>
+          <w:b/>
+          <w:bCs/>
+          <w:sz w:val="28"/>
+          <w:szCs w:val="28"/>
+          <w:lang w:val="en-US"/>
+        </w:rPr>
+      </w:pPr>
+      <w:r>
+        <w:rPr>
+          <w:b/>
+          <w:bCs/>
+          <w:sz w:val="28"/>
+          <w:szCs w:val="28"/>
+          <w:lang w:val="en-US"/>
+        </w:rPr>
+        <w:t>North Axis</w:t>
+      </w:r>
+    </w:p>
+    <w:p>
+      <w:pPr>
+        <w:ind w:left="720"/>
+        <w:rPr>
+          <w:b/>
+          <w:bCs/>
+          <w:lang w:val="en-US"/>
+        </w:rPr>
+      </w:pPr>
+      <w:r>
+        <w:rPr>
+          <w:b/>
+          <w:bCs/>
+          <w:lang w:val="en-US"/>
+        </w:rPr>
+        <w:t>→ Wadi Approach</w:t>
+      </w:r>
+      <w:r>
+        <w:rPr>
+          <w:b/>
+          <w:bCs/>
+          <w:lang w:val="en-US"/>
+        </w:rPr>
+        <w:br/>
+        <w:t>→ Ghasiba</w:t>
+      </w:r>
+      <w:r>
+        <w:rPr>
+          <w:b/>
+          <w:bCs/>
+          <w:lang w:val="en-US"/>
+        </w:rPr>
+        <w:br/>
+        <w:t xml:space="preserve">→ Turaif (Citadel) </w:t>
+      </w:r>
+    </w:p>
+    <w:p>
+      <w:pPr>
+        <w:ind w:left="720"/>
+        <w:rPr>
+          <w:b/>
+          <w:bCs/>
+          <w:sz w:val="28"/>
+          <w:szCs w:val="28"/>
+          <w:lang w:val="en-US"/>
+        </w:rPr>
+      </w:pPr>
+      <w:r>
+        <w:rPr>
+          <w:b/>
+          <w:bCs/>
+          <w:sz w:val="28"/>
+          <w:szCs w:val="28"/>
+          <w:lang w:val="en-US"/>
+        </w:rPr>
+        <w:t>West Axis (Across Wadi Hanifa)</w:t>
+      </w:r>
+    </w:p>
+    <w:p>
+      <w:pPr>
+        <w:ind w:left="720"/>
+        <w:rPr>
+          <w:b/>
+          <w:bCs/>
+          <w:lang w:val="en-US"/>
+        </w:rPr>
+      </w:pPr>
+      <w:r>
+        <w:rPr>
+          <w:b/>
+          <w:bCs/>
+          <w:lang w:val="en-US"/>
+        </w:rPr>
+        <w:t>→ Al-Bujairi</w:t>
+      </w:r>
+      <w:r>
+        <w:rPr>
+          <w:b/>
+          <w:bCs/>
+          <w:lang w:val="en-US"/>
+        </w:rPr>
+        <w:br/>
+        <w:t xml:space="preserve">→ </w:t>
+      </w:r>
+      <w:r>
+        <w:rPr>
+          <w:b/>
+          <w:bCs/>
+          <w:lang w:val="en-US"/>
+        </w:rPr>
+        <w:t>Wadi Hanifah</w:t>
+      </w:r>
+      <w:r>
+        <w:rPr>
+          <w:b/>
+          <w:bCs/>
+          <w:lang w:val="en-US"/>
+        </w:rPr>
+        <w:br/>
+        <w:t xml:space="preserve">→ Turaif OR Samhan </w:t>
+      </w:r>
+    </w:p>
+    <w:p>
+      <w:pPr>
+        <w:ind w:left="720"/>
+        <w:rPr>
+          <w:b/>
+          <w:bCs/>
+          <w:sz w:val="28"/>
+          <w:szCs w:val="28"/>
+          <w:lang w:val="en-US"/>
+        </w:rPr>
+      </w:pPr>
+      <w:r>
+        <w:rPr>
+          <w:b/>
+          <w:bCs/>
+          <w:sz w:val="28"/>
+          <w:szCs w:val="28"/>
+          <w:lang w:val="en-US"/>
+        </w:rPr>
+        <w:t>South Axis</w:t>
+      </w:r>
+    </w:p>
+    <w:p>
+      <w:pPr>
+        <w:ind w:left="720"/>
+        <w:rPr>
+          <w:b/>
+          <w:bCs/>
+          <w:lang w:val="en-US"/>
+        </w:rPr>
+      </w:pPr>
+      <w:r>
+        <w:rPr>
+          <w:b/>
+          <w:bCs/>
+          <w:lang w:val="en-US"/>
+        </w:rPr>
+        <w:t>→</w:t>
+      </w:r>
+      <w:r>
+        <w:rPr>
+          <w:b/>
+          <w:bCs/>
+          <w:lang w:val="en-US"/>
+        </w:rPr>
+        <w:t xml:space="preserve"> </w:t>
+      </w:r>
+      <w:r>
+        <w:rPr>
+          <w:b/>
+          <w:bCs/>
+          <w:lang w:val="en-US"/>
+        </w:rPr>
+        <w:t>Southern Farms</w:t>
+      </w:r>
+      <w:r>
+        <w:rPr>
+          <w:b/>
+          <w:bCs/>
+          <w:lang w:val="en-US"/>
+        </w:rPr>
+        <w:br/>
+        <w:t>→ Southern Quarter</w:t>
+      </w:r>
+      <w:r>
+        <w:rPr>
+          <w:b/>
+          <w:bCs/>
+          <w:lang w:val="en-US"/>
+        </w:rPr>
+        <w:br/>
+        <w:t>→ Samhan</w:t>
+      </w:r>
+      <w:r>
+        <w:rPr>
+          <w:b/>
+          <w:bCs/>
+          <w:lang w:val="en-US"/>
+        </w:rPr>
+        <w:br/>
+        <w:t xml:space="preserve">→ Turaif </w:t>
+      </w:r>
+    </w:p>
+    <w:p>
+      <w:pPr>
+        <w:ind w:left="720"/>
+        <w:rPr>
+          <w:b/>
+          <w:bCs/>
+          <w:sz w:val="28"/>
+          <w:szCs w:val="28"/>
+          <w:lang w:val="en-US"/>
+        </w:rPr>
+      </w:pPr>
+      <w:r>
+        <w:rPr>
+          <w:b/>
+          <w:bCs/>
+          <w:sz w:val="28"/>
+          <w:szCs w:val="28"/>
+          <w:lang w:val="en-US"/>
+        </w:rPr>
+        <w:t>East Axis</w:t>
+      </w:r>
+    </w:p>
+    <w:p>
+      <w:pPr>
+        <w:ind w:left="720"/>
+        <w:rPr>
+          <w:b/>
+          <w:bCs/>
+          <w:lang w:val="en-US"/>
+        </w:rPr>
+      </w:pPr>
+      <w:r>
+        <w:rPr>
+          <w:b/>
+          <w:bCs/>
+          <w:lang w:val="en-US"/>
+        </w:rPr>
+        <w:t>→ Eastern Outskirts</w:t>
+      </w:r>
+      <w:r>
+        <w:rPr>
+          <w:b/>
+          <w:bCs/>
+          <w:lang w:val="en-US"/>
+        </w:rPr>
+        <w:br/>
+        <w:t>→ Ghasiba AND/OR Samhan</w:t>
+      </w:r>
+      <w:r>
+        <w:rPr>
+          <w:b/>
+          <w:bCs/>
+          <w:lang w:val="en-US"/>
+        </w:rPr>
+        <w:br/>
+        <w:t xml:space="preserve">→ Turaif </w:t>
+      </w:r>
+    </w:p>
+    <w:p>
+      <w:pPr>
+        <w:ind w:left="720"/>
+        <w:rPr>
+          <w:b/>
+          <w:bCs/>
+          <w:lang w:val="en-US"/>
+        </w:rPr>
+      </w:pPr>
+    </w:p>
+    <w:tbl>
+      <w:tblPr>
+        <w:tblW w:w="0" w:type="auto"/>
+        <w:tblCellSpacing w:w="15" w:type="dxa"/>
+        <w:tblCellMar>
+          <w:top w:w="15" w:type="dxa"/>
+          <w:left w:w="15" w:type="dxa"/>
+          <w:bottom w:w="15" w:type="dxa"/>
+          <w:right w:w="15" w:type="dxa"/>
+        </w:tblCellMar>
+        <w:tblLook w:val="04A0" w:firstRow="1" w:lastRow="0" w:firstColumn="1" w:lastColumn="0" w:noHBand="0" w:noVBand="1"/>
+      </w:tblPr>
+      <w:tblGrid>
+        <w:gridCol w:w="2540"/>
+        <w:gridCol w:w="1654"/>
+      </w:tblGrid>
+      <w:tr>
+        <w:trPr>
+          <w:tblHeader/>
+          <w:tblCellSpacing w:w="15" w:type="dxa"/>
+        </w:trPr>
+        <w:tc>
+          <w:tcPr>
+            <w:tcW w:w="0" w:type="auto"/>
+            <w:vAlign w:val="center"/>
+            <w:hideMark/>
+          </w:tcPr>
+          <w:p>
+            <w:pPr>
+              <w:ind w:left="720"/>
+              <w:rPr>
+                <w:b/>
+                <w:bCs/>
+                <w:lang w:val="en-US"/>
+              </w:rPr>
+            </w:pPr>
+          </w:p>
+          <w:p>
+            <w:pPr>
+              <w:ind w:left="720"/>
+              <w:rPr>
+                <w:b/>
+                <w:bCs/>
+                <w:lang w:val="en-US"/>
+              </w:rPr>
+            </w:pPr>
+            <w:r>
+              <w:rPr>
+                <w:b/>
+                <w:bCs/>
+                <w:lang w:val="en-US"/>
+              </w:rPr>
+              <w:t>Location</w:t>
+            </w:r>
+          </w:p>
+        </w:tc>
+        <w:tc>
+          <w:tcPr>
+            <w:tcW w:w="0" w:type="auto"/>
+            <w:vAlign w:val="center"/>
+            <w:hideMark/>
+          </w:tcPr>
+          <w:p>
+            <w:pPr>
+              <w:ind w:left="720"/>
+              <w:rPr>
+                <w:b/>
+                <w:bCs/>
+                <w:lang w:val="en-US"/>
+              </w:rPr>
+            </w:pPr>
+          </w:p>
+          <w:p>
+            <w:pPr>
+              <w:ind w:left="720"/>
+              <w:rPr>
+                <w:b/>
+                <w:bCs/>
+                <w:lang w:val="en-US"/>
+              </w:rPr>
+            </w:pPr>
+            <w:r>
+              <w:rPr>
+                <w:b/>
+                <w:bCs/>
+                <w:lang w:val="en-US"/>
+              </w:rPr>
+              <w:t>Strength</w:t>
+            </w:r>
+          </w:p>
+        </w:tc>
+      </w:tr>
+      <w:tr>
+        <w:trPr>
+          <w:tblCellSpacing w:w="15" w:type="dxa"/>
+        </w:trPr>
+        <w:tc>
+          <w:tcPr>
+            <w:tcW w:w="0" w:type="auto"/>
+            <w:vAlign w:val="center"/>
+            <w:hideMark/>
+          </w:tcPr>
+          <w:p>
+            <w:pPr>
+              <w:ind w:left="720"/>
+              <w:rPr>
+                <w:b/>
+                <w:bCs/>
+                <w:lang w:val="en-US"/>
+              </w:rPr>
+            </w:pPr>
+            <w:r>
+              <w:rPr>
+                <w:b/>
+                <w:bCs/>
+                <w:lang w:val="en-US"/>
+              </w:rPr>
+              <w:t>Wadi Approach</w:t>
+            </w:r>
+          </w:p>
+        </w:tc>
+        <w:tc>
+          <w:tcPr>
+            <w:tcW w:w="0" w:type="auto"/>
+            <w:vAlign w:val="center"/>
+            <w:hideMark/>
+          </w:tcPr>
+          <w:p>
+            <w:pPr>
+              <w:ind w:left="720"/>
+              <w:rPr>
+                <w:b/>
+                <w:bCs/>
+                <w:lang w:val="en-US"/>
+              </w:rPr>
+            </w:pPr>
+            <w:r>
+              <w:rPr>
+                <w:b/>
+                <w:bCs/>
+                <w:lang w:val="en-US"/>
+              </w:rPr>
+              <w:t>1</w:t>
+            </w:r>
+          </w:p>
+        </w:tc>
+      </w:tr>
+      <w:tr>
+        <w:trPr>
+          <w:tblCellSpacing w:w="15" w:type="dxa"/>
+        </w:trPr>
+        <w:tc>
+          <w:tcPr>
+            <w:tcW w:w="0" w:type="auto"/>
+            <w:vAlign w:val="center"/>
+            <w:hideMark/>
+          </w:tcPr>
+          <w:p>
+            <w:pPr>
+              <w:ind w:left="720"/>
+              <w:rPr>
+                <w:b/>
+                <w:bCs/>
+                <w:lang w:val="en-US"/>
+              </w:rPr>
+            </w:pPr>
+            <w:r>
+              <w:rPr>
+                <w:b/>
+                <w:bCs/>
+                <w:lang w:val="en-US"/>
+              </w:rPr>
+              <w:t>Ghasiba</w:t>
+            </w:r>
+          </w:p>
+        </w:tc>
+        <w:tc>
+          <w:tcPr>
+            <w:tcW w:w="0" w:type="auto"/>
+            <w:vAlign w:val="center"/>
+            <w:hideMark/>
+          </w:tcPr>
+          <w:p>
+            <w:pPr>
+              <w:ind w:left="720"/>
+              <w:rPr>
+                <w:b/>
+                <w:bCs/>
+                <w:lang w:val="en-US"/>
+              </w:rPr>
+            </w:pPr>
+            <w:r>
+              <w:rPr>
+                <w:b/>
+                <w:bCs/>
+                <w:lang w:val="en-US"/>
+              </w:rPr>
+              <w:t>3</w:t>
+            </w:r>
+          </w:p>
+        </w:tc>
+      </w:tr>
+      <w:tr>
+        <w:trPr>
+          <w:tblCellSpacing w:w="15" w:type="dxa"/>
+        </w:trPr>
+        <w:tc>
+          <w:tcPr>
+            <w:tcW w:w="0" w:type="auto"/>
+            <w:vAlign w:val="center"/>
+            <w:hideMark/>
+          </w:tcPr>
+          <w:p>
+            <w:pPr>
+              <w:ind w:left="720"/>
+              <w:rPr>
+                <w:b/>
+                <w:bCs/>
+                <w:lang w:val="en-US"/>
+              </w:rPr>
+            </w:pPr>
+            <w:r>
+              <w:rPr>
+                <w:b/>
+                <w:bCs/>
+                <w:lang w:val="en-US"/>
+              </w:rPr>
+              <w:t>Turaif</w:t>
+            </w:r>
+          </w:p>
+        </w:tc>
+        <w:tc>
+          <w:tcPr>
+            <w:tcW w:w="0" w:type="auto"/>
+            <w:vAlign w:val="center"/>
+            <w:hideMark/>
+          </w:tcPr>
+          <w:p>
+            <w:pPr>
+              <w:ind w:left="720"/>
+              <w:rPr>
+                <w:b/>
+                <w:bCs/>
+                <w:lang w:val="en-US"/>
+              </w:rPr>
+            </w:pPr>
+            <w:r>
+              <w:rPr>
+                <w:b/>
+                <w:bCs/>
+                <w:lang w:val="en-US"/>
+              </w:rPr>
+              <w:t>3</w:t>
+            </w:r>
+          </w:p>
+        </w:tc>
+      </w:tr>
+      <w:tr>
+        <w:trPr>
+          <w:tblCellSpacing w:w="15" w:type="dxa"/>
+        </w:trPr>
+        <w:tc>
+          <w:tcPr>
+            <w:tcW w:w="0" w:type="auto"/>
+            <w:vAlign w:val="center"/>
+            <w:hideMark/>
+          </w:tcPr>
+          <w:p>
+            <w:pPr>
+              <w:ind w:left="720"/>
+              <w:rPr>
+                <w:b/>
+                <w:bCs/>
+                <w:lang w:val="en-US"/>
+              </w:rPr>
+            </w:pPr>
+            <w:r>
+              <w:rPr>
+                <w:b/>
+                <w:bCs/>
+                <w:lang w:val="en-US"/>
+              </w:rPr>
+              <w:t>Al-Bujairi</w:t>
+            </w:r>
+          </w:p>
+        </w:tc>
+        <w:tc>
+          <w:tcPr>
+            <w:tcW w:w="0" w:type="auto"/>
+            <w:vAlign w:val="center"/>
+            <w:hideMark/>
+          </w:tcPr>
+          <w:p>
+            <w:pPr>
+              <w:ind w:left="720"/>
+              <w:rPr>
+                <w:b/>
+                <w:bCs/>
+                <w:lang w:val="en-US"/>
+              </w:rPr>
+            </w:pPr>
+            <w:r>
+              <w:rPr>
+                <w:b/>
+                <w:bCs/>
+                <w:lang w:val="en-US"/>
+              </w:rPr>
+              <w:t>2</w:t>
+            </w:r>
+          </w:p>
+        </w:tc>
+      </w:tr>
+      <w:tr>
+        <w:trPr>
+          <w:tblCellSpacing w:w="15" w:type="dxa"/>
+        </w:trPr>
+        <w:tc>
+          <w:tcPr>
+            <w:tcW w:w="0" w:type="auto"/>
+            <w:vAlign w:val="center"/>
+            <w:hideMark/>
+          </w:tcPr>
+          <w:p>
+            <w:pPr>
+              <w:ind w:left="720"/>
+              <w:rPr>
+                <w:b/>
+                <w:bCs/>
+                <w:lang w:val="en-US"/>
+              </w:rPr>
+            </w:pPr>
+            <w:r>
+              <w:rPr>
+                <w:b/>
+                <w:bCs/>
+                <w:lang w:val="en-US"/>
+              </w:rPr>
+              <w:t>Southern Farms</w:t>
+            </w:r>
+          </w:p>
+        </w:tc>
+        <w:tc>
+          <w:tcPr>
+            <w:tcW w:w="0" w:type="auto"/>
+            <w:vAlign w:val="center"/>
+            <w:hideMark/>
+          </w:tcPr>
+          <w:p>
+            <w:pPr>
+              <w:ind w:left="720"/>
+              <w:rPr>
+                <w:b/>
+                <w:bCs/>
+                <w:lang w:val="en-US"/>
+              </w:rPr>
+            </w:pPr>
+            <w:r>
+              <w:rPr>
+                <w:b/>
+                <w:bCs/>
+                <w:lang w:val="en-US"/>
+              </w:rPr>
+              <w:t>1</w:t>
+            </w:r>
+          </w:p>
+        </w:tc>
+      </w:tr>
+      <w:tr>
+        <w:trPr>
+          <w:tblCellSpacing w:w="15" w:type="dxa"/>
+        </w:trPr>
+        <w:tc>
+          <w:tcPr>
+            <w:tcW w:w="0" w:type="auto"/>
+            <w:vAlign w:val="center"/>
+            <w:hideMark/>
+          </w:tcPr>
+          <w:p>
+            <w:pPr>
+              <w:ind w:left="720"/>
+              <w:rPr>
+                <w:b/>
+                <w:bCs/>
+                <w:lang w:val="en-US"/>
+              </w:rPr>
+            </w:pPr>
+            <w:r>
+              <w:rPr>
+                <w:b/>
+                <w:bCs/>
+                <w:lang w:val="en-US"/>
+              </w:rPr>
+              <w:t>Southern Quarter</w:t>
+            </w:r>
+          </w:p>
+        </w:tc>
+        <w:tc>
+          <w:tcPr>
+            <w:tcW w:w="0" w:type="auto"/>
+            <w:vAlign w:val="center"/>
+            <w:hideMark/>
+          </w:tcPr>
+          <w:p>
+            <w:pPr>
+              <w:ind w:left="720"/>
+              <w:rPr>
+                <w:b/>
+                <w:bCs/>
+                <w:lang w:val="en-US"/>
+              </w:rPr>
+            </w:pPr>
+            <w:r>
+              <w:rPr>
+                <w:b/>
+                <w:bCs/>
+                <w:lang w:val="en-US"/>
+              </w:rPr>
+              <w:t>2</w:t>
+            </w:r>
+          </w:p>
+        </w:tc>
+      </w:tr>
+      <w:tr>
+        <w:trPr>
+          <w:tblCellSpacing w:w="15" w:type="dxa"/>
+        </w:trPr>
+        <w:tc>
+          <w:tcPr>
+            <w:tcW w:w="0" w:type="auto"/>
+            <w:vAlign w:val="center"/>
+            <w:hideMark/>
+          </w:tcPr>
+          <w:p>
+            <w:pPr>
+              <w:ind w:left="720"/>
+              <w:rPr>
+                <w:b/>
+                <w:bCs/>
+                <w:lang w:val="en-US"/>
+              </w:rPr>
+            </w:pPr>
+            <w:r>
+              <w:rPr>
+                <w:b/>
+                <w:bCs/>
+                <w:lang w:val="en-US"/>
+              </w:rPr>
+              <w:t>Samhan</w:t>
+            </w:r>
+          </w:p>
+        </w:tc>
+        <w:tc>
+          <w:tcPr>
+            <w:tcW w:w="0" w:type="auto"/>
+            <w:vAlign w:val="center"/>
+            <w:hideMark/>
+          </w:tcPr>
+          <w:p>
+            <w:pPr>
+              <w:ind w:left="720"/>
+              <w:rPr>
+                <w:b/>
+                <w:bCs/>
+                <w:lang w:val="en-US"/>
+              </w:rPr>
+            </w:pPr>
+            <w:r>
+              <w:rPr>
+                <w:b/>
+                <w:bCs/>
+                <w:lang w:val="en-US"/>
+              </w:rPr>
+              <w:t>3</w:t>
+            </w:r>
+          </w:p>
+        </w:tc>
+      </w:tr>
+      <w:tr>
+        <w:trPr>
+          <w:tblCellSpacing w:w="15" w:type="dxa"/>
+        </w:trPr>
+        <w:tc>
+          <w:tcPr>
+            <w:tcW w:w="0" w:type="auto"/>
+            <w:vAlign w:val="center"/>
+            <w:hideMark/>
+          </w:tcPr>
+          <w:p>
+            <w:pPr>
+              <w:ind w:left="720"/>
+              <w:rPr>
+                <w:b/>
+                <w:bCs/>
+                <w:lang w:val="en-US"/>
+              </w:rPr>
+            </w:pPr>
+            <w:r>
+              <w:rPr>
+                <w:b/>
+                <w:bCs/>
+                <w:lang w:val="en-US"/>
+              </w:rPr>
+              <w:t>Eastern Outskirts</w:t>
+            </w:r>
+          </w:p>
+        </w:tc>
+        <w:tc>
+          <w:tcPr>
+            <w:tcW w:w="0" w:type="auto"/>
+            <w:vAlign w:val="center"/>
+            <w:hideMark/>
+          </w:tcPr>
+          <w:p>
+            <w:pPr>
+              <w:ind w:left="720"/>
+              <w:rPr>
+                <w:b/>
+                <w:bCs/>
+                <w:lang w:val="en-US"/>
+              </w:rPr>
+            </w:pPr>
+            <w:r>
+              <w:rPr>
+                <w:b/>
+                <w:bCs/>
+                <w:lang w:val="en-US"/>
+              </w:rPr>
+              <w:t>1</w:t>
+            </w:r>
+          </w:p>
+        </w:tc>
+      </w:tr>
+    </w:tbl>
+    <w:p>
+      <w:pPr>
+        <w:ind w:left="720"/>
+        <w:rPr>
+          <w:b/>
+          <w:bCs/>
+          <w:lang w:val="en-US"/>
+        </w:rPr>
+      </w:pPr>
+    </w:p>
+    <w:p>
+      <w:pPr>
+        <w:ind w:left="720"/>
+        <w:rPr>
+          <w:lang w:val="en-US"/>
+        </w:rPr>
+      </w:pPr>
+    </w:p>
     <w:p/>
     <w:sectPr>
       <w:pgSz w:w="11906" w:h="16838"/>
@@ -1421,6 +4946,2673 @@
     </w:sectPr>
   </w:body>
 </w:document>
+</file>
+
+<file path=word/numbering.xml><?xml version="1.0" encoding="utf-8"?>
+<w:numbering xmlns:wpc="http://schemas.microsoft.com/office/word/2010/wordprocessingCanvas" xmlns:cx="http://schemas.microsoft.com/office/drawing/2014/chartex" xmlns:cx1="http://schemas.microsoft.com/office/drawing/2015/9/8/chartex" xmlns:cx2="http://schemas.microsoft.com/office/drawing/2015/10/21/chartex" xmlns:cx3="http://schemas.microsoft.com/office/drawing/2016/5/9/chartex" xmlns:cx4="http://schemas.microsoft.com/office/drawing/2016/5/10/chartex" xmlns:cx5="http://schemas.microsoft.com/office/drawing/2016/5/11/chartex" xmlns:cx6="http://schemas.microsoft.com/office/drawing/2016/5/12/chartex" xmlns:cx7="http://schemas.microsoft.com/office/drawing/2016/5/13/chartex" xmlns:cx8="http://schemas.microsoft.com/office/drawing/2016/5/14/chartex" xmlns:mc="http://schemas.openxmlformats.org/markup-compatibility/2006" xmlns:aink="http://schemas.microsoft.com/office/drawing/2016/ink" xmlns:am3d="http://schemas.microsoft.com/office/drawing/2017/model3d" xmlns:o="urn:schemas-microsoft-com:office:office" xmlns:oel="http://schemas.microsoft.com/office/2019/extlst" xmlns:r="http://schemas.openxmlformats.org/officeDocument/2006/relationships" xmlns:m="http://schemas.openxmlformats.org/officeDocument/2006/math" xmlns:v="urn:schemas-microsoft-com:vml" xmlns:wp14="http://schemas.microsoft.com/office/word/2010/wordprocessingDrawing" xmlns:wp="http://schemas.openxmlformats.org/drawingml/2006/wordprocessingDrawing" xmlns:w10="urn:schemas-microsoft-com:office:word" xmlns:w="http://schemas.openxmlformats.org/wordprocessingml/2006/main" xmlns:w14="http://schemas.microsoft.com/office/word/2010/wordml" xmlns:w15="http://schemas.microsoft.com/office/word/2012/wordml" xmlns:w16cex="http://schemas.microsoft.com/office/word/2018/wordml/cex" xmlns:w16cid="http://schemas.microsoft.com/office/word/2016/wordml/cid" xmlns:w16="http://schemas.microsoft.com/office/word/2018/wordml" xmlns:w16du="http://schemas.microsoft.com/office/word/2023/wordml/word16du" xmlns:w16sdtdh="http://schemas.microsoft.com/office/word/2020/wordml/sdtdatahash" xmlns:w16sdtfl="http://schemas.microsoft.com/office/word/2024/wordml/sdtformatlock" xmlns:w16se="http://schemas.microsoft.com/office/word/2015/wordml/symex" xmlns:wpg="http://schemas.microsoft.com/office/word/2010/wordprocessingGroup" xmlns:wpi="http://schemas.microsoft.com/office/word/2010/wordprocessingInk" xmlns:wne="http://schemas.microsoft.com/office/word/2006/wordml" xmlns:wps="http://schemas.microsoft.com/office/word/2010/wordprocessingShape" mc:Ignorable="w14 w15 w16se w16cid w16 w16cex w16sdtdh w16sdtfl w16du wp14">
+  <w:abstractNum w:abstractNumId="0" w15:restartNumberingAfterBreak="0">
+    <w:nsid w:val="029825E9"/>
+    <w:multiLevelType w:val="multilevel"/>
+    <w:tmpl w:val="35D0BAFC"/>
+    <w:lvl w:ilvl="0">
+      <w:start w:val="1"/>
+      <w:numFmt w:val="bullet"/>
+      <w:lvlText w:val=""/>
+      <w:lvlJc w:val="left"/>
+      <w:pPr>
+        <w:tabs>
+          <w:tab w:val="num" w:pos="720"/>
+        </w:tabs>
+        <w:ind w:left="720" w:hanging="360"/>
+      </w:pPr>
+      <w:rPr>
+        <w:rFonts w:ascii="Symbol" w:hAnsi="Symbol" w:hint="default"/>
+        <w:sz w:val="20"/>
+      </w:rPr>
+    </w:lvl>
+    <w:lvl w:ilvl="1" w:tentative="1">
+      <w:start w:val="1"/>
+      <w:numFmt w:val="bullet"/>
+      <w:lvlText w:val="o"/>
+      <w:lvlJc w:val="left"/>
+      <w:pPr>
+        <w:tabs>
+          <w:tab w:val="num" w:pos="1440"/>
+        </w:tabs>
+        <w:ind w:left="1440" w:hanging="360"/>
+      </w:pPr>
+      <w:rPr>
+        <w:rFonts w:ascii="Courier New" w:hAnsi="Courier New" w:hint="default"/>
+        <w:sz w:val="20"/>
+      </w:rPr>
+    </w:lvl>
+    <w:lvl w:ilvl="2" w:tentative="1">
+      <w:start w:val="1"/>
+      <w:numFmt w:val="bullet"/>
+      <w:lvlText w:val=""/>
+      <w:lvlJc w:val="left"/>
+      <w:pPr>
+        <w:tabs>
+          <w:tab w:val="num" w:pos="2160"/>
+        </w:tabs>
+        <w:ind w:left="2160" w:hanging="360"/>
+      </w:pPr>
+      <w:rPr>
+        <w:rFonts w:ascii="Wingdings" w:hAnsi="Wingdings" w:hint="default"/>
+        <w:sz w:val="20"/>
+      </w:rPr>
+    </w:lvl>
+    <w:lvl w:ilvl="3" w:tentative="1">
+      <w:start w:val="1"/>
+      <w:numFmt w:val="bullet"/>
+      <w:lvlText w:val=""/>
+      <w:lvlJc w:val="left"/>
+      <w:pPr>
+        <w:tabs>
+          <w:tab w:val="num" w:pos="2880"/>
+        </w:tabs>
+        <w:ind w:left="2880" w:hanging="360"/>
+      </w:pPr>
+      <w:rPr>
+        <w:rFonts w:ascii="Wingdings" w:hAnsi="Wingdings" w:hint="default"/>
+        <w:sz w:val="20"/>
+      </w:rPr>
+    </w:lvl>
+    <w:lvl w:ilvl="4" w:tentative="1">
+      <w:start w:val="1"/>
+      <w:numFmt w:val="bullet"/>
+      <w:lvlText w:val=""/>
+      <w:lvlJc w:val="left"/>
+      <w:pPr>
+        <w:tabs>
+          <w:tab w:val="num" w:pos="3600"/>
+        </w:tabs>
+        <w:ind w:left="3600" w:hanging="360"/>
+      </w:pPr>
+      <w:rPr>
+        <w:rFonts w:ascii="Wingdings" w:hAnsi="Wingdings" w:hint="default"/>
+        <w:sz w:val="20"/>
+      </w:rPr>
+    </w:lvl>
+    <w:lvl w:ilvl="5" w:tentative="1">
+      <w:start w:val="1"/>
+      <w:numFmt w:val="bullet"/>
+      <w:lvlText w:val=""/>
+      <w:lvlJc w:val="left"/>
+      <w:pPr>
+        <w:tabs>
+          <w:tab w:val="num" w:pos="4320"/>
+        </w:tabs>
+        <w:ind w:left="4320" w:hanging="360"/>
+      </w:pPr>
+      <w:rPr>
+        <w:rFonts w:ascii="Wingdings" w:hAnsi="Wingdings" w:hint="default"/>
+        <w:sz w:val="20"/>
+      </w:rPr>
+    </w:lvl>
+    <w:lvl w:ilvl="6" w:tentative="1">
+      <w:start w:val="1"/>
+      <w:numFmt w:val="bullet"/>
+      <w:lvlText w:val=""/>
+      <w:lvlJc w:val="left"/>
+      <w:pPr>
+        <w:tabs>
+          <w:tab w:val="num" w:pos="5040"/>
+        </w:tabs>
+        <w:ind w:left="5040" w:hanging="360"/>
+      </w:pPr>
+      <w:rPr>
+        <w:rFonts w:ascii="Wingdings" w:hAnsi="Wingdings" w:hint="default"/>
+        <w:sz w:val="20"/>
+      </w:rPr>
+    </w:lvl>
+    <w:lvl w:ilvl="7" w:tentative="1">
+      <w:start w:val="1"/>
+      <w:numFmt w:val="bullet"/>
+      <w:lvlText w:val=""/>
+      <w:lvlJc w:val="left"/>
+      <w:pPr>
+        <w:tabs>
+          <w:tab w:val="num" w:pos="5760"/>
+        </w:tabs>
+        <w:ind w:left="5760" w:hanging="360"/>
+      </w:pPr>
+      <w:rPr>
+        <w:rFonts w:ascii="Wingdings" w:hAnsi="Wingdings" w:hint="default"/>
+        <w:sz w:val="20"/>
+      </w:rPr>
+    </w:lvl>
+    <w:lvl w:ilvl="8" w:tentative="1">
+      <w:start w:val="1"/>
+      <w:numFmt w:val="bullet"/>
+      <w:lvlText w:val=""/>
+      <w:lvlJc w:val="left"/>
+      <w:pPr>
+        <w:tabs>
+          <w:tab w:val="num" w:pos="6480"/>
+        </w:tabs>
+        <w:ind w:left="6480" w:hanging="360"/>
+      </w:pPr>
+      <w:rPr>
+        <w:rFonts w:ascii="Wingdings" w:hAnsi="Wingdings" w:hint="default"/>
+        <w:sz w:val="20"/>
+      </w:rPr>
+    </w:lvl>
+  </w:abstractNum>
+  <w:abstractNum w:abstractNumId="1" w15:restartNumberingAfterBreak="0">
+    <w:nsid w:val="0D97041B"/>
+    <w:multiLevelType w:val="multilevel"/>
+    <w:tmpl w:val="60203320"/>
+    <w:lvl w:ilvl="0">
+      <w:start w:val="1"/>
+      <w:numFmt w:val="bullet"/>
+      <w:lvlText w:val=""/>
+      <w:lvlJc w:val="left"/>
+      <w:pPr>
+        <w:tabs>
+          <w:tab w:val="num" w:pos="720"/>
+        </w:tabs>
+        <w:ind w:left="720" w:hanging="360"/>
+      </w:pPr>
+      <w:rPr>
+        <w:rFonts w:ascii="Symbol" w:hAnsi="Symbol" w:hint="default"/>
+        <w:sz w:val="20"/>
+      </w:rPr>
+    </w:lvl>
+    <w:lvl w:ilvl="1" w:tentative="1">
+      <w:start w:val="1"/>
+      <w:numFmt w:val="bullet"/>
+      <w:lvlText w:val="o"/>
+      <w:lvlJc w:val="left"/>
+      <w:pPr>
+        <w:tabs>
+          <w:tab w:val="num" w:pos="1440"/>
+        </w:tabs>
+        <w:ind w:left="1440" w:hanging="360"/>
+      </w:pPr>
+      <w:rPr>
+        <w:rFonts w:ascii="Courier New" w:hAnsi="Courier New" w:hint="default"/>
+        <w:sz w:val="20"/>
+      </w:rPr>
+    </w:lvl>
+    <w:lvl w:ilvl="2" w:tentative="1">
+      <w:start w:val="1"/>
+      <w:numFmt w:val="bullet"/>
+      <w:lvlText w:val=""/>
+      <w:lvlJc w:val="left"/>
+      <w:pPr>
+        <w:tabs>
+          <w:tab w:val="num" w:pos="2160"/>
+        </w:tabs>
+        <w:ind w:left="2160" w:hanging="360"/>
+      </w:pPr>
+      <w:rPr>
+        <w:rFonts w:ascii="Wingdings" w:hAnsi="Wingdings" w:hint="default"/>
+        <w:sz w:val="20"/>
+      </w:rPr>
+    </w:lvl>
+    <w:lvl w:ilvl="3" w:tentative="1">
+      <w:start w:val="1"/>
+      <w:numFmt w:val="bullet"/>
+      <w:lvlText w:val=""/>
+      <w:lvlJc w:val="left"/>
+      <w:pPr>
+        <w:tabs>
+          <w:tab w:val="num" w:pos="2880"/>
+        </w:tabs>
+        <w:ind w:left="2880" w:hanging="360"/>
+      </w:pPr>
+      <w:rPr>
+        <w:rFonts w:ascii="Wingdings" w:hAnsi="Wingdings" w:hint="default"/>
+        <w:sz w:val="20"/>
+      </w:rPr>
+    </w:lvl>
+    <w:lvl w:ilvl="4" w:tentative="1">
+      <w:start w:val="1"/>
+      <w:numFmt w:val="bullet"/>
+      <w:lvlText w:val=""/>
+      <w:lvlJc w:val="left"/>
+      <w:pPr>
+        <w:tabs>
+          <w:tab w:val="num" w:pos="3600"/>
+        </w:tabs>
+        <w:ind w:left="3600" w:hanging="360"/>
+      </w:pPr>
+      <w:rPr>
+        <w:rFonts w:ascii="Wingdings" w:hAnsi="Wingdings" w:hint="default"/>
+        <w:sz w:val="20"/>
+      </w:rPr>
+    </w:lvl>
+    <w:lvl w:ilvl="5" w:tentative="1">
+      <w:start w:val="1"/>
+      <w:numFmt w:val="bullet"/>
+      <w:lvlText w:val=""/>
+      <w:lvlJc w:val="left"/>
+      <w:pPr>
+        <w:tabs>
+          <w:tab w:val="num" w:pos="4320"/>
+        </w:tabs>
+        <w:ind w:left="4320" w:hanging="360"/>
+      </w:pPr>
+      <w:rPr>
+        <w:rFonts w:ascii="Wingdings" w:hAnsi="Wingdings" w:hint="default"/>
+        <w:sz w:val="20"/>
+      </w:rPr>
+    </w:lvl>
+    <w:lvl w:ilvl="6" w:tentative="1">
+      <w:start w:val="1"/>
+      <w:numFmt w:val="bullet"/>
+      <w:lvlText w:val=""/>
+      <w:lvlJc w:val="left"/>
+      <w:pPr>
+        <w:tabs>
+          <w:tab w:val="num" w:pos="5040"/>
+        </w:tabs>
+        <w:ind w:left="5040" w:hanging="360"/>
+      </w:pPr>
+      <w:rPr>
+        <w:rFonts w:ascii="Wingdings" w:hAnsi="Wingdings" w:hint="default"/>
+        <w:sz w:val="20"/>
+      </w:rPr>
+    </w:lvl>
+    <w:lvl w:ilvl="7" w:tentative="1">
+      <w:start w:val="1"/>
+      <w:numFmt w:val="bullet"/>
+      <w:lvlText w:val=""/>
+      <w:lvlJc w:val="left"/>
+      <w:pPr>
+        <w:tabs>
+          <w:tab w:val="num" w:pos="5760"/>
+        </w:tabs>
+        <w:ind w:left="5760" w:hanging="360"/>
+      </w:pPr>
+      <w:rPr>
+        <w:rFonts w:ascii="Wingdings" w:hAnsi="Wingdings" w:hint="default"/>
+        <w:sz w:val="20"/>
+      </w:rPr>
+    </w:lvl>
+    <w:lvl w:ilvl="8" w:tentative="1">
+      <w:start w:val="1"/>
+      <w:numFmt w:val="bullet"/>
+      <w:lvlText w:val=""/>
+      <w:lvlJc w:val="left"/>
+      <w:pPr>
+        <w:tabs>
+          <w:tab w:val="num" w:pos="6480"/>
+        </w:tabs>
+        <w:ind w:left="6480" w:hanging="360"/>
+      </w:pPr>
+      <w:rPr>
+        <w:rFonts w:ascii="Wingdings" w:hAnsi="Wingdings" w:hint="default"/>
+        <w:sz w:val="20"/>
+      </w:rPr>
+    </w:lvl>
+  </w:abstractNum>
+  <w:abstractNum w:abstractNumId="2" w15:restartNumberingAfterBreak="0">
+    <w:nsid w:val="1C760136"/>
+    <w:multiLevelType w:val="multilevel"/>
+    <w:tmpl w:val="3B6271D0"/>
+    <w:lvl w:ilvl="0">
+      <w:start w:val="1"/>
+      <w:numFmt w:val="bullet"/>
+      <w:lvlText w:val=""/>
+      <w:lvlJc w:val="left"/>
+      <w:pPr>
+        <w:tabs>
+          <w:tab w:val="num" w:pos="720"/>
+        </w:tabs>
+        <w:ind w:left="720" w:hanging="360"/>
+      </w:pPr>
+      <w:rPr>
+        <w:rFonts w:ascii="Symbol" w:hAnsi="Symbol" w:hint="default"/>
+        <w:sz w:val="20"/>
+      </w:rPr>
+    </w:lvl>
+    <w:lvl w:ilvl="1" w:tentative="1">
+      <w:start w:val="1"/>
+      <w:numFmt w:val="bullet"/>
+      <w:lvlText w:val="o"/>
+      <w:lvlJc w:val="left"/>
+      <w:pPr>
+        <w:tabs>
+          <w:tab w:val="num" w:pos="1440"/>
+        </w:tabs>
+        <w:ind w:left="1440" w:hanging="360"/>
+      </w:pPr>
+      <w:rPr>
+        <w:rFonts w:ascii="Courier New" w:hAnsi="Courier New" w:hint="default"/>
+        <w:sz w:val="20"/>
+      </w:rPr>
+    </w:lvl>
+    <w:lvl w:ilvl="2" w:tentative="1">
+      <w:start w:val="1"/>
+      <w:numFmt w:val="bullet"/>
+      <w:lvlText w:val=""/>
+      <w:lvlJc w:val="left"/>
+      <w:pPr>
+        <w:tabs>
+          <w:tab w:val="num" w:pos="2160"/>
+        </w:tabs>
+        <w:ind w:left="2160" w:hanging="360"/>
+      </w:pPr>
+      <w:rPr>
+        <w:rFonts w:ascii="Wingdings" w:hAnsi="Wingdings" w:hint="default"/>
+        <w:sz w:val="20"/>
+      </w:rPr>
+    </w:lvl>
+    <w:lvl w:ilvl="3" w:tentative="1">
+      <w:start w:val="1"/>
+      <w:numFmt w:val="bullet"/>
+      <w:lvlText w:val=""/>
+      <w:lvlJc w:val="left"/>
+      <w:pPr>
+        <w:tabs>
+          <w:tab w:val="num" w:pos="2880"/>
+        </w:tabs>
+        <w:ind w:left="2880" w:hanging="360"/>
+      </w:pPr>
+      <w:rPr>
+        <w:rFonts w:ascii="Wingdings" w:hAnsi="Wingdings" w:hint="default"/>
+        <w:sz w:val="20"/>
+      </w:rPr>
+    </w:lvl>
+    <w:lvl w:ilvl="4" w:tentative="1">
+      <w:start w:val="1"/>
+      <w:numFmt w:val="bullet"/>
+      <w:lvlText w:val=""/>
+      <w:lvlJc w:val="left"/>
+      <w:pPr>
+        <w:tabs>
+          <w:tab w:val="num" w:pos="3600"/>
+        </w:tabs>
+        <w:ind w:left="3600" w:hanging="360"/>
+      </w:pPr>
+      <w:rPr>
+        <w:rFonts w:ascii="Wingdings" w:hAnsi="Wingdings" w:hint="default"/>
+        <w:sz w:val="20"/>
+      </w:rPr>
+    </w:lvl>
+    <w:lvl w:ilvl="5" w:tentative="1">
+      <w:start w:val="1"/>
+      <w:numFmt w:val="bullet"/>
+      <w:lvlText w:val=""/>
+      <w:lvlJc w:val="left"/>
+      <w:pPr>
+        <w:tabs>
+          <w:tab w:val="num" w:pos="4320"/>
+        </w:tabs>
+        <w:ind w:left="4320" w:hanging="360"/>
+      </w:pPr>
+      <w:rPr>
+        <w:rFonts w:ascii="Wingdings" w:hAnsi="Wingdings" w:hint="default"/>
+        <w:sz w:val="20"/>
+      </w:rPr>
+    </w:lvl>
+    <w:lvl w:ilvl="6" w:tentative="1">
+      <w:start w:val="1"/>
+      <w:numFmt w:val="bullet"/>
+      <w:lvlText w:val=""/>
+      <w:lvlJc w:val="left"/>
+      <w:pPr>
+        <w:tabs>
+          <w:tab w:val="num" w:pos="5040"/>
+        </w:tabs>
+        <w:ind w:left="5040" w:hanging="360"/>
+      </w:pPr>
+      <w:rPr>
+        <w:rFonts w:ascii="Wingdings" w:hAnsi="Wingdings" w:hint="default"/>
+        <w:sz w:val="20"/>
+      </w:rPr>
+    </w:lvl>
+    <w:lvl w:ilvl="7" w:tentative="1">
+      <w:start w:val="1"/>
+      <w:numFmt w:val="bullet"/>
+      <w:lvlText w:val=""/>
+      <w:lvlJc w:val="left"/>
+      <w:pPr>
+        <w:tabs>
+          <w:tab w:val="num" w:pos="5760"/>
+        </w:tabs>
+        <w:ind w:left="5760" w:hanging="360"/>
+      </w:pPr>
+      <w:rPr>
+        <w:rFonts w:ascii="Wingdings" w:hAnsi="Wingdings" w:hint="default"/>
+        <w:sz w:val="20"/>
+      </w:rPr>
+    </w:lvl>
+    <w:lvl w:ilvl="8" w:tentative="1">
+      <w:start w:val="1"/>
+      <w:numFmt w:val="bullet"/>
+      <w:lvlText w:val=""/>
+      <w:lvlJc w:val="left"/>
+      <w:pPr>
+        <w:tabs>
+          <w:tab w:val="num" w:pos="6480"/>
+        </w:tabs>
+        <w:ind w:left="6480" w:hanging="360"/>
+      </w:pPr>
+      <w:rPr>
+        <w:rFonts w:ascii="Wingdings" w:hAnsi="Wingdings" w:hint="default"/>
+        <w:sz w:val="20"/>
+      </w:rPr>
+    </w:lvl>
+  </w:abstractNum>
+  <w:abstractNum w:abstractNumId="3" w15:restartNumberingAfterBreak="0">
+    <w:nsid w:val="212E1A48"/>
+    <w:multiLevelType w:val="multilevel"/>
+    <w:tmpl w:val="DB34E6F4"/>
+    <w:lvl w:ilvl="0">
+      <w:start w:val="1"/>
+      <w:numFmt w:val="bullet"/>
+      <w:lvlText w:val=""/>
+      <w:lvlJc w:val="left"/>
+      <w:pPr>
+        <w:tabs>
+          <w:tab w:val="num" w:pos="720"/>
+        </w:tabs>
+        <w:ind w:left="720" w:hanging="360"/>
+      </w:pPr>
+      <w:rPr>
+        <w:rFonts w:ascii="Symbol" w:hAnsi="Symbol" w:hint="default"/>
+        <w:sz w:val="20"/>
+      </w:rPr>
+    </w:lvl>
+    <w:lvl w:ilvl="1" w:tentative="1">
+      <w:start w:val="1"/>
+      <w:numFmt w:val="bullet"/>
+      <w:lvlText w:val="o"/>
+      <w:lvlJc w:val="left"/>
+      <w:pPr>
+        <w:tabs>
+          <w:tab w:val="num" w:pos="1440"/>
+        </w:tabs>
+        <w:ind w:left="1440" w:hanging="360"/>
+      </w:pPr>
+      <w:rPr>
+        <w:rFonts w:ascii="Courier New" w:hAnsi="Courier New" w:hint="default"/>
+        <w:sz w:val="20"/>
+      </w:rPr>
+    </w:lvl>
+    <w:lvl w:ilvl="2" w:tentative="1">
+      <w:start w:val="1"/>
+      <w:numFmt w:val="bullet"/>
+      <w:lvlText w:val=""/>
+      <w:lvlJc w:val="left"/>
+      <w:pPr>
+        <w:tabs>
+          <w:tab w:val="num" w:pos="2160"/>
+        </w:tabs>
+        <w:ind w:left="2160" w:hanging="360"/>
+      </w:pPr>
+      <w:rPr>
+        <w:rFonts w:ascii="Wingdings" w:hAnsi="Wingdings" w:hint="default"/>
+        <w:sz w:val="20"/>
+      </w:rPr>
+    </w:lvl>
+    <w:lvl w:ilvl="3" w:tentative="1">
+      <w:start w:val="1"/>
+      <w:numFmt w:val="bullet"/>
+      <w:lvlText w:val=""/>
+      <w:lvlJc w:val="left"/>
+      <w:pPr>
+        <w:tabs>
+          <w:tab w:val="num" w:pos="2880"/>
+        </w:tabs>
+        <w:ind w:left="2880" w:hanging="360"/>
+      </w:pPr>
+      <w:rPr>
+        <w:rFonts w:ascii="Wingdings" w:hAnsi="Wingdings" w:hint="default"/>
+        <w:sz w:val="20"/>
+      </w:rPr>
+    </w:lvl>
+    <w:lvl w:ilvl="4" w:tentative="1">
+      <w:start w:val="1"/>
+      <w:numFmt w:val="bullet"/>
+      <w:lvlText w:val=""/>
+      <w:lvlJc w:val="left"/>
+      <w:pPr>
+        <w:tabs>
+          <w:tab w:val="num" w:pos="3600"/>
+        </w:tabs>
+        <w:ind w:left="3600" w:hanging="360"/>
+      </w:pPr>
+      <w:rPr>
+        <w:rFonts w:ascii="Wingdings" w:hAnsi="Wingdings" w:hint="default"/>
+        <w:sz w:val="20"/>
+      </w:rPr>
+    </w:lvl>
+    <w:lvl w:ilvl="5" w:tentative="1">
+      <w:start w:val="1"/>
+      <w:numFmt w:val="bullet"/>
+      <w:lvlText w:val=""/>
+      <w:lvlJc w:val="left"/>
+      <w:pPr>
+        <w:tabs>
+          <w:tab w:val="num" w:pos="4320"/>
+        </w:tabs>
+        <w:ind w:left="4320" w:hanging="360"/>
+      </w:pPr>
+      <w:rPr>
+        <w:rFonts w:ascii="Wingdings" w:hAnsi="Wingdings" w:hint="default"/>
+        <w:sz w:val="20"/>
+      </w:rPr>
+    </w:lvl>
+    <w:lvl w:ilvl="6" w:tentative="1">
+      <w:start w:val="1"/>
+      <w:numFmt w:val="bullet"/>
+      <w:lvlText w:val=""/>
+      <w:lvlJc w:val="left"/>
+      <w:pPr>
+        <w:tabs>
+          <w:tab w:val="num" w:pos="5040"/>
+        </w:tabs>
+        <w:ind w:left="5040" w:hanging="360"/>
+      </w:pPr>
+      <w:rPr>
+        <w:rFonts w:ascii="Wingdings" w:hAnsi="Wingdings" w:hint="default"/>
+        <w:sz w:val="20"/>
+      </w:rPr>
+    </w:lvl>
+    <w:lvl w:ilvl="7" w:tentative="1">
+      <w:start w:val="1"/>
+      <w:numFmt w:val="bullet"/>
+      <w:lvlText w:val=""/>
+      <w:lvlJc w:val="left"/>
+      <w:pPr>
+        <w:tabs>
+          <w:tab w:val="num" w:pos="5760"/>
+        </w:tabs>
+        <w:ind w:left="5760" w:hanging="360"/>
+      </w:pPr>
+      <w:rPr>
+        <w:rFonts w:ascii="Wingdings" w:hAnsi="Wingdings" w:hint="default"/>
+        <w:sz w:val="20"/>
+      </w:rPr>
+    </w:lvl>
+    <w:lvl w:ilvl="8" w:tentative="1">
+      <w:start w:val="1"/>
+      <w:numFmt w:val="bullet"/>
+      <w:lvlText w:val=""/>
+      <w:lvlJc w:val="left"/>
+      <w:pPr>
+        <w:tabs>
+          <w:tab w:val="num" w:pos="6480"/>
+        </w:tabs>
+        <w:ind w:left="6480" w:hanging="360"/>
+      </w:pPr>
+      <w:rPr>
+        <w:rFonts w:ascii="Wingdings" w:hAnsi="Wingdings" w:hint="default"/>
+        <w:sz w:val="20"/>
+      </w:rPr>
+    </w:lvl>
+  </w:abstractNum>
+  <w:abstractNum w:abstractNumId="4" w15:restartNumberingAfterBreak="0">
+    <w:nsid w:val="288C2F9B"/>
+    <w:multiLevelType w:val="multilevel"/>
+    <w:tmpl w:val="174652F4"/>
+    <w:lvl w:ilvl="0">
+      <w:start w:val="1"/>
+      <w:numFmt w:val="bullet"/>
+      <w:lvlText w:val=""/>
+      <w:lvlJc w:val="left"/>
+      <w:pPr>
+        <w:tabs>
+          <w:tab w:val="num" w:pos="720"/>
+        </w:tabs>
+        <w:ind w:left="720" w:hanging="360"/>
+      </w:pPr>
+      <w:rPr>
+        <w:rFonts w:ascii="Symbol" w:hAnsi="Symbol" w:hint="default"/>
+        <w:sz w:val="20"/>
+      </w:rPr>
+    </w:lvl>
+    <w:lvl w:ilvl="1" w:tentative="1">
+      <w:start w:val="1"/>
+      <w:numFmt w:val="bullet"/>
+      <w:lvlText w:val="o"/>
+      <w:lvlJc w:val="left"/>
+      <w:pPr>
+        <w:tabs>
+          <w:tab w:val="num" w:pos="1440"/>
+        </w:tabs>
+        <w:ind w:left="1440" w:hanging="360"/>
+      </w:pPr>
+      <w:rPr>
+        <w:rFonts w:ascii="Courier New" w:hAnsi="Courier New" w:hint="default"/>
+        <w:sz w:val="20"/>
+      </w:rPr>
+    </w:lvl>
+    <w:lvl w:ilvl="2" w:tentative="1">
+      <w:start w:val="1"/>
+      <w:numFmt w:val="bullet"/>
+      <w:lvlText w:val=""/>
+      <w:lvlJc w:val="left"/>
+      <w:pPr>
+        <w:tabs>
+          <w:tab w:val="num" w:pos="2160"/>
+        </w:tabs>
+        <w:ind w:left="2160" w:hanging="360"/>
+      </w:pPr>
+      <w:rPr>
+        <w:rFonts w:ascii="Wingdings" w:hAnsi="Wingdings" w:hint="default"/>
+        <w:sz w:val="20"/>
+      </w:rPr>
+    </w:lvl>
+    <w:lvl w:ilvl="3" w:tentative="1">
+      <w:start w:val="1"/>
+      <w:numFmt w:val="bullet"/>
+      <w:lvlText w:val=""/>
+      <w:lvlJc w:val="left"/>
+      <w:pPr>
+        <w:tabs>
+          <w:tab w:val="num" w:pos="2880"/>
+        </w:tabs>
+        <w:ind w:left="2880" w:hanging="360"/>
+      </w:pPr>
+      <w:rPr>
+        <w:rFonts w:ascii="Wingdings" w:hAnsi="Wingdings" w:hint="default"/>
+        <w:sz w:val="20"/>
+      </w:rPr>
+    </w:lvl>
+    <w:lvl w:ilvl="4" w:tentative="1">
+      <w:start w:val="1"/>
+      <w:numFmt w:val="bullet"/>
+      <w:lvlText w:val=""/>
+      <w:lvlJc w:val="left"/>
+      <w:pPr>
+        <w:tabs>
+          <w:tab w:val="num" w:pos="3600"/>
+        </w:tabs>
+        <w:ind w:left="3600" w:hanging="360"/>
+      </w:pPr>
+      <w:rPr>
+        <w:rFonts w:ascii="Wingdings" w:hAnsi="Wingdings" w:hint="default"/>
+        <w:sz w:val="20"/>
+      </w:rPr>
+    </w:lvl>
+    <w:lvl w:ilvl="5" w:tentative="1">
+      <w:start w:val="1"/>
+      <w:numFmt w:val="bullet"/>
+      <w:lvlText w:val=""/>
+      <w:lvlJc w:val="left"/>
+      <w:pPr>
+        <w:tabs>
+          <w:tab w:val="num" w:pos="4320"/>
+        </w:tabs>
+        <w:ind w:left="4320" w:hanging="360"/>
+      </w:pPr>
+      <w:rPr>
+        <w:rFonts w:ascii="Wingdings" w:hAnsi="Wingdings" w:hint="default"/>
+        <w:sz w:val="20"/>
+      </w:rPr>
+    </w:lvl>
+    <w:lvl w:ilvl="6" w:tentative="1">
+      <w:start w:val="1"/>
+      <w:numFmt w:val="bullet"/>
+      <w:lvlText w:val=""/>
+      <w:lvlJc w:val="left"/>
+      <w:pPr>
+        <w:tabs>
+          <w:tab w:val="num" w:pos="5040"/>
+        </w:tabs>
+        <w:ind w:left="5040" w:hanging="360"/>
+      </w:pPr>
+      <w:rPr>
+        <w:rFonts w:ascii="Wingdings" w:hAnsi="Wingdings" w:hint="default"/>
+        <w:sz w:val="20"/>
+      </w:rPr>
+    </w:lvl>
+    <w:lvl w:ilvl="7" w:tentative="1">
+      <w:start w:val="1"/>
+      <w:numFmt w:val="bullet"/>
+      <w:lvlText w:val=""/>
+      <w:lvlJc w:val="left"/>
+      <w:pPr>
+        <w:tabs>
+          <w:tab w:val="num" w:pos="5760"/>
+        </w:tabs>
+        <w:ind w:left="5760" w:hanging="360"/>
+      </w:pPr>
+      <w:rPr>
+        <w:rFonts w:ascii="Wingdings" w:hAnsi="Wingdings" w:hint="default"/>
+        <w:sz w:val="20"/>
+      </w:rPr>
+    </w:lvl>
+    <w:lvl w:ilvl="8" w:tentative="1">
+      <w:start w:val="1"/>
+      <w:numFmt w:val="bullet"/>
+      <w:lvlText w:val=""/>
+      <w:lvlJc w:val="left"/>
+      <w:pPr>
+        <w:tabs>
+          <w:tab w:val="num" w:pos="6480"/>
+        </w:tabs>
+        <w:ind w:left="6480" w:hanging="360"/>
+      </w:pPr>
+      <w:rPr>
+        <w:rFonts w:ascii="Wingdings" w:hAnsi="Wingdings" w:hint="default"/>
+        <w:sz w:val="20"/>
+      </w:rPr>
+    </w:lvl>
+  </w:abstractNum>
+  <w:abstractNum w:abstractNumId="5" w15:restartNumberingAfterBreak="0">
+    <w:nsid w:val="2CED2D5E"/>
+    <w:multiLevelType w:val="multilevel"/>
+    <w:tmpl w:val="4EC08C00"/>
+    <w:lvl w:ilvl="0">
+      <w:start w:val="1"/>
+      <w:numFmt w:val="bullet"/>
+      <w:lvlText w:val=""/>
+      <w:lvlJc w:val="left"/>
+      <w:pPr>
+        <w:tabs>
+          <w:tab w:val="num" w:pos="720"/>
+        </w:tabs>
+        <w:ind w:left="720" w:hanging="360"/>
+      </w:pPr>
+      <w:rPr>
+        <w:rFonts w:ascii="Symbol" w:hAnsi="Symbol" w:hint="default"/>
+        <w:sz w:val="20"/>
+      </w:rPr>
+    </w:lvl>
+    <w:lvl w:ilvl="1" w:tentative="1">
+      <w:start w:val="1"/>
+      <w:numFmt w:val="bullet"/>
+      <w:lvlText w:val="o"/>
+      <w:lvlJc w:val="left"/>
+      <w:pPr>
+        <w:tabs>
+          <w:tab w:val="num" w:pos="1440"/>
+        </w:tabs>
+        <w:ind w:left="1440" w:hanging="360"/>
+      </w:pPr>
+      <w:rPr>
+        <w:rFonts w:ascii="Courier New" w:hAnsi="Courier New" w:hint="default"/>
+        <w:sz w:val="20"/>
+      </w:rPr>
+    </w:lvl>
+    <w:lvl w:ilvl="2" w:tentative="1">
+      <w:start w:val="1"/>
+      <w:numFmt w:val="bullet"/>
+      <w:lvlText w:val=""/>
+      <w:lvlJc w:val="left"/>
+      <w:pPr>
+        <w:tabs>
+          <w:tab w:val="num" w:pos="2160"/>
+        </w:tabs>
+        <w:ind w:left="2160" w:hanging="360"/>
+      </w:pPr>
+      <w:rPr>
+        <w:rFonts w:ascii="Wingdings" w:hAnsi="Wingdings" w:hint="default"/>
+        <w:sz w:val="20"/>
+      </w:rPr>
+    </w:lvl>
+    <w:lvl w:ilvl="3" w:tentative="1">
+      <w:start w:val="1"/>
+      <w:numFmt w:val="bullet"/>
+      <w:lvlText w:val=""/>
+      <w:lvlJc w:val="left"/>
+      <w:pPr>
+        <w:tabs>
+          <w:tab w:val="num" w:pos="2880"/>
+        </w:tabs>
+        <w:ind w:left="2880" w:hanging="360"/>
+      </w:pPr>
+      <w:rPr>
+        <w:rFonts w:ascii="Wingdings" w:hAnsi="Wingdings" w:hint="default"/>
+        <w:sz w:val="20"/>
+      </w:rPr>
+    </w:lvl>
+    <w:lvl w:ilvl="4" w:tentative="1">
+      <w:start w:val="1"/>
+      <w:numFmt w:val="bullet"/>
+      <w:lvlText w:val=""/>
+      <w:lvlJc w:val="left"/>
+      <w:pPr>
+        <w:tabs>
+          <w:tab w:val="num" w:pos="3600"/>
+        </w:tabs>
+        <w:ind w:left="3600" w:hanging="360"/>
+      </w:pPr>
+      <w:rPr>
+        <w:rFonts w:ascii="Wingdings" w:hAnsi="Wingdings" w:hint="default"/>
+        <w:sz w:val="20"/>
+      </w:rPr>
+    </w:lvl>
+    <w:lvl w:ilvl="5" w:tentative="1">
+      <w:start w:val="1"/>
+      <w:numFmt w:val="bullet"/>
+      <w:lvlText w:val=""/>
+      <w:lvlJc w:val="left"/>
+      <w:pPr>
+        <w:tabs>
+          <w:tab w:val="num" w:pos="4320"/>
+        </w:tabs>
+        <w:ind w:left="4320" w:hanging="360"/>
+      </w:pPr>
+      <w:rPr>
+        <w:rFonts w:ascii="Wingdings" w:hAnsi="Wingdings" w:hint="default"/>
+        <w:sz w:val="20"/>
+      </w:rPr>
+    </w:lvl>
+    <w:lvl w:ilvl="6" w:tentative="1">
+      <w:start w:val="1"/>
+      <w:numFmt w:val="bullet"/>
+      <w:lvlText w:val=""/>
+      <w:lvlJc w:val="left"/>
+      <w:pPr>
+        <w:tabs>
+          <w:tab w:val="num" w:pos="5040"/>
+        </w:tabs>
+        <w:ind w:left="5040" w:hanging="360"/>
+      </w:pPr>
+      <w:rPr>
+        <w:rFonts w:ascii="Wingdings" w:hAnsi="Wingdings" w:hint="default"/>
+        <w:sz w:val="20"/>
+      </w:rPr>
+    </w:lvl>
+    <w:lvl w:ilvl="7" w:tentative="1">
+      <w:start w:val="1"/>
+      <w:numFmt w:val="bullet"/>
+      <w:lvlText w:val=""/>
+      <w:lvlJc w:val="left"/>
+      <w:pPr>
+        <w:tabs>
+          <w:tab w:val="num" w:pos="5760"/>
+        </w:tabs>
+        <w:ind w:left="5760" w:hanging="360"/>
+      </w:pPr>
+      <w:rPr>
+        <w:rFonts w:ascii="Wingdings" w:hAnsi="Wingdings" w:hint="default"/>
+        <w:sz w:val="20"/>
+      </w:rPr>
+    </w:lvl>
+    <w:lvl w:ilvl="8" w:tentative="1">
+      <w:start w:val="1"/>
+      <w:numFmt w:val="bullet"/>
+      <w:lvlText w:val=""/>
+      <w:lvlJc w:val="left"/>
+      <w:pPr>
+        <w:tabs>
+          <w:tab w:val="num" w:pos="6480"/>
+        </w:tabs>
+        <w:ind w:left="6480" w:hanging="360"/>
+      </w:pPr>
+      <w:rPr>
+        <w:rFonts w:ascii="Wingdings" w:hAnsi="Wingdings" w:hint="default"/>
+        <w:sz w:val="20"/>
+      </w:rPr>
+    </w:lvl>
+  </w:abstractNum>
+  <w:abstractNum w:abstractNumId="6" w15:restartNumberingAfterBreak="0">
+    <w:nsid w:val="2F656A15"/>
+    <w:multiLevelType w:val="multilevel"/>
+    <w:tmpl w:val="E3FCF340"/>
+    <w:lvl w:ilvl="0">
+      <w:start w:val="1"/>
+      <w:numFmt w:val="bullet"/>
+      <w:lvlText w:val=""/>
+      <w:lvlJc w:val="left"/>
+      <w:pPr>
+        <w:tabs>
+          <w:tab w:val="num" w:pos="720"/>
+        </w:tabs>
+        <w:ind w:left="720" w:hanging="360"/>
+      </w:pPr>
+      <w:rPr>
+        <w:rFonts w:ascii="Symbol" w:hAnsi="Symbol" w:hint="default"/>
+        <w:sz w:val="20"/>
+      </w:rPr>
+    </w:lvl>
+    <w:lvl w:ilvl="1" w:tentative="1">
+      <w:start w:val="1"/>
+      <w:numFmt w:val="bullet"/>
+      <w:lvlText w:val="o"/>
+      <w:lvlJc w:val="left"/>
+      <w:pPr>
+        <w:tabs>
+          <w:tab w:val="num" w:pos="1440"/>
+        </w:tabs>
+        <w:ind w:left="1440" w:hanging="360"/>
+      </w:pPr>
+      <w:rPr>
+        <w:rFonts w:ascii="Courier New" w:hAnsi="Courier New" w:hint="default"/>
+        <w:sz w:val="20"/>
+      </w:rPr>
+    </w:lvl>
+    <w:lvl w:ilvl="2" w:tentative="1">
+      <w:start w:val="1"/>
+      <w:numFmt w:val="bullet"/>
+      <w:lvlText w:val=""/>
+      <w:lvlJc w:val="left"/>
+      <w:pPr>
+        <w:tabs>
+          <w:tab w:val="num" w:pos="2160"/>
+        </w:tabs>
+        <w:ind w:left="2160" w:hanging="360"/>
+      </w:pPr>
+      <w:rPr>
+        <w:rFonts w:ascii="Wingdings" w:hAnsi="Wingdings" w:hint="default"/>
+        <w:sz w:val="20"/>
+      </w:rPr>
+    </w:lvl>
+    <w:lvl w:ilvl="3" w:tentative="1">
+      <w:start w:val="1"/>
+      <w:numFmt w:val="bullet"/>
+      <w:lvlText w:val=""/>
+      <w:lvlJc w:val="left"/>
+      <w:pPr>
+        <w:tabs>
+          <w:tab w:val="num" w:pos="2880"/>
+        </w:tabs>
+        <w:ind w:left="2880" w:hanging="360"/>
+      </w:pPr>
+      <w:rPr>
+        <w:rFonts w:ascii="Wingdings" w:hAnsi="Wingdings" w:hint="default"/>
+        <w:sz w:val="20"/>
+      </w:rPr>
+    </w:lvl>
+    <w:lvl w:ilvl="4" w:tentative="1">
+      <w:start w:val="1"/>
+      <w:numFmt w:val="bullet"/>
+      <w:lvlText w:val=""/>
+      <w:lvlJc w:val="left"/>
+      <w:pPr>
+        <w:tabs>
+          <w:tab w:val="num" w:pos="3600"/>
+        </w:tabs>
+        <w:ind w:left="3600" w:hanging="360"/>
+      </w:pPr>
+      <w:rPr>
+        <w:rFonts w:ascii="Wingdings" w:hAnsi="Wingdings" w:hint="default"/>
+        <w:sz w:val="20"/>
+      </w:rPr>
+    </w:lvl>
+    <w:lvl w:ilvl="5" w:tentative="1">
+      <w:start w:val="1"/>
+      <w:numFmt w:val="bullet"/>
+      <w:lvlText w:val=""/>
+      <w:lvlJc w:val="left"/>
+      <w:pPr>
+        <w:tabs>
+          <w:tab w:val="num" w:pos="4320"/>
+        </w:tabs>
+        <w:ind w:left="4320" w:hanging="360"/>
+      </w:pPr>
+      <w:rPr>
+        <w:rFonts w:ascii="Wingdings" w:hAnsi="Wingdings" w:hint="default"/>
+        <w:sz w:val="20"/>
+      </w:rPr>
+    </w:lvl>
+    <w:lvl w:ilvl="6" w:tentative="1">
+      <w:start w:val="1"/>
+      <w:numFmt w:val="bullet"/>
+      <w:lvlText w:val=""/>
+      <w:lvlJc w:val="left"/>
+      <w:pPr>
+        <w:tabs>
+          <w:tab w:val="num" w:pos="5040"/>
+        </w:tabs>
+        <w:ind w:left="5040" w:hanging="360"/>
+      </w:pPr>
+      <w:rPr>
+        <w:rFonts w:ascii="Wingdings" w:hAnsi="Wingdings" w:hint="default"/>
+        <w:sz w:val="20"/>
+      </w:rPr>
+    </w:lvl>
+    <w:lvl w:ilvl="7" w:tentative="1">
+      <w:start w:val="1"/>
+      <w:numFmt w:val="bullet"/>
+      <w:lvlText w:val=""/>
+      <w:lvlJc w:val="left"/>
+      <w:pPr>
+        <w:tabs>
+          <w:tab w:val="num" w:pos="5760"/>
+        </w:tabs>
+        <w:ind w:left="5760" w:hanging="360"/>
+      </w:pPr>
+      <w:rPr>
+        <w:rFonts w:ascii="Wingdings" w:hAnsi="Wingdings" w:hint="default"/>
+        <w:sz w:val="20"/>
+      </w:rPr>
+    </w:lvl>
+    <w:lvl w:ilvl="8" w:tentative="1">
+      <w:start w:val="1"/>
+      <w:numFmt w:val="bullet"/>
+      <w:lvlText w:val=""/>
+      <w:lvlJc w:val="left"/>
+      <w:pPr>
+        <w:tabs>
+          <w:tab w:val="num" w:pos="6480"/>
+        </w:tabs>
+        <w:ind w:left="6480" w:hanging="360"/>
+      </w:pPr>
+      <w:rPr>
+        <w:rFonts w:ascii="Wingdings" w:hAnsi="Wingdings" w:hint="default"/>
+        <w:sz w:val="20"/>
+      </w:rPr>
+    </w:lvl>
+  </w:abstractNum>
+  <w:abstractNum w:abstractNumId="7" w15:restartNumberingAfterBreak="0">
+    <w:nsid w:val="2F686C99"/>
+    <w:multiLevelType w:val="multilevel"/>
+    <w:tmpl w:val="0742B1D8"/>
+    <w:lvl w:ilvl="0">
+      <w:start w:val="1"/>
+      <w:numFmt w:val="bullet"/>
+      <w:lvlText w:val=""/>
+      <w:lvlJc w:val="left"/>
+      <w:pPr>
+        <w:tabs>
+          <w:tab w:val="num" w:pos="720"/>
+        </w:tabs>
+        <w:ind w:left="720" w:hanging="360"/>
+      </w:pPr>
+      <w:rPr>
+        <w:rFonts w:ascii="Symbol" w:hAnsi="Symbol" w:hint="default"/>
+        <w:sz w:val="20"/>
+      </w:rPr>
+    </w:lvl>
+    <w:lvl w:ilvl="1" w:tentative="1">
+      <w:start w:val="1"/>
+      <w:numFmt w:val="bullet"/>
+      <w:lvlText w:val="o"/>
+      <w:lvlJc w:val="left"/>
+      <w:pPr>
+        <w:tabs>
+          <w:tab w:val="num" w:pos="1440"/>
+        </w:tabs>
+        <w:ind w:left="1440" w:hanging="360"/>
+      </w:pPr>
+      <w:rPr>
+        <w:rFonts w:ascii="Courier New" w:hAnsi="Courier New" w:hint="default"/>
+        <w:sz w:val="20"/>
+      </w:rPr>
+    </w:lvl>
+    <w:lvl w:ilvl="2" w:tentative="1">
+      <w:start w:val="1"/>
+      <w:numFmt w:val="bullet"/>
+      <w:lvlText w:val=""/>
+      <w:lvlJc w:val="left"/>
+      <w:pPr>
+        <w:tabs>
+          <w:tab w:val="num" w:pos="2160"/>
+        </w:tabs>
+        <w:ind w:left="2160" w:hanging="360"/>
+      </w:pPr>
+      <w:rPr>
+        <w:rFonts w:ascii="Wingdings" w:hAnsi="Wingdings" w:hint="default"/>
+        <w:sz w:val="20"/>
+      </w:rPr>
+    </w:lvl>
+    <w:lvl w:ilvl="3" w:tentative="1">
+      <w:start w:val="1"/>
+      <w:numFmt w:val="bullet"/>
+      <w:lvlText w:val=""/>
+      <w:lvlJc w:val="left"/>
+      <w:pPr>
+        <w:tabs>
+          <w:tab w:val="num" w:pos="2880"/>
+        </w:tabs>
+        <w:ind w:left="2880" w:hanging="360"/>
+      </w:pPr>
+      <w:rPr>
+        <w:rFonts w:ascii="Wingdings" w:hAnsi="Wingdings" w:hint="default"/>
+        <w:sz w:val="20"/>
+      </w:rPr>
+    </w:lvl>
+    <w:lvl w:ilvl="4" w:tentative="1">
+      <w:start w:val="1"/>
+      <w:numFmt w:val="bullet"/>
+      <w:lvlText w:val=""/>
+      <w:lvlJc w:val="left"/>
+      <w:pPr>
+        <w:tabs>
+          <w:tab w:val="num" w:pos="3600"/>
+        </w:tabs>
+        <w:ind w:left="3600" w:hanging="360"/>
+      </w:pPr>
+      <w:rPr>
+        <w:rFonts w:ascii="Wingdings" w:hAnsi="Wingdings" w:hint="default"/>
+        <w:sz w:val="20"/>
+      </w:rPr>
+    </w:lvl>
+    <w:lvl w:ilvl="5" w:tentative="1">
+      <w:start w:val="1"/>
+      <w:numFmt w:val="bullet"/>
+      <w:lvlText w:val=""/>
+      <w:lvlJc w:val="left"/>
+      <w:pPr>
+        <w:tabs>
+          <w:tab w:val="num" w:pos="4320"/>
+        </w:tabs>
+        <w:ind w:left="4320" w:hanging="360"/>
+      </w:pPr>
+      <w:rPr>
+        <w:rFonts w:ascii="Wingdings" w:hAnsi="Wingdings" w:hint="default"/>
+        <w:sz w:val="20"/>
+      </w:rPr>
+    </w:lvl>
+    <w:lvl w:ilvl="6" w:tentative="1">
+      <w:start w:val="1"/>
+      <w:numFmt w:val="bullet"/>
+      <w:lvlText w:val=""/>
+      <w:lvlJc w:val="left"/>
+      <w:pPr>
+        <w:tabs>
+          <w:tab w:val="num" w:pos="5040"/>
+        </w:tabs>
+        <w:ind w:left="5040" w:hanging="360"/>
+      </w:pPr>
+      <w:rPr>
+        <w:rFonts w:ascii="Wingdings" w:hAnsi="Wingdings" w:hint="default"/>
+        <w:sz w:val="20"/>
+      </w:rPr>
+    </w:lvl>
+    <w:lvl w:ilvl="7" w:tentative="1">
+      <w:start w:val="1"/>
+      <w:numFmt w:val="bullet"/>
+      <w:lvlText w:val=""/>
+      <w:lvlJc w:val="left"/>
+      <w:pPr>
+        <w:tabs>
+          <w:tab w:val="num" w:pos="5760"/>
+        </w:tabs>
+        <w:ind w:left="5760" w:hanging="360"/>
+      </w:pPr>
+      <w:rPr>
+        <w:rFonts w:ascii="Wingdings" w:hAnsi="Wingdings" w:hint="default"/>
+        <w:sz w:val="20"/>
+      </w:rPr>
+    </w:lvl>
+    <w:lvl w:ilvl="8" w:tentative="1">
+      <w:start w:val="1"/>
+      <w:numFmt w:val="bullet"/>
+      <w:lvlText w:val=""/>
+      <w:lvlJc w:val="left"/>
+      <w:pPr>
+        <w:tabs>
+          <w:tab w:val="num" w:pos="6480"/>
+        </w:tabs>
+        <w:ind w:left="6480" w:hanging="360"/>
+      </w:pPr>
+      <w:rPr>
+        <w:rFonts w:ascii="Wingdings" w:hAnsi="Wingdings" w:hint="default"/>
+        <w:sz w:val="20"/>
+      </w:rPr>
+    </w:lvl>
+  </w:abstractNum>
+  <w:abstractNum w:abstractNumId="8" w15:restartNumberingAfterBreak="0">
+    <w:nsid w:val="34B840C5"/>
+    <w:multiLevelType w:val="multilevel"/>
+    <w:tmpl w:val="2DAA2DAC"/>
+    <w:lvl w:ilvl="0">
+      <w:start w:val="1"/>
+      <w:numFmt w:val="bullet"/>
+      <w:lvlText w:val=""/>
+      <w:lvlJc w:val="left"/>
+      <w:pPr>
+        <w:tabs>
+          <w:tab w:val="num" w:pos="720"/>
+        </w:tabs>
+        <w:ind w:left="720" w:hanging="360"/>
+      </w:pPr>
+      <w:rPr>
+        <w:rFonts w:ascii="Symbol" w:hAnsi="Symbol" w:hint="default"/>
+        <w:sz w:val="20"/>
+      </w:rPr>
+    </w:lvl>
+    <w:lvl w:ilvl="1" w:tentative="1">
+      <w:start w:val="1"/>
+      <w:numFmt w:val="bullet"/>
+      <w:lvlText w:val="o"/>
+      <w:lvlJc w:val="left"/>
+      <w:pPr>
+        <w:tabs>
+          <w:tab w:val="num" w:pos="1440"/>
+        </w:tabs>
+        <w:ind w:left="1440" w:hanging="360"/>
+      </w:pPr>
+      <w:rPr>
+        <w:rFonts w:ascii="Courier New" w:hAnsi="Courier New" w:hint="default"/>
+        <w:sz w:val="20"/>
+      </w:rPr>
+    </w:lvl>
+    <w:lvl w:ilvl="2" w:tentative="1">
+      <w:start w:val="1"/>
+      <w:numFmt w:val="bullet"/>
+      <w:lvlText w:val=""/>
+      <w:lvlJc w:val="left"/>
+      <w:pPr>
+        <w:tabs>
+          <w:tab w:val="num" w:pos="2160"/>
+        </w:tabs>
+        <w:ind w:left="2160" w:hanging="360"/>
+      </w:pPr>
+      <w:rPr>
+        <w:rFonts w:ascii="Wingdings" w:hAnsi="Wingdings" w:hint="default"/>
+        <w:sz w:val="20"/>
+      </w:rPr>
+    </w:lvl>
+    <w:lvl w:ilvl="3" w:tentative="1">
+      <w:start w:val="1"/>
+      <w:numFmt w:val="bullet"/>
+      <w:lvlText w:val=""/>
+      <w:lvlJc w:val="left"/>
+      <w:pPr>
+        <w:tabs>
+          <w:tab w:val="num" w:pos="2880"/>
+        </w:tabs>
+        <w:ind w:left="2880" w:hanging="360"/>
+      </w:pPr>
+      <w:rPr>
+        <w:rFonts w:ascii="Wingdings" w:hAnsi="Wingdings" w:hint="default"/>
+        <w:sz w:val="20"/>
+      </w:rPr>
+    </w:lvl>
+    <w:lvl w:ilvl="4" w:tentative="1">
+      <w:start w:val="1"/>
+      <w:numFmt w:val="bullet"/>
+      <w:lvlText w:val=""/>
+      <w:lvlJc w:val="left"/>
+      <w:pPr>
+        <w:tabs>
+          <w:tab w:val="num" w:pos="3600"/>
+        </w:tabs>
+        <w:ind w:left="3600" w:hanging="360"/>
+      </w:pPr>
+      <w:rPr>
+        <w:rFonts w:ascii="Wingdings" w:hAnsi="Wingdings" w:hint="default"/>
+        <w:sz w:val="20"/>
+      </w:rPr>
+    </w:lvl>
+    <w:lvl w:ilvl="5" w:tentative="1">
+      <w:start w:val="1"/>
+      <w:numFmt w:val="bullet"/>
+      <w:lvlText w:val=""/>
+      <w:lvlJc w:val="left"/>
+      <w:pPr>
+        <w:tabs>
+          <w:tab w:val="num" w:pos="4320"/>
+        </w:tabs>
+        <w:ind w:left="4320" w:hanging="360"/>
+      </w:pPr>
+      <w:rPr>
+        <w:rFonts w:ascii="Wingdings" w:hAnsi="Wingdings" w:hint="default"/>
+        <w:sz w:val="20"/>
+      </w:rPr>
+    </w:lvl>
+    <w:lvl w:ilvl="6" w:tentative="1">
+      <w:start w:val="1"/>
+      <w:numFmt w:val="bullet"/>
+      <w:lvlText w:val=""/>
+      <w:lvlJc w:val="left"/>
+      <w:pPr>
+        <w:tabs>
+          <w:tab w:val="num" w:pos="5040"/>
+        </w:tabs>
+        <w:ind w:left="5040" w:hanging="360"/>
+      </w:pPr>
+      <w:rPr>
+        <w:rFonts w:ascii="Wingdings" w:hAnsi="Wingdings" w:hint="default"/>
+        <w:sz w:val="20"/>
+      </w:rPr>
+    </w:lvl>
+    <w:lvl w:ilvl="7" w:tentative="1">
+      <w:start w:val="1"/>
+      <w:numFmt w:val="bullet"/>
+      <w:lvlText w:val=""/>
+      <w:lvlJc w:val="left"/>
+      <w:pPr>
+        <w:tabs>
+          <w:tab w:val="num" w:pos="5760"/>
+        </w:tabs>
+        <w:ind w:left="5760" w:hanging="360"/>
+      </w:pPr>
+      <w:rPr>
+        <w:rFonts w:ascii="Wingdings" w:hAnsi="Wingdings" w:hint="default"/>
+        <w:sz w:val="20"/>
+      </w:rPr>
+    </w:lvl>
+    <w:lvl w:ilvl="8" w:tentative="1">
+      <w:start w:val="1"/>
+      <w:numFmt w:val="bullet"/>
+      <w:lvlText w:val=""/>
+      <w:lvlJc w:val="left"/>
+      <w:pPr>
+        <w:tabs>
+          <w:tab w:val="num" w:pos="6480"/>
+        </w:tabs>
+        <w:ind w:left="6480" w:hanging="360"/>
+      </w:pPr>
+      <w:rPr>
+        <w:rFonts w:ascii="Wingdings" w:hAnsi="Wingdings" w:hint="default"/>
+        <w:sz w:val="20"/>
+      </w:rPr>
+    </w:lvl>
+  </w:abstractNum>
+  <w:abstractNum w:abstractNumId="9" w15:restartNumberingAfterBreak="0">
+    <w:nsid w:val="382648D6"/>
+    <w:multiLevelType w:val="hybridMultilevel"/>
+    <w:tmpl w:val="58180CB8"/>
+    <w:lvl w:ilvl="0" w:tplc="75CC9CE4">
+      <w:numFmt w:val="bullet"/>
+      <w:lvlText w:val=""/>
+      <w:lvlJc w:val="left"/>
+      <w:pPr>
+        <w:ind w:left="720" w:hanging="360"/>
+      </w:pPr>
+      <w:rPr>
+        <w:rFonts w:ascii="Symbol" w:eastAsiaTheme="minorHAnsi" w:hAnsi="Symbol" w:cstheme="minorBidi" w:hint="default"/>
+      </w:rPr>
+    </w:lvl>
+    <w:lvl w:ilvl="1" w:tplc="04090003" w:tentative="1">
+      <w:start w:val="1"/>
+      <w:numFmt w:val="bullet"/>
+      <w:lvlText w:val="o"/>
+      <w:lvlJc w:val="left"/>
+      <w:pPr>
+        <w:ind w:left="1440" w:hanging="360"/>
+      </w:pPr>
+      <w:rPr>
+        <w:rFonts w:ascii="Courier New" w:hAnsi="Courier New" w:cs="Courier New" w:hint="default"/>
+      </w:rPr>
+    </w:lvl>
+    <w:lvl w:ilvl="2" w:tplc="04090005" w:tentative="1">
+      <w:start w:val="1"/>
+      <w:numFmt w:val="bullet"/>
+      <w:lvlText w:val=""/>
+      <w:lvlJc w:val="left"/>
+      <w:pPr>
+        <w:ind w:left="2160" w:hanging="360"/>
+      </w:pPr>
+      <w:rPr>
+        <w:rFonts w:ascii="Wingdings" w:hAnsi="Wingdings" w:hint="default"/>
+      </w:rPr>
+    </w:lvl>
+    <w:lvl w:ilvl="3" w:tplc="04090001" w:tentative="1">
+      <w:start w:val="1"/>
+      <w:numFmt w:val="bullet"/>
+      <w:lvlText w:val=""/>
+      <w:lvlJc w:val="left"/>
+      <w:pPr>
+        <w:ind w:left="2880" w:hanging="360"/>
+      </w:pPr>
+      <w:rPr>
+        <w:rFonts w:ascii="Symbol" w:hAnsi="Symbol" w:hint="default"/>
+      </w:rPr>
+    </w:lvl>
+    <w:lvl w:ilvl="4" w:tplc="04090003" w:tentative="1">
+      <w:start w:val="1"/>
+      <w:numFmt w:val="bullet"/>
+      <w:lvlText w:val="o"/>
+      <w:lvlJc w:val="left"/>
+      <w:pPr>
+        <w:ind w:left="3600" w:hanging="360"/>
+      </w:pPr>
+      <w:rPr>
+        <w:rFonts w:ascii="Courier New" w:hAnsi="Courier New" w:cs="Courier New" w:hint="default"/>
+      </w:rPr>
+    </w:lvl>
+    <w:lvl w:ilvl="5" w:tplc="04090005" w:tentative="1">
+      <w:start w:val="1"/>
+      <w:numFmt w:val="bullet"/>
+      <w:lvlText w:val=""/>
+      <w:lvlJc w:val="left"/>
+      <w:pPr>
+        <w:ind w:left="4320" w:hanging="360"/>
+      </w:pPr>
+      <w:rPr>
+        <w:rFonts w:ascii="Wingdings" w:hAnsi="Wingdings" w:hint="default"/>
+      </w:rPr>
+    </w:lvl>
+    <w:lvl w:ilvl="6" w:tplc="04090001" w:tentative="1">
+      <w:start w:val="1"/>
+      <w:numFmt w:val="bullet"/>
+      <w:lvlText w:val=""/>
+      <w:lvlJc w:val="left"/>
+      <w:pPr>
+        <w:ind w:left="5040" w:hanging="360"/>
+      </w:pPr>
+      <w:rPr>
+        <w:rFonts w:ascii="Symbol" w:hAnsi="Symbol" w:hint="default"/>
+      </w:rPr>
+    </w:lvl>
+    <w:lvl w:ilvl="7" w:tplc="04090003" w:tentative="1">
+      <w:start w:val="1"/>
+      <w:numFmt w:val="bullet"/>
+      <w:lvlText w:val="o"/>
+      <w:lvlJc w:val="left"/>
+      <w:pPr>
+        <w:ind w:left="5760" w:hanging="360"/>
+      </w:pPr>
+      <w:rPr>
+        <w:rFonts w:ascii="Courier New" w:hAnsi="Courier New" w:cs="Courier New" w:hint="default"/>
+      </w:rPr>
+    </w:lvl>
+    <w:lvl w:ilvl="8" w:tplc="04090005" w:tentative="1">
+      <w:start w:val="1"/>
+      <w:numFmt w:val="bullet"/>
+      <w:lvlText w:val=""/>
+      <w:lvlJc w:val="left"/>
+      <w:pPr>
+        <w:ind w:left="6480" w:hanging="360"/>
+      </w:pPr>
+      <w:rPr>
+        <w:rFonts w:ascii="Wingdings" w:hAnsi="Wingdings" w:hint="default"/>
+      </w:rPr>
+    </w:lvl>
+  </w:abstractNum>
+  <w:abstractNum w:abstractNumId="10" w15:restartNumberingAfterBreak="0">
+    <w:nsid w:val="3CC21908"/>
+    <w:multiLevelType w:val="multilevel"/>
+    <w:tmpl w:val="1796150E"/>
+    <w:lvl w:ilvl="0">
+      <w:start w:val="1"/>
+      <w:numFmt w:val="bullet"/>
+      <w:lvlText w:val=""/>
+      <w:lvlJc w:val="left"/>
+      <w:pPr>
+        <w:tabs>
+          <w:tab w:val="num" w:pos="720"/>
+        </w:tabs>
+        <w:ind w:left="720" w:hanging="360"/>
+      </w:pPr>
+      <w:rPr>
+        <w:rFonts w:ascii="Symbol" w:hAnsi="Symbol" w:hint="default"/>
+        <w:sz w:val="20"/>
+      </w:rPr>
+    </w:lvl>
+    <w:lvl w:ilvl="1" w:tentative="1">
+      <w:start w:val="1"/>
+      <w:numFmt w:val="bullet"/>
+      <w:lvlText w:val="o"/>
+      <w:lvlJc w:val="left"/>
+      <w:pPr>
+        <w:tabs>
+          <w:tab w:val="num" w:pos="1440"/>
+        </w:tabs>
+        <w:ind w:left="1440" w:hanging="360"/>
+      </w:pPr>
+      <w:rPr>
+        <w:rFonts w:ascii="Courier New" w:hAnsi="Courier New" w:hint="default"/>
+        <w:sz w:val="20"/>
+      </w:rPr>
+    </w:lvl>
+    <w:lvl w:ilvl="2" w:tentative="1">
+      <w:start w:val="1"/>
+      <w:numFmt w:val="bullet"/>
+      <w:lvlText w:val=""/>
+      <w:lvlJc w:val="left"/>
+      <w:pPr>
+        <w:tabs>
+          <w:tab w:val="num" w:pos="2160"/>
+        </w:tabs>
+        <w:ind w:left="2160" w:hanging="360"/>
+      </w:pPr>
+      <w:rPr>
+        <w:rFonts w:ascii="Wingdings" w:hAnsi="Wingdings" w:hint="default"/>
+        <w:sz w:val="20"/>
+      </w:rPr>
+    </w:lvl>
+    <w:lvl w:ilvl="3" w:tentative="1">
+      <w:start w:val="1"/>
+      <w:numFmt w:val="bullet"/>
+      <w:lvlText w:val=""/>
+      <w:lvlJc w:val="left"/>
+      <w:pPr>
+        <w:tabs>
+          <w:tab w:val="num" w:pos="2880"/>
+        </w:tabs>
+        <w:ind w:left="2880" w:hanging="360"/>
+      </w:pPr>
+      <w:rPr>
+        <w:rFonts w:ascii="Wingdings" w:hAnsi="Wingdings" w:hint="default"/>
+        <w:sz w:val="20"/>
+      </w:rPr>
+    </w:lvl>
+    <w:lvl w:ilvl="4" w:tentative="1">
+      <w:start w:val="1"/>
+      <w:numFmt w:val="bullet"/>
+      <w:lvlText w:val=""/>
+      <w:lvlJc w:val="left"/>
+      <w:pPr>
+        <w:tabs>
+          <w:tab w:val="num" w:pos="3600"/>
+        </w:tabs>
+        <w:ind w:left="3600" w:hanging="360"/>
+      </w:pPr>
+      <w:rPr>
+        <w:rFonts w:ascii="Wingdings" w:hAnsi="Wingdings" w:hint="default"/>
+        <w:sz w:val="20"/>
+      </w:rPr>
+    </w:lvl>
+    <w:lvl w:ilvl="5" w:tentative="1">
+      <w:start w:val="1"/>
+      <w:numFmt w:val="bullet"/>
+      <w:lvlText w:val=""/>
+      <w:lvlJc w:val="left"/>
+      <w:pPr>
+        <w:tabs>
+          <w:tab w:val="num" w:pos="4320"/>
+        </w:tabs>
+        <w:ind w:left="4320" w:hanging="360"/>
+      </w:pPr>
+      <w:rPr>
+        <w:rFonts w:ascii="Wingdings" w:hAnsi="Wingdings" w:hint="default"/>
+        <w:sz w:val="20"/>
+      </w:rPr>
+    </w:lvl>
+    <w:lvl w:ilvl="6" w:tentative="1">
+      <w:start w:val="1"/>
+      <w:numFmt w:val="bullet"/>
+      <w:lvlText w:val=""/>
+      <w:lvlJc w:val="left"/>
+      <w:pPr>
+        <w:tabs>
+          <w:tab w:val="num" w:pos="5040"/>
+        </w:tabs>
+        <w:ind w:left="5040" w:hanging="360"/>
+      </w:pPr>
+      <w:rPr>
+        <w:rFonts w:ascii="Wingdings" w:hAnsi="Wingdings" w:hint="default"/>
+        <w:sz w:val="20"/>
+      </w:rPr>
+    </w:lvl>
+    <w:lvl w:ilvl="7" w:tentative="1">
+      <w:start w:val="1"/>
+      <w:numFmt w:val="bullet"/>
+      <w:lvlText w:val=""/>
+      <w:lvlJc w:val="left"/>
+      <w:pPr>
+        <w:tabs>
+          <w:tab w:val="num" w:pos="5760"/>
+        </w:tabs>
+        <w:ind w:left="5760" w:hanging="360"/>
+      </w:pPr>
+      <w:rPr>
+        <w:rFonts w:ascii="Wingdings" w:hAnsi="Wingdings" w:hint="default"/>
+        <w:sz w:val="20"/>
+      </w:rPr>
+    </w:lvl>
+    <w:lvl w:ilvl="8" w:tentative="1">
+      <w:start w:val="1"/>
+      <w:numFmt w:val="bullet"/>
+      <w:lvlText w:val=""/>
+      <w:lvlJc w:val="left"/>
+      <w:pPr>
+        <w:tabs>
+          <w:tab w:val="num" w:pos="6480"/>
+        </w:tabs>
+        <w:ind w:left="6480" w:hanging="360"/>
+      </w:pPr>
+      <w:rPr>
+        <w:rFonts w:ascii="Wingdings" w:hAnsi="Wingdings" w:hint="default"/>
+        <w:sz w:val="20"/>
+      </w:rPr>
+    </w:lvl>
+  </w:abstractNum>
+  <w:abstractNum w:abstractNumId="11" w15:restartNumberingAfterBreak="0">
+    <w:nsid w:val="46957851"/>
+    <w:multiLevelType w:val="multilevel"/>
+    <w:tmpl w:val="2D8A621E"/>
+    <w:lvl w:ilvl="0">
+      <w:start w:val="1"/>
+      <w:numFmt w:val="bullet"/>
+      <w:lvlText w:val=""/>
+      <w:lvlJc w:val="left"/>
+      <w:pPr>
+        <w:tabs>
+          <w:tab w:val="num" w:pos="720"/>
+        </w:tabs>
+        <w:ind w:left="720" w:hanging="360"/>
+      </w:pPr>
+      <w:rPr>
+        <w:rFonts w:ascii="Symbol" w:hAnsi="Symbol" w:hint="default"/>
+        <w:sz w:val="20"/>
+      </w:rPr>
+    </w:lvl>
+    <w:lvl w:ilvl="1" w:tentative="1">
+      <w:start w:val="1"/>
+      <w:numFmt w:val="bullet"/>
+      <w:lvlText w:val="o"/>
+      <w:lvlJc w:val="left"/>
+      <w:pPr>
+        <w:tabs>
+          <w:tab w:val="num" w:pos="1440"/>
+        </w:tabs>
+        <w:ind w:left="1440" w:hanging="360"/>
+      </w:pPr>
+      <w:rPr>
+        <w:rFonts w:ascii="Courier New" w:hAnsi="Courier New" w:hint="default"/>
+        <w:sz w:val="20"/>
+      </w:rPr>
+    </w:lvl>
+    <w:lvl w:ilvl="2" w:tentative="1">
+      <w:start w:val="1"/>
+      <w:numFmt w:val="bullet"/>
+      <w:lvlText w:val=""/>
+      <w:lvlJc w:val="left"/>
+      <w:pPr>
+        <w:tabs>
+          <w:tab w:val="num" w:pos="2160"/>
+        </w:tabs>
+        <w:ind w:left="2160" w:hanging="360"/>
+      </w:pPr>
+      <w:rPr>
+        <w:rFonts w:ascii="Wingdings" w:hAnsi="Wingdings" w:hint="default"/>
+        <w:sz w:val="20"/>
+      </w:rPr>
+    </w:lvl>
+    <w:lvl w:ilvl="3" w:tentative="1">
+      <w:start w:val="1"/>
+      <w:numFmt w:val="bullet"/>
+      <w:lvlText w:val=""/>
+      <w:lvlJc w:val="left"/>
+      <w:pPr>
+        <w:tabs>
+          <w:tab w:val="num" w:pos="2880"/>
+        </w:tabs>
+        <w:ind w:left="2880" w:hanging="360"/>
+      </w:pPr>
+      <w:rPr>
+        <w:rFonts w:ascii="Wingdings" w:hAnsi="Wingdings" w:hint="default"/>
+        <w:sz w:val="20"/>
+      </w:rPr>
+    </w:lvl>
+    <w:lvl w:ilvl="4" w:tentative="1">
+      <w:start w:val="1"/>
+      <w:numFmt w:val="bullet"/>
+      <w:lvlText w:val=""/>
+      <w:lvlJc w:val="left"/>
+      <w:pPr>
+        <w:tabs>
+          <w:tab w:val="num" w:pos="3600"/>
+        </w:tabs>
+        <w:ind w:left="3600" w:hanging="360"/>
+      </w:pPr>
+      <w:rPr>
+        <w:rFonts w:ascii="Wingdings" w:hAnsi="Wingdings" w:hint="default"/>
+        <w:sz w:val="20"/>
+      </w:rPr>
+    </w:lvl>
+    <w:lvl w:ilvl="5" w:tentative="1">
+      <w:start w:val="1"/>
+      <w:numFmt w:val="bullet"/>
+      <w:lvlText w:val=""/>
+      <w:lvlJc w:val="left"/>
+      <w:pPr>
+        <w:tabs>
+          <w:tab w:val="num" w:pos="4320"/>
+        </w:tabs>
+        <w:ind w:left="4320" w:hanging="360"/>
+      </w:pPr>
+      <w:rPr>
+        <w:rFonts w:ascii="Wingdings" w:hAnsi="Wingdings" w:hint="default"/>
+        <w:sz w:val="20"/>
+      </w:rPr>
+    </w:lvl>
+    <w:lvl w:ilvl="6" w:tentative="1">
+      <w:start w:val="1"/>
+      <w:numFmt w:val="bullet"/>
+      <w:lvlText w:val=""/>
+      <w:lvlJc w:val="left"/>
+      <w:pPr>
+        <w:tabs>
+          <w:tab w:val="num" w:pos="5040"/>
+        </w:tabs>
+        <w:ind w:left="5040" w:hanging="360"/>
+      </w:pPr>
+      <w:rPr>
+        <w:rFonts w:ascii="Wingdings" w:hAnsi="Wingdings" w:hint="default"/>
+        <w:sz w:val="20"/>
+      </w:rPr>
+    </w:lvl>
+    <w:lvl w:ilvl="7" w:tentative="1">
+      <w:start w:val="1"/>
+      <w:numFmt w:val="bullet"/>
+      <w:lvlText w:val=""/>
+      <w:lvlJc w:val="left"/>
+      <w:pPr>
+        <w:tabs>
+          <w:tab w:val="num" w:pos="5760"/>
+        </w:tabs>
+        <w:ind w:left="5760" w:hanging="360"/>
+      </w:pPr>
+      <w:rPr>
+        <w:rFonts w:ascii="Wingdings" w:hAnsi="Wingdings" w:hint="default"/>
+        <w:sz w:val="20"/>
+      </w:rPr>
+    </w:lvl>
+    <w:lvl w:ilvl="8" w:tentative="1">
+      <w:start w:val="1"/>
+      <w:numFmt w:val="bullet"/>
+      <w:lvlText w:val=""/>
+      <w:lvlJc w:val="left"/>
+      <w:pPr>
+        <w:tabs>
+          <w:tab w:val="num" w:pos="6480"/>
+        </w:tabs>
+        <w:ind w:left="6480" w:hanging="360"/>
+      </w:pPr>
+      <w:rPr>
+        <w:rFonts w:ascii="Wingdings" w:hAnsi="Wingdings" w:hint="default"/>
+        <w:sz w:val="20"/>
+      </w:rPr>
+    </w:lvl>
+  </w:abstractNum>
+  <w:abstractNum w:abstractNumId="12" w15:restartNumberingAfterBreak="0">
+    <w:nsid w:val="4900524B"/>
+    <w:multiLevelType w:val="multilevel"/>
+    <w:tmpl w:val="9D1017AC"/>
+    <w:lvl w:ilvl="0">
+      <w:start w:val="1"/>
+      <w:numFmt w:val="bullet"/>
+      <w:lvlText w:val=""/>
+      <w:lvlJc w:val="left"/>
+      <w:pPr>
+        <w:tabs>
+          <w:tab w:val="num" w:pos="720"/>
+        </w:tabs>
+        <w:ind w:left="720" w:hanging="360"/>
+      </w:pPr>
+      <w:rPr>
+        <w:rFonts w:ascii="Symbol" w:hAnsi="Symbol" w:hint="default"/>
+        <w:sz w:val="20"/>
+      </w:rPr>
+    </w:lvl>
+    <w:lvl w:ilvl="1" w:tentative="1">
+      <w:start w:val="1"/>
+      <w:numFmt w:val="bullet"/>
+      <w:lvlText w:val="o"/>
+      <w:lvlJc w:val="left"/>
+      <w:pPr>
+        <w:tabs>
+          <w:tab w:val="num" w:pos="1440"/>
+        </w:tabs>
+        <w:ind w:left="1440" w:hanging="360"/>
+      </w:pPr>
+      <w:rPr>
+        <w:rFonts w:ascii="Courier New" w:hAnsi="Courier New" w:hint="default"/>
+        <w:sz w:val="20"/>
+      </w:rPr>
+    </w:lvl>
+    <w:lvl w:ilvl="2" w:tentative="1">
+      <w:start w:val="1"/>
+      <w:numFmt w:val="bullet"/>
+      <w:lvlText w:val=""/>
+      <w:lvlJc w:val="left"/>
+      <w:pPr>
+        <w:tabs>
+          <w:tab w:val="num" w:pos="2160"/>
+        </w:tabs>
+        <w:ind w:left="2160" w:hanging="360"/>
+      </w:pPr>
+      <w:rPr>
+        <w:rFonts w:ascii="Wingdings" w:hAnsi="Wingdings" w:hint="default"/>
+        <w:sz w:val="20"/>
+      </w:rPr>
+    </w:lvl>
+    <w:lvl w:ilvl="3" w:tentative="1">
+      <w:start w:val="1"/>
+      <w:numFmt w:val="bullet"/>
+      <w:lvlText w:val=""/>
+      <w:lvlJc w:val="left"/>
+      <w:pPr>
+        <w:tabs>
+          <w:tab w:val="num" w:pos="2880"/>
+        </w:tabs>
+        <w:ind w:left="2880" w:hanging="360"/>
+      </w:pPr>
+      <w:rPr>
+        <w:rFonts w:ascii="Wingdings" w:hAnsi="Wingdings" w:hint="default"/>
+        <w:sz w:val="20"/>
+      </w:rPr>
+    </w:lvl>
+    <w:lvl w:ilvl="4" w:tentative="1">
+      <w:start w:val="1"/>
+      <w:numFmt w:val="bullet"/>
+      <w:lvlText w:val=""/>
+      <w:lvlJc w:val="left"/>
+      <w:pPr>
+        <w:tabs>
+          <w:tab w:val="num" w:pos="3600"/>
+        </w:tabs>
+        <w:ind w:left="3600" w:hanging="360"/>
+      </w:pPr>
+      <w:rPr>
+        <w:rFonts w:ascii="Wingdings" w:hAnsi="Wingdings" w:hint="default"/>
+        <w:sz w:val="20"/>
+      </w:rPr>
+    </w:lvl>
+    <w:lvl w:ilvl="5" w:tentative="1">
+      <w:start w:val="1"/>
+      <w:numFmt w:val="bullet"/>
+      <w:lvlText w:val=""/>
+      <w:lvlJc w:val="left"/>
+      <w:pPr>
+        <w:tabs>
+          <w:tab w:val="num" w:pos="4320"/>
+        </w:tabs>
+        <w:ind w:left="4320" w:hanging="360"/>
+      </w:pPr>
+      <w:rPr>
+        <w:rFonts w:ascii="Wingdings" w:hAnsi="Wingdings" w:hint="default"/>
+        <w:sz w:val="20"/>
+      </w:rPr>
+    </w:lvl>
+    <w:lvl w:ilvl="6" w:tentative="1">
+      <w:start w:val="1"/>
+      <w:numFmt w:val="bullet"/>
+      <w:lvlText w:val=""/>
+      <w:lvlJc w:val="left"/>
+      <w:pPr>
+        <w:tabs>
+          <w:tab w:val="num" w:pos="5040"/>
+        </w:tabs>
+        <w:ind w:left="5040" w:hanging="360"/>
+      </w:pPr>
+      <w:rPr>
+        <w:rFonts w:ascii="Wingdings" w:hAnsi="Wingdings" w:hint="default"/>
+        <w:sz w:val="20"/>
+      </w:rPr>
+    </w:lvl>
+    <w:lvl w:ilvl="7" w:tentative="1">
+      <w:start w:val="1"/>
+      <w:numFmt w:val="bullet"/>
+      <w:lvlText w:val=""/>
+      <w:lvlJc w:val="left"/>
+      <w:pPr>
+        <w:tabs>
+          <w:tab w:val="num" w:pos="5760"/>
+        </w:tabs>
+        <w:ind w:left="5760" w:hanging="360"/>
+      </w:pPr>
+      <w:rPr>
+        <w:rFonts w:ascii="Wingdings" w:hAnsi="Wingdings" w:hint="default"/>
+        <w:sz w:val="20"/>
+      </w:rPr>
+    </w:lvl>
+    <w:lvl w:ilvl="8" w:tentative="1">
+      <w:start w:val="1"/>
+      <w:numFmt w:val="bullet"/>
+      <w:lvlText w:val=""/>
+      <w:lvlJc w:val="left"/>
+      <w:pPr>
+        <w:tabs>
+          <w:tab w:val="num" w:pos="6480"/>
+        </w:tabs>
+        <w:ind w:left="6480" w:hanging="360"/>
+      </w:pPr>
+      <w:rPr>
+        <w:rFonts w:ascii="Wingdings" w:hAnsi="Wingdings" w:hint="default"/>
+        <w:sz w:val="20"/>
+      </w:rPr>
+    </w:lvl>
+  </w:abstractNum>
+  <w:abstractNum w:abstractNumId="13" w15:restartNumberingAfterBreak="0">
+    <w:nsid w:val="527A5421"/>
+    <w:multiLevelType w:val="hybridMultilevel"/>
+    <w:tmpl w:val="BF884656"/>
+    <w:lvl w:ilvl="0" w:tplc="213E99B8">
+      <w:numFmt w:val="bullet"/>
+      <w:lvlText w:val=""/>
+      <w:lvlJc w:val="left"/>
+      <w:pPr>
+        <w:ind w:left="720" w:hanging="360"/>
+      </w:pPr>
+      <w:rPr>
+        <w:rFonts w:ascii="Symbol" w:eastAsiaTheme="minorHAnsi" w:hAnsi="Symbol" w:cstheme="minorBidi" w:hint="default"/>
+      </w:rPr>
+    </w:lvl>
+    <w:lvl w:ilvl="1" w:tplc="04090003" w:tentative="1">
+      <w:start w:val="1"/>
+      <w:numFmt w:val="bullet"/>
+      <w:lvlText w:val="o"/>
+      <w:lvlJc w:val="left"/>
+      <w:pPr>
+        <w:ind w:left="1440" w:hanging="360"/>
+      </w:pPr>
+      <w:rPr>
+        <w:rFonts w:ascii="Courier New" w:hAnsi="Courier New" w:cs="Courier New" w:hint="default"/>
+      </w:rPr>
+    </w:lvl>
+    <w:lvl w:ilvl="2" w:tplc="04090005" w:tentative="1">
+      <w:start w:val="1"/>
+      <w:numFmt w:val="bullet"/>
+      <w:lvlText w:val=""/>
+      <w:lvlJc w:val="left"/>
+      <w:pPr>
+        <w:ind w:left="2160" w:hanging="360"/>
+      </w:pPr>
+      <w:rPr>
+        <w:rFonts w:ascii="Wingdings" w:hAnsi="Wingdings" w:hint="default"/>
+      </w:rPr>
+    </w:lvl>
+    <w:lvl w:ilvl="3" w:tplc="04090001" w:tentative="1">
+      <w:start w:val="1"/>
+      <w:numFmt w:val="bullet"/>
+      <w:lvlText w:val=""/>
+      <w:lvlJc w:val="left"/>
+      <w:pPr>
+        <w:ind w:left="2880" w:hanging="360"/>
+      </w:pPr>
+      <w:rPr>
+        <w:rFonts w:ascii="Symbol" w:hAnsi="Symbol" w:hint="default"/>
+      </w:rPr>
+    </w:lvl>
+    <w:lvl w:ilvl="4" w:tplc="04090003" w:tentative="1">
+      <w:start w:val="1"/>
+      <w:numFmt w:val="bullet"/>
+      <w:lvlText w:val="o"/>
+      <w:lvlJc w:val="left"/>
+      <w:pPr>
+        <w:ind w:left="3600" w:hanging="360"/>
+      </w:pPr>
+      <w:rPr>
+        <w:rFonts w:ascii="Courier New" w:hAnsi="Courier New" w:cs="Courier New" w:hint="default"/>
+      </w:rPr>
+    </w:lvl>
+    <w:lvl w:ilvl="5" w:tplc="04090005" w:tentative="1">
+      <w:start w:val="1"/>
+      <w:numFmt w:val="bullet"/>
+      <w:lvlText w:val=""/>
+      <w:lvlJc w:val="left"/>
+      <w:pPr>
+        <w:ind w:left="4320" w:hanging="360"/>
+      </w:pPr>
+      <w:rPr>
+        <w:rFonts w:ascii="Wingdings" w:hAnsi="Wingdings" w:hint="default"/>
+      </w:rPr>
+    </w:lvl>
+    <w:lvl w:ilvl="6" w:tplc="04090001" w:tentative="1">
+      <w:start w:val="1"/>
+      <w:numFmt w:val="bullet"/>
+      <w:lvlText w:val=""/>
+      <w:lvlJc w:val="left"/>
+      <w:pPr>
+        <w:ind w:left="5040" w:hanging="360"/>
+      </w:pPr>
+      <w:rPr>
+        <w:rFonts w:ascii="Symbol" w:hAnsi="Symbol" w:hint="default"/>
+      </w:rPr>
+    </w:lvl>
+    <w:lvl w:ilvl="7" w:tplc="04090003" w:tentative="1">
+      <w:start w:val="1"/>
+      <w:numFmt w:val="bullet"/>
+      <w:lvlText w:val="o"/>
+      <w:lvlJc w:val="left"/>
+      <w:pPr>
+        <w:ind w:left="5760" w:hanging="360"/>
+      </w:pPr>
+      <w:rPr>
+        <w:rFonts w:ascii="Courier New" w:hAnsi="Courier New" w:cs="Courier New" w:hint="default"/>
+      </w:rPr>
+    </w:lvl>
+    <w:lvl w:ilvl="8" w:tplc="04090005" w:tentative="1">
+      <w:start w:val="1"/>
+      <w:numFmt w:val="bullet"/>
+      <w:lvlText w:val=""/>
+      <w:lvlJc w:val="left"/>
+      <w:pPr>
+        <w:ind w:left="6480" w:hanging="360"/>
+      </w:pPr>
+      <w:rPr>
+        <w:rFonts w:ascii="Wingdings" w:hAnsi="Wingdings" w:hint="default"/>
+      </w:rPr>
+    </w:lvl>
+  </w:abstractNum>
+  <w:abstractNum w:abstractNumId="14" w15:restartNumberingAfterBreak="0">
+    <w:nsid w:val="5BD9550A"/>
+    <w:multiLevelType w:val="multilevel"/>
+    <w:tmpl w:val="2B62B822"/>
+    <w:lvl w:ilvl="0">
+      <w:start w:val="1"/>
+      <w:numFmt w:val="bullet"/>
+      <w:lvlText w:val=""/>
+      <w:lvlJc w:val="left"/>
+      <w:pPr>
+        <w:tabs>
+          <w:tab w:val="num" w:pos="720"/>
+        </w:tabs>
+        <w:ind w:left="720" w:hanging="360"/>
+      </w:pPr>
+      <w:rPr>
+        <w:rFonts w:ascii="Symbol" w:hAnsi="Symbol" w:hint="default"/>
+        <w:sz w:val="20"/>
+      </w:rPr>
+    </w:lvl>
+    <w:lvl w:ilvl="1" w:tentative="1">
+      <w:start w:val="1"/>
+      <w:numFmt w:val="bullet"/>
+      <w:lvlText w:val="o"/>
+      <w:lvlJc w:val="left"/>
+      <w:pPr>
+        <w:tabs>
+          <w:tab w:val="num" w:pos="1440"/>
+        </w:tabs>
+        <w:ind w:left="1440" w:hanging="360"/>
+      </w:pPr>
+      <w:rPr>
+        <w:rFonts w:ascii="Courier New" w:hAnsi="Courier New" w:hint="default"/>
+        <w:sz w:val="20"/>
+      </w:rPr>
+    </w:lvl>
+    <w:lvl w:ilvl="2" w:tentative="1">
+      <w:start w:val="1"/>
+      <w:numFmt w:val="bullet"/>
+      <w:lvlText w:val=""/>
+      <w:lvlJc w:val="left"/>
+      <w:pPr>
+        <w:tabs>
+          <w:tab w:val="num" w:pos="2160"/>
+        </w:tabs>
+        <w:ind w:left="2160" w:hanging="360"/>
+      </w:pPr>
+      <w:rPr>
+        <w:rFonts w:ascii="Wingdings" w:hAnsi="Wingdings" w:hint="default"/>
+        <w:sz w:val="20"/>
+      </w:rPr>
+    </w:lvl>
+    <w:lvl w:ilvl="3" w:tentative="1">
+      <w:start w:val="1"/>
+      <w:numFmt w:val="bullet"/>
+      <w:lvlText w:val=""/>
+      <w:lvlJc w:val="left"/>
+      <w:pPr>
+        <w:tabs>
+          <w:tab w:val="num" w:pos="2880"/>
+        </w:tabs>
+        <w:ind w:left="2880" w:hanging="360"/>
+      </w:pPr>
+      <w:rPr>
+        <w:rFonts w:ascii="Wingdings" w:hAnsi="Wingdings" w:hint="default"/>
+        <w:sz w:val="20"/>
+      </w:rPr>
+    </w:lvl>
+    <w:lvl w:ilvl="4" w:tentative="1">
+      <w:start w:val="1"/>
+      <w:numFmt w:val="bullet"/>
+      <w:lvlText w:val=""/>
+      <w:lvlJc w:val="left"/>
+      <w:pPr>
+        <w:tabs>
+          <w:tab w:val="num" w:pos="3600"/>
+        </w:tabs>
+        <w:ind w:left="3600" w:hanging="360"/>
+      </w:pPr>
+      <w:rPr>
+        <w:rFonts w:ascii="Wingdings" w:hAnsi="Wingdings" w:hint="default"/>
+        <w:sz w:val="20"/>
+      </w:rPr>
+    </w:lvl>
+    <w:lvl w:ilvl="5" w:tentative="1">
+      <w:start w:val="1"/>
+      <w:numFmt w:val="bullet"/>
+      <w:lvlText w:val=""/>
+      <w:lvlJc w:val="left"/>
+      <w:pPr>
+        <w:tabs>
+          <w:tab w:val="num" w:pos="4320"/>
+        </w:tabs>
+        <w:ind w:left="4320" w:hanging="360"/>
+      </w:pPr>
+      <w:rPr>
+        <w:rFonts w:ascii="Wingdings" w:hAnsi="Wingdings" w:hint="default"/>
+        <w:sz w:val="20"/>
+      </w:rPr>
+    </w:lvl>
+    <w:lvl w:ilvl="6" w:tentative="1">
+      <w:start w:val="1"/>
+      <w:numFmt w:val="bullet"/>
+      <w:lvlText w:val=""/>
+      <w:lvlJc w:val="left"/>
+      <w:pPr>
+        <w:tabs>
+          <w:tab w:val="num" w:pos="5040"/>
+        </w:tabs>
+        <w:ind w:left="5040" w:hanging="360"/>
+      </w:pPr>
+      <w:rPr>
+        <w:rFonts w:ascii="Wingdings" w:hAnsi="Wingdings" w:hint="default"/>
+        <w:sz w:val="20"/>
+      </w:rPr>
+    </w:lvl>
+    <w:lvl w:ilvl="7" w:tentative="1">
+      <w:start w:val="1"/>
+      <w:numFmt w:val="bullet"/>
+      <w:lvlText w:val=""/>
+      <w:lvlJc w:val="left"/>
+      <w:pPr>
+        <w:tabs>
+          <w:tab w:val="num" w:pos="5760"/>
+        </w:tabs>
+        <w:ind w:left="5760" w:hanging="360"/>
+      </w:pPr>
+      <w:rPr>
+        <w:rFonts w:ascii="Wingdings" w:hAnsi="Wingdings" w:hint="default"/>
+        <w:sz w:val="20"/>
+      </w:rPr>
+    </w:lvl>
+    <w:lvl w:ilvl="8" w:tentative="1">
+      <w:start w:val="1"/>
+      <w:numFmt w:val="bullet"/>
+      <w:lvlText w:val=""/>
+      <w:lvlJc w:val="left"/>
+      <w:pPr>
+        <w:tabs>
+          <w:tab w:val="num" w:pos="6480"/>
+        </w:tabs>
+        <w:ind w:left="6480" w:hanging="360"/>
+      </w:pPr>
+      <w:rPr>
+        <w:rFonts w:ascii="Wingdings" w:hAnsi="Wingdings" w:hint="default"/>
+        <w:sz w:val="20"/>
+      </w:rPr>
+    </w:lvl>
+  </w:abstractNum>
+  <w:abstractNum w:abstractNumId="15" w15:restartNumberingAfterBreak="0">
+    <w:nsid w:val="5DD86F64"/>
+    <w:multiLevelType w:val="multilevel"/>
+    <w:tmpl w:val="377CF6C2"/>
+    <w:lvl w:ilvl="0">
+      <w:start w:val="1"/>
+      <w:numFmt w:val="bullet"/>
+      <w:lvlText w:val=""/>
+      <w:lvlJc w:val="left"/>
+      <w:pPr>
+        <w:tabs>
+          <w:tab w:val="num" w:pos="720"/>
+        </w:tabs>
+        <w:ind w:left="720" w:hanging="360"/>
+      </w:pPr>
+      <w:rPr>
+        <w:rFonts w:ascii="Symbol" w:hAnsi="Symbol" w:hint="default"/>
+        <w:sz w:val="20"/>
+      </w:rPr>
+    </w:lvl>
+    <w:lvl w:ilvl="1" w:tentative="1">
+      <w:start w:val="1"/>
+      <w:numFmt w:val="bullet"/>
+      <w:lvlText w:val="o"/>
+      <w:lvlJc w:val="left"/>
+      <w:pPr>
+        <w:tabs>
+          <w:tab w:val="num" w:pos="1440"/>
+        </w:tabs>
+        <w:ind w:left="1440" w:hanging="360"/>
+      </w:pPr>
+      <w:rPr>
+        <w:rFonts w:ascii="Courier New" w:hAnsi="Courier New" w:hint="default"/>
+        <w:sz w:val="20"/>
+      </w:rPr>
+    </w:lvl>
+    <w:lvl w:ilvl="2" w:tentative="1">
+      <w:start w:val="1"/>
+      <w:numFmt w:val="bullet"/>
+      <w:lvlText w:val=""/>
+      <w:lvlJc w:val="left"/>
+      <w:pPr>
+        <w:tabs>
+          <w:tab w:val="num" w:pos="2160"/>
+        </w:tabs>
+        <w:ind w:left="2160" w:hanging="360"/>
+      </w:pPr>
+      <w:rPr>
+        <w:rFonts w:ascii="Wingdings" w:hAnsi="Wingdings" w:hint="default"/>
+        <w:sz w:val="20"/>
+      </w:rPr>
+    </w:lvl>
+    <w:lvl w:ilvl="3" w:tentative="1">
+      <w:start w:val="1"/>
+      <w:numFmt w:val="bullet"/>
+      <w:lvlText w:val=""/>
+      <w:lvlJc w:val="left"/>
+      <w:pPr>
+        <w:tabs>
+          <w:tab w:val="num" w:pos="2880"/>
+        </w:tabs>
+        <w:ind w:left="2880" w:hanging="360"/>
+      </w:pPr>
+      <w:rPr>
+        <w:rFonts w:ascii="Wingdings" w:hAnsi="Wingdings" w:hint="default"/>
+        <w:sz w:val="20"/>
+      </w:rPr>
+    </w:lvl>
+    <w:lvl w:ilvl="4" w:tentative="1">
+      <w:start w:val="1"/>
+      <w:numFmt w:val="bullet"/>
+      <w:lvlText w:val=""/>
+      <w:lvlJc w:val="left"/>
+      <w:pPr>
+        <w:tabs>
+          <w:tab w:val="num" w:pos="3600"/>
+        </w:tabs>
+        <w:ind w:left="3600" w:hanging="360"/>
+      </w:pPr>
+      <w:rPr>
+        <w:rFonts w:ascii="Wingdings" w:hAnsi="Wingdings" w:hint="default"/>
+        <w:sz w:val="20"/>
+      </w:rPr>
+    </w:lvl>
+    <w:lvl w:ilvl="5" w:tentative="1">
+      <w:start w:val="1"/>
+      <w:numFmt w:val="bullet"/>
+      <w:lvlText w:val=""/>
+      <w:lvlJc w:val="left"/>
+      <w:pPr>
+        <w:tabs>
+          <w:tab w:val="num" w:pos="4320"/>
+        </w:tabs>
+        <w:ind w:left="4320" w:hanging="360"/>
+      </w:pPr>
+      <w:rPr>
+        <w:rFonts w:ascii="Wingdings" w:hAnsi="Wingdings" w:hint="default"/>
+        <w:sz w:val="20"/>
+      </w:rPr>
+    </w:lvl>
+    <w:lvl w:ilvl="6" w:tentative="1">
+      <w:start w:val="1"/>
+      <w:numFmt w:val="bullet"/>
+      <w:lvlText w:val=""/>
+      <w:lvlJc w:val="left"/>
+      <w:pPr>
+        <w:tabs>
+          <w:tab w:val="num" w:pos="5040"/>
+        </w:tabs>
+        <w:ind w:left="5040" w:hanging="360"/>
+      </w:pPr>
+      <w:rPr>
+        <w:rFonts w:ascii="Wingdings" w:hAnsi="Wingdings" w:hint="default"/>
+        <w:sz w:val="20"/>
+      </w:rPr>
+    </w:lvl>
+    <w:lvl w:ilvl="7" w:tentative="1">
+      <w:start w:val="1"/>
+      <w:numFmt w:val="bullet"/>
+      <w:lvlText w:val=""/>
+      <w:lvlJc w:val="left"/>
+      <w:pPr>
+        <w:tabs>
+          <w:tab w:val="num" w:pos="5760"/>
+        </w:tabs>
+        <w:ind w:left="5760" w:hanging="360"/>
+      </w:pPr>
+      <w:rPr>
+        <w:rFonts w:ascii="Wingdings" w:hAnsi="Wingdings" w:hint="default"/>
+        <w:sz w:val="20"/>
+      </w:rPr>
+    </w:lvl>
+    <w:lvl w:ilvl="8" w:tentative="1">
+      <w:start w:val="1"/>
+      <w:numFmt w:val="bullet"/>
+      <w:lvlText w:val=""/>
+      <w:lvlJc w:val="left"/>
+      <w:pPr>
+        <w:tabs>
+          <w:tab w:val="num" w:pos="6480"/>
+        </w:tabs>
+        <w:ind w:left="6480" w:hanging="360"/>
+      </w:pPr>
+      <w:rPr>
+        <w:rFonts w:ascii="Wingdings" w:hAnsi="Wingdings" w:hint="default"/>
+        <w:sz w:val="20"/>
+      </w:rPr>
+    </w:lvl>
+  </w:abstractNum>
+  <w:abstractNum w:abstractNumId="16" w15:restartNumberingAfterBreak="0">
+    <w:nsid w:val="70F37B13"/>
+    <w:multiLevelType w:val="multilevel"/>
+    <w:tmpl w:val="933AAC54"/>
+    <w:lvl w:ilvl="0">
+      <w:start w:val="1"/>
+      <w:numFmt w:val="bullet"/>
+      <w:lvlText w:val=""/>
+      <w:lvlJc w:val="left"/>
+      <w:pPr>
+        <w:tabs>
+          <w:tab w:val="num" w:pos="720"/>
+        </w:tabs>
+        <w:ind w:left="720" w:hanging="360"/>
+      </w:pPr>
+      <w:rPr>
+        <w:rFonts w:ascii="Symbol" w:hAnsi="Symbol" w:hint="default"/>
+        <w:sz w:val="20"/>
+      </w:rPr>
+    </w:lvl>
+    <w:lvl w:ilvl="1" w:tentative="1">
+      <w:start w:val="1"/>
+      <w:numFmt w:val="bullet"/>
+      <w:lvlText w:val="o"/>
+      <w:lvlJc w:val="left"/>
+      <w:pPr>
+        <w:tabs>
+          <w:tab w:val="num" w:pos="1440"/>
+        </w:tabs>
+        <w:ind w:left="1440" w:hanging="360"/>
+      </w:pPr>
+      <w:rPr>
+        <w:rFonts w:ascii="Courier New" w:hAnsi="Courier New" w:hint="default"/>
+        <w:sz w:val="20"/>
+      </w:rPr>
+    </w:lvl>
+    <w:lvl w:ilvl="2" w:tentative="1">
+      <w:start w:val="1"/>
+      <w:numFmt w:val="bullet"/>
+      <w:lvlText w:val=""/>
+      <w:lvlJc w:val="left"/>
+      <w:pPr>
+        <w:tabs>
+          <w:tab w:val="num" w:pos="2160"/>
+        </w:tabs>
+        <w:ind w:left="2160" w:hanging="360"/>
+      </w:pPr>
+      <w:rPr>
+        <w:rFonts w:ascii="Wingdings" w:hAnsi="Wingdings" w:hint="default"/>
+        <w:sz w:val="20"/>
+      </w:rPr>
+    </w:lvl>
+    <w:lvl w:ilvl="3" w:tentative="1">
+      <w:start w:val="1"/>
+      <w:numFmt w:val="bullet"/>
+      <w:lvlText w:val=""/>
+      <w:lvlJc w:val="left"/>
+      <w:pPr>
+        <w:tabs>
+          <w:tab w:val="num" w:pos="2880"/>
+        </w:tabs>
+        <w:ind w:left="2880" w:hanging="360"/>
+      </w:pPr>
+      <w:rPr>
+        <w:rFonts w:ascii="Wingdings" w:hAnsi="Wingdings" w:hint="default"/>
+        <w:sz w:val="20"/>
+      </w:rPr>
+    </w:lvl>
+    <w:lvl w:ilvl="4" w:tentative="1">
+      <w:start w:val="1"/>
+      <w:numFmt w:val="bullet"/>
+      <w:lvlText w:val=""/>
+      <w:lvlJc w:val="left"/>
+      <w:pPr>
+        <w:tabs>
+          <w:tab w:val="num" w:pos="3600"/>
+        </w:tabs>
+        <w:ind w:left="3600" w:hanging="360"/>
+      </w:pPr>
+      <w:rPr>
+        <w:rFonts w:ascii="Wingdings" w:hAnsi="Wingdings" w:hint="default"/>
+        <w:sz w:val="20"/>
+      </w:rPr>
+    </w:lvl>
+    <w:lvl w:ilvl="5" w:tentative="1">
+      <w:start w:val="1"/>
+      <w:numFmt w:val="bullet"/>
+      <w:lvlText w:val=""/>
+      <w:lvlJc w:val="left"/>
+      <w:pPr>
+        <w:tabs>
+          <w:tab w:val="num" w:pos="4320"/>
+        </w:tabs>
+        <w:ind w:left="4320" w:hanging="360"/>
+      </w:pPr>
+      <w:rPr>
+        <w:rFonts w:ascii="Wingdings" w:hAnsi="Wingdings" w:hint="default"/>
+        <w:sz w:val="20"/>
+      </w:rPr>
+    </w:lvl>
+    <w:lvl w:ilvl="6" w:tentative="1">
+      <w:start w:val="1"/>
+      <w:numFmt w:val="bullet"/>
+      <w:lvlText w:val=""/>
+      <w:lvlJc w:val="left"/>
+      <w:pPr>
+        <w:tabs>
+          <w:tab w:val="num" w:pos="5040"/>
+        </w:tabs>
+        <w:ind w:left="5040" w:hanging="360"/>
+      </w:pPr>
+      <w:rPr>
+        <w:rFonts w:ascii="Wingdings" w:hAnsi="Wingdings" w:hint="default"/>
+        <w:sz w:val="20"/>
+      </w:rPr>
+    </w:lvl>
+    <w:lvl w:ilvl="7" w:tentative="1">
+      <w:start w:val="1"/>
+      <w:numFmt w:val="bullet"/>
+      <w:lvlText w:val=""/>
+      <w:lvlJc w:val="left"/>
+      <w:pPr>
+        <w:tabs>
+          <w:tab w:val="num" w:pos="5760"/>
+        </w:tabs>
+        <w:ind w:left="5760" w:hanging="360"/>
+      </w:pPr>
+      <w:rPr>
+        <w:rFonts w:ascii="Wingdings" w:hAnsi="Wingdings" w:hint="default"/>
+        <w:sz w:val="20"/>
+      </w:rPr>
+    </w:lvl>
+    <w:lvl w:ilvl="8" w:tentative="1">
+      <w:start w:val="1"/>
+      <w:numFmt w:val="bullet"/>
+      <w:lvlText w:val=""/>
+      <w:lvlJc w:val="left"/>
+      <w:pPr>
+        <w:tabs>
+          <w:tab w:val="num" w:pos="6480"/>
+        </w:tabs>
+        <w:ind w:left="6480" w:hanging="360"/>
+      </w:pPr>
+      <w:rPr>
+        <w:rFonts w:ascii="Wingdings" w:hAnsi="Wingdings" w:hint="default"/>
+        <w:sz w:val="20"/>
+      </w:rPr>
+    </w:lvl>
+  </w:abstractNum>
+  <w:abstractNum w:abstractNumId="17" w15:restartNumberingAfterBreak="0">
+    <w:nsid w:val="7A350BDF"/>
+    <w:multiLevelType w:val="multilevel"/>
+    <w:tmpl w:val="59B28B36"/>
+    <w:lvl w:ilvl="0">
+      <w:start w:val="1"/>
+      <w:numFmt w:val="bullet"/>
+      <w:lvlText w:val=""/>
+      <w:lvlJc w:val="left"/>
+      <w:pPr>
+        <w:tabs>
+          <w:tab w:val="num" w:pos="720"/>
+        </w:tabs>
+        <w:ind w:left="720" w:hanging="360"/>
+      </w:pPr>
+      <w:rPr>
+        <w:rFonts w:ascii="Symbol" w:hAnsi="Symbol" w:hint="default"/>
+        <w:sz w:val="20"/>
+      </w:rPr>
+    </w:lvl>
+    <w:lvl w:ilvl="1" w:tentative="1">
+      <w:start w:val="1"/>
+      <w:numFmt w:val="bullet"/>
+      <w:lvlText w:val="o"/>
+      <w:lvlJc w:val="left"/>
+      <w:pPr>
+        <w:tabs>
+          <w:tab w:val="num" w:pos="1440"/>
+        </w:tabs>
+        <w:ind w:left="1440" w:hanging="360"/>
+      </w:pPr>
+      <w:rPr>
+        <w:rFonts w:ascii="Courier New" w:hAnsi="Courier New" w:hint="default"/>
+        <w:sz w:val="20"/>
+      </w:rPr>
+    </w:lvl>
+    <w:lvl w:ilvl="2" w:tentative="1">
+      <w:start w:val="1"/>
+      <w:numFmt w:val="bullet"/>
+      <w:lvlText w:val=""/>
+      <w:lvlJc w:val="left"/>
+      <w:pPr>
+        <w:tabs>
+          <w:tab w:val="num" w:pos="2160"/>
+        </w:tabs>
+        <w:ind w:left="2160" w:hanging="360"/>
+      </w:pPr>
+      <w:rPr>
+        <w:rFonts w:ascii="Wingdings" w:hAnsi="Wingdings" w:hint="default"/>
+        <w:sz w:val="20"/>
+      </w:rPr>
+    </w:lvl>
+    <w:lvl w:ilvl="3" w:tentative="1">
+      <w:start w:val="1"/>
+      <w:numFmt w:val="bullet"/>
+      <w:lvlText w:val=""/>
+      <w:lvlJc w:val="left"/>
+      <w:pPr>
+        <w:tabs>
+          <w:tab w:val="num" w:pos="2880"/>
+        </w:tabs>
+        <w:ind w:left="2880" w:hanging="360"/>
+      </w:pPr>
+      <w:rPr>
+        <w:rFonts w:ascii="Wingdings" w:hAnsi="Wingdings" w:hint="default"/>
+        <w:sz w:val="20"/>
+      </w:rPr>
+    </w:lvl>
+    <w:lvl w:ilvl="4" w:tentative="1">
+      <w:start w:val="1"/>
+      <w:numFmt w:val="bullet"/>
+      <w:lvlText w:val=""/>
+      <w:lvlJc w:val="left"/>
+      <w:pPr>
+        <w:tabs>
+          <w:tab w:val="num" w:pos="3600"/>
+        </w:tabs>
+        <w:ind w:left="3600" w:hanging="360"/>
+      </w:pPr>
+      <w:rPr>
+        <w:rFonts w:ascii="Wingdings" w:hAnsi="Wingdings" w:hint="default"/>
+        <w:sz w:val="20"/>
+      </w:rPr>
+    </w:lvl>
+    <w:lvl w:ilvl="5" w:tentative="1">
+      <w:start w:val="1"/>
+      <w:numFmt w:val="bullet"/>
+      <w:lvlText w:val=""/>
+      <w:lvlJc w:val="left"/>
+      <w:pPr>
+        <w:tabs>
+          <w:tab w:val="num" w:pos="4320"/>
+        </w:tabs>
+        <w:ind w:left="4320" w:hanging="360"/>
+      </w:pPr>
+      <w:rPr>
+        <w:rFonts w:ascii="Wingdings" w:hAnsi="Wingdings" w:hint="default"/>
+        <w:sz w:val="20"/>
+      </w:rPr>
+    </w:lvl>
+    <w:lvl w:ilvl="6" w:tentative="1">
+      <w:start w:val="1"/>
+      <w:numFmt w:val="bullet"/>
+      <w:lvlText w:val=""/>
+      <w:lvlJc w:val="left"/>
+      <w:pPr>
+        <w:tabs>
+          <w:tab w:val="num" w:pos="5040"/>
+        </w:tabs>
+        <w:ind w:left="5040" w:hanging="360"/>
+      </w:pPr>
+      <w:rPr>
+        <w:rFonts w:ascii="Wingdings" w:hAnsi="Wingdings" w:hint="default"/>
+        <w:sz w:val="20"/>
+      </w:rPr>
+    </w:lvl>
+    <w:lvl w:ilvl="7" w:tentative="1">
+      <w:start w:val="1"/>
+      <w:numFmt w:val="bullet"/>
+      <w:lvlText w:val=""/>
+      <w:lvlJc w:val="left"/>
+      <w:pPr>
+        <w:tabs>
+          <w:tab w:val="num" w:pos="5760"/>
+        </w:tabs>
+        <w:ind w:left="5760" w:hanging="360"/>
+      </w:pPr>
+      <w:rPr>
+        <w:rFonts w:ascii="Wingdings" w:hAnsi="Wingdings" w:hint="default"/>
+        <w:sz w:val="20"/>
+      </w:rPr>
+    </w:lvl>
+    <w:lvl w:ilvl="8" w:tentative="1">
+      <w:start w:val="1"/>
+      <w:numFmt w:val="bullet"/>
+      <w:lvlText w:val=""/>
+      <w:lvlJc w:val="left"/>
+      <w:pPr>
+        <w:tabs>
+          <w:tab w:val="num" w:pos="6480"/>
+        </w:tabs>
+        <w:ind w:left="6480" w:hanging="360"/>
+      </w:pPr>
+      <w:rPr>
+        <w:rFonts w:ascii="Wingdings" w:hAnsi="Wingdings" w:hint="default"/>
+        <w:sz w:val="20"/>
+      </w:rPr>
+    </w:lvl>
+  </w:abstractNum>
+  <w:num w:numId="1" w16cid:durableId="985209100">
+    <w:abstractNumId w:val="11"/>
+  </w:num>
+  <w:num w:numId="2" w16cid:durableId="1085223151">
+    <w:abstractNumId w:val="8"/>
+  </w:num>
+  <w:num w:numId="3" w16cid:durableId="1927494510">
+    <w:abstractNumId w:val="9"/>
+  </w:num>
+  <w:num w:numId="4" w16cid:durableId="1755392523">
+    <w:abstractNumId w:val="13"/>
+  </w:num>
+  <w:num w:numId="5" w16cid:durableId="1127504696">
+    <w:abstractNumId w:val="12"/>
+  </w:num>
+  <w:num w:numId="6" w16cid:durableId="516622899">
+    <w:abstractNumId w:val="7"/>
+  </w:num>
+  <w:num w:numId="7" w16cid:durableId="196239780">
+    <w:abstractNumId w:val="17"/>
+  </w:num>
+  <w:num w:numId="8" w16cid:durableId="1445806485">
+    <w:abstractNumId w:val="4"/>
+  </w:num>
+  <w:num w:numId="9" w16cid:durableId="1692492371">
+    <w:abstractNumId w:val="3"/>
+  </w:num>
+  <w:num w:numId="10" w16cid:durableId="209728701">
+    <w:abstractNumId w:val="15"/>
+  </w:num>
+  <w:num w:numId="11" w16cid:durableId="1760976873">
+    <w:abstractNumId w:val="1"/>
+  </w:num>
+  <w:num w:numId="12" w16cid:durableId="491531866">
+    <w:abstractNumId w:val="10"/>
+  </w:num>
+  <w:num w:numId="13" w16cid:durableId="1065222687">
+    <w:abstractNumId w:val="14"/>
+  </w:num>
+  <w:num w:numId="14" w16cid:durableId="1917546713">
+    <w:abstractNumId w:val="0"/>
+  </w:num>
+  <w:num w:numId="15" w16cid:durableId="1136416771">
+    <w:abstractNumId w:val="16"/>
+  </w:num>
+  <w:num w:numId="16" w16cid:durableId="776558785">
+    <w:abstractNumId w:val="5"/>
+  </w:num>
+  <w:num w:numId="17" w16cid:durableId="1325553236">
+    <w:abstractNumId w:val="6"/>
+  </w:num>
+  <w:num w:numId="18" w16cid:durableId="1256398108">
+    <w:abstractNumId w:val="2"/>
+  </w:num>
+</w:numbering>
 </file>
 
 <file path=word/styles.xml><?xml version="1.0" encoding="utf-8"?>
@@ -1823,7 +8015,7 @@
   <w:style w:type="paragraph" w:default="1" w:styleId="Normal">
     <w:name w:val="Normal"/>
     <w:qFormat/>
-    <w:rsid w:val="00F6720A"/>
+    <w:rsid w:val="00965321"/>
   </w:style>
   <w:style w:type="paragraph" w:styleId="Heading1">
     <w:name w:val="heading 1"/>

--- a/WAR FORCES.docx
+++ b/WAR FORCES.docx
@@ -1681,7 +1681,25 @@
           <w:szCs w:val="24"/>
           <w:lang w:val="en-US"/>
         </w:rPr>
-        <w:t xml:space="preserve">- </w:t>
+        <w:t>–</w:t>
+      </w:r>
+      <w:r>
+        <w:rPr>
+          <w:rFonts w:ascii="Berkeley Book" w:hAnsi="Berkeley Book"/>
+          <w:sz w:val="24"/>
+          <w:szCs w:val="24"/>
+          <w:lang w:val="en-US"/>
+        </w:rPr>
+        <w:t xml:space="preserve"> </w:t>
+      </w:r>
+      <w:r>
+        <w:rPr>
+          <w:rFonts w:ascii="Berkeley Book" w:hAnsi="Berkeley Book"/>
+          <w:sz w:val="24"/>
+          <w:szCs w:val="24"/>
+          <w:lang w:val="en-US"/>
+        </w:rPr>
+        <w:t xml:space="preserve">Byssel - </w:t>
       </w:r>
       <w:r>
         <w:rPr>
@@ -2004,34 +2022,79 @@
       <w:pPr>
         <w:pStyle w:val="Heading2"/>
         <w:rPr>
-          <w:lang w:val="en-US"/>
-        </w:rPr>
-      </w:pPr>
-      <w:r>
-        <w:rPr>
-          <w:lang w:val="en-US"/>
-        </w:rPr>
-        <w:t>LOCATION CATEGORIES</w:t>
+          <w:b/>
+          <w:bCs/>
+          <w:lang w:val="en-US"/>
+        </w:rPr>
+      </w:pPr>
+      <w:r>
+        <w:rPr>
+          <w:b/>
+          <w:bCs/>
+          <w:lang w:val="en-US"/>
+        </w:rPr>
+        <w:t>AT START FORCES</w:t>
       </w:r>
     </w:p>
     <w:p>
       <w:pPr>
+        <w:rPr>
+          <w:rFonts w:ascii="Vinque" w:hAnsi="Vinque"/>
+          <w:lang w:val="en-US"/>
+        </w:rPr>
+      </w:pPr>
+      <w:r>
+        <w:rPr>
+          <w:rFonts w:ascii="Vinque" w:hAnsi="Vinque"/>
+          <w:sz w:val="28"/>
+          <w:szCs w:val="28"/>
+          <w:lang w:val="en-US"/>
+        </w:rPr>
+        <w:t>OTTOMAN</w:t>
+      </w:r>
+    </w:p>
+    <w:p>
+      <w:pPr>
         <w:pStyle w:val="Heading2"/>
         <w:rPr>
-          <w:lang w:val="en-US"/>
-        </w:rPr>
-      </w:pPr>
-      <w:r>
-        <w:rPr>
-          <w:lang w:val="en-US"/>
-        </w:rPr>
-        <w:t>Northern Track</w:t>
+          <w:rFonts w:asciiTheme="minorHAnsi" w:hAnsiTheme="minorHAnsi"/>
+          <w:b/>
+          <w:bCs/>
+          <w:lang w:val="en-US"/>
+        </w:rPr>
+      </w:pPr>
+      <w:r>
+        <w:rPr>
+          <w:rFonts w:asciiTheme="minorHAnsi" w:hAnsiTheme="minorHAnsi"/>
+          <w:b/>
+          <w:bCs/>
+          <w:lang w:val="en-US"/>
+        </w:rPr>
+        <w:t xml:space="preserve">Northern Track (Yanbu </w:t>
+      </w:r>
+      <w:r>
+        <w:rPr>
+          <w:rFonts w:asciiTheme="minorHAnsi" w:hAnsiTheme="minorHAnsi" w:cs="Times New Roman"/>
+          <w:b/>
+          <w:bCs/>
+          <w:lang w:val="en-US"/>
+        </w:rPr>
+        <w:t>→</w:t>
+      </w:r>
+      <w:r>
+        <w:rPr>
+          <w:rFonts w:asciiTheme="minorHAnsi" w:hAnsiTheme="minorHAnsi"/>
+          <w:b/>
+          <w:bCs/>
+          <w:lang w:val="en-US"/>
+        </w:rPr>
+        <w:t xml:space="preserve"> Medina)</w:t>
       </w:r>
     </w:p>
     <w:tbl>
       <w:tblPr>
-        <w:tblW w:w="9720" w:type="dxa"/>
-        <w:shd w:val="clear" w:color="auto" w:fill="FFFFFF"/>
+        <w:tblW w:w="0" w:type="auto"/>
+        <w:tblCellSpacing w:w="15" w:type="dxa"/>
         <w:tblCellMar>
           <w:top w:w="15" w:type="dxa"/>
           <w:left w:w="15" w:type="dxa"/>
@@ -2041,29 +2104,25 @@
         <w:tblLook w:val="04A0" w:firstRow="1" w:lastRow="0" w:firstColumn="1" w:lastColumn="0" w:noHBand="0" w:noVBand="1"/>
       </w:tblPr>
       <w:tblGrid>
-        <w:gridCol w:w="1465"/>
-        <w:gridCol w:w="1687"/>
-        <w:gridCol w:w="6568"/>
+        <w:gridCol w:w="1579"/>
+        <w:gridCol w:w="1083"/>
       </w:tblGrid>
       <w:tr>
-        <w:tc>
-          <w:tcPr>
-            <w:tcW w:w="0" w:type="auto"/>
-            <w:tcBorders>
-              <w:bottom w:val="single" w:sz="4" w:space="0" w:color="DCDFE5"/>
-            </w:tcBorders>
-            <w:shd w:val="clear" w:color="auto" w:fill="FFFFFF"/>
-            <w:tcMar>
-              <w:top w:w="120" w:type="dxa"/>
-              <w:left w:w="0" w:type="dxa"/>
-              <w:bottom w:w="120" w:type="dxa"/>
-              <w:right w:w="240" w:type="dxa"/>
-            </w:tcMar>
+        <w:trPr>
+          <w:tblHeader/>
+          <w:tblCellSpacing w:w="15" w:type="dxa"/>
+        </w:trPr>
+        <w:tc>
+          <w:tcPr>
+            <w:tcW w:w="0" w:type="auto"/>
+            <w:vAlign w:val="center"/>
             <w:hideMark/>
           </w:tcPr>
           <w:p>
             <w:pPr>
-              <w:rPr>
+              <w:pStyle w:val="Heading2"/>
+              <w:rPr>
+                <w:rFonts w:asciiTheme="minorHAnsi" w:hAnsiTheme="minorHAnsi"/>
                 <w:b/>
                 <w:bCs/>
                 <w:lang w:val="en-US"/>
@@ -2071,32 +2130,26 @@
             </w:pPr>
             <w:r>
               <w:rPr>
+                <w:rFonts w:asciiTheme="minorHAnsi" w:hAnsiTheme="minorHAnsi"/>
                 <w:b/>
                 <w:bCs/>
                 <w:lang w:val="en-US"/>
               </w:rPr>
-              <w:t>Location</w:t>
-            </w:r>
-          </w:p>
-        </w:tc>
-        <w:tc>
-          <w:tcPr>
-            <w:tcW w:w="0" w:type="auto"/>
-            <w:tcBorders>
-              <w:bottom w:val="single" w:sz="4" w:space="0" w:color="DCDFE5"/>
-            </w:tcBorders>
-            <w:shd w:val="clear" w:color="auto" w:fill="FFFFFF"/>
-            <w:tcMar>
-              <w:top w:w="120" w:type="dxa"/>
-              <w:left w:w="0" w:type="dxa"/>
-              <w:bottom w:w="120" w:type="dxa"/>
-              <w:right w:w="240" w:type="dxa"/>
-            </w:tcMar>
+              <w:t>Type</w:t>
+            </w:r>
+          </w:p>
+        </w:tc>
+        <w:tc>
+          <w:tcPr>
+            <w:tcW w:w="0" w:type="auto"/>
+            <w:vAlign w:val="center"/>
             <w:hideMark/>
           </w:tcPr>
           <w:p>
             <w:pPr>
-              <w:rPr>
+              <w:pStyle w:val="Heading2"/>
+              <w:rPr>
+                <w:rFonts w:asciiTheme="minorHAnsi" w:hAnsiTheme="minorHAnsi"/>
                 <w:b/>
                 <w:bCs/>
                 <w:lang w:val="en-US"/>
@@ -2104,823 +2157,385 @@
             </w:pPr>
             <w:r>
               <w:rPr>
+                <w:rFonts w:asciiTheme="minorHAnsi" w:hAnsiTheme="minorHAnsi"/>
                 <w:b/>
                 <w:bCs/>
                 <w:lang w:val="en-US"/>
               </w:rPr>
-              <w:t>Classification</w:t>
-            </w:r>
-          </w:p>
-        </w:tc>
-        <w:tc>
-          <w:tcPr>
-            <w:tcW w:w="0" w:type="auto"/>
-            <w:tcBorders>
-              <w:bottom w:val="single" w:sz="4" w:space="0" w:color="DCDFE5"/>
-            </w:tcBorders>
-            <w:shd w:val="clear" w:color="auto" w:fill="FFFFFF"/>
-            <w:tcMar>
-              <w:top w:w="120" w:type="dxa"/>
-              <w:left w:w="0" w:type="dxa"/>
-              <w:bottom w:w="120" w:type="dxa"/>
-              <w:right w:w="0" w:type="dxa"/>
-            </w:tcMar>
-            <w:hideMark/>
-          </w:tcPr>
-          <w:p>
-            <w:pPr>
-              <w:rPr>
-                <w:b/>
-                <w:bCs/>
-                <w:lang w:val="en-US"/>
-              </w:rPr>
-            </w:pPr>
-            <w:r>
-              <w:rPr>
-                <w:b/>
-                <w:bCs/>
-                <w:lang w:val="en-US"/>
-              </w:rPr>
-              <w:t>Historical Reasoning</w:t>
+              <w:t>Amount</w:t>
             </w:r>
           </w:p>
         </w:tc>
       </w:tr>
       <w:tr>
-        <w:tc>
-          <w:tcPr>
-            <w:tcW w:w="0" w:type="auto"/>
-            <w:tcBorders>
-              <w:bottom w:val="single" w:sz="4" w:space="0" w:color="DCDFE5"/>
-            </w:tcBorders>
-            <w:shd w:val="clear" w:color="auto" w:fill="FFFFFF"/>
-            <w:tcMar>
-              <w:top w:w="180" w:type="dxa"/>
-              <w:left w:w="0" w:type="dxa"/>
-              <w:bottom w:w="180" w:type="dxa"/>
-              <w:right w:w="240" w:type="dxa"/>
-            </w:tcMar>
+        <w:trPr>
+          <w:tblCellSpacing w:w="15" w:type="dxa"/>
+        </w:trPr>
+        <w:tc>
+          <w:tcPr>
+            <w:tcW w:w="0" w:type="auto"/>
+            <w:vAlign w:val="center"/>
             <w:hideMark/>
           </w:tcPr>
           <w:p>
             <w:pPr>
-              <w:rPr>
-                <w:lang w:val="en-US"/>
-              </w:rPr>
-            </w:pPr>
-            <w:r>
-              <w:rPr>
-                <w:b/>
-                <w:bCs/>
-                <w:lang w:val="en-US"/>
-              </w:rPr>
-              <w:t>Yanbu</w:t>
-            </w:r>
-          </w:p>
-        </w:tc>
-        <w:tc>
-          <w:tcPr>
-            <w:tcW w:w="0" w:type="auto"/>
-            <w:tcBorders>
-              <w:bottom w:val="single" w:sz="4" w:space="0" w:color="DCDFE5"/>
-            </w:tcBorders>
-            <w:shd w:val="clear" w:color="auto" w:fill="FFFFFF"/>
-            <w:tcMar>
-              <w:top w:w="180" w:type="dxa"/>
-              <w:left w:w="0" w:type="dxa"/>
-              <w:bottom w:w="180" w:type="dxa"/>
-              <w:right w:w="240" w:type="dxa"/>
-            </w:tcMar>
+              <w:pStyle w:val="Heading2"/>
+              <w:rPr>
+                <w:rFonts w:asciiTheme="minorHAnsi" w:hAnsiTheme="minorHAnsi"/>
+                <w:sz w:val="24"/>
+                <w:szCs w:val="24"/>
+                <w:lang w:val="en-US"/>
+              </w:rPr>
+            </w:pPr>
+            <w:r>
+              <w:rPr>
+                <w:rFonts w:asciiTheme="minorHAnsi" w:hAnsiTheme="minorHAnsi"/>
+                <w:sz w:val="24"/>
+                <w:szCs w:val="24"/>
+                <w:lang w:val="en-US"/>
+              </w:rPr>
+              <w:t>Nizam Infantry</w:t>
+            </w:r>
+          </w:p>
+        </w:tc>
+        <w:tc>
+          <w:tcPr>
+            <w:tcW w:w="0" w:type="auto"/>
+            <w:vAlign w:val="center"/>
             <w:hideMark/>
           </w:tcPr>
           <w:p>
             <w:pPr>
-              <w:rPr>
-                <w:lang w:val="en-US"/>
-              </w:rPr>
-            </w:pPr>
-            <w:r>
-              <w:rPr>
-                <w:b/>
-                <w:bCs/>
-                <w:lang w:val="en-US"/>
-              </w:rPr>
-              <w:t>Port Town</w:t>
-            </w:r>
-          </w:p>
-        </w:tc>
-        <w:tc>
-          <w:tcPr>
-            <w:tcW w:w="0" w:type="auto"/>
-            <w:tcBorders>
-              <w:bottom w:val="single" w:sz="4" w:space="0" w:color="DCDFE5"/>
-            </w:tcBorders>
-            <w:shd w:val="clear" w:color="auto" w:fill="FFFFFF"/>
-            <w:tcMar>
-              <w:top w:w="180" w:type="dxa"/>
-              <w:left w:w="0" w:type="dxa"/>
-              <w:bottom w:w="180" w:type="dxa"/>
-              <w:right w:w="0" w:type="dxa"/>
-            </w:tcMar>
-            <w:hideMark/>
-          </w:tcPr>
-          <w:p>
-            <w:pPr>
-              <w:rPr>
-                <w:lang w:val="en-US"/>
-              </w:rPr>
-            </w:pPr>
-            <w:r>
-              <w:rPr>
-                <w:lang w:val="en-US"/>
-              </w:rPr>
-              <w:t>The primary landing point for Ottoman reinforcements and heavy siege guns.</w:t>
+              <w:pStyle w:val="Heading2"/>
+              <w:rPr>
+                <w:rFonts w:asciiTheme="minorHAnsi" w:hAnsiTheme="minorHAnsi"/>
+                <w:sz w:val="24"/>
+                <w:szCs w:val="24"/>
+                <w:lang w:val="en-US"/>
+              </w:rPr>
+            </w:pPr>
+            <w:r>
+              <w:rPr>
+                <w:rFonts w:asciiTheme="minorHAnsi" w:hAnsiTheme="minorHAnsi"/>
+                <w:sz w:val="24"/>
+                <w:szCs w:val="24"/>
+                <w:lang w:val="en-US"/>
+              </w:rPr>
+              <w:t>3</w:t>
             </w:r>
           </w:p>
         </w:tc>
       </w:tr>
       <w:tr>
-        <w:tc>
-          <w:tcPr>
-            <w:tcW w:w="0" w:type="auto"/>
-            <w:tcBorders>
-              <w:bottom w:val="single" w:sz="4" w:space="0" w:color="DCDFE5"/>
-            </w:tcBorders>
-            <w:shd w:val="clear" w:color="auto" w:fill="FFFFFF"/>
-            <w:tcMar>
-              <w:top w:w="180" w:type="dxa"/>
-              <w:left w:w="0" w:type="dxa"/>
-              <w:bottom w:w="180" w:type="dxa"/>
-              <w:right w:w="240" w:type="dxa"/>
-            </w:tcMar>
+        <w:trPr>
+          <w:tblCellSpacing w:w="15" w:type="dxa"/>
+        </w:trPr>
+        <w:tc>
+          <w:tcPr>
+            <w:tcW w:w="0" w:type="auto"/>
+            <w:vAlign w:val="center"/>
             <w:hideMark/>
           </w:tcPr>
           <w:p>
             <w:pPr>
-              <w:rPr>
-                <w:lang w:val="en-US"/>
-              </w:rPr>
-            </w:pPr>
-            <w:r>
-              <w:rPr>
-                <w:b/>
-                <w:bCs/>
-                <w:lang w:val="en-US"/>
-              </w:rPr>
-              <w:t>Badr</w:t>
-            </w:r>
-          </w:p>
-        </w:tc>
-        <w:tc>
-          <w:tcPr>
-            <w:tcW w:w="0" w:type="auto"/>
-            <w:tcBorders>
-              <w:bottom w:val="single" w:sz="4" w:space="0" w:color="DCDFE5"/>
-            </w:tcBorders>
-            <w:shd w:val="clear" w:color="auto" w:fill="FFFFFF"/>
-            <w:tcMar>
-              <w:top w:w="180" w:type="dxa"/>
-              <w:left w:w="0" w:type="dxa"/>
-              <w:bottom w:w="180" w:type="dxa"/>
-              <w:right w:w="240" w:type="dxa"/>
-            </w:tcMar>
+              <w:pStyle w:val="Heading2"/>
+              <w:rPr>
+                <w:rFonts w:asciiTheme="minorHAnsi" w:hAnsiTheme="minorHAnsi"/>
+                <w:sz w:val="24"/>
+                <w:szCs w:val="24"/>
+                <w:lang w:val="en-US"/>
+              </w:rPr>
+            </w:pPr>
+            <w:r>
+              <w:rPr>
+                <w:rFonts w:asciiTheme="minorHAnsi" w:hAnsiTheme="minorHAnsi"/>
+                <w:sz w:val="24"/>
+                <w:szCs w:val="24"/>
+                <w:lang w:val="en-US"/>
+              </w:rPr>
+              <w:t>Auxiliaries</w:t>
+            </w:r>
+          </w:p>
+        </w:tc>
+        <w:tc>
+          <w:tcPr>
+            <w:tcW w:w="0" w:type="auto"/>
+            <w:vAlign w:val="center"/>
             <w:hideMark/>
           </w:tcPr>
           <w:p>
             <w:pPr>
-              <w:rPr>
-                <w:lang w:val="en-US"/>
-              </w:rPr>
-            </w:pPr>
-            <w:r>
-              <w:rPr>
-                <w:b/>
-                <w:bCs/>
-                <w:lang w:val="en-US"/>
-              </w:rPr>
-              <w:t>Town</w:t>
-            </w:r>
-          </w:p>
-        </w:tc>
-        <w:tc>
-          <w:tcPr>
-            <w:tcW w:w="0" w:type="auto"/>
-            <w:tcBorders>
-              <w:bottom w:val="single" w:sz="4" w:space="0" w:color="DCDFE5"/>
-            </w:tcBorders>
-            <w:shd w:val="clear" w:color="auto" w:fill="FFFFFF"/>
-            <w:tcMar>
-              <w:top w:w="180" w:type="dxa"/>
-              <w:left w:w="0" w:type="dxa"/>
-              <w:bottom w:w="180" w:type="dxa"/>
-              <w:right w:w="0" w:type="dxa"/>
-            </w:tcMar>
-            <w:hideMark/>
-          </w:tcPr>
-          <w:p>
-            <w:pPr>
-              <w:rPr>
-                <w:lang w:val="en-US"/>
-              </w:rPr>
-            </w:pPr>
-            <w:r>
-              <w:rPr>
-                <w:lang w:val="en-US"/>
-              </w:rPr>
-              <w:t>A strategic desert crossroads and transit hub.</w:t>
+              <w:pStyle w:val="Heading2"/>
+              <w:rPr>
+                <w:rFonts w:asciiTheme="minorHAnsi" w:hAnsiTheme="minorHAnsi"/>
+                <w:sz w:val="24"/>
+                <w:szCs w:val="24"/>
+                <w:lang w:val="en-US"/>
+              </w:rPr>
+            </w:pPr>
+            <w:r>
+              <w:rPr>
+                <w:rFonts w:asciiTheme="minorHAnsi" w:hAnsiTheme="minorHAnsi"/>
+                <w:sz w:val="24"/>
+                <w:szCs w:val="24"/>
+                <w:lang w:val="en-US"/>
+              </w:rPr>
+              <w:t>1</w:t>
             </w:r>
           </w:p>
         </w:tc>
       </w:tr>
       <w:tr>
-        <w:tc>
-          <w:tcPr>
-            <w:tcW w:w="0" w:type="auto"/>
-            <w:tcBorders>
-              <w:bottom w:val="single" w:sz="4" w:space="0" w:color="DCDFE5"/>
-            </w:tcBorders>
-            <w:shd w:val="clear" w:color="auto" w:fill="FFFFFF"/>
-            <w:tcMar>
-              <w:top w:w="180" w:type="dxa"/>
-              <w:left w:w="0" w:type="dxa"/>
-              <w:bottom w:w="180" w:type="dxa"/>
-              <w:right w:w="240" w:type="dxa"/>
-            </w:tcMar>
+        <w:trPr>
+          <w:tblCellSpacing w:w="15" w:type="dxa"/>
+        </w:trPr>
+        <w:tc>
+          <w:tcPr>
+            <w:tcW w:w="0" w:type="auto"/>
+            <w:vAlign w:val="center"/>
             <w:hideMark/>
           </w:tcPr>
           <w:p>
             <w:pPr>
-              <w:rPr>
-                <w:lang w:val="en-US"/>
-              </w:rPr>
-            </w:pPr>
-            <w:r>
-              <w:rPr>
-                <w:b/>
-                <w:bCs/>
-                <w:lang w:val="en-US"/>
-              </w:rPr>
-              <w:t>Wadi Al Safra</w:t>
-            </w:r>
-          </w:p>
-        </w:tc>
-        <w:tc>
-          <w:tcPr>
-            <w:tcW w:w="0" w:type="auto"/>
-            <w:tcBorders>
-              <w:bottom w:val="single" w:sz="4" w:space="0" w:color="DCDFE5"/>
-            </w:tcBorders>
-            <w:shd w:val="clear" w:color="auto" w:fill="FFFFFF"/>
-            <w:tcMar>
-              <w:top w:w="180" w:type="dxa"/>
-              <w:left w:w="0" w:type="dxa"/>
-              <w:bottom w:w="180" w:type="dxa"/>
-              <w:right w:w="240" w:type="dxa"/>
-            </w:tcMar>
+              <w:pStyle w:val="Heading2"/>
+              <w:rPr>
+                <w:rFonts w:asciiTheme="minorHAnsi" w:hAnsiTheme="minorHAnsi"/>
+                <w:sz w:val="24"/>
+                <w:szCs w:val="24"/>
+                <w:lang w:val="en-US"/>
+              </w:rPr>
+            </w:pPr>
+            <w:r>
+              <w:rPr>
+                <w:rFonts w:asciiTheme="minorHAnsi" w:hAnsiTheme="minorHAnsi"/>
+                <w:sz w:val="24"/>
+                <w:szCs w:val="24"/>
+                <w:lang w:val="en-US"/>
+              </w:rPr>
+              <w:t>Cavalry</w:t>
+            </w:r>
+          </w:p>
+        </w:tc>
+        <w:tc>
+          <w:tcPr>
+            <w:tcW w:w="0" w:type="auto"/>
+            <w:vAlign w:val="center"/>
             <w:hideMark/>
           </w:tcPr>
           <w:p>
             <w:pPr>
-              <w:rPr>
-                <w:lang w:val="en-US"/>
-              </w:rPr>
-            </w:pPr>
-            <w:r>
-              <w:rPr>
-                <w:b/>
-                <w:bCs/>
-                <w:lang w:val="en-US"/>
-              </w:rPr>
-              <w:t>Mountain Pass</w:t>
-            </w:r>
-          </w:p>
-        </w:tc>
-        <w:tc>
-          <w:tcPr>
-            <w:tcW w:w="0" w:type="auto"/>
-            <w:tcBorders>
-              <w:bottom w:val="single" w:sz="4" w:space="0" w:color="DCDFE5"/>
-            </w:tcBorders>
-            <w:shd w:val="clear" w:color="auto" w:fill="FFFFFF"/>
-            <w:tcMar>
-              <w:top w:w="180" w:type="dxa"/>
-              <w:left w:w="0" w:type="dxa"/>
-              <w:bottom w:w="180" w:type="dxa"/>
-              <w:right w:w="0" w:type="dxa"/>
-            </w:tcMar>
-            <w:hideMark/>
-          </w:tcPr>
-          <w:p>
-            <w:pPr>
-              <w:rPr>
-                <w:lang w:val="en-US"/>
-              </w:rPr>
-            </w:pPr>
-            <w:r>
-              <w:rPr>
-                <w:lang w:val="en-US"/>
-              </w:rPr>
-              <w:t>A narrow, rugged valley; site of the 1812 Ottoman defeat (The Battle of Judaydah).</w:t>
+              <w:pStyle w:val="Heading2"/>
+              <w:rPr>
+                <w:rFonts w:asciiTheme="minorHAnsi" w:hAnsiTheme="minorHAnsi"/>
+                <w:sz w:val="24"/>
+                <w:szCs w:val="24"/>
+                <w:lang w:val="en-US"/>
+              </w:rPr>
+            </w:pPr>
+            <w:r>
+              <w:rPr>
+                <w:rFonts w:asciiTheme="minorHAnsi" w:hAnsiTheme="minorHAnsi"/>
+                <w:sz w:val="24"/>
+                <w:szCs w:val="24"/>
+                <w:lang w:val="en-US"/>
+              </w:rPr>
+              <w:t>2</w:t>
             </w:r>
           </w:p>
         </w:tc>
       </w:tr>
       <w:tr>
-        <w:tc>
-          <w:tcPr>
-            <w:tcW w:w="0" w:type="auto"/>
-            <w:tcBorders>
-              <w:bottom w:val="single" w:sz="4" w:space="0" w:color="DCDFE5"/>
-            </w:tcBorders>
-            <w:shd w:val="clear" w:color="auto" w:fill="FFFFFF"/>
-            <w:tcMar>
-              <w:top w:w="180" w:type="dxa"/>
-              <w:left w:w="0" w:type="dxa"/>
-              <w:bottom w:w="180" w:type="dxa"/>
-              <w:right w:w="240" w:type="dxa"/>
-            </w:tcMar>
+        <w:trPr>
+          <w:tblCellSpacing w:w="15" w:type="dxa"/>
+        </w:trPr>
+        <w:tc>
+          <w:tcPr>
+            <w:tcW w:w="0" w:type="auto"/>
+            <w:vAlign w:val="center"/>
             <w:hideMark/>
           </w:tcPr>
           <w:p>
             <w:pPr>
-              <w:rPr>
-                <w:lang w:val="en-US"/>
-              </w:rPr>
-            </w:pPr>
-            <w:r>
-              <w:rPr>
-                <w:b/>
-                <w:bCs/>
-                <w:lang w:val="en-US"/>
-              </w:rPr>
-              <w:t>Brabbas</w:t>
-            </w:r>
-          </w:p>
-        </w:tc>
-        <w:tc>
-          <w:tcPr>
-            <w:tcW w:w="0" w:type="auto"/>
-            <w:tcBorders>
-              <w:bottom w:val="single" w:sz="4" w:space="0" w:color="DCDFE5"/>
-            </w:tcBorders>
-            <w:shd w:val="clear" w:color="auto" w:fill="FFFFFF"/>
-            <w:tcMar>
-              <w:top w:w="180" w:type="dxa"/>
-              <w:left w:w="0" w:type="dxa"/>
-              <w:bottom w:w="180" w:type="dxa"/>
-              <w:right w:w="240" w:type="dxa"/>
-            </w:tcMar>
+              <w:pStyle w:val="Heading2"/>
+              <w:rPr>
+                <w:rFonts w:asciiTheme="minorHAnsi" w:hAnsiTheme="minorHAnsi"/>
+                <w:sz w:val="24"/>
+                <w:szCs w:val="24"/>
+                <w:lang w:val="en-US"/>
+              </w:rPr>
+            </w:pPr>
+            <w:r>
+              <w:rPr>
+                <w:rFonts w:asciiTheme="minorHAnsi" w:hAnsiTheme="minorHAnsi"/>
+                <w:sz w:val="24"/>
+                <w:szCs w:val="24"/>
+                <w:lang w:val="en-US"/>
+              </w:rPr>
+              <w:t>Artillery</w:t>
+            </w:r>
+          </w:p>
+        </w:tc>
+        <w:tc>
+          <w:tcPr>
+            <w:tcW w:w="0" w:type="auto"/>
+            <w:vAlign w:val="center"/>
             <w:hideMark/>
           </w:tcPr>
           <w:p>
             <w:pPr>
-              <w:rPr>
-                <w:lang w:val="en-US"/>
-              </w:rPr>
-            </w:pPr>
-            <w:r>
-              <w:rPr>
-                <w:b/>
-                <w:bCs/>
-                <w:lang w:val="en-US"/>
-              </w:rPr>
-              <w:t>Town</w:t>
-            </w:r>
-          </w:p>
-        </w:tc>
-        <w:tc>
-          <w:tcPr>
-            <w:tcW w:w="0" w:type="auto"/>
-            <w:tcBorders>
-              <w:bottom w:val="single" w:sz="4" w:space="0" w:color="DCDFE5"/>
-            </w:tcBorders>
-            <w:shd w:val="clear" w:color="auto" w:fill="FFFFFF"/>
-            <w:tcMar>
-              <w:top w:w="180" w:type="dxa"/>
-              <w:left w:w="0" w:type="dxa"/>
-              <w:bottom w:w="180" w:type="dxa"/>
-              <w:right w:w="0" w:type="dxa"/>
-            </w:tcMar>
-            <w:hideMark/>
-          </w:tcPr>
-          <w:p>
-            <w:pPr>
-              <w:rPr>
-                <w:lang w:val="en-US"/>
-              </w:rPr>
-            </w:pPr>
-            <w:r>
-              <w:rPr>
-                <w:lang w:val="en-US"/>
-              </w:rPr>
-              <w:t>A smaller settlement on the approach to the holy city.</w:t>
+              <w:pStyle w:val="Heading2"/>
+              <w:rPr>
+                <w:rFonts w:asciiTheme="minorHAnsi" w:hAnsiTheme="minorHAnsi"/>
+                <w:sz w:val="24"/>
+                <w:szCs w:val="24"/>
+                <w:lang w:val="en-US"/>
+              </w:rPr>
+            </w:pPr>
+            <w:r>
+              <w:rPr>
+                <w:rFonts w:asciiTheme="minorHAnsi" w:hAnsiTheme="minorHAnsi"/>
+                <w:sz w:val="24"/>
+                <w:szCs w:val="24"/>
+                <w:lang w:val="en-US"/>
+              </w:rPr>
+              <w:t>1</w:t>
             </w:r>
           </w:p>
         </w:tc>
       </w:tr>
       <w:tr>
-        <w:tc>
-          <w:tcPr>
-            <w:tcW w:w="0" w:type="auto"/>
-            <w:tcBorders>
-              <w:bottom w:val="nil"/>
-            </w:tcBorders>
-            <w:shd w:val="clear" w:color="auto" w:fill="FFFFFF"/>
-            <w:tcMar>
-              <w:top w:w="180" w:type="dxa"/>
-              <w:left w:w="0" w:type="dxa"/>
-              <w:bottom w:w="180" w:type="dxa"/>
-              <w:right w:w="240" w:type="dxa"/>
-            </w:tcMar>
+        <w:trPr>
+          <w:tblCellSpacing w:w="15" w:type="dxa"/>
+        </w:trPr>
+        <w:tc>
+          <w:tcPr>
+            <w:tcW w:w="0" w:type="auto"/>
+            <w:vAlign w:val="center"/>
             <w:hideMark/>
           </w:tcPr>
           <w:p>
             <w:pPr>
-              <w:rPr>
-                <w:lang w:val="en-US"/>
-              </w:rPr>
-            </w:pPr>
-            <w:r>
-              <w:rPr>
-                <w:b/>
-                <w:bCs/>
-                <w:lang w:val="en-US"/>
-              </w:rPr>
-              <w:t>Medina</w:t>
-            </w:r>
-          </w:p>
-        </w:tc>
-        <w:tc>
-          <w:tcPr>
-            <w:tcW w:w="0" w:type="auto"/>
-            <w:tcBorders>
-              <w:bottom w:val="nil"/>
-            </w:tcBorders>
-            <w:shd w:val="clear" w:color="auto" w:fill="FFFFFF"/>
-            <w:tcMar>
-              <w:top w:w="180" w:type="dxa"/>
-              <w:left w:w="0" w:type="dxa"/>
-              <w:bottom w:w="180" w:type="dxa"/>
-              <w:right w:w="240" w:type="dxa"/>
-            </w:tcMar>
+              <w:pStyle w:val="Heading2"/>
+              <w:rPr>
+                <w:rFonts w:asciiTheme="minorHAnsi" w:hAnsiTheme="minorHAnsi"/>
+                <w:sz w:val="24"/>
+                <w:szCs w:val="24"/>
+                <w:lang w:val="en-US"/>
+              </w:rPr>
+            </w:pPr>
+            <w:r>
+              <w:rPr>
+                <w:rFonts w:asciiTheme="minorHAnsi" w:hAnsiTheme="minorHAnsi"/>
+                <w:sz w:val="24"/>
+                <w:szCs w:val="24"/>
+                <w:lang w:val="en-US"/>
+              </w:rPr>
+              <w:t>Sappers</w:t>
+            </w:r>
+          </w:p>
+        </w:tc>
+        <w:tc>
+          <w:tcPr>
+            <w:tcW w:w="0" w:type="auto"/>
+            <w:vAlign w:val="center"/>
             <w:hideMark/>
           </w:tcPr>
           <w:p>
             <w:pPr>
-              <w:rPr>
-                <w:lang w:val="en-US"/>
-              </w:rPr>
-            </w:pPr>
-            <w:r>
-              <w:rPr>
-                <w:b/>
-                <w:bCs/>
-                <w:lang w:val="en-US"/>
-              </w:rPr>
-              <w:t>Fortified Town</w:t>
-            </w:r>
-          </w:p>
-        </w:tc>
-        <w:tc>
-          <w:tcPr>
-            <w:tcW w:w="0" w:type="auto"/>
-            <w:tcBorders>
-              <w:bottom w:val="nil"/>
-            </w:tcBorders>
-            <w:shd w:val="clear" w:color="auto" w:fill="FFFFFF"/>
-            <w:tcMar>
-              <w:top w:w="180" w:type="dxa"/>
-              <w:left w:w="0" w:type="dxa"/>
-              <w:bottom w:w="180" w:type="dxa"/>
-              <w:right w:w="0" w:type="dxa"/>
-            </w:tcMar>
-            <w:hideMark/>
-          </w:tcPr>
-          <w:p>
-            <w:pPr>
-              <w:rPr>
-                <w:lang w:val="en-US"/>
-              </w:rPr>
-            </w:pPr>
-            <w:r>
-              <w:rPr>
-                <w:lang w:val="en-US"/>
-              </w:rPr>
-              <w:t>Protected by high walls and a citadel; it required a formal siege to recapture in 1812.</w:t>
-            </w:r>
-          </w:p>
-          <w:p>
-            <w:pPr>
-              <w:rPr>
-                <w:b/>
-                <w:bCs/>
-                <w:lang w:val="en-US"/>
-              </w:rPr>
-            </w:pPr>
-            <w:r>
-              <w:rPr>
-                <w:b/>
-                <w:bCs/>
-                <w:lang w:val="en-US"/>
-              </w:rPr>
-              <w:t>1811</w:t>
-            </w:r>
-          </w:p>
-          <w:p>
-            <w:pPr>
-              <w:numPr>
-                <w:ilvl w:val="0"/>
-                <w:numId w:val="5"/>
-              </w:numPr>
-              <w:rPr>
-                <w:lang w:val="en-US"/>
-              </w:rPr>
-            </w:pPr>
-            <w:r>
-              <w:rPr>
-                <w:lang w:val="en-US"/>
-              </w:rPr>
-              <w:lastRenderedPageBreak/>
-              <w:t>Yanbu secured</w:t>
-            </w:r>
-          </w:p>
-          <w:p>
-            <w:pPr>
-              <w:rPr>
-                <w:b/>
-                <w:bCs/>
-                <w:lang w:val="en-US"/>
-              </w:rPr>
-            </w:pPr>
-            <w:r>
-              <w:rPr>
-                <w:b/>
-                <w:bCs/>
-                <w:lang w:val="en-US"/>
-              </w:rPr>
-              <w:t>Early 1812</w:t>
-            </w:r>
-          </w:p>
-          <w:p>
-            <w:pPr>
-              <w:numPr>
-                <w:ilvl w:val="0"/>
-                <w:numId w:val="6"/>
-              </w:numPr>
-              <w:rPr>
-                <w:lang w:val="en-US"/>
-              </w:rPr>
-            </w:pPr>
-            <w:r>
-              <w:rPr>
-                <w:lang w:val="en-US"/>
-              </w:rPr>
-              <w:t>Badr secured</w:t>
-            </w:r>
-          </w:p>
-          <w:p>
-            <w:pPr>
-              <w:numPr>
-                <w:ilvl w:val="0"/>
-                <w:numId w:val="6"/>
-              </w:numPr>
-              <w:rPr>
-                <w:lang w:val="en-US"/>
-              </w:rPr>
-            </w:pPr>
-            <w:r>
-              <w:rPr>
-                <w:lang w:val="en-US"/>
-              </w:rPr>
-              <w:t>Defeat at Wadi al-Safra</w:t>
-            </w:r>
-          </w:p>
-          <w:p>
-            <w:pPr>
-              <w:rPr>
-                <w:b/>
-                <w:bCs/>
-                <w:lang w:val="en-US"/>
-              </w:rPr>
-            </w:pPr>
-            <w:r>
-              <w:rPr>
-                <w:b/>
-                <w:bCs/>
-                <w:lang w:val="en-US"/>
-              </w:rPr>
-              <w:t>Late 1812</w:t>
-            </w:r>
-          </w:p>
-          <w:p>
-            <w:pPr>
-              <w:numPr>
-                <w:ilvl w:val="0"/>
-                <w:numId w:val="7"/>
-              </w:numPr>
-              <w:rPr>
-                <w:lang w:val="en-US"/>
-              </w:rPr>
-            </w:pPr>
-            <w:r>
-              <w:rPr>
-                <w:lang w:val="en-US"/>
-              </w:rPr>
-              <w:t>Wadi al-Safra recovered</w:t>
-            </w:r>
-          </w:p>
-          <w:p>
-            <w:pPr>
-              <w:numPr>
-                <w:ilvl w:val="0"/>
-                <w:numId w:val="7"/>
-              </w:numPr>
-              <w:rPr>
-                <w:lang w:val="en-US"/>
-              </w:rPr>
-            </w:pPr>
-            <w:r>
-              <w:rPr>
-                <w:lang w:val="en-US"/>
-              </w:rPr>
-              <w:t>Medina captured (</w:t>
-            </w:r>
-            <w:r>
-              <w:rPr>
-                <w:b/>
-                <w:bCs/>
-                <w:lang w:val="en-US"/>
-              </w:rPr>
-              <w:t>Dec 1812</w:t>
-            </w:r>
-            <w:r>
-              <w:rPr>
-                <w:lang w:val="en-US"/>
-              </w:rPr>
-              <w:t>)</w:t>
-            </w:r>
-          </w:p>
-          <w:p>
-            <w:pPr>
-              <w:rPr>
-                <w:b/>
-                <w:bCs/>
-                <w:lang w:val="en-US"/>
-              </w:rPr>
-            </w:pPr>
-            <w:r>
-              <w:rPr>
-                <w:b/>
-                <w:bCs/>
-                <w:lang w:val="en-US"/>
-              </w:rPr>
-              <w:t>1812–1813</w:t>
-            </w:r>
-          </w:p>
-          <w:p>
-            <w:pPr>
-              <w:numPr>
-                <w:ilvl w:val="0"/>
-                <w:numId w:val="8"/>
-              </w:numPr>
-              <w:rPr>
-                <w:lang w:val="en-US"/>
-              </w:rPr>
-            </w:pPr>
-            <w:r>
-              <w:rPr>
-                <w:lang w:val="en-US"/>
-              </w:rPr>
-              <w:t>Jeddah secured</w:t>
-            </w:r>
-          </w:p>
-          <w:p>
-            <w:pPr>
-              <w:numPr>
-                <w:ilvl w:val="0"/>
-                <w:numId w:val="8"/>
-              </w:numPr>
-              <w:rPr>
-                <w:lang w:val="en-US"/>
-              </w:rPr>
-            </w:pPr>
-            <w:r>
-              <w:rPr>
-                <w:lang w:val="en-US"/>
-              </w:rPr>
-              <w:t>Mecca shifts → Ottoman control</w:t>
-            </w:r>
-          </w:p>
-          <w:p>
-            <w:pPr>
-              <w:rPr>
-                <w:b/>
-                <w:bCs/>
-                <w:lang w:val="en-US"/>
-              </w:rPr>
-            </w:pPr>
-            <w:r>
-              <w:rPr>
-                <w:b/>
-                <w:bCs/>
-                <w:lang w:val="en-US"/>
-              </w:rPr>
-              <w:t>1813</w:t>
-            </w:r>
-          </w:p>
-          <w:p>
-            <w:pPr>
-              <w:numPr>
-                <w:ilvl w:val="0"/>
-                <w:numId w:val="9"/>
-              </w:numPr>
-              <w:rPr>
-                <w:lang w:val="en-US"/>
-              </w:rPr>
-            </w:pPr>
-            <w:r>
-              <w:rPr>
-                <w:lang w:val="en-US"/>
-              </w:rPr>
-              <w:t>Taif captured</w:t>
-            </w:r>
-          </w:p>
-          <w:p>
-            <w:pPr>
-              <w:rPr>
-                <w:b/>
-                <w:bCs/>
-                <w:lang w:val="en-US"/>
-              </w:rPr>
-            </w:pPr>
-            <w:r>
-              <w:rPr>
-                <w:b/>
-                <w:bCs/>
-                <w:lang w:val="en-US"/>
-              </w:rPr>
-              <w:t>1813–1814</w:t>
-            </w:r>
-          </w:p>
-          <w:p>
-            <w:pPr>
-              <w:numPr>
-                <w:ilvl w:val="0"/>
-                <w:numId w:val="10"/>
-              </w:numPr>
-              <w:rPr>
-                <w:lang w:val="en-US"/>
-              </w:rPr>
-            </w:pPr>
-            <w:r>
-              <w:rPr>
-                <w:lang w:val="en-US"/>
-              </w:rPr>
-              <w:t>Turabah / Bisha region contested</w:t>
-            </w:r>
-          </w:p>
-          <w:p>
-            <w:pPr>
-              <w:rPr>
-                <w:lang w:val="en-US"/>
-              </w:rPr>
-            </w:pPr>
-          </w:p>
-          <w:p>
-            <w:pPr>
-              <w:rPr>
-                <w:lang w:val="en-US"/>
-              </w:rPr>
-            </w:pPr>
+              <w:pStyle w:val="Heading2"/>
+              <w:rPr>
+                <w:rFonts w:asciiTheme="minorHAnsi" w:hAnsiTheme="minorHAnsi"/>
+                <w:sz w:val="24"/>
+                <w:szCs w:val="24"/>
+                <w:lang w:val="en-US"/>
+              </w:rPr>
+            </w:pPr>
+            <w:r>
+              <w:rPr>
+                <w:rFonts w:asciiTheme="minorHAnsi" w:hAnsiTheme="minorHAnsi"/>
+                <w:sz w:val="24"/>
+                <w:szCs w:val="24"/>
+                <w:lang w:val="en-US"/>
+              </w:rPr>
+              <w:t>0</w:t>
+            </w:r>
           </w:p>
         </w:tc>
       </w:tr>
     </w:tbl>
     <w:p>
       <w:pPr>
-        <w:rPr>
-          <w:lang w:val="en-US"/>
-        </w:rPr>
-      </w:pPr>
+        <w:pStyle w:val="Heading2"/>
+        <w:rPr>
+          <w:rFonts w:asciiTheme="minorHAnsi" w:hAnsiTheme="minorHAnsi"/>
+          <w:b/>
+          <w:bCs/>
+          <w:lang w:val="en-US"/>
+        </w:rPr>
+      </w:pPr>
+      <w:r>
+        <w:rPr>
+          <w:rFonts w:asciiTheme="minorHAnsi" w:hAnsiTheme="minorHAnsi"/>
+          <w:b/>
+          <w:bCs/>
+          <w:lang w:val="en-US"/>
+        </w:rPr>
+        <w:t xml:space="preserve">Southern Track (Jeddah </w:t>
+      </w:r>
+      <w:r>
+        <w:rPr>
+          <w:rFonts w:asciiTheme="minorHAnsi" w:hAnsiTheme="minorHAnsi" w:cs="Arial"/>
+          <w:b/>
+          <w:bCs/>
+          <w:lang w:val="en-US"/>
+        </w:rPr>
+        <w:t>→</w:t>
+      </w:r>
+      <w:r>
+        <w:rPr>
+          <w:rFonts w:asciiTheme="minorHAnsi" w:hAnsiTheme="minorHAnsi"/>
+          <w:b/>
+          <w:bCs/>
+          <w:lang w:val="en-US"/>
+        </w:rPr>
+        <w:t xml:space="preserve"> Mecca </w:t>
+      </w:r>
+      <w:r>
+        <w:rPr>
+          <w:rFonts w:asciiTheme="minorHAnsi" w:hAnsiTheme="minorHAnsi" w:cs="Arial"/>
+          <w:b/>
+          <w:bCs/>
+          <w:lang w:val="en-US"/>
+        </w:rPr>
+        <w:t>→</w:t>
+      </w:r>
+      <w:r>
+        <w:rPr>
+          <w:rFonts w:asciiTheme="minorHAnsi" w:hAnsiTheme="minorHAnsi"/>
+          <w:b/>
+          <w:bCs/>
+          <w:lang w:val="en-US"/>
+        </w:rPr>
+        <w:t xml:space="preserve"> Taif)</w:t>
+      </w:r>
     </w:p>
     <w:p>
       <w:pPr>
-        <w:pStyle w:val="Heading2"/>
-        <w:rPr>
-          <w:lang w:val="en-US"/>
-        </w:rPr>
-      </w:pPr>
-      <w:r>
-        <w:rPr>
-          <w:lang w:val="en-US"/>
-        </w:rPr>
-        <w:t>Southern/HighlandTrack</w:t>
+        <w:rPr>
+          <w:lang w:val="en-US"/>
+        </w:rPr>
+      </w:pPr>
+      <w:r>
+        <w:rPr>
+          <w:lang w:val="en-US"/>
+        </w:rPr>
+        <w:t>Opened When Card 26 Drawn or Wadi Al Safra captured, whichever comes first</w:t>
       </w:r>
     </w:p>
     <w:tbl>
       <w:tblPr>
-        <w:tblW w:w="12119" w:type="dxa"/>
-        <w:shd w:val="clear" w:color="auto" w:fill="FFFFFF"/>
+        <w:tblW w:w="0" w:type="auto"/>
+        <w:tblCellSpacing w:w="15" w:type="dxa"/>
         <w:tblCellMar>
           <w:top w:w="15" w:type="dxa"/>
           <w:left w:w="15" w:type="dxa"/>
@@ -2930,29 +2545,25 @@
         <w:tblLook w:val="04A0" w:firstRow="1" w:lastRow="0" w:firstColumn="1" w:lastColumn="0" w:noHBand="0" w:noVBand="1"/>
       </w:tblPr>
       <w:tblGrid>
-        <w:gridCol w:w="1111"/>
-        <w:gridCol w:w="2059"/>
-        <w:gridCol w:w="8949"/>
+        <w:gridCol w:w="1579"/>
+        <w:gridCol w:w="1083"/>
       </w:tblGrid>
       <w:tr>
-        <w:tc>
-          <w:tcPr>
-            <w:tcW w:w="0" w:type="auto"/>
-            <w:tcBorders>
-              <w:bottom w:val="single" w:sz="4" w:space="0" w:color="DCDFE5"/>
-            </w:tcBorders>
-            <w:shd w:val="clear" w:color="auto" w:fill="FFFFFF"/>
-            <w:tcMar>
-              <w:top w:w="120" w:type="dxa"/>
-              <w:left w:w="0" w:type="dxa"/>
-              <w:bottom w:w="120" w:type="dxa"/>
-              <w:right w:w="240" w:type="dxa"/>
-            </w:tcMar>
+        <w:trPr>
+          <w:tblHeader/>
+          <w:tblCellSpacing w:w="15" w:type="dxa"/>
+        </w:trPr>
+        <w:tc>
+          <w:tcPr>
+            <w:tcW w:w="0" w:type="auto"/>
+            <w:vAlign w:val="center"/>
             <w:hideMark/>
           </w:tcPr>
           <w:p>
             <w:pPr>
-              <w:rPr>
+              <w:pStyle w:val="Heading2"/>
+              <w:rPr>
+                <w:rFonts w:asciiTheme="minorHAnsi" w:hAnsiTheme="minorHAnsi"/>
                 <w:b/>
                 <w:bCs/>
                 <w:lang w:val="en-US"/>
@@ -2960,32 +2571,26 @@
             </w:pPr>
             <w:r>
               <w:rPr>
+                <w:rFonts w:asciiTheme="minorHAnsi" w:hAnsiTheme="minorHAnsi"/>
                 <w:b/>
                 <w:bCs/>
                 <w:lang w:val="en-US"/>
               </w:rPr>
-              <w:t>Location</w:t>
-            </w:r>
-          </w:p>
-        </w:tc>
-        <w:tc>
-          <w:tcPr>
-            <w:tcW w:w="0" w:type="auto"/>
-            <w:tcBorders>
-              <w:bottom w:val="single" w:sz="4" w:space="0" w:color="DCDFE5"/>
-            </w:tcBorders>
-            <w:shd w:val="clear" w:color="auto" w:fill="FFFFFF"/>
-            <w:tcMar>
-              <w:top w:w="120" w:type="dxa"/>
-              <w:left w:w="0" w:type="dxa"/>
-              <w:bottom w:w="120" w:type="dxa"/>
-              <w:right w:w="240" w:type="dxa"/>
-            </w:tcMar>
+              <w:t>Type</w:t>
+            </w:r>
+          </w:p>
+        </w:tc>
+        <w:tc>
+          <w:tcPr>
+            <w:tcW w:w="0" w:type="auto"/>
+            <w:vAlign w:val="center"/>
             <w:hideMark/>
           </w:tcPr>
           <w:p>
             <w:pPr>
-              <w:rPr>
+              <w:pStyle w:val="Heading2"/>
+              <w:rPr>
+                <w:rFonts w:asciiTheme="minorHAnsi" w:hAnsiTheme="minorHAnsi"/>
                 <w:b/>
                 <w:bCs/>
                 <w:lang w:val="en-US"/>
@@ -2993,604 +2598,308 @@
             </w:pPr>
             <w:r>
               <w:rPr>
+                <w:rFonts w:asciiTheme="minorHAnsi" w:hAnsiTheme="minorHAnsi"/>
                 <w:b/>
                 <w:bCs/>
                 <w:lang w:val="en-US"/>
               </w:rPr>
-              <w:t>Classification</w:t>
-            </w:r>
-          </w:p>
-        </w:tc>
-        <w:tc>
-          <w:tcPr>
-            <w:tcW w:w="0" w:type="auto"/>
-            <w:tcBorders>
-              <w:bottom w:val="single" w:sz="4" w:space="0" w:color="DCDFE5"/>
-            </w:tcBorders>
-            <w:shd w:val="clear" w:color="auto" w:fill="FFFFFF"/>
-            <w:tcMar>
-              <w:top w:w="120" w:type="dxa"/>
-              <w:left w:w="0" w:type="dxa"/>
-              <w:bottom w:w="120" w:type="dxa"/>
-              <w:right w:w="0" w:type="dxa"/>
-            </w:tcMar>
-            <w:hideMark/>
-          </w:tcPr>
-          <w:p>
-            <w:pPr>
-              <w:rPr>
-                <w:b/>
-                <w:bCs/>
-                <w:lang w:val="en-US"/>
-              </w:rPr>
-            </w:pPr>
-            <w:r>
-              <w:rPr>
-                <w:b/>
-                <w:bCs/>
-                <w:lang w:val="en-US"/>
-              </w:rPr>
-              <w:t>Historical Reasoning</w:t>
+              <w:t>Amount</w:t>
             </w:r>
           </w:p>
         </w:tc>
       </w:tr>
       <w:tr>
-        <w:tc>
-          <w:tcPr>
-            <w:tcW w:w="0" w:type="auto"/>
-            <w:tcBorders>
-              <w:bottom w:val="single" w:sz="4" w:space="0" w:color="DCDFE5"/>
-            </w:tcBorders>
-            <w:shd w:val="clear" w:color="auto" w:fill="FFFFFF"/>
-            <w:tcMar>
-              <w:top w:w="180" w:type="dxa"/>
-              <w:left w:w="0" w:type="dxa"/>
-              <w:bottom w:w="180" w:type="dxa"/>
-              <w:right w:w="240" w:type="dxa"/>
-            </w:tcMar>
+        <w:trPr>
+          <w:tblCellSpacing w:w="15" w:type="dxa"/>
+        </w:trPr>
+        <w:tc>
+          <w:tcPr>
+            <w:tcW w:w="0" w:type="auto"/>
+            <w:vAlign w:val="center"/>
             <w:hideMark/>
           </w:tcPr>
           <w:p>
             <w:pPr>
-              <w:rPr>
-                <w:lang w:val="en-US"/>
-              </w:rPr>
-            </w:pPr>
-            <w:r>
-              <w:rPr>
-                <w:b/>
-                <w:bCs/>
-                <w:lang w:val="en-US"/>
-              </w:rPr>
-              <w:t>Mecca</w:t>
-            </w:r>
-          </w:p>
-        </w:tc>
-        <w:tc>
-          <w:tcPr>
-            <w:tcW w:w="0" w:type="auto"/>
-            <w:tcBorders>
-              <w:bottom w:val="single" w:sz="4" w:space="0" w:color="DCDFE5"/>
-            </w:tcBorders>
-            <w:shd w:val="clear" w:color="auto" w:fill="FFFFFF"/>
-            <w:tcMar>
-              <w:top w:w="180" w:type="dxa"/>
-              <w:left w:w="0" w:type="dxa"/>
-              <w:bottom w:w="180" w:type="dxa"/>
-              <w:right w:w="240" w:type="dxa"/>
-            </w:tcMar>
+              <w:pStyle w:val="Heading2"/>
+              <w:rPr>
+                <w:rFonts w:asciiTheme="minorHAnsi" w:hAnsiTheme="minorHAnsi"/>
+                <w:sz w:val="24"/>
+                <w:szCs w:val="24"/>
+                <w:lang w:val="en-US"/>
+              </w:rPr>
+            </w:pPr>
+            <w:r>
+              <w:rPr>
+                <w:rFonts w:asciiTheme="minorHAnsi" w:hAnsiTheme="minorHAnsi"/>
+                <w:sz w:val="24"/>
+                <w:szCs w:val="24"/>
+                <w:lang w:val="en-US"/>
+              </w:rPr>
+              <w:t>Nizam Infantry</w:t>
+            </w:r>
+          </w:p>
+        </w:tc>
+        <w:tc>
+          <w:tcPr>
+            <w:tcW w:w="0" w:type="auto"/>
+            <w:vAlign w:val="center"/>
             <w:hideMark/>
           </w:tcPr>
           <w:p>
             <w:pPr>
-              <w:rPr>
-                <w:b/>
-                <w:bCs/>
-                <w:lang w:val="en-US"/>
-              </w:rPr>
-            </w:pPr>
-            <w:r>
-              <w:rPr>
-                <w:b/>
-                <w:bCs/>
-                <w:lang w:val="en-US"/>
-              </w:rPr>
-              <w:t>Town</w:t>
-            </w:r>
-          </w:p>
-        </w:tc>
-        <w:tc>
-          <w:tcPr>
-            <w:tcW w:w="0" w:type="auto"/>
-            <w:tcBorders>
-              <w:bottom w:val="single" w:sz="4" w:space="0" w:color="DCDFE5"/>
-            </w:tcBorders>
-            <w:shd w:val="clear" w:color="auto" w:fill="FFFFFF"/>
-            <w:tcMar>
-              <w:top w:w="180" w:type="dxa"/>
-              <w:left w:w="0" w:type="dxa"/>
-              <w:bottom w:w="180" w:type="dxa"/>
-              <w:right w:w="0" w:type="dxa"/>
-            </w:tcMar>
-            <w:hideMark/>
-          </w:tcPr>
-          <w:p>
-            <w:pPr>
-              <w:rPr>
-                <w:lang w:val="en-US"/>
-              </w:rPr>
-            </w:pPr>
-            <w:r>
-              <w:rPr>
-                <w:lang w:val="en-US"/>
-              </w:rPr>
-              <w:t>Open city geographically, but the political "prize" of the campaign.</w:t>
+              <w:pStyle w:val="Heading2"/>
+              <w:rPr>
+                <w:rFonts w:asciiTheme="minorHAnsi" w:hAnsiTheme="minorHAnsi"/>
+                <w:sz w:val="24"/>
+                <w:szCs w:val="24"/>
+                <w:lang w:val="en-US"/>
+              </w:rPr>
+            </w:pPr>
+            <w:r>
+              <w:rPr>
+                <w:rFonts w:asciiTheme="minorHAnsi" w:hAnsiTheme="minorHAnsi"/>
+                <w:sz w:val="24"/>
+                <w:szCs w:val="24"/>
+                <w:lang w:val="en-US"/>
+              </w:rPr>
+              <w:t>4</w:t>
             </w:r>
           </w:p>
         </w:tc>
       </w:tr>
       <w:tr>
-        <w:tc>
-          <w:tcPr>
-            <w:tcW w:w="0" w:type="auto"/>
-            <w:tcBorders>
-              <w:bottom w:val="single" w:sz="4" w:space="0" w:color="DCDFE5"/>
-            </w:tcBorders>
-            <w:shd w:val="clear" w:color="auto" w:fill="FFFFFF"/>
-            <w:tcMar>
-              <w:top w:w="180" w:type="dxa"/>
-              <w:left w:w="0" w:type="dxa"/>
-              <w:bottom w:w="180" w:type="dxa"/>
-              <w:right w:w="240" w:type="dxa"/>
-            </w:tcMar>
+        <w:trPr>
+          <w:tblCellSpacing w:w="15" w:type="dxa"/>
+        </w:trPr>
+        <w:tc>
+          <w:tcPr>
+            <w:tcW w:w="0" w:type="auto"/>
+            <w:vAlign w:val="center"/>
             <w:hideMark/>
           </w:tcPr>
           <w:p>
             <w:pPr>
-              <w:rPr>
-                <w:lang w:val="en-US"/>
-              </w:rPr>
-            </w:pPr>
-            <w:r>
-              <w:rPr>
-                <w:b/>
-                <w:bCs/>
-                <w:lang w:val="en-US"/>
-              </w:rPr>
-              <w:t>Taif</w:t>
-            </w:r>
-          </w:p>
-        </w:tc>
-        <w:tc>
-          <w:tcPr>
-            <w:tcW w:w="0" w:type="auto"/>
-            <w:tcBorders>
-              <w:bottom w:val="single" w:sz="4" w:space="0" w:color="DCDFE5"/>
-            </w:tcBorders>
-            <w:shd w:val="clear" w:color="auto" w:fill="FFFFFF"/>
-            <w:tcMar>
-              <w:top w:w="180" w:type="dxa"/>
-              <w:left w:w="0" w:type="dxa"/>
-              <w:bottom w:w="180" w:type="dxa"/>
-              <w:right w:w="240" w:type="dxa"/>
-            </w:tcMar>
+              <w:pStyle w:val="Heading2"/>
+              <w:rPr>
+                <w:rFonts w:asciiTheme="minorHAnsi" w:hAnsiTheme="minorHAnsi"/>
+                <w:sz w:val="24"/>
+                <w:szCs w:val="24"/>
+                <w:lang w:val="en-US"/>
+              </w:rPr>
+            </w:pPr>
+            <w:r>
+              <w:rPr>
+                <w:rFonts w:asciiTheme="minorHAnsi" w:hAnsiTheme="minorHAnsi"/>
+                <w:sz w:val="24"/>
+                <w:szCs w:val="24"/>
+                <w:lang w:val="en-US"/>
+              </w:rPr>
+              <w:lastRenderedPageBreak/>
+              <w:t>Auxiliaries</w:t>
+            </w:r>
+          </w:p>
+        </w:tc>
+        <w:tc>
+          <w:tcPr>
+            <w:tcW w:w="0" w:type="auto"/>
+            <w:vAlign w:val="center"/>
             <w:hideMark/>
           </w:tcPr>
           <w:p>
             <w:pPr>
-              <w:rPr>
-                <w:lang w:val="en-US"/>
-              </w:rPr>
-            </w:pPr>
-            <w:r>
-              <w:rPr>
-                <w:b/>
-                <w:bCs/>
-                <w:lang w:val="en-US"/>
-              </w:rPr>
-              <w:t>Mountain Fortress</w:t>
-            </w:r>
-          </w:p>
-        </w:tc>
-        <w:tc>
-          <w:tcPr>
-            <w:tcW w:w="0" w:type="auto"/>
-            <w:tcBorders>
-              <w:bottom w:val="single" w:sz="4" w:space="0" w:color="DCDFE5"/>
-            </w:tcBorders>
-            <w:shd w:val="clear" w:color="auto" w:fill="FFFFFF"/>
-            <w:tcMar>
-              <w:top w:w="180" w:type="dxa"/>
-              <w:left w:w="0" w:type="dxa"/>
-              <w:bottom w:w="180" w:type="dxa"/>
-              <w:right w:w="0" w:type="dxa"/>
-            </w:tcMar>
-            <w:hideMark/>
-          </w:tcPr>
-          <w:p>
-            <w:pPr>
-              <w:rPr>
-                <w:lang w:val="en-US"/>
-              </w:rPr>
-            </w:pPr>
-            <w:r>
-              <w:rPr>
-                <w:lang w:val="en-US"/>
-              </w:rPr>
-              <w:t>Located in the high Sarawat Mountains; it served as a cool-climate retreat and a defensive wall.</w:t>
+              <w:pStyle w:val="Heading2"/>
+              <w:rPr>
+                <w:rFonts w:asciiTheme="minorHAnsi" w:hAnsiTheme="minorHAnsi"/>
+                <w:sz w:val="24"/>
+                <w:szCs w:val="24"/>
+                <w:lang w:val="en-US"/>
+              </w:rPr>
+            </w:pPr>
+            <w:r>
+              <w:rPr>
+                <w:rFonts w:asciiTheme="minorHAnsi" w:hAnsiTheme="minorHAnsi"/>
+                <w:sz w:val="24"/>
+                <w:szCs w:val="24"/>
+                <w:lang w:val="en-US"/>
+              </w:rPr>
+              <w:t>1</w:t>
             </w:r>
           </w:p>
         </w:tc>
       </w:tr>
       <w:tr>
-        <w:tc>
-          <w:tcPr>
-            <w:tcW w:w="0" w:type="auto"/>
-            <w:tcBorders>
-              <w:bottom w:val="single" w:sz="4" w:space="0" w:color="DCDFE5"/>
-            </w:tcBorders>
-            <w:shd w:val="clear" w:color="auto" w:fill="FFFFFF"/>
-            <w:tcMar>
-              <w:top w:w="180" w:type="dxa"/>
-              <w:left w:w="0" w:type="dxa"/>
-              <w:bottom w:w="180" w:type="dxa"/>
-              <w:right w:w="240" w:type="dxa"/>
-            </w:tcMar>
+        <w:trPr>
+          <w:tblCellSpacing w:w="15" w:type="dxa"/>
+        </w:trPr>
+        <w:tc>
+          <w:tcPr>
+            <w:tcW w:w="0" w:type="auto"/>
+            <w:vAlign w:val="center"/>
             <w:hideMark/>
           </w:tcPr>
           <w:p>
             <w:pPr>
-              <w:rPr>
-                <w:lang w:val="en-US"/>
-              </w:rPr>
-            </w:pPr>
-            <w:r>
-              <w:rPr>
-                <w:b/>
-                <w:bCs/>
-                <w:lang w:val="en-US"/>
-              </w:rPr>
-              <w:t>Byssel</w:t>
-            </w:r>
-          </w:p>
-        </w:tc>
-        <w:tc>
-          <w:tcPr>
-            <w:tcW w:w="0" w:type="auto"/>
-            <w:tcBorders>
-              <w:bottom w:val="single" w:sz="4" w:space="0" w:color="DCDFE5"/>
-            </w:tcBorders>
-            <w:shd w:val="clear" w:color="auto" w:fill="FFFFFF"/>
-            <w:tcMar>
-              <w:top w:w="180" w:type="dxa"/>
-              <w:left w:w="0" w:type="dxa"/>
-              <w:bottom w:w="180" w:type="dxa"/>
-              <w:right w:w="240" w:type="dxa"/>
-            </w:tcMar>
+              <w:pStyle w:val="Heading2"/>
+              <w:rPr>
+                <w:rFonts w:asciiTheme="minorHAnsi" w:hAnsiTheme="minorHAnsi"/>
+                <w:sz w:val="24"/>
+                <w:szCs w:val="24"/>
+                <w:lang w:val="en-US"/>
+              </w:rPr>
+            </w:pPr>
+            <w:r>
+              <w:rPr>
+                <w:rFonts w:asciiTheme="minorHAnsi" w:hAnsiTheme="minorHAnsi"/>
+                <w:sz w:val="24"/>
+                <w:szCs w:val="24"/>
+                <w:lang w:val="en-US"/>
+              </w:rPr>
+              <w:t>Cavalry</w:t>
+            </w:r>
+          </w:p>
+        </w:tc>
+        <w:tc>
+          <w:tcPr>
+            <w:tcW w:w="0" w:type="auto"/>
+            <w:vAlign w:val="center"/>
             <w:hideMark/>
           </w:tcPr>
           <w:p>
             <w:pPr>
-              <w:rPr>
-                <w:lang w:val="en-US"/>
-              </w:rPr>
-            </w:pPr>
-            <w:r>
-              <w:rPr>
-                <w:b/>
-                <w:bCs/>
-                <w:lang w:val="en-US"/>
-              </w:rPr>
-              <w:t>Town</w:t>
-            </w:r>
-          </w:p>
-        </w:tc>
-        <w:tc>
-          <w:tcPr>
-            <w:tcW w:w="0" w:type="auto"/>
-            <w:tcBorders>
-              <w:bottom w:val="single" w:sz="4" w:space="0" w:color="DCDFE5"/>
-            </w:tcBorders>
-            <w:shd w:val="clear" w:color="auto" w:fill="FFFFFF"/>
-            <w:tcMar>
-              <w:top w:w="180" w:type="dxa"/>
-              <w:left w:w="0" w:type="dxa"/>
-              <w:bottom w:w="180" w:type="dxa"/>
-              <w:right w:w="0" w:type="dxa"/>
-            </w:tcMar>
-            <w:hideMark/>
-          </w:tcPr>
-          <w:p>
-            <w:pPr>
-              <w:rPr>
-                <w:lang w:val="en-US"/>
-              </w:rPr>
-            </w:pPr>
-            <w:r>
-              <w:rPr>
-                <w:lang w:val="en-US"/>
-              </w:rPr>
-              <w:t>An agricultural settlement on the plains, used as a massive military camp in 1815.</w:t>
+              <w:pStyle w:val="Heading2"/>
+              <w:rPr>
+                <w:rFonts w:asciiTheme="minorHAnsi" w:hAnsiTheme="minorHAnsi"/>
+                <w:sz w:val="24"/>
+                <w:szCs w:val="24"/>
+                <w:lang w:val="en-US"/>
+              </w:rPr>
+            </w:pPr>
+            <w:r>
+              <w:rPr>
+                <w:rFonts w:asciiTheme="minorHAnsi" w:hAnsiTheme="minorHAnsi"/>
+                <w:sz w:val="24"/>
+                <w:szCs w:val="24"/>
+                <w:lang w:val="en-US"/>
+              </w:rPr>
+              <w:t>2</w:t>
             </w:r>
           </w:p>
         </w:tc>
       </w:tr>
       <w:tr>
-        <w:tc>
-          <w:tcPr>
-            <w:tcW w:w="0" w:type="auto"/>
-            <w:tcBorders>
-              <w:bottom w:val="single" w:sz="4" w:space="0" w:color="DCDFE5"/>
-            </w:tcBorders>
-            <w:shd w:val="clear" w:color="auto" w:fill="FFFFFF"/>
-            <w:tcMar>
-              <w:top w:w="180" w:type="dxa"/>
-              <w:left w:w="0" w:type="dxa"/>
-              <w:bottom w:w="180" w:type="dxa"/>
-              <w:right w:w="240" w:type="dxa"/>
-            </w:tcMar>
+        <w:trPr>
+          <w:tblCellSpacing w:w="15" w:type="dxa"/>
+        </w:trPr>
+        <w:tc>
+          <w:tcPr>
+            <w:tcW w:w="0" w:type="auto"/>
+            <w:vAlign w:val="center"/>
             <w:hideMark/>
           </w:tcPr>
           <w:p>
             <w:pPr>
-              <w:rPr>
-                <w:lang w:val="en-US"/>
-              </w:rPr>
-            </w:pPr>
-            <w:r>
-              <w:rPr>
-                <w:b/>
-                <w:bCs/>
-                <w:lang w:val="en-US"/>
-              </w:rPr>
-              <w:t>Turabah</w:t>
-            </w:r>
-          </w:p>
-        </w:tc>
-        <w:tc>
-          <w:tcPr>
-            <w:tcW w:w="0" w:type="auto"/>
-            <w:tcBorders>
-              <w:bottom w:val="single" w:sz="4" w:space="0" w:color="DCDFE5"/>
-            </w:tcBorders>
-            <w:shd w:val="clear" w:color="auto" w:fill="FFFFFF"/>
-            <w:tcMar>
-              <w:top w:w="180" w:type="dxa"/>
-              <w:left w:w="0" w:type="dxa"/>
-              <w:bottom w:w="180" w:type="dxa"/>
-              <w:right w:w="240" w:type="dxa"/>
-            </w:tcMar>
+              <w:pStyle w:val="Heading2"/>
+              <w:rPr>
+                <w:rFonts w:asciiTheme="minorHAnsi" w:hAnsiTheme="minorHAnsi"/>
+                <w:sz w:val="24"/>
+                <w:szCs w:val="24"/>
+                <w:lang w:val="en-US"/>
+              </w:rPr>
+            </w:pPr>
+            <w:r>
+              <w:rPr>
+                <w:rFonts w:asciiTheme="minorHAnsi" w:hAnsiTheme="minorHAnsi"/>
+                <w:sz w:val="24"/>
+                <w:szCs w:val="24"/>
+                <w:lang w:val="en-US"/>
+              </w:rPr>
+              <w:t>Artillery</w:t>
+            </w:r>
+          </w:p>
+        </w:tc>
+        <w:tc>
+          <w:tcPr>
+            <w:tcW w:w="0" w:type="auto"/>
+            <w:vAlign w:val="center"/>
             <w:hideMark/>
           </w:tcPr>
           <w:p>
             <w:pPr>
-              <w:rPr>
-                <w:lang w:val="en-US"/>
-              </w:rPr>
-            </w:pPr>
-            <w:r>
-              <w:rPr>
-                <w:b/>
-                <w:bCs/>
-                <w:lang w:val="en-US"/>
-              </w:rPr>
-              <w:t>Fortified Town</w:t>
-            </w:r>
-          </w:p>
-        </w:tc>
-        <w:tc>
-          <w:tcPr>
-            <w:tcW w:w="0" w:type="auto"/>
-            <w:tcBorders>
-              <w:bottom w:val="single" w:sz="4" w:space="0" w:color="DCDFE5"/>
-            </w:tcBorders>
-            <w:shd w:val="clear" w:color="auto" w:fill="FFFFFF"/>
-            <w:tcMar>
-              <w:top w:w="180" w:type="dxa"/>
-              <w:left w:w="0" w:type="dxa"/>
-              <w:bottom w:w="180" w:type="dxa"/>
-              <w:right w:w="0" w:type="dxa"/>
-            </w:tcMar>
-            <w:hideMark/>
-          </w:tcPr>
-          <w:p>
-            <w:pPr>
-              <w:rPr>
-                <w:lang w:val="en-US"/>
-              </w:rPr>
-            </w:pPr>
-            <w:r>
-              <w:rPr>
-                <w:lang w:val="en-US"/>
-              </w:rPr>
-              <w:t>Known for its thick palm groves and defensive walls that repulsed the first Ottoman attacks.</w:t>
+              <w:pStyle w:val="Heading2"/>
+              <w:rPr>
+                <w:rFonts w:asciiTheme="minorHAnsi" w:hAnsiTheme="minorHAnsi"/>
+                <w:sz w:val="24"/>
+                <w:szCs w:val="24"/>
+                <w:lang w:val="en-US"/>
+              </w:rPr>
+            </w:pPr>
+            <w:r>
+              <w:rPr>
+                <w:rFonts w:asciiTheme="minorHAnsi" w:hAnsiTheme="minorHAnsi"/>
+                <w:sz w:val="24"/>
+                <w:szCs w:val="24"/>
+                <w:lang w:val="en-US"/>
+              </w:rPr>
+              <w:t>0</w:t>
             </w:r>
           </w:p>
         </w:tc>
       </w:tr>
       <w:tr>
-        <w:tc>
-          <w:tcPr>
-            <w:tcW w:w="0" w:type="auto"/>
-            <w:tcBorders>
-              <w:bottom w:val="single" w:sz="4" w:space="0" w:color="DCDFE5"/>
-            </w:tcBorders>
-            <w:shd w:val="clear" w:color="auto" w:fill="FFFFFF"/>
-            <w:tcMar>
-              <w:top w:w="180" w:type="dxa"/>
-              <w:left w:w="0" w:type="dxa"/>
-              <w:bottom w:w="180" w:type="dxa"/>
-              <w:right w:w="240" w:type="dxa"/>
-            </w:tcMar>
+        <w:trPr>
+          <w:tblCellSpacing w:w="15" w:type="dxa"/>
+        </w:trPr>
+        <w:tc>
+          <w:tcPr>
+            <w:tcW w:w="0" w:type="auto"/>
+            <w:vAlign w:val="center"/>
             <w:hideMark/>
           </w:tcPr>
           <w:p>
             <w:pPr>
-              <w:rPr>
-                <w:lang w:val="en-US"/>
-              </w:rPr>
-            </w:pPr>
-            <w:r>
-              <w:rPr>
-                <w:b/>
-                <w:bCs/>
-                <w:lang w:val="en-US"/>
-              </w:rPr>
-              <w:t>Ranyah</w:t>
-            </w:r>
-          </w:p>
-        </w:tc>
-        <w:tc>
-          <w:tcPr>
-            <w:tcW w:w="0" w:type="auto"/>
-            <w:tcBorders>
-              <w:bottom w:val="single" w:sz="4" w:space="0" w:color="DCDFE5"/>
-            </w:tcBorders>
-            <w:shd w:val="clear" w:color="auto" w:fill="FFFFFF"/>
-            <w:tcMar>
-              <w:top w:w="180" w:type="dxa"/>
-              <w:left w:w="0" w:type="dxa"/>
-              <w:bottom w:w="180" w:type="dxa"/>
-              <w:right w:w="240" w:type="dxa"/>
-            </w:tcMar>
+              <w:pStyle w:val="Heading2"/>
+              <w:rPr>
+                <w:rFonts w:asciiTheme="minorHAnsi" w:hAnsiTheme="minorHAnsi"/>
+                <w:sz w:val="24"/>
+                <w:szCs w:val="24"/>
+                <w:lang w:val="en-US"/>
+              </w:rPr>
+            </w:pPr>
+            <w:r>
+              <w:rPr>
+                <w:rFonts w:asciiTheme="minorHAnsi" w:hAnsiTheme="minorHAnsi"/>
+                <w:sz w:val="24"/>
+                <w:szCs w:val="24"/>
+                <w:lang w:val="en-US"/>
+              </w:rPr>
+              <w:t>Sappers</w:t>
+            </w:r>
+          </w:p>
+        </w:tc>
+        <w:tc>
+          <w:tcPr>
+            <w:tcW w:w="0" w:type="auto"/>
+            <w:vAlign w:val="center"/>
             <w:hideMark/>
           </w:tcPr>
           <w:p>
             <w:pPr>
-              <w:rPr>
-                <w:lang w:val="en-US"/>
-              </w:rPr>
-            </w:pPr>
-            <w:r>
-              <w:rPr>
-                <w:b/>
-                <w:bCs/>
-                <w:lang w:val="en-US"/>
-              </w:rPr>
-              <w:t>Town</w:t>
-            </w:r>
-          </w:p>
-        </w:tc>
-        <w:tc>
-          <w:tcPr>
-            <w:tcW w:w="0" w:type="auto"/>
-            <w:tcBorders>
-              <w:bottom w:val="single" w:sz="4" w:space="0" w:color="DCDFE5"/>
-            </w:tcBorders>
-            <w:shd w:val="clear" w:color="auto" w:fill="FFFFFF"/>
-            <w:tcMar>
-              <w:top w:w="180" w:type="dxa"/>
-              <w:left w:w="0" w:type="dxa"/>
-              <w:bottom w:w="180" w:type="dxa"/>
-              <w:right w:w="0" w:type="dxa"/>
-            </w:tcMar>
-            <w:hideMark/>
-          </w:tcPr>
-          <w:p>
-            <w:pPr>
-              <w:rPr>
-                <w:lang w:val="en-US"/>
-              </w:rPr>
-            </w:pPr>
-            <w:r>
-              <w:rPr>
-                <w:lang w:val="en-US"/>
-              </w:rPr>
-              <w:t>A classic desert oasis and transit point for tribal warriors.</w:t>
-            </w:r>
-          </w:p>
-        </w:tc>
-      </w:tr>
-      <w:tr>
-        <w:tc>
-          <w:tcPr>
-            <w:tcW w:w="0" w:type="auto"/>
-            <w:tcBorders>
-              <w:bottom w:val="single" w:sz="4" w:space="0" w:color="DCDFE5"/>
-            </w:tcBorders>
-            <w:shd w:val="clear" w:color="auto" w:fill="FFFFFF"/>
-            <w:tcMar>
-              <w:top w:w="180" w:type="dxa"/>
-              <w:left w:w="0" w:type="dxa"/>
-              <w:bottom w:w="180" w:type="dxa"/>
-              <w:right w:w="240" w:type="dxa"/>
-            </w:tcMar>
-            <w:hideMark/>
-          </w:tcPr>
-          <w:p>
-            <w:pPr>
-              <w:rPr>
-                <w:lang w:val="en-US"/>
-              </w:rPr>
-            </w:pPr>
-            <w:r>
-              <w:rPr>
-                <w:b/>
-                <w:bCs/>
-                <w:lang w:val="en-US"/>
-              </w:rPr>
-              <w:t>Bisha</w:t>
-            </w:r>
-          </w:p>
-        </w:tc>
-        <w:tc>
-          <w:tcPr>
-            <w:tcW w:w="0" w:type="auto"/>
-            <w:tcBorders>
-              <w:bottom w:val="single" w:sz="4" w:space="0" w:color="DCDFE5"/>
-            </w:tcBorders>
-            <w:shd w:val="clear" w:color="auto" w:fill="FFFFFF"/>
-            <w:tcMar>
-              <w:top w:w="180" w:type="dxa"/>
-              <w:left w:w="0" w:type="dxa"/>
-              <w:bottom w:w="180" w:type="dxa"/>
-              <w:right w:w="240" w:type="dxa"/>
-            </w:tcMar>
-            <w:hideMark/>
-          </w:tcPr>
-          <w:p>
-            <w:pPr>
-              <w:rPr>
-                <w:lang w:val="en-US"/>
-              </w:rPr>
-            </w:pPr>
-            <w:r>
-              <w:rPr>
-                <w:b/>
-                <w:bCs/>
-                <w:lang w:val="en-US"/>
-              </w:rPr>
-              <w:t>Town</w:t>
-            </w:r>
-          </w:p>
-        </w:tc>
-        <w:tc>
-          <w:tcPr>
-            <w:tcW w:w="0" w:type="auto"/>
-            <w:tcBorders>
-              <w:bottom w:val="single" w:sz="4" w:space="0" w:color="DCDFE5"/>
-            </w:tcBorders>
-            <w:shd w:val="clear" w:color="auto" w:fill="FFFFFF"/>
-            <w:tcMar>
-              <w:top w:w="180" w:type="dxa"/>
-              <w:left w:w="0" w:type="dxa"/>
-              <w:bottom w:w="180" w:type="dxa"/>
-              <w:right w:w="0" w:type="dxa"/>
-            </w:tcMar>
-            <w:hideMark/>
-          </w:tcPr>
-          <w:p>
-            <w:pPr>
-              <w:rPr>
-                <w:lang w:val="en-US"/>
-              </w:rPr>
-            </w:pPr>
-            <w:r>
-              <w:rPr>
-                <w:lang w:val="en-US"/>
-              </w:rPr>
-              <w:t>The "Capital of the South"—a wealthy agricultural hub and tribal center.</w:t>
+              <w:pStyle w:val="Heading2"/>
+              <w:rPr>
+                <w:rFonts w:asciiTheme="minorHAnsi" w:hAnsiTheme="minorHAnsi"/>
+                <w:sz w:val="24"/>
+                <w:szCs w:val="24"/>
+                <w:lang w:val="en-US"/>
+              </w:rPr>
+            </w:pPr>
+            <w:r>
+              <w:rPr>
+                <w:rFonts w:asciiTheme="minorHAnsi" w:hAnsiTheme="minorHAnsi"/>
+                <w:sz w:val="24"/>
+                <w:szCs w:val="24"/>
+                <w:lang w:val="en-US"/>
+              </w:rPr>
+              <w:t>0</w:t>
             </w:r>
           </w:p>
         </w:tc>
@@ -3598,24 +2907,54 @@
     </w:tbl>
     <w:p>
       <w:pPr>
-        <w:rPr>
-          <w:rFonts w:ascii="Berkeley Book" w:hAnsi="Berkeley Book"/>
+        <w:pStyle w:val="Heading2"/>
+        <w:rPr>
+          <w:lang w:val="en-US"/>
         </w:rPr>
       </w:pPr>
     </w:p>
     <w:p>
       <w:pPr>
         <w:pStyle w:val="Heading2"/>
-      </w:pPr>
-      <w:r>
-        <w:lastRenderedPageBreak/>
-        <w:t>Coastal Track</w:t>
+        <w:rPr>
+          <w:rFonts w:asciiTheme="minorHAnsi" w:hAnsiTheme="minorHAnsi"/>
+          <w:b/>
+          <w:bCs/>
+          <w:lang w:val="en-US"/>
+        </w:rPr>
+      </w:pPr>
+      <w:r>
+        <w:rPr>
+          <w:rFonts w:asciiTheme="minorHAnsi" w:hAnsiTheme="minorHAnsi"/>
+          <w:b/>
+          <w:bCs/>
+          <w:lang w:val="en-US"/>
+        </w:rPr>
+        <w:t xml:space="preserve">Coastal Track (Jeddah </w:t>
+      </w:r>
+      <w:r>
+        <w:rPr>
+          <w:rFonts w:asciiTheme="minorHAnsi" w:hAnsiTheme="minorHAnsi" w:cs="Arial"/>
+          <w:b/>
+          <w:bCs/>
+          <w:lang w:val="en-US"/>
+        </w:rPr>
+        <w:t>→</w:t>
+      </w:r>
+      <w:r>
+        <w:rPr>
+          <w:rFonts w:asciiTheme="minorHAnsi" w:hAnsiTheme="minorHAnsi"/>
+          <w:b/>
+          <w:bCs/>
+          <w:lang w:val="en-US"/>
+        </w:rPr>
+        <w:t xml:space="preserve"> Asir flank)</w:t>
       </w:r>
     </w:p>
     <w:tbl>
       <w:tblPr>
-        <w:tblW w:w="9720" w:type="dxa"/>
-        <w:shd w:val="clear" w:color="auto" w:fill="FFFFFF"/>
+        <w:tblW w:w="0" w:type="auto"/>
+        <w:tblCellSpacing w:w="15" w:type="dxa"/>
         <w:tblCellMar>
           <w:top w:w="15" w:type="dxa"/>
           <w:left w:w="15" w:type="dxa"/>
@@ -3625,29 +2964,25 @@
         <w:tblLook w:val="04A0" w:firstRow="1" w:lastRow="0" w:firstColumn="1" w:lastColumn="0" w:noHBand="0" w:noVBand="1"/>
       </w:tblPr>
       <w:tblGrid>
-        <w:gridCol w:w="1593"/>
-        <w:gridCol w:w="2026"/>
-        <w:gridCol w:w="6101"/>
+        <w:gridCol w:w="1579"/>
+        <w:gridCol w:w="1083"/>
       </w:tblGrid>
       <w:tr>
-        <w:tc>
-          <w:tcPr>
-            <w:tcW w:w="0" w:type="auto"/>
-            <w:tcBorders>
-              <w:bottom w:val="single" w:sz="4" w:space="0" w:color="DCDFE5"/>
-            </w:tcBorders>
-            <w:shd w:val="clear" w:color="auto" w:fill="FFFFFF"/>
-            <w:tcMar>
-              <w:top w:w="120" w:type="dxa"/>
-              <w:left w:w="0" w:type="dxa"/>
-              <w:bottom w:w="120" w:type="dxa"/>
-              <w:right w:w="240" w:type="dxa"/>
-            </w:tcMar>
+        <w:trPr>
+          <w:tblHeader/>
+          <w:tblCellSpacing w:w="15" w:type="dxa"/>
+        </w:trPr>
+        <w:tc>
+          <w:tcPr>
+            <w:tcW w:w="0" w:type="auto"/>
+            <w:vAlign w:val="center"/>
             <w:hideMark/>
           </w:tcPr>
           <w:p>
             <w:pPr>
-              <w:rPr>
+              <w:pStyle w:val="Heading2"/>
+              <w:rPr>
+                <w:rFonts w:asciiTheme="minorHAnsi" w:hAnsiTheme="minorHAnsi"/>
                 <w:b/>
                 <w:bCs/>
                 <w:lang w:val="en-US"/>
@@ -3655,32 +2990,26 @@
             </w:pPr>
             <w:r>
               <w:rPr>
+                <w:rFonts w:asciiTheme="minorHAnsi" w:hAnsiTheme="minorHAnsi"/>
                 <w:b/>
                 <w:bCs/>
                 <w:lang w:val="en-US"/>
               </w:rPr>
-              <w:t>Location</w:t>
-            </w:r>
-          </w:p>
-        </w:tc>
-        <w:tc>
-          <w:tcPr>
-            <w:tcW w:w="0" w:type="auto"/>
-            <w:tcBorders>
-              <w:bottom w:val="single" w:sz="4" w:space="0" w:color="DCDFE5"/>
-            </w:tcBorders>
-            <w:shd w:val="clear" w:color="auto" w:fill="FFFFFF"/>
-            <w:tcMar>
-              <w:top w:w="120" w:type="dxa"/>
-              <w:left w:w="0" w:type="dxa"/>
-              <w:bottom w:w="120" w:type="dxa"/>
-              <w:right w:w="240" w:type="dxa"/>
-            </w:tcMar>
+              <w:t>Type</w:t>
+            </w:r>
+          </w:p>
+        </w:tc>
+        <w:tc>
+          <w:tcPr>
+            <w:tcW w:w="0" w:type="auto"/>
+            <w:vAlign w:val="center"/>
             <w:hideMark/>
           </w:tcPr>
           <w:p>
             <w:pPr>
-              <w:rPr>
+              <w:pStyle w:val="Heading2"/>
+              <w:rPr>
+                <w:rFonts w:asciiTheme="minorHAnsi" w:hAnsiTheme="minorHAnsi"/>
                 <w:b/>
                 <w:bCs/>
                 <w:lang w:val="en-US"/>
@@ -3688,421 +3017,686 @@
             </w:pPr>
             <w:r>
               <w:rPr>
+                <w:rFonts w:asciiTheme="minorHAnsi" w:hAnsiTheme="minorHAnsi"/>
                 <w:b/>
                 <w:bCs/>
                 <w:lang w:val="en-US"/>
               </w:rPr>
-              <w:t>Classification</w:t>
-            </w:r>
-          </w:p>
-        </w:tc>
-        <w:tc>
-          <w:tcPr>
-            <w:tcW w:w="0" w:type="auto"/>
-            <w:tcBorders>
-              <w:bottom w:val="single" w:sz="4" w:space="0" w:color="DCDFE5"/>
-            </w:tcBorders>
-            <w:shd w:val="clear" w:color="auto" w:fill="FFFFFF"/>
-            <w:tcMar>
-              <w:top w:w="120" w:type="dxa"/>
-              <w:left w:w="0" w:type="dxa"/>
-              <w:bottom w:w="120" w:type="dxa"/>
-              <w:right w:w="0" w:type="dxa"/>
-            </w:tcMar>
-            <w:hideMark/>
-          </w:tcPr>
-          <w:p>
-            <w:pPr>
-              <w:rPr>
-                <w:b/>
-                <w:bCs/>
-                <w:lang w:val="en-US"/>
-              </w:rPr>
-            </w:pPr>
-            <w:r>
-              <w:rPr>
-                <w:b/>
-                <w:bCs/>
-                <w:lang w:val="en-US"/>
-              </w:rPr>
-              <w:t>Key Historical Detail</w:t>
+              <w:t>Amount</w:t>
             </w:r>
           </w:p>
         </w:tc>
       </w:tr>
       <w:tr>
-        <w:tc>
-          <w:tcPr>
-            <w:tcW w:w="0" w:type="auto"/>
-            <w:tcBorders>
-              <w:bottom w:val="single" w:sz="4" w:space="0" w:color="DCDFE5"/>
-            </w:tcBorders>
-            <w:shd w:val="clear" w:color="auto" w:fill="FFFFFF"/>
-            <w:tcMar>
-              <w:top w:w="180" w:type="dxa"/>
-              <w:left w:w="0" w:type="dxa"/>
-              <w:bottom w:w="180" w:type="dxa"/>
-              <w:right w:w="240" w:type="dxa"/>
-            </w:tcMar>
+        <w:trPr>
+          <w:tblCellSpacing w:w="15" w:type="dxa"/>
+        </w:trPr>
+        <w:tc>
+          <w:tcPr>
+            <w:tcW w:w="0" w:type="auto"/>
+            <w:vAlign w:val="center"/>
             <w:hideMark/>
           </w:tcPr>
           <w:p>
             <w:pPr>
-              <w:rPr>
-                <w:lang w:val="en-US"/>
-              </w:rPr>
-            </w:pPr>
-            <w:r>
-              <w:rPr>
-                <w:b/>
-                <w:bCs/>
-                <w:lang w:val="en-US"/>
-              </w:rPr>
-              <w:t>Jeddah</w:t>
-            </w:r>
-          </w:p>
-        </w:tc>
-        <w:tc>
-          <w:tcPr>
-            <w:tcW w:w="0" w:type="auto"/>
-            <w:tcBorders>
-              <w:bottom w:val="single" w:sz="4" w:space="0" w:color="DCDFE5"/>
-            </w:tcBorders>
-            <w:shd w:val="clear" w:color="auto" w:fill="FFFFFF"/>
-            <w:tcMar>
-              <w:top w:w="180" w:type="dxa"/>
-              <w:left w:w="0" w:type="dxa"/>
-              <w:bottom w:w="180" w:type="dxa"/>
-              <w:right w:w="240" w:type="dxa"/>
-            </w:tcMar>
+              <w:pStyle w:val="Heading2"/>
+              <w:rPr>
+                <w:rFonts w:asciiTheme="minorHAnsi" w:hAnsiTheme="minorHAnsi"/>
+                <w:sz w:val="24"/>
+                <w:szCs w:val="24"/>
+                <w:lang w:val="en-US"/>
+              </w:rPr>
+            </w:pPr>
+            <w:r>
+              <w:rPr>
+                <w:rFonts w:asciiTheme="minorHAnsi" w:hAnsiTheme="minorHAnsi"/>
+                <w:sz w:val="24"/>
+                <w:szCs w:val="24"/>
+                <w:lang w:val="en-US"/>
+              </w:rPr>
+              <w:t>N</w:t>
+            </w:r>
+            <w:r>
+              <w:rPr>
+                <w:rFonts w:asciiTheme="minorHAnsi" w:hAnsiTheme="minorHAnsi"/>
+                <w:sz w:val="24"/>
+                <w:szCs w:val="24"/>
+                <w:lang w:val="en-US"/>
+              </w:rPr>
+              <w:t>ajdi Fighters</w:t>
+            </w:r>
+          </w:p>
+        </w:tc>
+        <w:tc>
+          <w:tcPr>
+            <w:tcW w:w="0" w:type="auto"/>
+            <w:vAlign w:val="center"/>
             <w:hideMark/>
           </w:tcPr>
           <w:p>
             <w:pPr>
-              <w:rPr>
-                <w:lang w:val="en-US"/>
-              </w:rPr>
-            </w:pPr>
-            <w:r>
-              <w:rPr>
-                <w:b/>
-                <w:bCs/>
-                <w:lang w:val="en-US"/>
-              </w:rPr>
-              <w:t>Fortified Port</w:t>
-            </w:r>
-          </w:p>
-        </w:tc>
-        <w:tc>
-          <w:tcPr>
-            <w:tcW w:w="0" w:type="auto"/>
-            <w:tcBorders>
-              <w:bottom w:val="single" w:sz="4" w:space="0" w:color="DCDFE5"/>
-            </w:tcBorders>
-            <w:shd w:val="clear" w:color="auto" w:fill="FFFFFF"/>
-            <w:tcMar>
-              <w:top w:w="180" w:type="dxa"/>
-              <w:left w:w="0" w:type="dxa"/>
-              <w:bottom w:w="180" w:type="dxa"/>
-              <w:right w:w="0" w:type="dxa"/>
-            </w:tcMar>
-            <w:hideMark/>
-          </w:tcPr>
-          <w:p>
-            <w:pPr>
-              <w:rPr>
-                <w:lang w:val="en-US"/>
-              </w:rPr>
-            </w:pPr>
-            <w:r>
-              <w:rPr>
-                <w:lang w:val="en-US"/>
-              </w:rPr>
-              <w:t>The supreme logistics hub; the "invincible" base of operations.</w:t>
+              <w:pStyle w:val="Heading2"/>
+              <w:rPr>
+                <w:rFonts w:asciiTheme="minorHAnsi" w:hAnsiTheme="minorHAnsi"/>
+                <w:sz w:val="24"/>
+                <w:szCs w:val="24"/>
+                <w:lang w:val="en-US"/>
+              </w:rPr>
+            </w:pPr>
+            <w:r>
+              <w:rPr>
+                <w:rFonts w:asciiTheme="minorHAnsi" w:hAnsiTheme="minorHAnsi"/>
+                <w:sz w:val="24"/>
+                <w:szCs w:val="24"/>
+                <w:lang w:val="en-US"/>
+              </w:rPr>
+              <w:t>4</w:t>
             </w:r>
           </w:p>
         </w:tc>
       </w:tr>
       <w:tr>
-        <w:tc>
-          <w:tcPr>
-            <w:tcW w:w="0" w:type="auto"/>
-            <w:tcBorders>
-              <w:bottom w:val="single" w:sz="4" w:space="0" w:color="DCDFE5"/>
-            </w:tcBorders>
-            <w:shd w:val="clear" w:color="auto" w:fill="FFFFFF"/>
-            <w:tcMar>
-              <w:top w:w="180" w:type="dxa"/>
-              <w:left w:w="0" w:type="dxa"/>
-              <w:bottom w:w="180" w:type="dxa"/>
-              <w:right w:w="240" w:type="dxa"/>
-            </w:tcMar>
+        <w:trPr>
+          <w:tblCellSpacing w:w="15" w:type="dxa"/>
+        </w:trPr>
+        <w:tc>
+          <w:tcPr>
+            <w:tcW w:w="0" w:type="auto"/>
+            <w:vAlign w:val="center"/>
             <w:hideMark/>
           </w:tcPr>
           <w:p>
             <w:pPr>
-              <w:rPr>
-                <w:lang w:val="en-US"/>
-              </w:rPr>
-            </w:pPr>
-            <w:r>
-              <w:rPr>
-                <w:b/>
-                <w:bCs/>
-                <w:lang w:val="en-US"/>
-              </w:rPr>
-              <w:t>Al Lith</w:t>
-            </w:r>
-          </w:p>
-        </w:tc>
-        <w:tc>
-          <w:tcPr>
-            <w:tcW w:w="0" w:type="auto"/>
-            <w:tcBorders>
-              <w:bottom w:val="single" w:sz="4" w:space="0" w:color="DCDFE5"/>
-            </w:tcBorders>
-            <w:shd w:val="clear" w:color="auto" w:fill="FFFFFF"/>
-            <w:tcMar>
-              <w:top w:w="180" w:type="dxa"/>
-              <w:left w:w="0" w:type="dxa"/>
-              <w:bottom w:w="180" w:type="dxa"/>
-              <w:right w:w="240" w:type="dxa"/>
-            </w:tcMar>
+              <w:pStyle w:val="Heading2"/>
+              <w:rPr>
+                <w:rFonts w:asciiTheme="minorHAnsi" w:hAnsiTheme="minorHAnsi"/>
+                <w:sz w:val="24"/>
+                <w:szCs w:val="24"/>
+                <w:lang w:val="en-US"/>
+              </w:rPr>
+            </w:pPr>
+            <w:r>
+              <w:rPr>
+                <w:rFonts w:asciiTheme="minorHAnsi" w:hAnsiTheme="minorHAnsi"/>
+                <w:sz w:val="24"/>
+                <w:szCs w:val="24"/>
+                <w:lang w:val="en-US"/>
+              </w:rPr>
+              <w:t>Militia</w:t>
+            </w:r>
+          </w:p>
+        </w:tc>
+        <w:tc>
+          <w:tcPr>
+            <w:tcW w:w="0" w:type="auto"/>
+            <w:vAlign w:val="center"/>
             <w:hideMark/>
           </w:tcPr>
           <w:p>
             <w:pPr>
-              <w:rPr>
-                <w:lang w:val="en-US"/>
-              </w:rPr>
-            </w:pPr>
-            <w:r>
-              <w:rPr>
-                <w:b/>
-                <w:bCs/>
-                <w:lang w:val="en-US"/>
-              </w:rPr>
-              <w:t>Port Town</w:t>
-            </w:r>
-          </w:p>
-        </w:tc>
-        <w:tc>
-          <w:tcPr>
-            <w:tcW w:w="0" w:type="auto"/>
-            <w:tcBorders>
-              <w:bottom w:val="single" w:sz="4" w:space="0" w:color="DCDFE5"/>
-            </w:tcBorders>
-            <w:shd w:val="clear" w:color="auto" w:fill="FFFFFF"/>
-            <w:tcMar>
-              <w:top w:w="180" w:type="dxa"/>
-              <w:left w:w="0" w:type="dxa"/>
-              <w:bottom w:w="180" w:type="dxa"/>
-              <w:right w:w="0" w:type="dxa"/>
-            </w:tcMar>
-            <w:hideMark/>
-          </w:tcPr>
-          <w:p>
-            <w:pPr>
-              <w:rPr>
-                <w:lang w:val="en-US"/>
-              </w:rPr>
-            </w:pPr>
-            <w:r>
-              <w:rPr>
-                <w:lang w:val="en-US"/>
-              </w:rPr>
-              <w:t>Small harbor used for flanking maneuvers.</w:t>
+              <w:pStyle w:val="Heading2"/>
+              <w:rPr>
+                <w:rFonts w:asciiTheme="minorHAnsi" w:hAnsiTheme="minorHAnsi"/>
+                <w:sz w:val="24"/>
+                <w:szCs w:val="24"/>
+                <w:lang w:val="en-US"/>
+              </w:rPr>
+            </w:pPr>
+            <w:r>
+              <w:rPr>
+                <w:rFonts w:asciiTheme="minorHAnsi" w:hAnsiTheme="minorHAnsi"/>
+                <w:sz w:val="24"/>
+                <w:szCs w:val="24"/>
+                <w:lang w:val="en-US"/>
+              </w:rPr>
+              <w:t>1</w:t>
             </w:r>
           </w:p>
         </w:tc>
       </w:tr>
       <w:tr>
-        <w:tc>
-          <w:tcPr>
-            <w:tcW w:w="0" w:type="auto"/>
-            <w:tcBorders>
-              <w:bottom w:val="single" w:sz="4" w:space="0" w:color="DCDFE5"/>
-            </w:tcBorders>
-            <w:shd w:val="clear" w:color="auto" w:fill="FFFFFF"/>
-            <w:tcMar>
-              <w:top w:w="180" w:type="dxa"/>
-              <w:left w:w="0" w:type="dxa"/>
-              <w:bottom w:w="180" w:type="dxa"/>
-              <w:right w:w="240" w:type="dxa"/>
-            </w:tcMar>
+        <w:trPr>
+          <w:tblCellSpacing w:w="15" w:type="dxa"/>
+        </w:trPr>
+        <w:tc>
+          <w:tcPr>
+            <w:tcW w:w="0" w:type="auto"/>
+            <w:vAlign w:val="center"/>
             <w:hideMark/>
           </w:tcPr>
           <w:p>
             <w:pPr>
-              <w:rPr>
-                <w:lang w:val="en-US"/>
-              </w:rPr>
-            </w:pPr>
-            <w:r>
-              <w:rPr>
-                <w:b/>
-                <w:bCs/>
-                <w:lang w:val="en-US"/>
-              </w:rPr>
-              <w:t>Al Qunfudhah</w:t>
-            </w:r>
-          </w:p>
-        </w:tc>
-        <w:tc>
-          <w:tcPr>
-            <w:tcW w:w="0" w:type="auto"/>
-            <w:tcBorders>
-              <w:bottom w:val="single" w:sz="4" w:space="0" w:color="DCDFE5"/>
-            </w:tcBorders>
-            <w:shd w:val="clear" w:color="auto" w:fill="FFFFFF"/>
-            <w:tcMar>
-              <w:top w:w="180" w:type="dxa"/>
-              <w:left w:w="0" w:type="dxa"/>
-              <w:bottom w:w="180" w:type="dxa"/>
-              <w:right w:w="240" w:type="dxa"/>
-            </w:tcMar>
+              <w:pStyle w:val="Heading2"/>
+              <w:rPr>
+                <w:rFonts w:asciiTheme="minorHAnsi" w:hAnsiTheme="minorHAnsi"/>
+                <w:sz w:val="24"/>
+                <w:szCs w:val="24"/>
+                <w:lang w:val="en-US"/>
+              </w:rPr>
+            </w:pPr>
+            <w:r>
+              <w:rPr>
+                <w:rFonts w:asciiTheme="minorHAnsi" w:hAnsiTheme="minorHAnsi"/>
+                <w:sz w:val="24"/>
+                <w:szCs w:val="24"/>
+                <w:lang w:val="en-US"/>
+              </w:rPr>
+              <w:t>Cavalry</w:t>
+            </w:r>
+          </w:p>
+        </w:tc>
+        <w:tc>
+          <w:tcPr>
+            <w:tcW w:w="0" w:type="auto"/>
+            <w:vAlign w:val="center"/>
             <w:hideMark/>
           </w:tcPr>
           <w:p>
             <w:pPr>
-              <w:rPr>
-                <w:lang w:val="en-US"/>
-              </w:rPr>
-            </w:pPr>
-            <w:r>
-              <w:rPr>
-                <w:b/>
-                <w:bCs/>
-                <w:lang w:val="en-US"/>
-              </w:rPr>
-              <w:t>Port Town</w:t>
-            </w:r>
-          </w:p>
-        </w:tc>
-        <w:tc>
-          <w:tcPr>
-            <w:tcW w:w="0" w:type="auto"/>
-            <w:tcBorders>
-              <w:bottom w:val="single" w:sz="4" w:space="0" w:color="DCDFE5"/>
-            </w:tcBorders>
-            <w:shd w:val="clear" w:color="auto" w:fill="FFFFFF"/>
-            <w:tcMar>
-              <w:top w:w="180" w:type="dxa"/>
-              <w:left w:w="0" w:type="dxa"/>
-              <w:bottom w:w="180" w:type="dxa"/>
-              <w:right w:w="0" w:type="dxa"/>
-            </w:tcMar>
-            <w:hideMark/>
-          </w:tcPr>
-          <w:p>
-            <w:pPr>
-              <w:rPr>
-                <w:lang w:val="en-US"/>
-              </w:rPr>
-            </w:pPr>
-            <w:r>
-              <w:rPr>
-                <w:lang w:val="en-US"/>
-              </w:rPr>
-              <w:t>Site of a major 1814 disaster where Ottomans lost their water supply.</w:t>
+              <w:pStyle w:val="Heading2"/>
+              <w:rPr>
+                <w:rFonts w:asciiTheme="minorHAnsi" w:hAnsiTheme="minorHAnsi"/>
+                <w:sz w:val="24"/>
+                <w:szCs w:val="24"/>
+                <w:lang w:val="en-US"/>
+              </w:rPr>
+            </w:pPr>
+            <w:r>
+              <w:rPr>
+                <w:rFonts w:asciiTheme="minorHAnsi" w:hAnsiTheme="minorHAnsi"/>
+                <w:sz w:val="24"/>
+                <w:szCs w:val="24"/>
+                <w:lang w:val="en-US"/>
+              </w:rPr>
+              <w:t>0</w:t>
             </w:r>
           </w:p>
         </w:tc>
       </w:tr>
       <w:tr>
-        <w:tc>
-          <w:tcPr>
-            <w:tcW w:w="0" w:type="auto"/>
-            <w:tcBorders>
-              <w:bottom w:val="nil"/>
-            </w:tcBorders>
-            <w:shd w:val="clear" w:color="auto" w:fill="FFFFFF"/>
-            <w:tcMar>
-              <w:top w:w="180" w:type="dxa"/>
-              <w:left w:w="0" w:type="dxa"/>
-              <w:bottom w:w="180" w:type="dxa"/>
-              <w:right w:w="240" w:type="dxa"/>
-            </w:tcMar>
+        <w:trPr>
+          <w:tblCellSpacing w:w="15" w:type="dxa"/>
+        </w:trPr>
+        <w:tc>
+          <w:tcPr>
+            <w:tcW w:w="0" w:type="auto"/>
+            <w:vAlign w:val="center"/>
             <w:hideMark/>
           </w:tcPr>
           <w:p>
             <w:pPr>
-              <w:rPr>
-                <w:lang w:val="en-US"/>
-              </w:rPr>
-            </w:pPr>
-            <w:r>
-              <w:rPr>
-                <w:b/>
-                <w:bCs/>
-                <w:lang w:val="en-US"/>
-              </w:rPr>
-              <w:t>Asir</w:t>
-            </w:r>
-          </w:p>
-        </w:tc>
-        <w:tc>
-          <w:tcPr>
-            <w:tcW w:w="0" w:type="auto"/>
-            <w:tcBorders>
-              <w:bottom w:val="nil"/>
-            </w:tcBorders>
-            <w:shd w:val="clear" w:color="auto" w:fill="FFFFFF"/>
-            <w:tcMar>
-              <w:top w:w="180" w:type="dxa"/>
-              <w:left w:w="0" w:type="dxa"/>
-              <w:bottom w:w="180" w:type="dxa"/>
-              <w:right w:w="240" w:type="dxa"/>
-            </w:tcMar>
+              <w:pStyle w:val="Heading2"/>
+              <w:rPr>
+                <w:rFonts w:asciiTheme="minorHAnsi" w:hAnsiTheme="minorHAnsi"/>
+                <w:sz w:val="24"/>
+                <w:szCs w:val="24"/>
+                <w:lang w:val="en-US"/>
+              </w:rPr>
+            </w:pPr>
+            <w:r>
+              <w:rPr>
+                <w:rFonts w:asciiTheme="minorHAnsi" w:hAnsiTheme="minorHAnsi"/>
+                <w:sz w:val="24"/>
+                <w:szCs w:val="24"/>
+                <w:lang w:val="en-US"/>
+              </w:rPr>
+              <w:t>Artillery</w:t>
+            </w:r>
+          </w:p>
+        </w:tc>
+        <w:tc>
+          <w:tcPr>
+            <w:tcW w:w="0" w:type="auto"/>
+            <w:vAlign w:val="center"/>
             <w:hideMark/>
           </w:tcPr>
           <w:p>
             <w:pPr>
-              <w:rPr>
-                <w:lang w:val="en-US"/>
-              </w:rPr>
-            </w:pPr>
-            <w:r>
-              <w:rPr>
-                <w:b/>
-                <w:bCs/>
-                <w:lang w:val="en-US"/>
-              </w:rPr>
-              <w:t>Mountain Fortress</w:t>
-            </w:r>
-          </w:p>
-        </w:tc>
-        <w:tc>
-          <w:tcPr>
-            <w:tcW w:w="0" w:type="auto"/>
-            <w:tcBorders>
-              <w:bottom w:val="nil"/>
-            </w:tcBorders>
-            <w:shd w:val="clear" w:color="auto" w:fill="FFFFFF"/>
-            <w:tcMar>
-              <w:top w:w="180" w:type="dxa"/>
-              <w:left w:w="0" w:type="dxa"/>
-              <w:bottom w:w="180" w:type="dxa"/>
-              <w:right w:w="0" w:type="dxa"/>
-            </w:tcMar>
+              <w:pStyle w:val="Heading2"/>
+              <w:rPr>
+                <w:rFonts w:asciiTheme="minorHAnsi" w:hAnsiTheme="minorHAnsi"/>
+                <w:sz w:val="24"/>
+                <w:szCs w:val="24"/>
+                <w:lang w:val="en-US"/>
+              </w:rPr>
+            </w:pPr>
+            <w:r>
+              <w:rPr>
+                <w:rFonts w:asciiTheme="minorHAnsi" w:hAnsiTheme="minorHAnsi"/>
+                <w:sz w:val="24"/>
+                <w:szCs w:val="24"/>
+                <w:lang w:val="en-US"/>
+              </w:rPr>
+              <w:t>0</w:t>
+            </w:r>
+          </w:p>
+        </w:tc>
+      </w:tr>
+      <w:tr>
+        <w:trPr>
+          <w:tblCellSpacing w:w="15" w:type="dxa"/>
+        </w:trPr>
+        <w:tc>
+          <w:tcPr>
+            <w:tcW w:w="0" w:type="auto"/>
+            <w:vAlign w:val="center"/>
             <w:hideMark/>
           </w:tcPr>
           <w:p>
             <w:pPr>
-              <w:rPr>
-                <w:lang w:val="en-US"/>
-              </w:rPr>
-            </w:pPr>
-            <w:r>
-              <w:rPr>
-                <w:lang w:val="en-US"/>
-              </w:rPr>
-              <w:t>The rugged "Highland Citadel" of the southern tribes.</w:t>
-            </w:r>
+              <w:pStyle w:val="Heading2"/>
+              <w:rPr>
+                <w:rFonts w:asciiTheme="minorHAnsi" w:hAnsiTheme="minorHAnsi"/>
+                <w:sz w:val="24"/>
+                <w:szCs w:val="24"/>
+                <w:lang w:val="en-US"/>
+              </w:rPr>
+            </w:pPr>
+            <w:r>
+              <w:rPr>
+                <w:rFonts w:asciiTheme="minorHAnsi" w:hAnsiTheme="minorHAnsi"/>
+                <w:sz w:val="24"/>
+                <w:szCs w:val="24"/>
+                <w:lang w:val="en-US"/>
+              </w:rPr>
+              <w:t>Sappers</w:t>
+            </w:r>
+          </w:p>
+        </w:tc>
+        <w:tc>
+          <w:tcPr>
+            <w:tcW w:w="0" w:type="auto"/>
+            <w:vAlign w:val="center"/>
+            <w:hideMark/>
+          </w:tcPr>
+          <w:p>
+            <w:pPr>
+              <w:pStyle w:val="Heading2"/>
+              <w:rPr>
+                <w:rFonts w:asciiTheme="minorHAnsi" w:hAnsiTheme="minorHAnsi"/>
+                <w:sz w:val="24"/>
+                <w:szCs w:val="24"/>
+                <w:lang w:val="en-US"/>
+              </w:rPr>
+            </w:pPr>
+            <w:r>
+              <w:rPr>
+                <w:rFonts w:asciiTheme="minorHAnsi" w:hAnsiTheme="minorHAnsi"/>
+                <w:sz w:val="24"/>
+                <w:szCs w:val="24"/>
+                <w:lang w:val="en-US"/>
+              </w:rPr>
+              <w:t>0</w:t>
+            </w:r>
+          </w:p>
+        </w:tc>
+      </w:tr>
+      <w:tr>
+        <w:trPr>
+          <w:tblCellSpacing w:w="15" w:type="dxa"/>
+        </w:trPr>
+        <w:tc>
+          <w:tcPr>
+            <w:tcW w:w="0" w:type="auto"/>
+            <w:vAlign w:val="center"/>
+          </w:tcPr>
+          <w:p>
+            <w:pPr>
+              <w:pStyle w:val="Heading2"/>
+              <w:rPr>
+                <w:lang w:val="en-US"/>
+              </w:rPr>
+            </w:pPr>
+            <w:r>
+              <w:rPr>
+                <w:lang w:val="en-US"/>
+              </w:rPr>
+              <w:t>WAHABBI</w:t>
+            </w:r>
+          </w:p>
+        </w:tc>
+        <w:tc>
+          <w:tcPr>
+            <w:tcW w:w="0" w:type="auto"/>
+            <w:vAlign w:val="center"/>
+          </w:tcPr>
+          <w:p>
+            <w:pPr>
+              <w:pStyle w:val="Heading2"/>
+              <w:rPr>
+                <w:rFonts w:asciiTheme="minorHAnsi" w:hAnsiTheme="minorHAnsi"/>
+                <w:sz w:val="24"/>
+                <w:szCs w:val="24"/>
+                <w:lang w:val="en-US"/>
+              </w:rPr>
+            </w:pPr>
+          </w:p>
+        </w:tc>
+      </w:tr>
+      <w:tr>
+        <w:trPr>
+          <w:tblCellSpacing w:w="15" w:type="dxa"/>
+        </w:trPr>
+        <w:tc>
+          <w:tcPr>
+            <w:tcW w:w="0" w:type="auto"/>
+            <w:vAlign w:val="center"/>
+          </w:tcPr>
+          <w:p>
+            <w:pPr>
+              <w:pStyle w:val="Heading2"/>
+              <w:rPr>
+                <w:lang w:val="en-US"/>
+              </w:rPr>
+            </w:pPr>
+            <w:r>
+              <w:rPr>
+                <w:lang w:val="en-US"/>
+              </w:rPr>
+              <w:t>Type</w:t>
+            </w:r>
+          </w:p>
+        </w:tc>
+        <w:tc>
+          <w:tcPr>
+            <w:tcW w:w="0" w:type="auto"/>
+            <w:vAlign w:val="center"/>
+          </w:tcPr>
+          <w:p>
+            <w:pPr>
+              <w:pStyle w:val="Heading2"/>
+              <w:rPr>
+                <w:rFonts w:asciiTheme="minorHAnsi" w:hAnsiTheme="minorHAnsi"/>
+                <w:sz w:val="24"/>
+                <w:szCs w:val="24"/>
+                <w:lang w:val="en-US"/>
+              </w:rPr>
+            </w:pPr>
+            <w:r>
+              <w:rPr>
+                <w:rFonts w:asciiTheme="minorHAnsi" w:hAnsiTheme="minorHAnsi"/>
+                <w:sz w:val="24"/>
+                <w:szCs w:val="24"/>
+                <w:lang w:val="en-US"/>
+              </w:rPr>
+              <w:t>Amount</w:t>
+            </w:r>
+          </w:p>
+        </w:tc>
+      </w:tr>
+      <w:tr>
+        <w:trPr>
+          <w:tblCellSpacing w:w="15" w:type="dxa"/>
+        </w:trPr>
+        <w:tc>
+          <w:tcPr>
+            <w:tcW w:w="0" w:type="auto"/>
+            <w:vAlign w:val="center"/>
+          </w:tcPr>
+          <w:p>
+            <w:pPr>
+              <w:pStyle w:val="Heading2"/>
+              <w:rPr>
+                <w:rFonts w:asciiTheme="minorHAnsi" w:hAnsiTheme="minorHAnsi"/>
+                <w:sz w:val="24"/>
+                <w:szCs w:val="24"/>
+                <w:lang w:val="en-US"/>
+              </w:rPr>
+            </w:pPr>
+            <w:r>
+              <w:rPr>
+                <w:rFonts w:asciiTheme="minorHAnsi" w:hAnsiTheme="minorHAnsi"/>
+                <w:sz w:val="24"/>
+                <w:szCs w:val="24"/>
+                <w:lang w:val="en-US"/>
+              </w:rPr>
+              <w:t>Nizam Infantry</w:t>
+            </w:r>
+          </w:p>
+        </w:tc>
+        <w:tc>
+          <w:tcPr>
+            <w:tcW w:w="0" w:type="auto"/>
+            <w:vAlign w:val="center"/>
+          </w:tcPr>
+          <w:p>
+            <w:pPr>
+              <w:pStyle w:val="Heading2"/>
+              <w:rPr>
+                <w:rFonts w:asciiTheme="minorHAnsi" w:hAnsiTheme="minorHAnsi"/>
+                <w:sz w:val="24"/>
+                <w:szCs w:val="24"/>
+                <w:lang w:val="en-US"/>
+              </w:rPr>
+            </w:pPr>
+            <w:r>
+              <w:rPr>
+                <w:rFonts w:asciiTheme="minorHAnsi" w:hAnsiTheme="minorHAnsi"/>
+                <w:sz w:val="24"/>
+                <w:szCs w:val="24"/>
+                <w:lang w:val="en-US"/>
+              </w:rPr>
+              <w:t>5</w:t>
+            </w:r>
+          </w:p>
+        </w:tc>
+      </w:tr>
+      <w:tr>
+        <w:trPr>
+          <w:tblCellSpacing w:w="15" w:type="dxa"/>
+        </w:trPr>
+        <w:tc>
+          <w:tcPr>
+            <w:tcW w:w="0" w:type="auto"/>
+            <w:vAlign w:val="center"/>
+          </w:tcPr>
+          <w:p>
+            <w:pPr>
+              <w:pStyle w:val="Heading2"/>
+              <w:rPr>
+                <w:rFonts w:asciiTheme="minorHAnsi" w:hAnsiTheme="minorHAnsi"/>
+                <w:sz w:val="24"/>
+                <w:szCs w:val="24"/>
+                <w:lang w:val="en-US"/>
+              </w:rPr>
+            </w:pPr>
+            <w:r>
+              <w:rPr>
+                <w:rFonts w:asciiTheme="minorHAnsi" w:hAnsiTheme="minorHAnsi"/>
+                <w:sz w:val="24"/>
+                <w:szCs w:val="24"/>
+                <w:lang w:val="en-US"/>
+              </w:rPr>
+              <w:t>Militia</w:t>
+            </w:r>
+          </w:p>
+        </w:tc>
+        <w:tc>
+          <w:tcPr>
+            <w:tcW w:w="0" w:type="auto"/>
+            <w:vAlign w:val="center"/>
+          </w:tcPr>
+          <w:p>
+            <w:pPr>
+              <w:pStyle w:val="Heading2"/>
+              <w:rPr>
+                <w:rFonts w:asciiTheme="minorHAnsi" w:hAnsiTheme="minorHAnsi"/>
+                <w:sz w:val="24"/>
+                <w:szCs w:val="24"/>
+                <w:lang w:val="en-US"/>
+              </w:rPr>
+            </w:pPr>
+            <w:r>
+              <w:rPr>
+                <w:rFonts w:asciiTheme="minorHAnsi" w:hAnsiTheme="minorHAnsi"/>
+                <w:sz w:val="24"/>
+                <w:szCs w:val="24"/>
+                <w:lang w:val="en-US"/>
+              </w:rPr>
+              <w:t>3</w:t>
+            </w:r>
+          </w:p>
+        </w:tc>
+      </w:tr>
+      <w:tr>
+        <w:trPr>
+          <w:tblCellSpacing w:w="15" w:type="dxa"/>
+        </w:trPr>
+        <w:tc>
+          <w:tcPr>
+            <w:tcW w:w="0" w:type="auto"/>
+            <w:vAlign w:val="center"/>
+          </w:tcPr>
+          <w:p>
+            <w:pPr>
+              <w:pStyle w:val="Heading2"/>
+              <w:rPr>
+                <w:rFonts w:asciiTheme="minorHAnsi" w:hAnsiTheme="minorHAnsi"/>
+                <w:sz w:val="24"/>
+                <w:szCs w:val="24"/>
+                <w:lang w:val="en-US"/>
+              </w:rPr>
+            </w:pPr>
+            <w:r>
+              <w:rPr>
+                <w:rFonts w:asciiTheme="minorHAnsi" w:hAnsiTheme="minorHAnsi"/>
+                <w:sz w:val="24"/>
+                <w:szCs w:val="24"/>
+                <w:lang w:val="en-US"/>
+              </w:rPr>
+              <w:t>Cavalry</w:t>
+            </w:r>
+          </w:p>
+        </w:tc>
+        <w:tc>
+          <w:tcPr>
+            <w:tcW w:w="0" w:type="auto"/>
+            <w:vAlign w:val="center"/>
+          </w:tcPr>
+          <w:p>
+            <w:pPr>
+              <w:pStyle w:val="Heading2"/>
+              <w:rPr>
+                <w:rFonts w:asciiTheme="minorHAnsi" w:hAnsiTheme="minorHAnsi"/>
+                <w:sz w:val="24"/>
+                <w:szCs w:val="24"/>
+                <w:lang w:val="en-US"/>
+              </w:rPr>
+            </w:pPr>
+            <w:r>
+              <w:rPr>
+                <w:rFonts w:asciiTheme="minorHAnsi" w:hAnsiTheme="minorHAnsi"/>
+                <w:sz w:val="24"/>
+                <w:szCs w:val="24"/>
+                <w:lang w:val="en-US"/>
+              </w:rPr>
+              <w:t>2</w:t>
+            </w:r>
+          </w:p>
+        </w:tc>
+      </w:tr>
+      <w:tr>
+        <w:trPr>
+          <w:tblCellSpacing w:w="15" w:type="dxa"/>
+        </w:trPr>
+        <w:tc>
+          <w:tcPr>
+            <w:tcW w:w="0" w:type="auto"/>
+            <w:vAlign w:val="center"/>
+          </w:tcPr>
+          <w:p>
+            <w:pPr>
+              <w:pStyle w:val="Heading2"/>
+              <w:rPr>
+                <w:rFonts w:asciiTheme="minorHAnsi" w:hAnsiTheme="minorHAnsi"/>
+                <w:sz w:val="24"/>
+                <w:szCs w:val="24"/>
+                <w:lang w:val="en-US"/>
+              </w:rPr>
+            </w:pPr>
+            <w:r>
+              <w:rPr>
+                <w:rFonts w:asciiTheme="minorHAnsi" w:hAnsiTheme="minorHAnsi"/>
+                <w:sz w:val="24"/>
+                <w:szCs w:val="24"/>
+                <w:lang w:val="en-US"/>
+              </w:rPr>
+              <w:t>Garrison Inf.</w:t>
+            </w:r>
+          </w:p>
+        </w:tc>
+        <w:tc>
+          <w:tcPr>
+            <w:tcW w:w="0" w:type="auto"/>
+            <w:vAlign w:val="center"/>
+          </w:tcPr>
+          <w:p>
+            <w:pPr>
+              <w:pStyle w:val="Heading2"/>
+              <w:rPr>
+                <w:rFonts w:asciiTheme="minorHAnsi" w:hAnsiTheme="minorHAnsi"/>
+                <w:sz w:val="24"/>
+                <w:szCs w:val="24"/>
+                <w:lang w:val="en-US"/>
+              </w:rPr>
+            </w:pPr>
+            <w:r>
+              <w:rPr>
+                <w:rFonts w:asciiTheme="minorHAnsi" w:hAnsiTheme="minorHAnsi"/>
+                <w:sz w:val="24"/>
+                <w:szCs w:val="24"/>
+                <w:lang w:val="en-US"/>
+              </w:rPr>
+              <w:t>6</w:t>
+            </w:r>
+          </w:p>
+        </w:tc>
+      </w:tr>
+      <w:tr>
+        <w:trPr>
+          <w:tblCellSpacing w:w="15" w:type="dxa"/>
+        </w:trPr>
+        <w:tc>
+          <w:tcPr>
+            <w:tcW w:w="0" w:type="auto"/>
+            <w:vAlign w:val="center"/>
+          </w:tcPr>
+          <w:p>
+            <w:pPr>
+              <w:pStyle w:val="Heading2"/>
+              <w:rPr>
+                <w:rFonts w:asciiTheme="minorHAnsi" w:hAnsiTheme="minorHAnsi"/>
+                <w:sz w:val="24"/>
+                <w:szCs w:val="24"/>
+                <w:lang w:val="en-US"/>
+              </w:rPr>
+            </w:pPr>
+          </w:p>
+        </w:tc>
+        <w:tc>
+          <w:tcPr>
+            <w:tcW w:w="0" w:type="auto"/>
+            <w:vAlign w:val="center"/>
+          </w:tcPr>
+          <w:p>
+            <w:pPr>
+              <w:pStyle w:val="Heading2"/>
+              <w:rPr>
+                <w:rFonts w:asciiTheme="minorHAnsi" w:hAnsiTheme="minorHAnsi"/>
+                <w:sz w:val="24"/>
+                <w:szCs w:val="24"/>
+                <w:lang w:val="en-US"/>
+              </w:rPr>
+            </w:pPr>
           </w:p>
         </w:tc>
       </w:tr>
     </w:tbl>
+    <w:p>
+      <w:pPr>
+        <w:pStyle w:val="Heading2"/>
+      </w:pPr>
+    </w:p>
     <w:p>
       <w:pPr>
         <w:pStyle w:val="Heading2"/>
@@ -4206,6 +3800,7 @@
           <w:bCs/>
           <w:lang w:val="en-US"/>
         </w:rPr>
+        <w:lastRenderedPageBreak/>
         <w:t>→ Al-Bujairi</w:t>
       </w:r>
       <w:r>
@@ -4929,6 +4524,341 @@
         </w:rPr>
       </w:pPr>
     </w:p>
+    <w:tbl>
+      <w:tblPr>
+        <w:tblStyle w:val="ListTable1Light-Accent6"/>
+        <w:tblpPr w:leftFromText="180" w:rightFromText="180" w:vertAnchor="text" w:horzAnchor="margin" w:tblpY="254"/>
+        <w:tblW w:w="0" w:type="auto"/>
+        <w:tblLook w:val="04A0" w:firstRow="1" w:lastRow="0" w:firstColumn="1" w:lastColumn="0" w:noHBand="0" w:noVBand="1"/>
+      </w:tblPr>
+      <w:tblGrid>
+        <w:gridCol w:w="1500"/>
+        <w:gridCol w:w="6796"/>
+      </w:tblGrid>
+      <w:tr>
+        <w:trPr>
+          <w:cnfStyle w:val="100000000000" w:firstRow="1" w:lastRow="0" w:firstColumn="0" w:lastColumn="0" w:oddVBand="0" w:evenVBand="0" w:oddHBand="0" w:evenHBand="0" w:firstRowFirstColumn="0" w:firstRowLastColumn="0" w:lastRowFirstColumn="0" w:lastRowLastColumn="0"/>
+        </w:trPr>
+        <w:tc>
+          <w:tcPr>
+            <w:cnfStyle w:val="001000000000" w:firstRow="0" w:lastRow="0" w:firstColumn="1" w:lastColumn="0" w:oddVBand="0" w:evenVBand="0" w:oddHBand="0" w:evenHBand="0" w:firstRowFirstColumn="0" w:firstRowLastColumn="0" w:lastRowFirstColumn="0" w:lastRowLastColumn="0"/>
+            <w:tcW w:w="1500" w:type="dxa"/>
+          </w:tcPr>
+          <w:p>
+            <w:pPr>
+              <w:jc w:val="center"/>
+              <w:rPr>
+                <w:lang w:val="en-US"/>
+              </w:rPr>
+            </w:pPr>
+            <w:r>
+              <w:rPr>
+                <w:lang w:val="en-US"/>
+              </w:rPr>
+              <w:t>DIE ROLL</w:t>
+            </w:r>
+          </w:p>
+        </w:tc>
+        <w:tc>
+          <w:tcPr>
+            <w:tcW w:w="6796" w:type="dxa"/>
+          </w:tcPr>
+          <w:p>
+            <w:pPr>
+              <w:jc w:val="center"/>
+              <w:cnfStyle w:val="100000000000" w:firstRow="1" w:lastRow="0" w:firstColumn="0" w:lastColumn="0" w:oddVBand="0" w:evenVBand="0" w:oddHBand="0" w:evenHBand="0" w:firstRowFirstColumn="0" w:firstRowLastColumn="0" w:lastRowFirstColumn="0" w:lastRowLastColumn="0"/>
+              <w:rPr>
+                <w:lang w:val="en-US"/>
+              </w:rPr>
+            </w:pPr>
+            <w:r>
+              <w:rPr>
+                <w:lang w:val="en-US"/>
+              </w:rPr>
+              <w:t>LOCATION TO RAID</w:t>
+            </w:r>
+          </w:p>
+        </w:tc>
+      </w:tr>
+      <w:tr>
+        <w:trPr>
+          <w:cnfStyle w:val="000000100000" w:firstRow="0" w:lastRow="0" w:firstColumn="0" w:lastColumn="0" w:oddVBand="0" w:evenVBand="0" w:oddHBand="1" w:evenHBand="0" w:firstRowFirstColumn="0" w:firstRowLastColumn="0" w:lastRowFirstColumn="0" w:lastRowLastColumn="0"/>
+        </w:trPr>
+        <w:tc>
+          <w:tcPr>
+            <w:cnfStyle w:val="001000000000" w:firstRow="0" w:lastRow="0" w:firstColumn="1" w:lastColumn="0" w:oddVBand="0" w:evenVBand="0" w:oddHBand="0" w:evenHBand="0" w:firstRowFirstColumn="0" w:firstRowLastColumn="0" w:lastRowFirstColumn="0" w:lastRowLastColumn="0"/>
+            <w:tcW w:w="1500" w:type="dxa"/>
+          </w:tcPr>
+          <w:p>
+            <w:pPr>
+              <w:jc w:val="center"/>
+              <w:rPr>
+                <w:lang w:val="en-US"/>
+              </w:rPr>
+            </w:pPr>
+            <w:r>
+              <w:rPr>
+                <w:lang w:val="en-US"/>
+              </w:rPr>
+              <w:t>1</w:t>
+            </w:r>
+          </w:p>
+        </w:tc>
+        <w:tc>
+          <w:tcPr>
+            <w:tcW w:w="6796" w:type="dxa"/>
+          </w:tcPr>
+          <w:p>
+            <w:pPr>
+              <w:jc w:val="center"/>
+              <w:cnfStyle w:val="000000100000" w:firstRow="0" w:lastRow="0" w:firstColumn="0" w:lastColumn="0" w:oddVBand="0" w:evenVBand="0" w:oddHBand="1" w:evenHBand="0" w:firstRowFirstColumn="0" w:firstRowLastColumn="0" w:lastRowFirstColumn="0" w:lastRowLastColumn="0"/>
+              <w:rPr>
+                <w:rFonts w:ascii="Berkeley Book" w:hAnsi="Berkeley Book"/>
+                <w:lang w:val="en-US"/>
+              </w:rPr>
+            </w:pPr>
+            <w:r>
+              <w:rPr>
+                <w:rFonts w:ascii="Berkeley Book" w:hAnsi="Berkeley Book"/>
+                <w:lang w:val="en-US"/>
+              </w:rPr>
+              <w:t>Jeddah</w:t>
+            </w:r>
+            <w:r>
+              <w:rPr>
+                <w:rFonts w:ascii="Berkeley Book" w:hAnsi="Berkeley Book"/>
+                <w:lang w:val="en-US"/>
+              </w:rPr>
+              <w:t>*</w:t>
+            </w:r>
+          </w:p>
+        </w:tc>
+      </w:tr>
+      <w:tr>
+        <w:tc>
+          <w:tcPr>
+            <w:cnfStyle w:val="001000000000" w:firstRow="0" w:lastRow="0" w:firstColumn="1" w:lastColumn="0" w:oddVBand="0" w:evenVBand="0" w:oddHBand="0" w:evenHBand="0" w:firstRowFirstColumn="0" w:firstRowLastColumn="0" w:lastRowFirstColumn="0" w:lastRowLastColumn="0"/>
+            <w:tcW w:w="1500" w:type="dxa"/>
+          </w:tcPr>
+          <w:p>
+            <w:pPr>
+              <w:jc w:val="center"/>
+              <w:rPr>
+                <w:lang w:val="en-US"/>
+              </w:rPr>
+            </w:pPr>
+            <w:r>
+              <w:rPr>
+                <w:lang w:val="en-US"/>
+              </w:rPr>
+              <w:t>2</w:t>
+            </w:r>
+          </w:p>
+        </w:tc>
+        <w:tc>
+          <w:tcPr>
+            <w:tcW w:w="6796" w:type="dxa"/>
+          </w:tcPr>
+          <w:p>
+            <w:pPr>
+              <w:jc w:val="center"/>
+              <w:cnfStyle w:val="000000000000" w:firstRow="0" w:lastRow="0" w:firstColumn="0" w:lastColumn="0" w:oddVBand="0" w:evenVBand="0" w:oddHBand="0" w:evenHBand="0" w:firstRowFirstColumn="0" w:firstRowLastColumn="0" w:lastRowFirstColumn="0" w:lastRowLastColumn="0"/>
+              <w:rPr>
+                <w:rFonts w:ascii="Berkeley Book" w:hAnsi="Berkeley Book"/>
+                <w:lang w:val="en-US"/>
+              </w:rPr>
+            </w:pPr>
+            <w:r>
+              <w:rPr>
+                <w:rFonts w:ascii="Berkeley Book" w:hAnsi="Berkeley Book"/>
+                <w:lang w:val="en-US"/>
+              </w:rPr>
+              <w:t>Al Lith</w:t>
+            </w:r>
+          </w:p>
+        </w:tc>
+      </w:tr>
+      <w:tr>
+        <w:trPr>
+          <w:cnfStyle w:val="000000100000" w:firstRow="0" w:lastRow="0" w:firstColumn="0" w:lastColumn="0" w:oddVBand="0" w:evenVBand="0" w:oddHBand="1" w:evenHBand="0" w:firstRowFirstColumn="0" w:firstRowLastColumn="0" w:lastRowFirstColumn="0" w:lastRowLastColumn="0"/>
+        </w:trPr>
+        <w:tc>
+          <w:tcPr>
+            <w:cnfStyle w:val="001000000000" w:firstRow="0" w:lastRow="0" w:firstColumn="1" w:lastColumn="0" w:oddVBand="0" w:evenVBand="0" w:oddHBand="0" w:evenHBand="0" w:firstRowFirstColumn="0" w:firstRowLastColumn="0" w:lastRowFirstColumn="0" w:lastRowLastColumn="0"/>
+            <w:tcW w:w="1500" w:type="dxa"/>
+          </w:tcPr>
+          <w:p>
+            <w:pPr>
+              <w:jc w:val="center"/>
+              <w:rPr>
+                <w:lang w:val="en-US"/>
+              </w:rPr>
+            </w:pPr>
+            <w:r>
+              <w:rPr>
+                <w:lang w:val="en-US"/>
+              </w:rPr>
+              <w:t>3</w:t>
+            </w:r>
+          </w:p>
+        </w:tc>
+        <w:tc>
+          <w:tcPr>
+            <w:tcW w:w="6796" w:type="dxa"/>
+          </w:tcPr>
+          <w:p>
+            <w:pPr>
+              <w:jc w:val="center"/>
+              <w:cnfStyle w:val="000000100000" w:firstRow="0" w:lastRow="0" w:firstColumn="0" w:lastColumn="0" w:oddVBand="0" w:evenVBand="0" w:oddHBand="1" w:evenHBand="0" w:firstRowFirstColumn="0" w:firstRowLastColumn="0" w:lastRowFirstColumn="0" w:lastRowLastColumn="0"/>
+              <w:rPr>
+                <w:lang w:val="en-US"/>
+              </w:rPr>
+            </w:pPr>
+            <w:r>
+              <w:rPr>
+                <w:rFonts w:ascii="Berkeley Book" w:hAnsi="Berkeley Book"/>
+                <w:sz w:val="24"/>
+                <w:szCs w:val="24"/>
+                <w:lang w:val="en-US"/>
+              </w:rPr>
+              <w:t>Al Qunfudhah</w:t>
+            </w:r>
+          </w:p>
+        </w:tc>
+      </w:tr>
+      <w:tr>
+        <w:tc>
+          <w:tcPr>
+            <w:cnfStyle w:val="001000000000" w:firstRow="0" w:lastRow="0" w:firstColumn="1" w:lastColumn="0" w:oddVBand="0" w:evenVBand="0" w:oddHBand="0" w:evenHBand="0" w:firstRowFirstColumn="0" w:firstRowLastColumn="0" w:lastRowFirstColumn="0" w:lastRowLastColumn="0"/>
+            <w:tcW w:w="1500" w:type="dxa"/>
+          </w:tcPr>
+          <w:p>
+            <w:pPr>
+              <w:jc w:val="center"/>
+              <w:rPr>
+                <w:lang w:val="en-US"/>
+              </w:rPr>
+            </w:pPr>
+            <w:r>
+              <w:rPr>
+                <w:lang w:val="en-US"/>
+              </w:rPr>
+              <w:t>4</w:t>
+            </w:r>
+          </w:p>
+        </w:tc>
+        <w:tc>
+          <w:tcPr>
+            <w:tcW w:w="6796" w:type="dxa"/>
+          </w:tcPr>
+          <w:p>
+            <w:pPr>
+              <w:jc w:val="center"/>
+              <w:cnfStyle w:val="000000000000" w:firstRow="0" w:lastRow="0" w:firstColumn="0" w:lastColumn="0" w:oddVBand="0" w:evenVBand="0" w:oddHBand="0" w:evenHBand="0" w:firstRowFirstColumn="0" w:firstRowLastColumn="0" w:lastRowFirstColumn="0" w:lastRowLastColumn="0"/>
+              <w:rPr>
+                <w:lang w:val="en-US"/>
+              </w:rPr>
+            </w:pPr>
+            <w:r>
+              <w:rPr>
+                <w:lang w:val="en-US"/>
+              </w:rPr>
+              <w:t>Abha</w:t>
+            </w:r>
+          </w:p>
+        </w:tc>
+      </w:tr>
+      <w:tr>
+        <w:trPr>
+          <w:cnfStyle w:val="000000100000" w:firstRow="0" w:lastRow="0" w:firstColumn="0" w:lastColumn="0" w:oddVBand="0" w:evenVBand="0" w:oddHBand="1" w:evenHBand="0" w:firstRowFirstColumn="0" w:firstRowLastColumn="0" w:lastRowFirstColumn="0" w:lastRowLastColumn="0"/>
+        </w:trPr>
+        <w:tc>
+          <w:tcPr>
+            <w:cnfStyle w:val="001000000000" w:firstRow="0" w:lastRow="0" w:firstColumn="1" w:lastColumn="0" w:oddVBand="0" w:evenVBand="0" w:oddHBand="0" w:evenHBand="0" w:firstRowFirstColumn="0" w:firstRowLastColumn="0" w:lastRowFirstColumn="0" w:lastRowLastColumn="0"/>
+            <w:tcW w:w="1500" w:type="dxa"/>
+          </w:tcPr>
+          <w:p>
+            <w:pPr>
+              <w:jc w:val="center"/>
+              <w:rPr>
+                <w:lang w:val="en-US"/>
+              </w:rPr>
+            </w:pPr>
+            <w:r>
+              <w:rPr>
+                <w:lang w:val="en-US"/>
+              </w:rPr>
+              <w:t>5</w:t>
+            </w:r>
+          </w:p>
+        </w:tc>
+        <w:tc>
+          <w:tcPr>
+            <w:tcW w:w="6796" w:type="dxa"/>
+          </w:tcPr>
+          <w:p>
+            <w:pPr>
+              <w:jc w:val="center"/>
+              <w:cnfStyle w:val="000000100000" w:firstRow="0" w:lastRow="0" w:firstColumn="0" w:lastColumn="0" w:oddVBand="0" w:evenVBand="0" w:oddHBand="1" w:evenHBand="0" w:firstRowFirstColumn="0" w:firstRowLastColumn="0" w:lastRowFirstColumn="0" w:lastRowLastColumn="0"/>
+              <w:rPr>
+                <w:lang w:val="en-US"/>
+              </w:rPr>
+            </w:pPr>
+            <w:r>
+              <w:rPr>
+                <w:rFonts w:ascii="Berkeley Book" w:hAnsi="Berkeley Book"/>
+                <w:sz w:val="24"/>
+                <w:szCs w:val="24"/>
+                <w:lang w:val="en-US"/>
+              </w:rPr>
+              <w:t>Khamis Mushait</w:t>
+            </w:r>
+          </w:p>
+        </w:tc>
+      </w:tr>
+      <w:tr>
+        <w:tc>
+          <w:tcPr>
+            <w:cnfStyle w:val="001000000000" w:firstRow="0" w:lastRow="0" w:firstColumn="1" w:lastColumn="0" w:oddVBand="0" w:evenVBand="0" w:oddHBand="0" w:evenHBand="0" w:firstRowFirstColumn="0" w:firstRowLastColumn="0" w:lastRowFirstColumn="0" w:lastRowLastColumn="0"/>
+            <w:tcW w:w="1500" w:type="dxa"/>
+          </w:tcPr>
+          <w:p>
+            <w:pPr>
+              <w:jc w:val="center"/>
+              <w:rPr>
+                <w:lang w:val="en-US"/>
+              </w:rPr>
+            </w:pPr>
+            <w:r>
+              <w:rPr>
+                <w:lang w:val="en-US"/>
+              </w:rPr>
+              <w:t>6</w:t>
+            </w:r>
+          </w:p>
+        </w:tc>
+        <w:tc>
+          <w:tcPr>
+            <w:tcW w:w="6796" w:type="dxa"/>
+          </w:tcPr>
+          <w:p>
+            <w:pPr>
+              <w:jc w:val="center"/>
+              <w:cnfStyle w:val="000000000000" w:firstRow="0" w:lastRow="0" w:firstColumn="0" w:lastColumn="0" w:oddVBand="0" w:evenVBand="0" w:oddHBand="0" w:evenHBand="0" w:firstRowFirstColumn="0" w:firstRowLastColumn="0" w:lastRowFirstColumn="0" w:lastRowLastColumn="0"/>
+              <w:rPr>
+                <w:lang w:val="en-US"/>
+              </w:rPr>
+            </w:pPr>
+            <w:r>
+              <w:rPr>
+                <w:lang w:val="en-US"/>
+              </w:rPr>
+              <w:t>None</w:t>
+            </w:r>
+          </w:p>
+        </w:tc>
+      </w:tr>
+    </w:tbl>
     <w:p>
       <w:pPr>
         <w:ind w:left="720"/>
@@ -4936,6 +4866,192 @@
           <w:lang w:val="en-US"/>
         </w:rPr>
       </w:pPr>
+    </w:p>
+    <w:p>
+      <w:pPr>
+        <w:ind w:left="720"/>
+        <w:rPr>
+          <w:lang w:val="en-US"/>
+        </w:rPr>
+      </w:pPr>
+    </w:p>
+    <w:p>
+      <w:pPr>
+        <w:ind w:left="720"/>
+        <w:rPr>
+          <w:lang w:val="en-US"/>
+        </w:rPr>
+      </w:pPr>
+    </w:p>
+    <w:p/>
+    <w:p/>
+    <w:p>
+      <w:pPr>
+        <w:pStyle w:val="ListParagraph"/>
+      </w:pPr>
+      <w:r>
+        <w:t xml:space="preserve">** If Al Lith and </w:t>
+      </w:r>
+      <w:r>
+        <w:rPr>
+          <w:rFonts w:ascii="Berkeley Book" w:hAnsi="Berkeley Book"/>
+          <w:sz w:val="24"/>
+          <w:szCs w:val="24"/>
+          <w:lang w:val="en-US"/>
+        </w:rPr>
+        <w:t>Al Qunfudhah</w:t>
+      </w:r>
+      <w:r>
+        <w:t xml:space="preserve"> Wahhabi controlled</w:t>
+      </w:r>
+    </w:p>
+    <w:p>
+      <w:pPr>
+        <w:pStyle w:val="ListParagraph"/>
+      </w:pPr>
+    </w:p>
+    <w:p>
+      <w:pPr>
+        <w:pStyle w:val="ListParagraph"/>
+      </w:pPr>
+    </w:p>
+    <w:p>
+      <w:pPr>
+        <w:pStyle w:val="ListParagraph"/>
+        <w:rPr>
+          <w:rFonts w:ascii="Vinque" w:hAnsi="Vinque"/>
+          <w:sz w:val="28"/>
+          <w:szCs w:val="28"/>
+        </w:rPr>
+      </w:pPr>
+      <w:r>
+        <w:rPr>
+          <w:rFonts w:ascii="Vinque" w:hAnsi="Vinque"/>
+          <w:sz w:val="28"/>
+          <w:szCs w:val="28"/>
+        </w:rPr>
+        <w:t>Emir Of Mecca (</w:t>
+      </w:r>
+      <w:r>
+        <w:rPr>
+          <w:rFonts w:ascii="Vinque" w:hAnsi="Vinque"/>
+          <w:sz w:val="28"/>
+          <w:szCs w:val="28"/>
+        </w:rPr>
+        <w:t>Ghalib ibn Musa'id</w:t>
+      </w:r>
+      <w:r>
+        <w:rPr>
+          <w:rFonts w:ascii="Vinque" w:hAnsi="Vinque"/>
+          <w:sz w:val="28"/>
+          <w:szCs w:val="28"/>
+        </w:rPr>
+        <w:t>) Defecti</w:t>
+      </w:r>
+      <w:r>
+        <w:rPr>
+          <w:rFonts w:ascii="Vinque" w:hAnsi="Vinque"/>
+          <w:sz w:val="28"/>
+          <w:szCs w:val="28"/>
+        </w:rPr>
+        <w:t xml:space="preserve">rength </w:t>
+      </w:r>
+      <w:r>
+        <w:rPr>
+          <w:rFonts w:ascii="Vinque" w:hAnsi="Vinque"/>
+          <w:sz w:val="28"/>
+          <w:szCs w:val="28"/>
+        </w:rPr>
+        <w:t>on</w:t>
+      </w:r>
+    </w:p>
+    <w:p>
+      <w:pPr>
+        <w:pStyle w:val="ListParagraph"/>
+        <w:rPr>
+          <w:rFonts w:ascii="Vinque" w:hAnsi="Vinque"/>
+          <w:sz w:val="28"/>
+          <w:szCs w:val="28"/>
+        </w:rPr>
+      </w:pPr>
+    </w:p>
+    <w:p>
+      <w:pPr>
+        <w:pStyle w:val="ListParagraph"/>
+        <w:rPr>
+          <w:rFonts w:ascii="Berkeley Book" w:hAnsi="Berkeley Book"/>
+          <w:sz w:val="24"/>
+          <w:szCs w:val="24"/>
+        </w:rPr>
+      </w:pPr>
+      <w:r>
+        <w:rPr>
+          <w:rFonts w:ascii="Berkeley Book" w:hAnsi="Berkeley Book"/>
+          <w:sz w:val="24"/>
+          <w:szCs w:val="24"/>
+        </w:rPr>
+        <w:t xml:space="preserve">If, at the beginning of any turn, the number of </w:t>
+      </w:r>
+      <w:r>
+        <w:rPr>
+          <w:rFonts w:ascii="Berkeley Book" w:hAnsi="Berkeley Book"/>
+          <w:sz w:val="24"/>
+          <w:szCs w:val="24"/>
+        </w:rPr>
+        <w:t>Strength Points</w:t>
+      </w:r>
+      <w:r>
+        <w:rPr>
+          <w:rFonts w:ascii="Berkeley Book" w:hAnsi="Berkeley Book"/>
+          <w:sz w:val="24"/>
+          <w:szCs w:val="24"/>
+        </w:rPr>
+        <w:t xml:space="preserve"> in Mecca is </w:t>
+      </w:r>
+      <w:r>
+        <w:rPr>
+          <w:rFonts w:ascii="Berkeley Book" w:hAnsi="Berkeley Book"/>
+          <w:sz w:val="24"/>
+          <w:szCs w:val="24"/>
+        </w:rPr>
+        <w:t>less than the number of SPs in Yanbu</w:t>
+      </w:r>
+      <w:r>
+        <w:rPr>
+          <w:rFonts w:ascii="Berkeley Book" w:hAnsi="Berkeley Book"/>
+          <w:sz w:val="24"/>
+          <w:szCs w:val="24"/>
+        </w:rPr>
+        <w:t>, the Emir of Mecca defects to the Ottomans, flip the counter over and retreat all Wahhabi forces to Taif. Reduce Morale by 1. (When Mecca is occupied there is a further reduction in Morale of 2).</w:t>
+      </w:r>
+    </w:p>
+    <w:p>
+      <w:pPr>
+        <w:pStyle w:val="ListParagraph"/>
+        <w:rPr>
+          <w:rFonts w:ascii="Berkeley Book" w:hAnsi="Berkeley Book"/>
+          <w:sz w:val="24"/>
+          <w:szCs w:val="24"/>
+        </w:rPr>
+      </w:pPr>
+    </w:p>
+    <w:p>
+      <w:pPr>
+        <w:pStyle w:val="ListParagraph"/>
+        <w:rPr>
+          <w:rFonts w:ascii="Berkeley Book" w:hAnsi="Berkeley Book"/>
+          <w:sz w:val="24"/>
+          <w:szCs w:val="24"/>
+        </w:rPr>
+      </w:pPr>
+      <w:r>
+        <w:rPr>
+          <w:rFonts w:ascii="Berkeley Book" w:hAnsi="Berkeley Book"/>
+          <w:sz w:val="24"/>
+          <w:szCs w:val="24"/>
+        </w:rPr>
+        <w:t>A strength point is the number on the front of each unit. So for example a full strength Ottoman Cavalry unit is 3 SPs.</w:t>
+      </w:r>
     </w:p>
     <w:p/>
     <w:sectPr>
@@ -5547,6 +5663,155 @@
     </w:lvl>
   </w:abstractNum>
   <w:abstractNum w:abstractNumId="4" w15:restartNumberingAfterBreak="0">
+    <w:nsid w:val="251F5F05"/>
+    <w:multiLevelType w:val="multilevel"/>
+    <w:tmpl w:val="19B6D1D8"/>
+    <w:lvl w:ilvl="0">
+      <w:start w:val="1"/>
+      <w:numFmt w:val="bullet"/>
+      <w:lvlText w:val=""/>
+      <w:lvlJc w:val="left"/>
+      <w:pPr>
+        <w:tabs>
+          <w:tab w:val="num" w:pos="720"/>
+        </w:tabs>
+        <w:ind w:left="720" w:hanging="360"/>
+      </w:pPr>
+      <w:rPr>
+        <w:rFonts w:ascii="Symbol" w:hAnsi="Symbol" w:hint="default"/>
+        <w:sz w:val="20"/>
+      </w:rPr>
+    </w:lvl>
+    <w:lvl w:ilvl="1" w:tentative="1">
+      <w:start w:val="1"/>
+      <w:numFmt w:val="bullet"/>
+      <w:lvlText w:val="o"/>
+      <w:lvlJc w:val="left"/>
+      <w:pPr>
+        <w:tabs>
+          <w:tab w:val="num" w:pos="1440"/>
+        </w:tabs>
+        <w:ind w:left="1440" w:hanging="360"/>
+      </w:pPr>
+      <w:rPr>
+        <w:rFonts w:ascii="Courier New" w:hAnsi="Courier New" w:hint="default"/>
+        <w:sz w:val="20"/>
+      </w:rPr>
+    </w:lvl>
+    <w:lvl w:ilvl="2" w:tentative="1">
+      <w:start w:val="1"/>
+      <w:numFmt w:val="bullet"/>
+      <w:lvlText w:val=""/>
+      <w:lvlJc w:val="left"/>
+      <w:pPr>
+        <w:tabs>
+          <w:tab w:val="num" w:pos="2160"/>
+        </w:tabs>
+        <w:ind w:left="2160" w:hanging="360"/>
+      </w:pPr>
+      <w:rPr>
+        <w:rFonts w:ascii="Wingdings" w:hAnsi="Wingdings" w:hint="default"/>
+        <w:sz w:val="20"/>
+      </w:rPr>
+    </w:lvl>
+    <w:lvl w:ilvl="3" w:tentative="1">
+      <w:start w:val="1"/>
+      <w:numFmt w:val="bullet"/>
+      <w:lvlText w:val=""/>
+      <w:lvlJc w:val="left"/>
+      <w:pPr>
+        <w:tabs>
+          <w:tab w:val="num" w:pos="2880"/>
+        </w:tabs>
+        <w:ind w:left="2880" w:hanging="360"/>
+      </w:pPr>
+      <w:rPr>
+        <w:rFonts w:ascii="Wingdings" w:hAnsi="Wingdings" w:hint="default"/>
+        <w:sz w:val="20"/>
+      </w:rPr>
+    </w:lvl>
+    <w:lvl w:ilvl="4" w:tentative="1">
+      <w:start w:val="1"/>
+      <w:numFmt w:val="bullet"/>
+      <w:lvlText w:val=""/>
+      <w:lvlJc w:val="left"/>
+      <w:pPr>
+        <w:tabs>
+          <w:tab w:val="num" w:pos="3600"/>
+        </w:tabs>
+        <w:ind w:left="3600" w:hanging="360"/>
+      </w:pPr>
+      <w:rPr>
+        <w:rFonts w:ascii="Wingdings" w:hAnsi="Wingdings" w:hint="default"/>
+        <w:sz w:val="20"/>
+      </w:rPr>
+    </w:lvl>
+    <w:lvl w:ilvl="5" w:tentative="1">
+      <w:start w:val="1"/>
+      <w:numFmt w:val="bullet"/>
+      <w:lvlText w:val=""/>
+      <w:lvlJc w:val="left"/>
+      <w:pPr>
+        <w:tabs>
+          <w:tab w:val="num" w:pos="4320"/>
+        </w:tabs>
+        <w:ind w:left="4320" w:hanging="360"/>
+      </w:pPr>
+      <w:rPr>
+        <w:rFonts w:ascii="Wingdings" w:hAnsi="Wingdings" w:hint="default"/>
+        <w:sz w:val="20"/>
+      </w:rPr>
+    </w:lvl>
+    <w:lvl w:ilvl="6" w:tentative="1">
+      <w:start w:val="1"/>
+      <w:numFmt w:val="bullet"/>
+      <w:lvlText w:val=""/>
+      <w:lvlJc w:val="left"/>
+      <w:pPr>
+        <w:tabs>
+          <w:tab w:val="num" w:pos="5040"/>
+        </w:tabs>
+        <w:ind w:left="5040" w:hanging="360"/>
+      </w:pPr>
+      <w:rPr>
+        <w:rFonts w:ascii="Wingdings" w:hAnsi="Wingdings" w:hint="default"/>
+        <w:sz w:val="20"/>
+      </w:rPr>
+    </w:lvl>
+    <w:lvl w:ilvl="7" w:tentative="1">
+      <w:start w:val="1"/>
+      <w:numFmt w:val="bullet"/>
+      <w:lvlText w:val=""/>
+      <w:lvlJc w:val="left"/>
+      <w:pPr>
+        <w:tabs>
+          <w:tab w:val="num" w:pos="5760"/>
+        </w:tabs>
+        <w:ind w:left="5760" w:hanging="360"/>
+      </w:pPr>
+      <w:rPr>
+        <w:rFonts w:ascii="Wingdings" w:hAnsi="Wingdings" w:hint="default"/>
+        <w:sz w:val="20"/>
+      </w:rPr>
+    </w:lvl>
+    <w:lvl w:ilvl="8" w:tentative="1">
+      <w:start w:val="1"/>
+      <w:numFmt w:val="bullet"/>
+      <w:lvlText w:val=""/>
+      <w:lvlJc w:val="left"/>
+      <w:pPr>
+        <w:tabs>
+          <w:tab w:val="num" w:pos="6480"/>
+        </w:tabs>
+        <w:ind w:left="6480" w:hanging="360"/>
+      </w:pPr>
+      <w:rPr>
+        <w:rFonts w:ascii="Wingdings" w:hAnsi="Wingdings" w:hint="default"/>
+        <w:sz w:val="20"/>
+      </w:rPr>
+    </w:lvl>
+  </w:abstractNum>
+  <w:abstractNum w:abstractNumId="5" w15:restartNumberingAfterBreak="0">
     <w:nsid w:val="288C2F9B"/>
     <w:multiLevelType w:val="multilevel"/>
     <w:tmpl w:val="174652F4"/>
@@ -5695,7 +5960,7 @@
       </w:rPr>
     </w:lvl>
   </w:abstractNum>
-  <w:abstractNum w:abstractNumId="5" w15:restartNumberingAfterBreak="0">
+  <w:abstractNum w:abstractNumId="6" w15:restartNumberingAfterBreak="0">
     <w:nsid w:val="2CED2D5E"/>
     <w:multiLevelType w:val="multilevel"/>
     <w:tmpl w:val="4EC08C00"/>
@@ -5844,7 +6109,7 @@
       </w:rPr>
     </w:lvl>
   </w:abstractNum>
-  <w:abstractNum w:abstractNumId="6" w15:restartNumberingAfterBreak="0">
+  <w:abstractNum w:abstractNumId="7" w15:restartNumberingAfterBreak="0">
     <w:nsid w:val="2F656A15"/>
     <w:multiLevelType w:val="multilevel"/>
     <w:tmpl w:val="E3FCF340"/>
@@ -5993,7 +6258,7 @@
       </w:rPr>
     </w:lvl>
   </w:abstractNum>
-  <w:abstractNum w:abstractNumId="7" w15:restartNumberingAfterBreak="0">
+  <w:abstractNum w:abstractNumId="8" w15:restartNumberingAfterBreak="0">
     <w:nsid w:val="2F686C99"/>
     <w:multiLevelType w:val="multilevel"/>
     <w:tmpl w:val="0742B1D8"/>
@@ -6142,7 +6407,156 @@
       </w:rPr>
     </w:lvl>
   </w:abstractNum>
-  <w:abstractNum w:abstractNumId="8" w15:restartNumberingAfterBreak="0">
+  <w:abstractNum w:abstractNumId="9" w15:restartNumberingAfterBreak="0">
+    <w:nsid w:val="32A23184"/>
+    <w:multiLevelType w:val="multilevel"/>
+    <w:tmpl w:val="820A61EA"/>
+    <w:lvl w:ilvl="0">
+      <w:start w:val="1"/>
+      <w:numFmt w:val="bullet"/>
+      <w:lvlText w:val=""/>
+      <w:lvlJc w:val="left"/>
+      <w:pPr>
+        <w:tabs>
+          <w:tab w:val="num" w:pos="720"/>
+        </w:tabs>
+        <w:ind w:left="720" w:hanging="360"/>
+      </w:pPr>
+      <w:rPr>
+        <w:rFonts w:ascii="Symbol" w:hAnsi="Symbol" w:hint="default"/>
+        <w:sz w:val="20"/>
+      </w:rPr>
+    </w:lvl>
+    <w:lvl w:ilvl="1" w:tentative="1">
+      <w:start w:val="1"/>
+      <w:numFmt w:val="bullet"/>
+      <w:lvlText w:val="o"/>
+      <w:lvlJc w:val="left"/>
+      <w:pPr>
+        <w:tabs>
+          <w:tab w:val="num" w:pos="1440"/>
+        </w:tabs>
+        <w:ind w:left="1440" w:hanging="360"/>
+      </w:pPr>
+      <w:rPr>
+        <w:rFonts w:ascii="Courier New" w:hAnsi="Courier New" w:hint="default"/>
+        <w:sz w:val="20"/>
+      </w:rPr>
+    </w:lvl>
+    <w:lvl w:ilvl="2" w:tentative="1">
+      <w:start w:val="1"/>
+      <w:numFmt w:val="bullet"/>
+      <w:lvlText w:val=""/>
+      <w:lvlJc w:val="left"/>
+      <w:pPr>
+        <w:tabs>
+          <w:tab w:val="num" w:pos="2160"/>
+        </w:tabs>
+        <w:ind w:left="2160" w:hanging="360"/>
+      </w:pPr>
+      <w:rPr>
+        <w:rFonts w:ascii="Wingdings" w:hAnsi="Wingdings" w:hint="default"/>
+        <w:sz w:val="20"/>
+      </w:rPr>
+    </w:lvl>
+    <w:lvl w:ilvl="3" w:tentative="1">
+      <w:start w:val="1"/>
+      <w:numFmt w:val="bullet"/>
+      <w:lvlText w:val=""/>
+      <w:lvlJc w:val="left"/>
+      <w:pPr>
+        <w:tabs>
+          <w:tab w:val="num" w:pos="2880"/>
+        </w:tabs>
+        <w:ind w:left="2880" w:hanging="360"/>
+      </w:pPr>
+      <w:rPr>
+        <w:rFonts w:ascii="Wingdings" w:hAnsi="Wingdings" w:hint="default"/>
+        <w:sz w:val="20"/>
+      </w:rPr>
+    </w:lvl>
+    <w:lvl w:ilvl="4" w:tentative="1">
+      <w:start w:val="1"/>
+      <w:numFmt w:val="bullet"/>
+      <w:lvlText w:val=""/>
+      <w:lvlJc w:val="left"/>
+      <w:pPr>
+        <w:tabs>
+          <w:tab w:val="num" w:pos="3600"/>
+        </w:tabs>
+        <w:ind w:left="3600" w:hanging="360"/>
+      </w:pPr>
+      <w:rPr>
+        <w:rFonts w:ascii="Wingdings" w:hAnsi="Wingdings" w:hint="default"/>
+        <w:sz w:val="20"/>
+      </w:rPr>
+    </w:lvl>
+    <w:lvl w:ilvl="5" w:tentative="1">
+      <w:start w:val="1"/>
+      <w:numFmt w:val="bullet"/>
+      <w:lvlText w:val=""/>
+      <w:lvlJc w:val="left"/>
+      <w:pPr>
+        <w:tabs>
+          <w:tab w:val="num" w:pos="4320"/>
+        </w:tabs>
+        <w:ind w:left="4320" w:hanging="360"/>
+      </w:pPr>
+      <w:rPr>
+        <w:rFonts w:ascii="Wingdings" w:hAnsi="Wingdings" w:hint="default"/>
+        <w:sz w:val="20"/>
+      </w:rPr>
+    </w:lvl>
+    <w:lvl w:ilvl="6" w:tentative="1">
+      <w:start w:val="1"/>
+      <w:numFmt w:val="bullet"/>
+      <w:lvlText w:val=""/>
+      <w:lvlJc w:val="left"/>
+      <w:pPr>
+        <w:tabs>
+          <w:tab w:val="num" w:pos="5040"/>
+        </w:tabs>
+        <w:ind w:left="5040" w:hanging="360"/>
+      </w:pPr>
+      <w:rPr>
+        <w:rFonts w:ascii="Wingdings" w:hAnsi="Wingdings" w:hint="default"/>
+        <w:sz w:val="20"/>
+      </w:rPr>
+    </w:lvl>
+    <w:lvl w:ilvl="7" w:tentative="1">
+      <w:start w:val="1"/>
+      <w:numFmt w:val="bullet"/>
+      <w:lvlText w:val=""/>
+      <w:lvlJc w:val="left"/>
+      <w:pPr>
+        <w:tabs>
+          <w:tab w:val="num" w:pos="5760"/>
+        </w:tabs>
+        <w:ind w:left="5760" w:hanging="360"/>
+      </w:pPr>
+      <w:rPr>
+        <w:rFonts w:ascii="Wingdings" w:hAnsi="Wingdings" w:hint="default"/>
+        <w:sz w:val="20"/>
+      </w:rPr>
+    </w:lvl>
+    <w:lvl w:ilvl="8" w:tentative="1">
+      <w:start w:val="1"/>
+      <w:numFmt w:val="bullet"/>
+      <w:lvlText w:val=""/>
+      <w:lvlJc w:val="left"/>
+      <w:pPr>
+        <w:tabs>
+          <w:tab w:val="num" w:pos="6480"/>
+        </w:tabs>
+        <w:ind w:left="6480" w:hanging="360"/>
+      </w:pPr>
+      <w:rPr>
+        <w:rFonts w:ascii="Wingdings" w:hAnsi="Wingdings" w:hint="default"/>
+        <w:sz w:val="20"/>
+      </w:rPr>
+    </w:lvl>
+  </w:abstractNum>
+  <w:abstractNum w:abstractNumId="10" w15:restartNumberingAfterBreak="0">
     <w:nsid w:val="34B840C5"/>
     <w:multiLevelType w:val="multilevel"/>
     <w:tmpl w:val="2DAA2DAC"/>
@@ -6291,7 +6705,7 @@
       </w:rPr>
     </w:lvl>
   </w:abstractNum>
-  <w:abstractNum w:abstractNumId="9" w15:restartNumberingAfterBreak="0">
+  <w:abstractNum w:abstractNumId="11" w15:restartNumberingAfterBreak="0">
     <w:nsid w:val="382648D6"/>
     <w:multiLevelType w:val="hybridMultilevel"/>
     <w:tmpl w:val="58180CB8"/>
@@ -6403,7 +6817,7 @@
       </w:rPr>
     </w:lvl>
   </w:abstractNum>
-  <w:abstractNum w:abstractNumId="10" w15:restartNumberingAfterBreak="0">
+  <w:abstractNum w:abstractNumId="12" w15:restartNumberingAfterBreak="0">
     <w:nsid w:val="3CC21908"/>
     <w:multiLevelType w:val="multilevel"/>
     <w:tmpl w:val="1796150E"/>
@@ -6552,7 +6966,7 @@
       </w:rPr>
     </w:lvl>
   </w:abstractNum>
-  <w:abstractNum w:abstractNumId="11" w15:restartNumberingAfterBreak="0">
+  <w:abstractNum w:abstractNumId="13" w15:restartNumberingAfterBreak="0">
     <w:nsid w:val="46957851"/>
     <w:multiLevelType w:val="multilevel"/>
     <w:tmpl w:val="2D8A621E"/>
@@ -6701,7 +7115,156 @@
       </w:rPr>
     </w:lvl>
   </w:abstractNum>
-  <w:abstractNum w:abstractNumId="12" w15:restartNumberingAfterBreak="0">
+  <w:abstractNum w:abstractNumId="14" w15:restartNumberingAfterBreak="0">
+    <w:nsid w:val="473A48AA"/>
+    <w:multiLevelType w:val="multilevel"/>
+    <w:tmpl w:val="B8A2ACEA"/>
+    <w:lvl w:ilvl="0">
+      <w:start w:val="1"/>
+      <w:numFmt w:val="bullet"/>
+      <w:lvlText w:val=""/>
+      <w:lvlJc w:val="left"/>
+      <w:pPr>
+        <w:tabs>
+          <w:tab w:val="num" w:pos="720"/>
+        </w:tabs>
+        <w:ind w:left="720" w:hanging="360"/>
+      </w:pPr>
+      <w:rPr>
+        <w:rFonts w:ascii="Symbol" w:hAnsi="Symbol" w:hint="default"/>
+        <w:sz w:val="20"/>
+      </w:rPr>
+    </w:lvl>
+    <w:lvl w:ilvl="1" w:tentative="1">
+      <w:start w:val="1"/>
+      <w:numFmt w:val="bullet"/>
+      <w:lvlText w:val="o"/>
+      <w:lvlJc w:val="left"/>
+      <w:pPr>
+        <w:tabs>
+          <w:tab w:val="num" w:pos="1440"/>
+        </w:tabs>
+        <w:ind w:left="1440" w:hanging="360"/>
+      </w:pPr>
+      <w:rPr>
+        <w:rFonts w:ascii="Courier New" w:hAnsi="Courier New" w:hint="default"/>
+        <w:sz w:val="20"/>
+      </w:rPr>
+    </w:lvl>
+    <w:lvl w:ilvl="2" w:tentative="1">
+      <w:start w:val="1"/>
+      <w:numFmt w:val="bullet"/>
+      <w:lvlText w:val=""/>
+      <w:lvlJc w:val="left"/>
+      <w:pPr>
+        <w:tabs>
+          <w:tab w:val="num" w:pos="2160"/>
+        </w:tabs>
+        <w:ind w:left="2160" w:hanging="360"/>
+      </w:pPr>
+      <w:rPr>
+        <w:rFonts w:ascii="Wingdings" w:hAnsi="Wingdings" w:hint="default"/>
+        <w:sz w:val="20"/>
+      </w:rPr>
+    </w:lvl>
+    <w:lvl w:ilvl="3" w:tentative="1">
+      <w:start w:val="1"/>
+      <w:numFmt w:val="bullet"/>
+      <w:lvlText w:val=""/>
+      <w:lvlJc w:val="left"/>
+      <w:pPr>
+        <w:tabs>
+          <w:tab w:val="num" w:pos="2880"/>
+        </w:tabs>
+        <w:ind w:left="2880" w:hanging="360"/>
+      </w:pPr>
+      <w:rPr>
+        <w:rFonts w:ascii="Wingdings" w:hAnsi="Wingdings" w:hint="default"/>
+        <w:sz w:val="20"/>
+      </w:rPr>
+    </w:lvl>
+    <w:lvl w:ilvl="4" w:tentative="1">
+      <w:start w:val="1"/>
+      <w:numFmt w:val="bullet"/>
+      <w:lvlText w:val=""/>
+      <w:lvlJc w:val="left"/>
+      <w:pPr>
+        <w:tabs>
+          <w:tab w:val="num" w:pos="3600"/>
+        </w:tabs>
+        <w:ind w:left="3600" w:hanging="360"/>
+      </w:pPr>
+      <w:rPr>
+        <w:rFonts w:ascii="Wingdings" w:hAnsi="Wingdings" w:hint="default"/>
+        <w:sz w:val="20"/>
+      </w:rPr>
+    </w:lvl>
+    <w:lvl w:ilvl="5" w:tentative="1">
+      <w:start w:val="1"/>
+      <w:numFmt w:val="bullet"/>
+      <w:lvlText w:val=""/>
+      <w:lvlJc w:val="left"/>
+      <w:pPr>
+        <w:tabs>
+          <w:tab w:val="num" w:pos="4320"/>
+        </w:tabs>
+        <w:ind w:left="4320" w:hanging="360"/>
+      </w:pPr>
+      <w:rPr>
+        <w:rFonts w:ascii="Wingdings" w:hAnsi="Wingdings" w:hint="default"/>
+        <w:sz w:val="20"/>
+      </w:rPr>
+    </w:lvl>
+    <w:lvl w:ilvl="6" w:tentative="1">
+      <w:start w:val="1"/>
+      <w:numFmt w:val="bullet"/>
+      <w:lvlText w:val=""/>
+      <w:lvlJc w:val="left"/>
+      <w:pPr>
+        <w:tabs>
+          <w:tab w:val="num" w:pos="5040"/>
+        </w:tabs>
+        <w:ind w:left="5040" w:hanging="360"/>
+      </w:pPr>
+      <w:rPr>
+        <w:rFonts w:ascii="Wingdings" w:hAnsi="Wingdings" w:hint="default"/>
+        <w:sz w:val="20"/>
+      </w:rPr>
+    </w:lvl>
+    <w:lvl w:ilvl="7" w:tentative="1">
+      <w:start w:val="1"/>
+      <w:numFmt w:val="bullet"/>
+      <w:lvlText w:val=""/>
+      <w:lvlJc w:val="left"/>
+      <w:pPr>
+        <w:tabs>
+          <w:tab w:val="num" w:pos="5760"/>
+        </w:tabs>
+        <w:ind w:left="5760" w:hanging="360"/>
+      </w:pPr>
+      <w:rPr>
+        <w:rFonts w:ascii="Wingdings" w:hAnsi="Wingdings" w:hint="default"/>
+        <w:sz w:val="20"/>
+      </w:rPr>
+    </w:lvl>
+    <w:lvl w:ilvl="8" w:tentative="1">
+      <w:start w:val="1"/>
+      <w:numFmt w:val="bullet"/>
+      <w:lvlText w:val=""/>
+      <w:lvlJc w:val="left"/>
+      <w:pPr>
+        <w:tabs>
+          <w:tab w:val="num" w:pos="6480"/>
+        </w:tabs>
+        <w:ind w:left="6480" w:hanging="360"/>
+      </w:pPr>
+      <w:rPr>
+        <w:rFonts w:ascii="Wingdings" w:hAnsi="Wingdings" w:hint="default"/>
+        <w:sz w:val="20"/>
+      </w:rPr>
+    </w:lvl>
+  </w:abstractNum>
+  <w:abstractNum w:abstractNumId="15" w15:restartNumberingAfterBreak="0">
     <w:nsid w:val="4900524B"/>
     <w:multiLevelType w:val="multilevel"/>
     <w:tmpl w:val="9D1017AC"/>
@@ -6850,7 +7413,156 @@
       </w:rPr>
     </w:lvl>
   </w:abstractNum>
-  <w:abstractNum w:abstractNumId="13" w15:restartNumberingAfterBreak="0">
+  <w:abstractNum w:abstractNumId="16" w15:restartNumberingAfterBreak="0">
+    <w:nsid w:val="4DDD5578"/>
+    <w:multiLevelType w:val="multilevel"/>
+    <w:tmpl w:val="55947B54"/>
+    <w:lvl w:ilvl="0">
+      <w:start w:val="1"/>
+      <w:numFmt w:val="bullet"/>
+      <w:lvlText w:val=""/>
+      <w:lvlJc w:val="left"/>
+      <w:pPr>
+        <w:tabs>
+          <w:tab w:val="num" w:pos="720"/>
+        </w:tabs>
+        <w:ind w:left="720" w:hanging="360"/>
+      </w:pPr>
+      <w:rPr>
+        <w:rFonts w:ascii="Symbol" w:hAnsi="Symbol" w:hint="default"/>
+        <w:sz w:val="20"/>
+      </w:rPr>
+    </w:lvl>
+    <w:lvl w:ilvl="1" w:tentative="1">
+      <w:start w:val="1"/>
+      <w:numFmt w:val="bullet"/>
+      <w:lvlText w:val="o"/>
+      <w:lvlJc w:val="left"/>
+      <w:pPr>
+        <w:tabs>
+          <w:tab w:val="num" w:pos="1440"/>
+        </w:tabs>
+        <w:ind w:left="1440" w:hanging="360"/>
+      </w:pPr>
+      <w:rPr>
+        <w:rFonts w:ascii="Courier New" w:hAnsi="Courier New" w:hint="default"/>
+        <w:sz w:val="20"/>
+      </w:rPr>
+    </w:lvl>
+    <w:lvl w:ilvl="2" w:tentative="1">
+      <w:start w:val="1"/>
+      <w:numFmt w:val="bullet"/>
+      <w:lvlText w:val=""/>
+      <w:lvlJc w:val="left"/>
+      <w:pPr>
+        <w:tabs>
+          <w:tab w:val="num" w:pos="2160"/>
+        </w:tabs>
+        <w:ind w:left="2160" w:hanging="360"/>
+      </w:pPr>
+      <w:rPr>
+        <w:rFonts w:ascii="Wingdings" w:hAnsi="Wingdings" w:hint="default"/>
+        <w:sz w:val="20"/>
+      </w:rPr>
+    </w:lvl>
+    <w:lvl w:ilvl="3" w:tentative="1">
+      <w:start w:val="1"/>
+      <w:numFmt w:val="bullet"/>
+      <w:lvlText w:val=""/>
+      <w:lvlJc w:val="left"/>
+      <w:pPr>
+        <w:tabs>
+          <w:tab w:val="num" w:pos="2880"/>
+        </w:tabs>
+        <w:ind w:left="2880" w:hanging="360"/>
+      </w:pPr>
+      <w:rPr>
+        <w:rFonts w:ascii="Wingdings" w:hAnsi="Wingdings" w:hint="default"/>
+        <w:sz w:val="20"/>
+      </w:rPr>
+    </w:lvl>
+    <w:lvl w:ilvl="4" w:tentative="1">
+      <w:start w:val="1"/>
+      <w:numFmt w:val="bullet"/>
+      <w:lvlText w:val=""/>
+      <w:lvlJc w:val="left"/>
+      <w:pPr>
+        <w:tabs>
+          <w:tab w:val="num" w:pos="3600"/>
+        </w:tabs>
+        <w:ind w:left="3600" w:hanging="360"/>
+      </w:pPr>
+      <w:rPr>
+        <w:rFonts w:ascii="Wingdings" w:hAnsi="Wingdings" w:hint="default"/>
+        <w:sz w:val="20"/>
+      </w:rPr>
+    </w:lvl>
+    <w:lvl w:ilvl="5" w:tentative="1">
+      <w:start w:val="1"/>
+      <w:numFmt w:val="bullet"/>
+      <w:lvlText w:val=""/>
+      <w:lvlJc w:val="left"/>
+      <w:pPr>
+        <w:tabs>
+          <w:tab w:val="num" w:pos="4320"/>
+        </w:tabs>
+        <w:ind w:left="4320" w:hanging="360"/>
+      </w:pPr>
+      <w:rPr>
+        <w:rFonts w:ascii="Wingdings" w:hAnsi="Wingdings" w:hint="default"/>
+        <w:sz w:val="20"/>
+      </w:rPr>
+    </w:lvl>
+    <w:lvl w:ilvl="6" w:tentative="1">
+      <w:start w:val="1"/>
+      <w:numFmt w:val="bullet"/>
+      <w:lvlText w:val=""/>
+      <w:lvlJc w:val="left"/>
+      <w:pPr>
+        <w:tabs>
+          <w:tab w:val="num" w:pos="5040"/>
+        </w:tabs>
+        <w:ind w:left="5040" w:hanging="360"/>
+      </w:pPr>
+      <w:rPr>
+        <w:rFonts w:ascii="Wingdings" w:hAnsi="Wingdings" w:hint="default"/>
+        <w:sz w:val="20"/>
+      </w:rPr>
+    </w:lvl>
+    <w:lvl w:ilvl="7" w:tentative="1">
+      <w:start w:val="1"/>
+      <w:numFmt w:val="bullet"/>
+      <w:lvlText w:val=""/>
+      <w:lvlJc w:val="left"/>
+      <w:pPr>
+        <w:tabs>
+          <w:tab w:val="num" w:pos="5760"/>
+        </w:tabs>
+        <w:ind w:left="5760" w:hanging="360"/>
+      </w:pPr>
+      <w:rPr>
+        <w:rFonts w:ascii="Wingdings" w:hAnsi="Wingdings" w:hint="default"/>
+        <w:sz w:val="20"/>
+      </w:rPr>
+    </w:lvl>
+    <w:lvl w:ilvl="8" w:tentative="1">
+      <w:start w:val="1"/>
+      <w:numFmt w:val="bullet"/>
+      <w:lvlText w:val=""/>
+      <w:lvlJc w:val="left"/>
+      <w:pPr>
+        <w:tabs>
+          <w:tab w:val="num" w:pos="6480"/>
+        </w:tabs>
+        <w:ind w:left="6480" w:hanging="360"/>
+      </w:pPr>
+      <w:rPr>
+        <w:rFonts w:ascii="Wingdings" w:hAnsi="Wingdings" w:hint="default"/>
+        <w:sz w:val="20"/>
+      </w:rPr>
+    </w:lvl>
+  </w:abstractNum>
+  <w:abstractNum w:abstractNumId="17" w15:restartNumberingAfterBreak="0">
     <w:nsid w:val="527A5421"/>
     <w:multiLevelType w:val="hybridMultilevel"/>
     <w:tmpl w:val="BF884656"/>
@@ -6962,7 +7674,7 @@
       </w:rPr>
     </w:lvl>
   </w:abstractNum>
-  <w:abstractNum w:abstractNumId="14" w15:restartNumberingAfterBreak="0">
+  <w:abstractNum w:abstractNumId="18" w15:restartNumberingAfterBreak="0">
     <w:nsid w:val="5BD9550A"/>
     <w:multiLevelType w:val="multilevel"/>
     <w:tmpl w:val="2B62B822"/>
@@ -7111,7 +7823,7 @@
       </w:rPr>
     </w:lvl>
   </w:abstractNum>
-  <w:abstractNum w:abstractNumId="15" w15:restartNumberingAfterBreak="0">
+  <w:abstractNum w:abstractNumId="19" w15:restartNumberingAfterBreak="0">
     <w:nsid w:val="5DD86F64"/>
     <w:multiLevelType w:val="multilevel"/>
     <w:tmpl w:val="377CF6C2"/>
@@ -7260,7 +7972,7 @@
       </w:rPr>
     </w:lvl>
   </w:abstractNum>
-  <w:abstractNum w:abstractNumId="16" w15:restartNumberingAfterBreak="0">
+  <w:abstractNum w:abstractNumId="20" w15:restartNumberingAfterBreak="0">
     <w:nsid w:val="70F37B13"/>
     <w:multiLevelType w:val="multilevel"/>
     <w:tmpl w:val="933AAC54"/>
@@ -7409,7 +8121,156 @@
       </w:rPr>
     </w:lvl>
   </w:abstractNum>
-  <w:abstractNum w:abstractNumId="17" w15:restartNumberingAfterBreak="0">
+  <w:abstractNum w:abstractNumId="21" w15:restartNumberingAfterBreak="0">
+    <w:nsid w:val="77F94C81"/>
+    <w:multiLevelType w:val="multilevel"/>
+    <w:tmpl w:val="7966BA1A"/>
+    <w:lvl w:ilvl="0">
+      <w:start w:val="1"/>
+      <w:numFmt w:val="bullet"/>
+      <w:lvlText w:val=""/>
+      <w:lvlJc w:val="left"/>
+      <w:pPr>
+        <w:tabs>
+          <w:tab w:val="num" w:pos="720"/>
+        </w:tabs>
+        <w:ind w:left="720" w:hanging="360"/>
+      </w:pPr>
+      <w:rPr>
+        <w:rFonts w:ascii="Symbol" w:hAnsi="Symbol" w:hint="default"/>
+        <w:sz w:val="20"/>
+      </w:rPr>
+    </w:lvl>
+    <w:lvl w:ilvl="1" w:tentative="1">
+      <w:start w:val="1"/>
+      <w:numFmt w:val="bullet"/>
+      <w:lvlText w:val="o"/>
+      <w:lvlJc w:val="left"/>
+      <w:pPr>
+        <w:tabs>
+          <w:tab w:val="num" w:pos="1440"/>
+        </w:tabs>
+        <w:ind w:left="1440" w:hanging="360"/>
+      </w:pPr>
+      <w:rPr>
+        <w:rFonts w:ascii="Courier New" w:hAnsi="Courier New" w:hint="default"/>
+        <w:sz w:val="20"/>
+      </w:rPr>
+    </w:lvl>
+    <w:lvl w:ilvl="2" w:tentative="1">
+      <w:start w:val="1"/>
+      <w:numFmt w:val="bullet"/>
+      <w:lvlText w:val=""/>
+      <w:lvlJc w:val="left"/>
+      <w:pPr>
+        <w:tabs>
+          <w:tab w:val="num" w:pos="2160"/>
+        </w:tabs>
+        <w:ind w:left="2160" w:hanging="360"/>
+      </w:pPr>
+      <w:rPr>
+        <w:rFonts w:ascii="Wingdings" w:hAnsi="Wingdings" w:hint="default"/>
+        <w:sz w:val="20"/>
+      </w:rPr>
+    </w:lvl>
+    <w:lvl w:ilvl="3" w:tentative="1">
+      <w:start w:val="1"/>
+      <w:numFmt w:val="bullet"/>
+      <w:lvlText w:val=""/>
+      <w:lvlJc w:val="left"/>
+      <w:pPr>
+        <w:tabs>
+          <w:tab w:val="num" w:pos="2880"/>
+        </w:tabs>
+        <w:ind w:left="2880" w:hanging="360"/>
+      </w:pPr>
+      <w:rPr>
+        <w:rFonts w:ascii="Wingdings" w:hAnsi="Wingdings" w:hint="default"/>
+        <w:sz w:val="20"/>
+      </w:rPr>
+    </w:lvl>
+    <w:lvl w:ilvl="4" w:tentative="1">
+      <w:start w:val="1"/>
+      <w:numFmt w:val="bullet"/>
+      <w:lvlText w:val=""/>
+      <w:lvlJc w:val="left"/>
+      <w:pPr>
+        <w:tabs>
+          <w:tab w:val="num" w:pos="3600"/>
+        </w:tabs>
+        <w:ind w:left="3600" w:hanging="360"/>
+      </w:pPr>
+      <w:rPr>
+        <w:rFonts w:ascii="Wingdings" w:hAnsi="Wingdings" w:hint="default"/>
+        <w:sz w:val="20"/>
+      </w:rPr>
+    </w:lvl>
+    <w:lvl w:ilvl="5" w:tentative="1">
+      <w:start w:val="1"/>
+      <w:numFmt w:val="bullet"/>
+      <w:lvlText w:val=""/>
+      <w:lvlJc w:val="left"/>
+      <w:pPr>
+        <w:tabs>
+          <w:tab w:val="num" w:pos="4320"/>
+        </w:tabs>
+        <w:ind w:left="4320" w:hanging="360"/>
+      </w:pPr>
+      <w:rPr>
+        <w:rFonts w:ascii="Wingdings" w:hAnsi="Wingdings" w:hint="default"/>
+        <w:sz w:val="20"/>
+      </w:rPr>
+    </w:lvl>
+    <w:lvl w:ilvl="6" w:tentative="1">
+      <w:start w:val="1"/>
+      <w:numFmt w:val="bullet"/>
+      <w:lvlText w:val=""/>
+      <w:lvlJc w:val="left"/>
+      <w:pPr>
+        <w:tabs>
+          <w:tab w:val="num" w:pos="5040"/>
+        </w:tabs>
+        <w:ind w:left="5040" w:hanging="360"/>
+      </w:pPr>
+      <w:rPr>
+        <w:rFonts w:ascii="Wingdings" w:hAnsi="Wingdings" w:hint="default"/>
+        <w:sz w:val="20"/>
+      </w:rPr>
+    </w:lvl>
+    <w:lvl w:ilvl="7" w:tentative="1">
+      <w:start w:val="1"/>
+      <w:numFmt w:val="bullet"/>
+      <w:lvlText w:val=""/>
+      <w:lvlJc w:val="left"/>
+      <w:pPr>
+        <w:tabs>
+          <w:tab w:val="num" w:pos="5760"/>
+        </w:tabs>
+        <w:ind w:left="5760" w:hanging="360"/>
+      </w:pPr>
+      <w:rPr>
+        <w:rFonts w:ascii="Wingdings" w:hAnsi="Wingdings" w:hint="default"/>
+        <w:sz w:val="20"/>
+      </w:rPr>
+    </w:lvl>
+    <w:lvl w:ilvl="8" w:tentative="1">
+      <w:start w:val="1"/>
+      <w:numFmt w:val="bullet"/>
+      <w:lvlText w:val=""/>
+      <w:lvlJc w:val="left"/>
+      <w:pPr>
+        <w:tabs>
+          <w:tab w:val="num" w:pos="6480"/>
+        </w:tabs>
+        <w:ind w:left="6480" w:hanging="360"/>
+      </w:pPr>
+      <w:rPr>
+        <w:rFonts w:ascii="Wingdings" w:hAnsi="Wingdings" w:hint="default"/>
+        <w:sz w:val="20"/>
+      </w:rPr>
+    </w:lvl>
+  </w:abstractNum>
+  <w:abstractNum w:abstractNumId="22" w15:restartNumberingAfterBreak="0">
     <w:nsid w:val="7A350BDF"/>
     <w:multiLevelType w:val="multilevel"/>
     <w:tmpl w:val="59B28B36"/>
@@ -7559,58 +8420,73 @@
     </w:lvl>
   </w:abstractNum>
   <w:num w:numId="1" w16cid:durableId="985209100">
+    <w:abstractNumId w:val="13"/>
+  </w:num>
+  <w:num w:numId="2" w16cid:durableId="1085223151">
+    <w:abstractNumId w:val="10"/>
+  </w:num>
+  <w:num w:numId="3" w16cid:durableId="1927494510">
     <w:abstractNumId w:val="11"/>
   </w:num>
-  <w:num w:numId="2" w16cid:durableId="1085223151">
+  <w:num w:numId="4" w16cid:durableId="1755392523">
+    <w:abstractNumId w:val="17"/>
+  </w:num>
+  <w:num w:numId="5" w16cid:durableId="1127504696">
+    <w:abstractNumId w:val="15"/>
+  </w:num>
+  <w:num w:numId="6" w16cid:durableId="516622899">
     <w:abstractNumId w:val="8"/>
   </w:num>
-  <w:num w:numId="3" w16cid:durableId="1927494510">
-    <w:abstractNumId w:val="9"/>
-  </w:num>
-  <w:num w:numId="4" w16cid:durableId="1755392523">
-    <w:abstractNumId w:val="13"/>
-  </w:num>
-  <w:num w:numId="5" w16cid:durableId="1127504696">
-    <w:abstractNumId w:val="12"/>
-  </w:num>
-  <w:num w:numId="6" w16cid:durableId="516622899">
-    <w:abstractNumId w:val="7"/>
-  </w:num>
   <w:num w:numId="7" w16cid:durableId="196239780">
-    <w:abstractNumId w:val="17"/>
+    <w:abstractNumId w:val="22"/>
   </w:num>
   <w:num w:numId="8" w16cid:durableId="1445806485">
-    <w:abstractNumId w:val="4"/>
+    <w:abstractNumId w:val="5"/>
   </w:num>
   <w:num w:numId="9" w16cid:durableId="1692492371">
     <w:abstractNumId w:val="3"/>
   </w:num>
   <w:num w:numId="10" w16cid:durableId="209728701">
-    <w:abstractNumId w:val="15"/>
+    <w:abstractNumId w:val="19"/>
   </w:num>
   <w:num w:numId="11" w16cid:durableId="1760976873">
     <w:abstractNumId w:val="1"/>
   </w:num>
   <w:num w:numId="12" w16cid:durableId="491531866">
-    <w:abstractNumId w:val="10"/>
+    <w:abstractNumId w:val="12"/>
   </w:num>
   <w:num w:numId="13" w16cid:durableId="1065222687">
-    <w:abstractNumId w:val="14"/>
+    <w:abstractNumId w:val="18"/>
   </w:num>
   <w:num w:numId="14" w16cid:durableId="1917546713">
     <w:abstractNumId w:val="0"/>
   </w:num>
   <w:num w:numId="15" w16cid:durableId="1136416771">
-    <w:abstractNumId w:val="16"/>
+    <w:abstractNumId w:val="20"/>
   </w:num>
   <w:num w:numId="16" w16cid:durableId="776558785">
-    <w:abstractNumId w:val="5"/>
+    <w:abstractNumId w:val="6"/>
   </w:num>
   <w:num w:numId="17" w16cid:durableId="1325553236">
-    <w:abstractNumId w:val="6"/>
+    <w:abstractNumId w:val="7"/>
   </w:num>
   <w:num w:numId="18" w16cid:durableId="1256398108">
     <w:abstractNumId w:val="2"/>
+  </w:num>
+  <w:num w:numId="19" w16cid:durableId="1394742159">
+    <w:abstractNumId w:val="16"/>
+  </w:num>
+  <w:num w:numId="20" w16cid:durableId="1992369886">
+    <w:abstractNumId w:val="21"/>
+  </w:num>
+  <w:num w:numId="21" w16cid:durableId="1419447654">
+    <w:abstractNumId w:val="9"/>
+  </w:num>
+  <w:num w:numId="22" w16cid:durableId="1753817134">
+    <w:abstractNumId w:val="4"/>
+  </w:num>
+  <w:num w:numId="23" w16cid:durableId="217009862">
+    <w:abstractNumId w:val="14"/>
   </w:num>
 </w:numbering>
 </file>
@@ -8015,7 +8891,7 @@
   <w:style w:type="paragraph" w:default="1" w:styleId="Normal">
     <w:name w:val="Normal"/>
     <w:qFormat/>
-    <w:rsid w:val="00965321"/>
+    <w:rsid w:val="004D623B"/>
   </w:style>
   <w:style w:type="paragraph" w:styleId="Heading1">
     <w:name w:val="heading 1"/>
@@ -8522,6 +9398,794 @@
       <w:spacing w:val="5"/>
     </w:rPr>
   </w:style>
+  <w:style w:type="table" w:styleId="TableGrid">
+    <w:name w:val="Table Grid"/>
+    <w:basedOn w:val="TableNormal"/>
+    <w:uiPriority w:val="39"/>
+    <w:rsid w:val="00080C47"/>
+    <w:pPr>
+      <w:spacing w:after="0" w:line="240" w:lineRule="auto"/>
+    </w:pPr>
+    <w:tblPr>
+      <w:tblBorders>
+        <w:top w:val="single" w:sz="4" w:space="0" w:color="auto"/>
+        <w:left w:val="single" w:sz="4" w:space="0" w:color="auto"/>
+        <w:bottom w:val="single" w:sz="4" w:space="0" w:color="auto"/>
+        <w:right w:val="single" w:sz="4" w:space="0" w:color="auto"/>
+        <w:insideH w:val="single" w:sz="4" w:space="0" w:color="auto"/>
+        <w:insideV w:val="single" w:sz="4" w:space="0" w:color="auto"/>
+      </w:tblBorders>
+    </w:tblPr>
+  </w:style>
+  <w:style w:type="table" w:styleId="GridTable4-Accent6">
+    <w:name w:val="Grid Table 4 Accent 6"/>
+    <w:basedOn w:val="TableNormal"/>
+    <w:uiPriority w:val="49"/>
+    <w:rsid w:val="00080C47"/>
+    <w:pPr>
+      <w:spacing w:after="0" w:line="240" w:lineRule="auto"/>
+    </w:pPr>
+    <w:tblPr>
+      <w:tblStyleRowBandSize w:val="1"/>
+      <w:tblStyleColBandSize w:val="1"/>
+      <w:tblBorders>
+        <w:top w:val="single" w:sz="4" w:space="0" w:color="8DD873" w:themeColor="accent6" w:themeTint="99"/>
+        <w:left w:val="single" w:sz="4" w:space="0" w:color="8DD873" w:themeColor="accent6" w:themeTint="99"/>
+        <w:bottom w:val="single" w:sz="4" w:space="0" w:color="8DD873" w:themeColor="accent6" w:themeTint="99"/>
+        <w:right w:val="single" w:sz="4" w:space="0" w:color="8DD873" w:themeColor="accent6" w:themeTint="99"/>
+        <w:insideH w:val="single" w:sz="4" w:space="0" w:color="8DD873" w:themeColor="accent6" w:themeTint="99"/>
+        <w:insideV w:val="single" w:sz="4" w:space="0" w:color="8DD873" w:themeColor="accent6" w:themeTint="99"/>
+      </w:tblBorders>
+    </w:tblPr>
+    <w:tblStylePr w:type="firstRow">
+      <w:rPr>
+        <w:b/>
+        <w:bCs/>
+        <w:color w:val="FFFFFF" w:themeColor="background1"/>
+      </w:rPr>
+      <w:tblPr/>
+      <w:tcPr>
+        <w:tcBorders>
+          <w:top w:val="single" w:sz="4" w:space="0" w:color="4EA72E" w:themeColor="accent6"/>
+          <w:left w:val="single" w:sz="4" w:space="0" w:color="4EA72E" w:themeColor="accent6"/>
+          <w:bottom w:val="single" w:sz="4" w:space="0" w:color="4EA72E" w:themeColor="accent6"/>
+          <w:right w:val="single" w:sz="4" w:space="0" w:color="4EA72E" w:themeColor="accent6"/>
+          <w:insideH w:val="nil"/>
+          <w:insideV w:val="nil"/>
+        </w:tcBorders>
+        <w:shd w:val="clear" w:color="auto" w:fill="4EA72E" w:themeFill="accent6"/>
+      </w:tcPr>
+    </w:tblStylePr>
+    <w:tblStylePr w:type="lastRow">
+      <w:rPr>
+        <w:b/>
+        <w:bCs/>
+      </w:rPr>
+      <w:tblPr/>
+      <w:tcPr>
+        <w:tcBorders>
+          <w:top w:val="double" w:sz="4" w:space="0" w:color="4EA72E" w:themeColor="accent6"/>
+        </w:tcBorders>
+      </w:tcPr>
+    </w:tblStylePr>
+    <w:tblStylePr w:type="firstCol">
+      <w:rPr>
+        <w:b/>
+        <w:bCs/>
+      </w:rPr>
+    </w:tblStylePr>
+    <w:tblStylePr w:type="lastCol">
+      <w:rPr>
+        <w:b/>
+        <w:bCs/>
+      </w:rPr>
+    </w:tblStylePr>
+    <w:tblStylePr w:type="band1Vert">
+      <w:tblPr/>
+      <w:tcPr>
+        <w:shd w:val="clear" w:color="auto" w:fill="D9F2D0" w:themeFill="accent6" w:themeFillTint="33"/>
+      </w:tcPr>
+    </w:tblStylePr>
+    <w:tblStylePr w:type="band1Horz">
+      <w:tblPr/>
+      <w:tcPr>
+        <w:shd w:val="clear" w:color="auto" w:fill="D9F2D0" w:themeFill="accent6" w:themeFillTint="33"/>
+      </w:tcPr>
+    </w:tblStylePr>
+  </w:style>
+  <w:style w:type="table" w:styleId="GridTable4-Accent2">
+    <w:name w:val="Grid Table 4 Accent 2"/>
+    <w:basedOn w:val="TableNormal"/>
+    <w:uiPriority w:val="49"/>
+    <w:rsid w:val="00080C47"/>
+    <w:pPr>
+      <w:spacing w:after="0" w:line="240" w:lineRule="auto"/>
+    </w:pPr>
+    <w:tblPr>
+      <w:tblStyleRowBandSize w:val="1"/>
+      <w:tblStyleColBandSize w:val="1"/>
+      <w:tblBorders>
+        <w:top w:val="single" w:sz="4" w:space="0" w:color="F1A983" w:themeColor="accent2" w:themeTint="99"/>
+        <w:left w:val="single" w:sz="4" w:space="0" w:color="F1A983" w:themeColor="accent2" w:themeTint="99"/>
+        <w:bottom w:val="single" w:sz="4" w:space="0" w:color="F1A983" w:themeColor="accent2" w:themeTint="99"/>
+        <w:right w:val="single" w:sz="4" w:space="0" w:color="F1A983" w:themeColor="accent2" w:themeTint="99"/>
+        <w:insideH w:val="single" w:sz="4" w:space="0" w:color="F1A983" w:themeColor="accent2" w:themeTint="99"/>
+        <w:insideV w:val="single" w:sz="4" w:space="0" w:color="F1A983" w:themeColor="accent2" w:themeTint="99"/>
+      </w:tblBorders>
+    </w:tblPr>
+    <w:tblStylePr w:type="firstRow">
+      <w:rPr>
+        <w:b/>
+        <w:bCs/>
+        <w:color w:val="FFFFFF" w:themeColor="background1"/>
+      </w:rPr>
+      <w:tblPr/>
+      <w:tcPr>
+        <w:tcBorders>
+          <w:top w:val="single" w:sz="4" w:space="0" w:color="E97132" w:themeColor="accent2"/>
+          <w:left w:val="single" w:sz="4" w:space="0" w:color="E97132" w:themeColor="accent2"/>
+          <w:bottom w:val="single" w:sz="4" w:space="0" w:color="E97132" w:themeColor="accent2"/>
+          <w:right w:val="single" w:sz="4" w:space="0" w:color="E97132" w:themeColor="accent2"/>
+          <w:insideH w:val="nil"/>
+          <w:insideV w:val="nil"/>
+        </w:tcBorders>
+        <w:shd w:val="clear" w:color="auto" w:fill="E97132" w:themeFill="accent2"/>
+      </w:tcPr>
+    </w:tblStylePr>
+    <w:tblStylePr w:type="lastRow">
+      <w:rPr>
+        <w:b/>
+        <w:bCs/>
+      </w:rPr>
+      <w:tblPr/>
+      <w:tcPr>
+        <w:tcBorders>
+          <w:top w:val="double" w:sz="4" w:space="0" w:color="E97132" w:themeColor="accent2"/>
+        </w:tcBorders>
+      </w:tcPr>
+    </w:tblStylePr>
+    <w:tblStylePr w:type="firstCol">
+      <w:rPr>
+        <w:b/>
+        <w:bCs/>
+      </w:rPr>
+    </w:tblStylePr>
+    <w:tblStylePr w:type="lastCol">
+      <w:rPr>
+        <w:b/>
+        <w:bCs/>
+      </w:rPr>
+    </w:tblStylePr>
+    <w:tblStylePr w:type="band1Vert">
+      <w:tblPr/>
+      <w:tcPr>
+        <w:shd w:val="clear" w:color="auto" w:fill="FAE2D5" w:themeFill="accent2" w:themeFillTint="33"/>
+      </w:tcPr>
+    </w:tblStylePr>
+    <w:tblStylePr w:type="band1Horz">
+      <w:tblPr/>
+      <w:tcPr>
+        <w:shd w:val="clear" w:color="auto" w:fill="FAE2D5" w:themeFill="accent2" w:themeFillTint="33"/>
+      </w:tcPr>
+    </w:tblStylePr>
+  </w:style>
+  <w:style w:type="table" w:styleId="GridTable5Dark-Accent2">
+    <w:name w:val="Grid Table 5 Dark Accent 2"/>
+    <w:basedOn w:val="TableNormal"/>
+    <w:uiPriority w:val="50"/>
+    <w:rsid w:val="00080C47"/>
+    <w:pPr>
+      <w:spacing w:after="0" w:line="240" w:lineRule="auto"/>
+    </w:pPr>
+    <w:tblPr>
+      <w:tblStyleRowBandSize w:val="1"/>
+      <w:tblStyleColBandSize w:val="1"/>
+      <w:tblBorders>
+        <w:top w:val="single" w:sz="4" w:space="0" w:color="FFFFFF" w:themeColor="background1"/>
+        <w:left w:val="single" w:sz="4" w:space="0" w:color="FFFFFF" w:themeColor="background1"/>
+        <w:bottom w:val="single" w:sz="4" w:space="0" w:color="FFFFFF" w:themeColor="background1"/>
+        <w:right w:val="single" w:sz="4" w:space="0" w:color="FFFFFF" w:themeColor="background1"/>
+        <w:insideH w:val="single" w:sz="4" w:space="0" w:color="FFFFFF" w:themeColor="background1"/>
+        <w:insideV w:val="single" w:sz="4" w:space="0" w:color="FFFFFF" w:themeColor="background1"/>
+      </w:tblBorders>
+    </w:tblPr>
+    <w:tcPr>
+      <w:shd w:val="clear" w:color="auto" w:fill="FAE2D5" w:themeFill="accent2" w:themeFillTint="33"/>
+    </w:tcPr>
+    <w:tblStylePr w:type="firstRow">
+      <w:rPr>
+        <w:b/>
+        <w:bCs/>
+        <w:color w:val="FFFFFF" w:themeColor="background1"/>
+      </w:rPr>
+      <w:tblPr/>
+      <w:tcPr>
+        <w:tcBorders>
+          <w:top w:val="single" w:sz="4" w:space="0" w:color="FFFFFF" w:themeColor="background1"/>
+          <w:left w:val="single" w:sz="4" w:space="0" w:color="FFFFFF" w:themeColor="background1"/>
+          <w:right w:val="single" w:sz="4" w:space="0" w:color="FFFFFF" w:themeColor="background1"/>
+          <w:insideH w:val="nil"/>
+          <w:insideV w:val="nil"/>
+        </w:tcBorders>
+        <w:shd w:val="clear" w:color="auto" w:fill="E97132" w:themeFill="accent2"/>
+      </w:tcPr>
+    </w:tblStylePr>
+    <w:tblStylePr w:type="lastRow">
+      <w:rPr>
+        <w:b/>
+        <w:bCs/>
+        <w:color w:val="FFFFFF" w:themeColor="background1"/>
+      </w:rPr>
+      <w:tblPr/>
+      <w:tcPr>
+        <w:tcBorders>
+          <w:left w:val="single" w:sz="4" w:space="0" w:color="FFFFFF" w:themeColor="background1"/>
+          <w:bottom w:val="single" w:sz="4" w:space="0" w:color="FFFFFF" w:themeColor="background1"/>
+          <w:right w:val="single" w:sz="4" w:space="0" w:color="FFFFFF" w:themeColor="background1"/>
+          <w:insideH w:val="nil"/>
+          <w:insideV w:val="nil"/>
+        </w:tcBorders>
+        <w:shd w:val="clear" w:color="auto" w:fill="E97132" w:themeFill="accent2"/>
+      </w:tcPr>
+    </w:tblStylePr>
+    <w:tblStylePr w:type="firstCol">
+      <w:rPr>
+        <w:b/>
+        <w:bCs/>
+        <w:color w:val="FFFFFF" w:themeColor="background1"/>
+      </w:rPr>
+      <w:tblPr/>
+      <w:tcPr>
+        <w:tcBorders>
+          <w:top w:val="single" w:sz="4" w:space="0" w:color="FFFFFF" w:themeColor="background1"/>
+          <w:left w:val="single" w:sz="4" w:space="0" w:color="FFFFFF" w:themeColor="background1"/>
+          <w:bottom w:val="single" w:sz="4" w:space="0" w:color="FFFFFF" w:themeColor="background1"/>
+          <w:insideV w:val="nil"/>
+        </w:tcBorders>
+        <w:shd w:val="clear" w:color="auto" w:fill="E97132" w:themeFill="accent2"/>
+      </w:tcPr>
+    </w:tblStylePr>
+    <w:tblStylePr w:type="lastCol">
+      <w:rPr>
+        <w:b/>
+        <w:bCs/>
+        <w:color w:val="FFFFFF" w:themeColor="background1"/>
+      </w:rPr>
+      <w:tblPr/>
+      <w:tcPr>
+        <w:tcBorders>
+          <w:top w:val="single" w:sz="4" w:space="0" w:color="FFFFFF" w:themeColor="background1"/>
+          <w:bottom w:val="single" w:sz="4" w:space="0" w:color="FFFFFF" w:themeColor="background1"/>
+          <w:right w:val="single" w:sz="4" w:space="0" w:color="FFFFFF" w:themeColor="background1"/>
+          <w:insideV w:val="nil"/>
+        </w:tcBorders>
+        <w:shd w:val="clear" w:color="auto" w:fill="E97132" w:themeFill="accent2"/>
+      </w:tcPr>
+    </w:tblStylePr>
+    <w:tblStylePr w:type="band1Vert">
+      <w:tblPr/>
+      <w:tcPr>
+        <w:shd w:val="clear" w:color="auto" w:fill="F6C5AC" w:themeFill="accent2" w:themeFillTint="66"/>
+      </w:tcPr>
+    </w:tblStylePr>
+    <w:tblStylePr w:type="band1Horz">
+      <w:tblPr/>
+      <w:tcPr>
+        <w:shd w:val="clear" w:color="auto" w:fill="F6C5AC" w:themeFill="accent2" w:themeFillTint="66"/>
+      </w:tcPr>
+    </w:tblStylePr>
+  </w:style>
+  <w:style w:type="table" w:styleId="GridTable5Dark-Accent6">
+    <w:name w:val="Grid Table 5 Dark Accent 6"/>
+    <w:basedOn w:val="TableNormal"/>
+    <w:uiPriority w:val="50"/>
+    <w:rsid w:val="00080C47"/>
+    <w:pPr>
+      <w:spacing w:after="0" w:line="240" w:lineRule="auto"/>
+    </w:pPr>
+    <w:tblPr>
+      <w:tblStyleRowBandSize w:val="1"/>
+      <w:tblStyleColBandSize w:val="1"/>
+      <w:tblBorders>
+        <w:top w:val="single" w:sz="4" w:space="0" w:color="FFFFFF" w:themeColor="background1"/>
+        <w:left w:val="single" w:sz="4" w:space="0" w:color="FFFFFF" w:themeColor="background1"/>
+        <w:bottom w:val="single" w:sz="4" w:space="0" w:color="FFFFFF" w:themeColor="background1"/>
+        <w:right w:val="single" w:sz="4" w:space="0" w:color="FFFFFF" w:themeColor="background1"/>
+        <w:insideH w:val="single" w:sz="4" w:space="0" w:color="FFFFFF" w:themeColor="background1"/>
+        <w:insideV w:val="single" w:sz="4" w:space="0" w:color="FFFFFF" w:themeColor="background1"/>
+      </w:tblBorders>
+    </w:tblPr>
+    <w:tcPr>
+      <w:shd w:val="clear" w:color="auto" w:fill="D9F2D0" w:themeFill="accent6" w:themeFillTint="33"/>
+    </w:tcPr>
+    <w:tblStylePr w:type="firstRow">
+      <w:rPr>
+        <w:b/>
+        <w:bCs/>
+        <w:color w:val="FFFFFF" w:themeColor="background1"/>
+      </w:rPr>
+      <w:tblPr/>
+      <w:tcPr>
+        <w:tcBorders>
+          <w:top w:val="single" w:sz="4" w:space="0" w:color="FFFFFF" w:themeColor="background1"/>
+          <w:left w:val="single" w:sz="4" w:space="0" w:color="FFFFFF" w:themeColor="background1"/>
+          <w:right w:val="single" w:sz="4" w:space="0" w:color="FFFFFF" w:themeColor="background1"/>
+          <w:insideH w:val="nil"/>
+          <w:insideV w:val="nil"/>
+        </w:tcBorders>
+        <w:shd w:val="clear" w:color="auto" w:fill="4EA72E" w:themeFill="accent6"/>
+      </w:tcPr>
+    </w:tblStylePr>
+    <w:tblStylePr w:type="lastRow">
+      <w:rPr>
+        <w:b/>
+        <w:bCs/>
+        <w:color w:val="FFFFFF" w:themeColor="background1"/>
+      </w:rPr>
+      <w:tblPr/>
+      <w:tcPr>
+        <w:tcBorders>
+          <w:left w:val="single" w:sz="4" w:space="0" w:color="FFFFFF" w:themeColor="background1"/>
+          <w:bottom w:val="single" w:sz="4" w:space="0" w:color="FFFFFF" w:themeColor="background1"/>
+          <w:right w:val="single" w:sz="4" w:space="0" w:color="FFFFFF" w:themeColor="background1"/>
+          <w:insideH w:val="nil"/>
+          <w:insideV w:val="nil"/>
+        </w:tcBorders>
+        <w:shd w:val="clear" w:color="auto" w:fill="4EA72E" w:themeFill="accent6"/>
+      </w:tcPr>
+    </w:tblStylePr>
+    <w:tblStylePr w:type="firstCol">
+      <w:rPr>
+        <w:b/>
+        <w:bCs/>
+        <w:color w:val="FFFFFF" w:themeColor="background1"/>
+      </w:rPr>
+      <w:tblPr/>
+      <w:tcPr>
+        <w:tcBorders>
+          <w:top w:val="single" w:sz="4" w:space="0" w:color="FFFFFF" w:themeColor="background1"/>
+          <w:left w:val="single" w:sz="4" w:space="0" w:color="FFFFFF" w:themeColor="background1"/>
+          <w:bottom w:val="single" w:sz="4" w:space="0" w:color="FFFFFF" w:themeColor="background1"/>
+          <w:insideV w:val="nil"/>
+        </w:tcBorders>
+        <w:shd w:val="clear" w:color="auto" w:fill="4EA72E" w:themeFill="accent6"/>
+      </w:tcPr>
+    </w:tblStylePr>
+    <w:tblStylePr w:type="lastCol">
+      <w:rPr>
+        <w:b/>
+        <w:bCs/>
+        <w:color w:val="FFFFFF" w:themeColor="background1"/>
+      </w:rPr>
+      <w:tblPr/>
+      <w:tcPr>
+        <w:tcBorders>
+          <w:top w:val="single" w:sz="4" w:space="0" w:color="FFFFFF" w:themeColor="background1"/>
+          <w:bottom w:val="single" w:sz="4" w:space="0" w:color="FFFFFF" w:themeColor="background1"/>
+          <w:right w:val="single" w:sz="4" w:space="0" w:color="FFFFFF" w:themeColor="background1"/>
+          <w:insideV w:val="nil"/>
+        </w:tcBorders>
+        <w:shd w:val="clear" w:color="auto" w:fill="4EA72E" w:themeFill="accent6"/>
+      </w:tcPr>
+    </w:tblStylePr>
+    <w:tblStylePr w:type="band1Vert">
+      <w:tblPr/>
+      <w:tcPr>
+        <w:shd w:val="clear" w:color="auto" w:fill="B3E5A1" w:themeFill="accent6" w:themeFillTint="66"/>
+      </w:tcPr>
+    </w:tblStylePr>
+    <w:tblStylePr w:type="band1Horz">
+      <w:tblPr/>
+      <w:tcPr>
+        <w:shd w:val="clear" w:color="auto" w:fill="B3E5A1" w:themeFill="accent6" w:themeFillTint="66"/>
+      </w:tcPr>
+    </w:tblStylePr>
+  </w:style>
+  <w:style w:type="table" w:styleId="GridTable4-Accent4">
+    <w:name w:val="Grid Table 4 Accent 4"/>
+    <w:basedOn w:val="TableNormal"/>
+    <w:uiPriority w:val="49"/>
+    <w:rsid w:val="00080C47"/>
+    <w:pPr>
+      <w:spacing w:after="0" w:line="240" w:lineRule="auto"/>
+    </w:pPr>
+    <w:tblPr>
+      <w:tblStyleRowBandSize w:val="1"/>
+      <w:tblStyleColBandSize w:val="1"/>
+      <w:tblBorders>
+        <w:top w:val="single" w:sz="4" w:space="0" w:color="60CAF3" w:themeColor="accent4" w:themeTint="99"/>
+        <w:left w:val="single" w:sz="4" w:space="0" w:color="60CAF3" w:themeColor="accent4" w:themeTint="99"/>
+        <w:bottom w:val="single" w:sz="4" w:space="0" w:color="60CAF3" w:themeColor="accent4" w:themeTint="99"/>
+        <w:right w:val="single" w:sz="4" w:space="0" w:color="60CAF3" w:themeColor="accent4" w:themeTint="99"/>
+        <w:insideH w:val="single" w:sz="4" w:space="0" w:color="60CAF3" w:themeColor="accent4" w:themeTint="99"/>
+        <w:insideV w:val="single" w:sz="4" w:space="0" w:color="60CAF3" w:themeColor="accent4" w:themeTint="99"/>
+      </w:tblBorders>
+    </w:tblPr>
+    <w:tblStylePr w:type="firstRow">
+      <w:rPr>
+        <w:b/>
+        <w:bCs/>
+        <w:color w:val="FFFFFF" w:themeColor="background1"/>
+      </w:rPr>
+      <w:tblPr/>
+      <w:tcPr>
+        <w:tcBorders>
+          <w:top w:val="single" w:sz="4" w:space="0" w:color="0F9ED5" w:themeColor="accent4"/>
+          <w:left w:val="single" w:sz="4" w:space="0" w:color="0F9ED5" w:themeColor="accent4"/>
+          <w:bottom w:val="single" w:sz="4" w:space="0" w:color="0F9ED5" w:themeColor="accent4"/>
+          <w:right w:val="single" w:sz="4" w:space="0" w:color="0F9ED5" w:themeColor="accent4"/>
+          <w:insideH w:val="nil"/>
+          <w:insideV w:val="nil"/>
+        </w:tcBorders>
+        <w:shd w:val="clear" w:color="auto" w:fill="0F9ED5" w:themeFill="accent4"/>
+      </w:tcPr>
+    </w:tblStylePr>
+    <w:tblStylePr w:type="lastRow">
+      <w:rPr>
+        <w:b/>
+        <w:bCs/>
+      </w:rPr>
+      <w:tblPr/>
+      <w:tcPr>
+        <w:tcBorders>
+          <w:top w:val="double" w:sz="4" w:space="0" w:color="0F9ED5" w:themeColor="accent4"/>
+        </w:tcBorders>
+      </w:tcPr>
+    </w:tblStylePr>
+    <w:tblStylePr w:type="firstCol">
+      <w:rPr>
+        <w:b/>
+        <w:bCs/>
+      </w:rPr>
+    </w:tblStylePr>
+    <w:tblStylePr w:type="lastCol">
+      <w:rPr>
+        <w:b/>
+        <w:bCs/>
+      </w:rPr>
+    </w:tblStylePr>
+    <w:tblStylePr w:type="band1Vert">
+      <w:tblPr/>
+      <w:tcPr>
+        <w:shd w:val="clear" w:color="auto" w:fill="CAEDFB" w:themeFill="accent4" w:themeFillTint="33"/>
+      </w:tcPr>
+    </w:tblStylePr>
+    <w:tblStylePr w:type="band1Horz">
+      <w:tblPr/>
+      <w:tcPr>
+        <w:shd w:val="clear" w:color="auto" w:fill="CAEDFB" w:themeFill="accent4" w:themeFillTint="33"/>
+      </w:tcPr>
+    </w:tblStylePr>
+  </w:style>
+  <w:style w:type="table" w:styleId="ListTable5Dark-Accent5">
+    <w:name w:val="List Table 5 Dark Accent 5"/>
+    <w:basedOn w:val="TableNormal"/>
+    <w:uiPriority w:val="50"/>
+    <w:rsid w:val="00080C47"/>
+    <w:pPr>
+      <w:spacing w:after="0" w:line="240" w:lineRule="auto"/>
+    </w:pPr>
+    <w:rPr>
+      <w:color w:val="FFFFFF" w:themeColor="background1"/>
+    </w:rPr>
+    <w:tblPr>
+      <w:tblStyleRowBandSize w:val="1"/>
+      <w:tblStyleColBandSize w:val="1"/>
+      <w:tblBorders>
+        <w:top w:val="single" w:sz="24" w:space="0" w:color="A02B93" w:themeColor="accent5"/>
+        <w:left w:val="single" w:sz="24" w:space="0" w:color="A02B93" w:themeColor="accent5"/>
+        <w:bottom w:val="single" w:sz="24" w:space="0" w:color="A02B93" w:themeColor="accent5"/>
+        <w:right w:val="single" w:sz="24" w:space="0" w:color="A02B93" w:themeColor="accent5"/>
+      </w:tblBorders>
+    </w:tblPr>
+    <w:tcPr>
+      <w:shd w:val="clear" w:color="auto" w:fill="A02B93" w:themeFill="accent5"/>
+    </w:tcPr>
+    <w:tblStylePr w:type="firstRow">
+      <w:rPr>
+        <w:b/>
+        <w:bCs/>
+      </w:rPr>
+      <w:tblPr/>
+      <w:tcPr>
+        <w:tcBorders>
+          <w:bottom w:val="single" w:sz="18" w:space="0" w:color="FFFFFF" w:themeColor="background1"/>
+        </w:tcBorders>
+      </w:tcPr>
+    </w:tblStylePr>
+    <w:tblStylePr w:type="lastRow">
+      <w:rPr>
+        <w:b/>
+        <w:bCs/>
+      </w:rPr>
+      <w:tblPr/>
+      <w:tcPr>
+        <w:tcBorders>
+          <w:top w:val="single" w:sz="4" w:space="0" w:color="FFFFFF" w:themeColor="background1"/>
+        </w:tcBorders>
+      </w:tcPr>
+    </w:tblStylePr>
+    <w:tblStylePr w:type="firstCol">
+      <w:rPr>
+        <w:b/>
+        <w:bCs/>
+      </w:rPr>
+      <w:tblPr/>
+      <w:tcPr>
+        <w:tcBorders>
+          <w:right w:val="single" w:sz="4" w:space="0" w:color="FFFFFF" w:themeColor="background1"/>
+        </w:tcBorders>
+      </w:tcPr>
+    </w:tblStylePr>
+    <w:tblStylePr w:type="lastCol">
+      <w:rPr>
+        <w:b/>
+        <w:bCs/>
+      </w:rPr>
+      <w:tblPr/>
+      <w:tcPr>
+        <w:tcBorders>
+          <w:left w:val="single" w:sz="4" w:space="0" w:color="FFFFFF" w:themeColor="background1"/>
+        </w:tcBorders>
+      </w:tcPr>
+    </w:tblStylePr>
+    <w:tblStylePr w:type="band1Vert">
+      <w:tblPr/>
+      <w:tcPr>
+        <w:tcBorders>
+          <w:left w:val="single" w:sz="4" w:space="0" w:color="FFFFFF" w:themeColor="background1"/>
+          <w:right w:val="single" w:sz="4" w:space="0" w:color="FFFFFF" w:themeColor="background1"/>
+        </w:tcBorders>
+      </w:tcPr>
+    </w:tblStylePr>
+    <w:tblStylePr w:type="band2Vert">
+      <w:tblPr/>
+      <w:tcPr>
+        <w:tcBorders>
+          <w:left w:val="single" w:sz="4" w:space="0" w:color="FFFFFF" w:themeColor="background1"/>
+          <w:right w:val="single" w:sz="4" w:space="0" w:color="FFFFFF" w:themeColor="background1"/>
+        </w:tcBorders>
+      </w:tcPr>
+    </w:tblStylePr>
+    <w:tblStylePr w:type="band1Horz">
+      <w:tblPr/>
+      <w:tcPr>
+        <w:tcBorders>
+          <w:top w:val="single" w:sz="4" w:space="0" w:color="FFFFFF" w:themeColor="background1"/>
+          <w:bottom w:val="single" w:sz="4" w:space="0" w:color="FFFFFF" w:themeColor="background1"/>
+        </w:tcBorders>
+      </w:tcPr>
+    </w:tblStylePr>
+    <w:tblStylePr w:type="neCell">
+      <w:tblPr/>
+      <w:tcPr>
+        <w:tcBorders>
+          <w:left w:val="nil"/>
+        </w:tcBorders>
+      </w:tcPr>
+    </w:tblStylePr>
+    <w:tblStylePr w:type="nwCell">
+      <w:tblPr/>
+      <w:tcPr>
+        <w:tcBorders>
+          <w:right w:val="nil"/>
+        </w:tcBorders>
+      </w:tcPr>
+    </w:tblStylePr>
+    <w:tblStylePr w:type="seCell">
+      <w:tblPr/>
+      <w:tcPr>
+        <w:tcBorders>
+          <w:top w:val="nil"/>
+          <w:left w:val="nil"/>
+        </w:tcBorders>
+      </w:tcPr>
+    </w:tblStylePr>
+    <w:tblStylePr w:type="swCell">
+      <w:tblPr/>
+      <w:tcPr>
+        <w:tcBorders>
+          <w:top w:val="nil"/>
+          <w:right w:val="nil"/>
+        </w:tcBorders>
+      </w:tcPr>
+    </w:tblStylePr>
+  </w:style>
+  <w:style w:type="table" w:styleId="ListTable5Dark-Accent4">
+    <w:name w:val="List Table 5 Dark Accent 4"/>
+    <w:basedOn w:val="TableNormal"/>
+    <w:uiPriority w:val="50"/>
+    <w:rsid w:val="00080C47"/>
+    <w:pPr>
+      <w:spacing w:after="0" w:line="240" w:lineRule="auto"/>
+    </w:pPr>
+    <w:rPr>
+      <w:color w:val="FFFFFF" w:themeColor="background1"/>
+    </w:rPr>
+    <w:tblPr>
+      <w:tblStyleRowBandSize w:val="1"/>
+      <w:tblStyleColBandSize w:val="1"/>
+      <w:tblBorders>
+        <w:top w:val="single" w:sz="24" w:space="0" w:color="0F9ED5" w:themeColor="accent4"/>
+        <w:left w:val="single" w:sz="24" w:space="0" w:color="0F9ED5" w:themeColor="accent4"/>
+        <w:bottom w:val="single" w:sz="24" w:space="0" w:color="0F9ED5" w:themeColor="accent4"/>
+        <w:right w:val="single" w:sz="24" w:space="0" w:color="0F9ED5" w:themeColor="accent4"/>
+      </w:tblBorders>
+    </w:tblPr>
+    <w:tcPr>
+      <w:shd w:val="clear" w:color="auto" w:fill="0F9ED5" w:themeFill="accent4"/>
+    </w:tcPr>
+    <w:tblStylePr w:type="firstRow">
+      <w:rPr>
+        <w:b/>
+        <w:bCs/>
+      </w:rPr>
+      <w:tblPr/>
+      <w:tcPr>
+        <w:tcBorders>
+          <w:bottom w:val="single" w:sz="18" w:space="0" w:color="FFFFFF" w:themeColor="background1"/>
+        </w:tcBorders>
+      </w:tcPr>
+    </w:tblStylePr>
+    <w:tblStylePr w:type="lastRow">
+      <w:rPr>
+        <w:b/>
+        <w:bCs/>
+      </w:rPr>
+      <w:tblPr/>
+      <w:tcPr>
+        <w:tcBorders>
+          <w:top w:val="single" w:sz="4" w:space="0" w:color="FFFFFF" w:themeColor="background1"/>
+        </w:tcBorders>
+      </w:tcPr>
+    </w:tblStylePr>
+    <w:tblStylePr w:type="firstCol">
+      <w:rPr>
+        <w:b/>
+        <w:bCs/>
+      </w:rPr>
+      <w:tblPr/>
+      <w:tcPr>
+        <w:tcBorders>
+          <w:right w:val="single" w:sz="4" w:space="0" w:color="FFFFFF" w:themeColor="background1"/>
+        </w:tcBorders>
+      </w:tcPr>
+    </w:tblStylePr>
+    <w:tblStylePr w:type="lastCol">
+      <w:rPr>
+        <w:b/>
+        <w:bCs/>
+      </w:rPr>
+      <w:tblPr/>
+      <w:tcPr>
+        <w:tcBorders>
+          <w:left w:val="single" w:sz="4" w:space="0" w:color="FFFFFF" w:themeColor="background1"/>
+        </w:tcBorders>
+      </w:tcPr>
+    </w:tblStylePr>
+    <w:tblStylePr w:type="band1Vert">
+      <w:tblPr/>
+      <w:tcPr>
+        <w:tcBorders>
+          <w:left w:val="single" w:sz="4" w:space="0" w:color="FFFFFF" w:themeColor="background1"/>
+          <w:right w:val="single" w:sz="4" w:space="0" w:color="FFFFFF" w:themeColor="background1"/>
+        </w:tcBorders>
+      </w:tcPr>
+    </w:tblStylePr>
+    <w:tblStylePr w:type="band2Vert">
+      <w:tblPr/>
+      <w:tcPr>
+        <w:tcBorders>
+          <w:left w:val="single" w:sz="4" w:space="0" w:color="FFFFFF" w:themeColor="background1"/>
+          <w:right w:val="single" w:sz="4" w:space="0" w:color="FFFFFF" w:themeColor="background1"/>
+        </w:tcBorders>
+      </w:tcPr>
+    </w:tblStylePr>
+    <w:tblStylePr w:type="band1Horz">
+      <w:tblPr/>
+      <w:tcPr>
+        <w:tcBorders>
+          <w:top w:val="single" w:sz="4" w:space="0" w:color="FFFFFF" w:themeColor="background1"/>
+          <w:bottom w:val="single" w:sz="4" w:space="0" w:color="FFFFFF" w:themeColor="background1"/>
+        </w:tcBorders>
+      </w:tcPr>
+    </w:tblStylePr>
+    <w:tblStylePr w:type="neCell">
+      <w:tblPr/>
+      <w:tcPr>
+        <w:tcBorders>
+          <w:left w:val="nil"/>
+        </w:tcBorders>
+      </w:tcPr>
+    </w:tblStylePr>
+    <w:tblStylePr w:type="nwCell">
+      <w:tblPr/>
+      <w:tcPr>
+        <w:tcBorders>
+          <w:right w:val="nil"/>
+        </w:tcBorders>
+      </w:tcPr>
+    </w:tblStylePr>
+    <w:tblStylePr w:type="seCell">
+      <w:tblPr/>
+      <w:tcPr>
+        <w:tcBorders>
+          <w:top w:val="nil"/>
+          <w:left w:val="nil"/>
+        </w:tcBorders>
+      </w:tcPr>
+    </w:tblStylePr>
+    <w:tblStylePr w:type="swCell">
+      <w:tblPr/>
+      <w:tcPr>
+        <w:tcBorders>
+          <w:top w:val="nil"/>
+          <w:right w:val="nil"/>
+        </w:tcBorders>
+      </w:tcPr>
+    </w:tblStylePr>
+  </w:style>
+  <w:style w:type="table" w:styleId="ListTable1Light-Accent6">
+    <w:name w:val="List Table 1 Light Accent 6"/>
+    <w:basedOn w:val="TableNormal"/>
+    <w:uiPriority w:val="46"/>
+    <w:rsid w:val="00080C47"/>
+    <w:pPr>
+      <w:spacing w:after="0" w:line="240" w:lineRule="auto"/>
+    </w:pPr>
+    <w:tblPr>
+      <w:tblStyleRowBandSize w:val="1"/>
+      <w:tblStyleColBandSize w:val="1"/>
+    </w:tblPr>
+    <w:tblStylePr w:type="firstRow">
+      <w:rPr>
+        <w:b/>
+        <w:bCs/>
+      </w:rPr>
+      <w:tblPr/>
+      <w:tcPr>
+        <w:tcBorders>
+          <w:bottom w:val="single" w:sz="4" w:space="0" w:color="8DD873" w:themeColor="accent6" w:themeTint="99"/>
+        </w:tcBorders>
+      </w:tcPr>
+    </w:tblStylePr>
+    <w:tblStylePr w:type="lastRow">
+      <w:rPr>
+        <w:b/>
+        <w:bCs/>
+      </w:rPr>
+      <w:tblPr/>
+      <w:tcPr>
+        <w:tcBorders>
+          <w:top w:val="single" w:sz="4" w:space="0" w:color="8DD873" w:themeColor="accent6" w:themeTint="99"/>
+        </w:tcBorders>
+      </w:tcPr>
+    </w:tblStylePr>
+    <w:tblStylePr w:type="firstCol">
+      <w:rPr>
+        <w:b/>
+        <w:bCs/>
+      </w:rPr>
+    </w:tblStylePr>
+    <w:tblStylePr w:type="lastCol">
+      <w:rPr>
+        <w:b/>
+        <w:bCs/>
+      </w:rPr>
+    </w:tblStylePr>
+    <w:tblStylePr w:type="band1Vert">
+      <w:tblPr/>
+      <w:tcPr>
+        <w:shd w:val="clear" w:color="auto" w:fill="D9F2D0" w:themeFill="accent6" w:themeFillTint="33"/>
+      </w:tcPr>
+    </w:tblStylePr>
+    <w:tblStylePr w:type="band1Horz">
+      <w:tblPr/>
+      <w:tcPr>
+        <w:shd w:val="clear" w:color="auto" w:fill="D9F2D0" w:themeFill="accent6" w:themeFillTint="33"/>
+      </w:tcPr>
+    </w:tblStylePr>
+  </w:style>
 </w:styles>
 </file>
 

--- a/WAR FORCES.docx
+++ b/WAR FORCES.docx
@@ -4890,7 +4890,7 @@
         <w:pStyle w:val="ListParagraph"/>
       </w:pPr>
       <w:r>
-        <w:t xml:space="preserve">** If Al Lith and </w:t>
+        <w:t xml:space="preserve">* If Al Lith and </w:t>
       </w:r>
       <w:r>
         <w:rPr>
@@ -4930,7 +4930,7 @@
           <w:sz w:val="28"/>
           <w:szCs w:val="28"/>
         </w:rPr>
-        <w:t>Emir Of Mecca (</w:t>
+        <w:t>Emir Of Mecca (Ghalib ibn Musa'id) Defecti</w:t>
       </w:r>
       <w:r>
         <w:rPr>
@@ -4938,7 +4938,7 @@
           <w:sz w:val="28"/>
           <w:szCs w:val="28"/>
         </w:rPr>
-        <w:t>Ghalib ibn Musa'id</w:t>
+        <w:t xml:space="preserve">rength </w:t>
       </w:r>
       <w:r>
         <w:rPr>
@@ -4946,33 +4946,17 @@
           <w:sz w:val="28"/>
           <w:szCs w:val="28"/>
         </w:rPr>
-        <w:t>) Defecti</w:t>
-      </w:r>
-      <w:r>
+        <w:t>on</w:t>
+      </w:r>
+    </w:p>
+    <w:p>
+      <w:pPr>
+        <w:pStyle w:val="ListParagraph"/>
         <w:rPr>
           <w:rFonts w:ascii="Vinque" w:hAnsi="Vinque"/>
           <w:sz w:val="28"/>
           <w:szCs w:val="28"/>
         </w:rPr>
-        <w:t xml:space="preserve">rength </w:t>
-      </w:r>
-      <w:r>
-        <w:rPr>
-          <w:rFonts w:ascii="Vinque" w:hAnsi="Vinque"/>
-          <w:sz w:val="28"/>
-          <w:szCs w:val="28"/>
-        </w:rPr>
-        <w:t>on</w:t>
-      </w:r>
-    </w:p>
-    <w:p>
-      <w:pPr>
-        <w:pStyle w:val="ListParagraph"/>
-        <w:rPr>
-          <w:rFonts w:ascii="Vinque" w:hAnsi="Vinque"/>
-          <w:sz w:val="28"/>
-          <w:szCs w:val="28"/>
-        </w:rPr>
       </w:pPr>
     </w:p>
     <w:p>
@@ -5051,6 +5035,68 @@
           <w:szCs w:val="24"/>
         </w:rPr>
         <w:t>A strength point is the number on the front of each unit. So for example a full strength Ottoman Cavalry unit is 3 SPs.</w:t>
+      </w:r>
+    </w:p>
+    <w:p>
+      <w:pPr>
+        <w:pStyle w:val="ListParagraph"/>
+        <w:rPr>
+          <w:rFonts w:ascii="Berkeley Book" w:hAnsi="Berkeley Book"/>
+          <w:sz w:val="24"/>
+          <w:szCs w:val="24"/>
+        </w:rPr>
+      </w:pPr>
+    </w:p>
+    <w:p>
+      <w:pPr>
+        <w:pStyle w:val="ListParagraph"/>
+        <w:rPr>
+          <w:rFonts w:ascii="Berkeley Book" w:hAnsi="Berkeley Book"/>
+          <w:b/>
+          <w:bCs/>
+          <w:sz w:val="24"/>
+          <w:szCs w:val="24"/>
+          <w:u w:val="single"/>
+        </w:rPr>
+      </w:pPr>
+      <w:r>
+        <w:rPr>
+          <w:rFonts w:ascii="Berkeley Book" w:hAnsi="Berkeley Book"/>
+          <w:b/>
+          <w:bCs/>
+          <w:sz w:val="24"/>
+          <w:szCs w:val="24"/>
+          <w:u w:val="single"/>
+        </w:rPr>
+        <w:t>Alternative</w:t>
+      </w:r>
+    </w:p>
+    <w:p>
+      <w:pPr>
+        <w:pStyle w:val="ListParagraph"/>
+        <w:rPr>
+          <w:rFonts w:ascii="Berkeley Book" w:hAnsi="Berkeley Book"/>
+          <w:sz w:val="24"/>
+          <w:szCs w:val="24"/>
+        </w:rPr>
+      </w:pPr>
+    </w:p>
+    <w:p>
+      <w:pPr>
+        <w:pStyle w:val="ListParagraph"/>
+        <w:rPr>
+          <w:rFonts w:ascii="Berkeley Book" w:hAnsi="Berkeley Book"/>
+          <w:sz w:val="24"/>
+          <w:szCs w:val="24"/>
+        </w:rPr>
+      </w:pPr>
+      <w:r>
+        <w:rPr>
+          <w:rFonts w:ascii="Berkeley Book" w:hAnsi="Berkeley Book"/>
+          <w:sz w:val="24"/>
+          <w:szCs w:val="24"/>
+        </w:rPr>
+        <w:t>If the total Wahhabi SPs in Mecca are less than the total Ottoman SPs on the Northern Track, the Emir defects.</w:t>
       </w:r>
     </w:p>
     <w:p/>

--- a/WAR FORCES.docx
+++ b/WAR FORCES.docx
@@ -5100,6 +5100,1072 @@
       </w:r>
     </w:p>
     <w:p/>
+    <w:p>
+      <w:pPr>
+        <w:pStyle w:val="Heading1"/>
+      </w:pPr>
+      <w:r>
+        <w:t>SIEGE OF DIRIYAH 1818</w:t>
+      </w:r>
+    </w:p>
+    <w:p>
+      <w:pPr>
+        <w:pStyle w:val="Heading2"/>
+      </w:pPr>
+      <w:r>
+        <w:t>STARTING FORCES</w:t>
+      </w:r>
+    </w:p>
+    <w:p>
+      <w:pPr>
+        <w:rPr>
+          <w:b/>
+          <w:bCs/>
+          <w:lang w:val="en-US"/>
+        </w:rPr>
+      </w:pPr>
+      <w:r>
+        <w:rPr>
+          <w:b/>
+          <w:bCs/>
+          <w:lang w:val="en-US"/>
+        </w:rPr>
+        <w:t>. The North-Eastern (NE) Front Layout</w:t>
+      </w:r>
+    </w:p>
+    <w:p>
+      <w:pPr>
+        <w:numPr>
+          <w:ilvl w:val="0"/>
+          <w:numId w:val="26"/>
+        </w:numPr>
+        <w:rPr>
+          <w:lang w:val="en-US"/>
+        </w:rPr>
+      </w:pPr>
+      <w:r>
+        <w:rPr>
+          <w:b/>
+          <w:bCs/>
+          <w:lang w:val="en-US"/>
+        </w:rPr>
+        <w:t>The Citadel Core (Samhan Gate)</w:t>
+      </w:r>
+    </w:p>
+    <w:p>
+      <w:pPr>
+        <w:numPr>
+          <w:ilvl w:val="1"/>
+          <w:numId w:val="26"/>
+        </w:numPr>
+        <w:rPr>
+          <w:lang w:val="en-US"/>
+        </w:rPr>
+      </w:pPr>
+      <w:r>
+        <w:rPr>
+          <w:i/>
+          <w:iCs/>
+          <w:lang w:val="en-US"/>
+        </w:rPr>
+        <w:t>Commander:</w:t>
+      </w:r>
+      <w:r>
+        <w:rPr>
+          <w:lang w:val="en-US"/>
+        </w:rPr>
+        <w:t xml:space="preserve"> </w:t>
+      </w:r>
+      <w:r>
+        <w:rPr>
+          <w:b/>
+          <w:bCs/>
+          <w:lang w:val="en-US"/>
+        </w:rPr>
+        <w:t>Imam Abdullah ibn Saud</w:t>
+      </w:r>
+      <w:r>
+        <w:rPr>
+          <w:lang w:val="en-US"/>
+        </w:rPr>
+        <w:t xml:space="preserve"> himself.</w:t>
+      </w:r>
+    </w:p>
+    <w:p>
+      <w:pPr>
+        <w:numPr>
+          <w:ilvl w:val="1"/>
+          <w:numId w:val="26"/>
+        </w:numPr>
+        <w:rPr>
+          <w:lang w:val="en-US"/>
+        </w:rPr>
+      </w:pPr>
+      <w:r>
+        <w:rPr>
+          <w:i/>
+          <w:iCs/>
+          <w:lang w:val="en-US"/>
+        </w:rPr>
+        <w:t>Forces:</w:t>
+      </w:r>
+      <w:r>
+        <w:rPr>
+          <w:lang w:val="en-US"/>
+        </w:rPr>
+        <w:t xml:space="preserve"> Elite guards and </w:t>
+      </w:r>
+      <w:r>
+        <w:rPr>
+          <w:b/>
+          <w:bCs/>
+          <w:lang w:val="en-US"/>
+        </w:rPr>
+        <w:t>Heavy Artillery</w:t>
+      </w:r>
+      <w:r>
+        <w:rPr>
+          <w:lang w:val="en-US"/>
+        </w:rPr>
+        <w:t xml:space="preserve"> inside the inner wall.</w:t>
+      </w:r>
+    </w:p>
+    <w:p>
+      <w:pPr>
+        <w:numPr>
+          <w:ilvl w:val="1"/>
+          <w:numId w:val="26"/>
+        </w:numPr>
+        <w:rPr>
+          <w:lang w:val="en-US"/>
+        </w:rPr>
+      </w:pPr>
+      <w:r>
+        <w:rPr>
+          <w:i/>
+          <w:iCs/>
+          <w:lang w:val="en-US"/>
+        </w:rPr>
+        <w:t>The Vanguard (Out front):</w:t>
+      </w:r>
+      <w:r>
+        <w:rPr>
+          <w:lang w:val="en-US"/>
+        </w:rPr>
+        <w:t xml:space="preserve"> </w:t>
+      </w:r>
+      <w:r>
+        <w:rPr>
+          <w:b/>
+          <w:bCs/>
+          <w:lang w:val="en-US"/>
+        </w:rPr>
+        <w:t>The Hariq Contingent</w:t>
+      </w:r>
+      <w:r>
+        <w:rPr>
+          <w:lang w:val="en-US"/>
+        </w:rPr>
+        <w:t xml:space="preserve"> under Turki ibn 'Abdullah al-Hazzani and other elements covering the gate approach.</w:t>
+      </w:r>
+    </w:p>
+    <w:p>
+      <w:pPr>
+        <w:numPr>
+          <w:ilvl w:val="0"/>
+          <w:numId w:val="26"/>
+        </w:numPr>
+        <w:rPr>
+          <w:lang w:val="en-US"/>
+        </w:rPr>
+      </w:pPr>
+      <w:r>
+        <w:rPr>
+          <w:b/>
+          <w:bCs/>
+          <w:lang w:val="en-US"/>
+        </w:rPr>
+        <w:t>The Flanking Ridge &amp; Hamlet</w:t>
+      </w:r>
+    </w:p>
+    <w:p>
+      <w:pPr>
+        <w:numPr>
+          <w:ilvl w:val="1"/>
+          <w:numId w:val="26"/>
+        </w:numPr>
+        <w:rPr>
+          <w:lang w:val="en-US"/>
+        </w:rPr>
+      </w:pPr>
+      <w:r>
+        <w:rPr>
+          <w:i/>
+          <w:iCs/>
+          <w:lang w:val="en-US"/>
+        </w:rPr>
+        <w:t>Location:</w:t>
+      </w:r>
+      <w:r>
+        <w:rPr>
+          <w:lang w:val="en-US"/>
+        </w:rPr>
+        <w:t xml:space="preserve"> </w:t>
+      </w:r>
+      <w:r>
+        <w:rPr>
+          <w:b/>
+          <w:bCs/>
+          <w:lang w:val="en-US"/>
+        </w:rPr>
+        <w:t>Qiri 'Amran</w:t>
+      </w:r>
+      <w:r>
+        <w:rPr>
+          <w:lang w:val="en-US"/>
+        </w:rPr>
+        <w:t xml:space="preserve"> (by the Rafi'a palm-groves).</w:t>
+      </w:r>
+    </w:p>
+    <w:p>
+      <w:pPr>
+        <w:numPr>
+          <w:ilvl w:val="1"/>
+          <w:numId w:val="26"/>
+        </w:numPr>
+        <w:rPr>
+          <w:lang w:val="en-US"/>
+        </w:rPr>
+      </w:pPr>
+      <w:r>
+        <w:rPr>
+          <w:i/>
+          <w:iCs/>
+          <w:lang w:val="en-US"/>
+        </w:rPr>
+        <w:t>Commander:</w:t>
+      </w:r>
+      <w:r>
+        <w:rPr>
+          <w:lang w:val="en-US"/>
+        </w:rPr>
+        <w:t xml:space="preserve"> </w:t>
+      </w:r>
+      <w:r>
+        <w:rPr>
+          <w:b/>
+          <w:bCs/>
+          <w:lang w:val="en-US"/>
+        </w:rPr>
+        <w:t>Fahd ibn 'Abdullah</w:t>
+      </w:r>
+      <w:r>
+        <w:rPr>
+          <w:lang w:val="en-US"/>
+        </w:rPr>
+        <w:t xml:space="preserve"> (Abdullah's first cousin).</w:t>
+      </w:r>
+    </w:p>
+    <w:p>
+      <w:pPr>
+        <w:numPr>
+          <w:ilvl w:val="1"/>
+          <w:numId w:val="26"/>
+        </w:numPr>
+        <w:rPr>
+          <w:lang w:val="en-US"/>
+        </w:rPr>
+      </w:pPr>
+      <w:r>
+        <w:rPr>
+          <w:i/>
+          <w:iCs/>
+          <w:lang w:val="en-US"/>
+        </w:rPr>
+        <w:t>Forces:</w:t>
+      </w:r>
+      <w:r>
+        <w:rPr>
+          <w:lang w:val="en-US"/>
+        </w:rPr>
+        <w:t xml:space="preserve"> Contingents from Dar'iya and Sudair, supported by guns.</w:t>
+      </w:r>
+    </w:p>
+    <w:p>
+      <w:pPr>
+        <w:numPr>
+          <w:ilvl w:val="0"/>
+          <w:numId w:val="26"/>
+        </w:numPr>
+        <w:rPr>
+          <w:lang w:val="en-US"/>
+        </w:rPr>
+      </w:pPr>
+      <w:r>
+        <w:rPr>
+          <w:b/>
+          <w:bCs/>
+          <w:lang w:val="en-US"/>
+        </w:rPr>
+        <w:t>The Deep Rear Flank (The Desert Safeguard)</w:t>
+      </w:r>
+    </w:p>
+    <w:p>
+      <w:pPr>
+        <w:numPr>
+          <w:ilvl w:val="1"/>
+          <w:numId w:val="26"/>
+        </w:numPr>
+        <w:rPr>
+          <w:lang w:val="en-US"/>
+        </w:rPr>
+      </w:pPr>
+      <w:r>
+        <w:rPr>
+          <w:i/>
+          <w:iCs/>
+          <w:lang w:val="en-US"/>
+        </w:rPr>
+        <w:t>Location:</w:t>
+      </w:r>
+      <w:r>
+        <w:rPr>
+          <w:lang w:val="en-US"/>
+        </w:rPr>
+        <w:t xml:space="preserve"> </w:t>
+      </w:r>
+      <w:r>
+        <w:rPr>
+          <w:b/>
+          <w:bCs/>
+          <w:lang w:val="en-US"/>
+        </w:rPr>
+        <w:t>Arqa</w:t>
+      </w:r>
+      <w:r>
+        <w:rPr>
+          <w:lang w:val="en-US"/>
+        </w:rPr>
+        <w:t>/</w:t>
+      </w:r>
+      <w:r>
+        <w:rPr>
+          <w:b/>
+          <w:bCs/>
+          <w:lang w:val="en-US"/>
+        </w:rPr>
+        <w:t>The Hillock of Qurain</w:t>
+      </w:r>
+      <w:r>
+        <w:rPr>
+          <w:lang w:val="en-US"/>
+        </w:rPr>
+        <w:t xml:space="preserve"> (preventing a wide Ottoman desert turning maneuver).</w:t>
+      </w:r>
+    </w:p>
+    <w:p>
+      <w:pPr>
+        <w:numPr>
+          <w:ilvl w:val="1"/>
+          <w:numId w:val="26"/>
+        </w:numPr>
+        <w:rPr>
+          <w:lang w:val="en-US"/>
+        </w:rPr>
+      </w:pPr>
+      <w:r>
+        <w:rPr>
+          <w:i/>
+          <w:iCs/>
+          <w:lang w:val="en-US"/>
+        </w:rPr>
+        <w:t>Commander:</w:t>
+      </w:r>
+      <w:r>
+        <w:rPr>
+          <w:lang w:val="en-US"/>
+        </w:rPr>
+        <w:t xml:space="preserve"> </w:t>
+      </w:r>
+      <w:r>
+        <w:rPr>
+          <w:b/>
+          <w:bCs/>
+          <w:lang w:val="en-US"/>
+        </w:rPr>
+        <w:t>Sa'ud ibn 'Abdullah</w:t>
+      </w:r>
+      <w:r>
+        <w:rPr>
+          <w:lang w:val="en-US"/>
+        </w:rPr>
+        <w:t xml:space="preserve"> (another first cousin) / later reinforced by Sa'ud ibn 'Abdullah ibn Muhammad.</w:t>
+      </w:r>
+    </w:p>
+    <w:p>
+      <w:pPr>
+        <w:numPr>
+          <w:ilvl w:val="1"/>
+          <w:numId w:val="26"/>
+        </w:numPr>
+        <w:rPr>
+          <w:lang w:val="en-US"/>
+        </w:rPr>
+      </w:pPr>
+      <w:r>
+        <w:rPr>
+          <w:i/>
+          <w:iCs/>
+          <w:lang w:val="en-US"/>
+        </w:rPr>
+        <w:t>Forces:</w:t>
+      </w:r>
+      <w:r>
+        <w:rPr>
+          <w:lang w:val="en-US"/>
+        </w:rPr>
+        <w:t xml:space="preserve"> Artillery batteries covering the rear of the left-bank positions.</w:t>
+      </w:r>
+    </w:p>
+    <w:p>
+      <w:pPr>
+        <w:rPr>
+          <w:b/>
+          <w:bCs/>
+          <w:lang w:val="en-US"/>
+        </w:rPr>
+      </w:pPr>
+      <w:r>
+        <w:rPr>
+          <w:b/>
+          <w:bCs/>
+          <w:lang w:val="en-US"/>
+        </w:rPr>
+        <w:t>2. The North-Western (NW) Front Layout</w:t>
+      </w:r>
+    </w:p>
+    <w:p>
+      <w:pPr>
+        <w:rPr>
+          <w:lang w:val="en-US"/>
+        </w:rPr>
+      </w:pPr>
+      <w:r>
+        <w:rPr>
+          <w:lang w:val="en-US"/>
+        </w:rPr>
+        <w:t>This is the western bank of the wadi, stretching systematically along the steep ravines (</w:t>
+      </w:r>
+      <w:r>
+        <w:rPr>
+          <w:i/>
+          <w:iCs/>
+          <w:lang w:val="en-US"/>
+        </w:rPr>
+        <w:t>Sha'ibs</w:t>
+      </w:r>
+      <w:r>
+        <w:rPr>
+          <w:lang w:val="en-US"/>
+        </w:rPr>
+        <w:t>):</w:t>
+      </w:r>
+    </w:p>
+    <w:p>
+      <w:pPr>
+        <w:numPr>
+          <w:ilvl w:val="0"/>
+          <w:numId w:val="27"/>
+        </w:numPr>
+        <w:rPr>
+          <w:lang w:val="en-US"/>
+        </w:rPr>
+      </w:pPr>
+      <w:r>
+        <w:rPr>
+          <w:b/>
+          <w:bCs/>
+          <w:lang w:val="en-US"/>
+        </w:rPr>
+        <w:t>Anchor Point (The Samha Fort)</w:t>
+      </w:r>
+    </w:p>
+    <w:p>
+      <w:pPr>
+        <w:numPr>
+          <w:ilvl w:val="1"/>
+          <w:numId w:val="27"/>
+        </w:numPr>
+        <w:rPr>
+          <w:lang w:val="en-US"/>
+        </w:rPr>
+      </w:pPr>
+      <w:r>
+        <w:rPr>
+          <w:i/>
+          <w:iCs/>
+          <w:lang w:val="en-US"/>
+        </w:rPr>
+        <w:t>Commander:</w:t>
+      </w:r>
+      <w:r>
+        <w:rPr>
+          <w:lang w:val="en-US"/>
+        </w:rPr>
+        <w:t xml:space="preserve"> </w:t>
+      </w:r>
+      <w:r>
+        <w:rPr>
+          <w:b/>
+          <w:bCs/>
+          <w:lang w:val="en-US"/>
+        </w:rPr>
+        <w:t>'Abdullah ibn 'Abdul-'Aziz</w:t>
+      </w:r>
+      <w:r>
+        <w:rPr>
+          <w:lang w:val="en-US"/>
+        </w:rPr>
+        <w:t xml:space="preserve"> (Imam Abdullah's uncle).</w:t>
+      </w:r>
+    </w:p>
+    <w:p>
+      <w:pPr>
+        <w:numPr>
+          <w:ilvl w:val="1"/>
+          <w:numId w:val="27"/>
+        </w:numPr>
+        <w:rPr>
+          <w:lang w:val="en-US"/>
+        </w:rPr>
+      </w:pPr>
+      <w:r>
+        <w:rPr>
+          <w:i/>
+          <w:iCs/>
+          <w:lang w:val="en-US"/>
+        </w:rPr>
+        <w:lastRenderedPageBreak/>
+        <w:t>Forces:</w:t>
+      </w:r>
+      <w:r>
+        <w:rPr>
+          <w:lang w:val="en-US"/>
+        </w:rPr>
+        <w:t xml:space="preserve"> A mixed force holding the fort walls directly confronting the enemy line.</w:t>
+      </w:r>
+    </w:p>
+    <w:p>
+      <w:pPr>
+        <w:numPr>
+          <w:ilvl w:val="0"/>
+          <w:numId w:val="27"/>
+        </w:numPr>
+        <w:rPr>
+          <w:lang w:val="en-US"/>
+        </w:rPr>
+      </w:pPr>
+      <w:r>
+        <w:rPr>
+          <w:b/>
+          <w:bCs/>
+          <w:lang w:val="en-US"/>
+        </w:rPr>
+        <w:t>Chokepoint 1 (Sha'ib al Hariqa)</w:t>
+      </w:r>
+    </w:p>
+    <w:p>
+      <w:pPr>
+        <w:numPr>
+          <w:ilvl w:val="1"/>
+          <w:numId w:val="27"/>
+        </w:numPr>
+        <w:rPr>
+          <w:lang w:val="en-US"/>
+        </w:rPr>
+      </w:pPr>
+      <w:r>
+        <w:rPr>
+          <w:i/>
+          <w:iCs/>
+          <w:lang w:val="en-US"/>
+        </w:rPr>
+        <w:t>Commanders:</w:t>
+      </w:r>
+      <w:r>
+        <w:rPr>
+          <w:lang w:val="en-US"/>
+        </w:rPr>
+        <w:t xml:space="preserve"> </w:t>
+      </w:r>
+      <w:r>
+        <w:rPr>
+          <w:b/>
+          <w:bCs/>
+          <w:lang w:val="en-US"/>
+        </w:rPr>
+        <w:t>'Umar</w:t>
+      </w:r>
+      <w:r>
+        <w:rPr>
+          <w:lang w:val="en-US"/>
+        </w:rPr>
+        <w:t xml:space="preserve"> and </w:t>
+      </w:r>
+      <w:r>
+        <w:rPr>
+          <w:b/>
+          <w:bCs/>
+          <w:lang w:val="en-US"/>
+        </w:rPr>
+        <w:t>Hasan</w:t>
+      </w:r>
+      <w:r>
+        <w:rPr>
+          <w:lang w:val="en-US"/>
+        </w:rPr>
+        <w:t xml:space="preserve"> (Imam Abdullah's brothers).</w:t>
+      </w:r>
+    </w:p>
+    <w:p>
+      <w:pPr>
+        <w:numPr>
+          <w:ilvl w:val="1"/>
+          <w:numId w:val="27"/>
+        </w:numPr>
+        <w:rPr>
+          <w:lang w:val="en-US"/>
+        </w:rPr>
+      </w:pPr>
+      <w:r>
+        <w:rPr>
+          <w:i/>
+          <w:iCs/>
+          <w:lang w:val="en-US"/>
+        </w:rPr>
+        <w:t>Forces:</w:t>
+      </w:r>
+      <w:r>
+        <w:rPr>
+          <w:lang w:val="en-US"/>
+        </w:rPr>
+        <w:t xml:space="preserve"> Guarding the mouth of the ravine. Continuing down the line to a secondary Dar'iya contingent under Turki and Zaid (sons of 'Abdullah ibn Muhammad).</w:t>
+      </w:r>
+    </w:p>
+    <w:p>
+      <w:pPr>
+        <w:numPr>
+          <w:ilvl w:val="1"/>
+          <w:numId w:val="27"/>
+        </w:numPr>
+        <w:rPr>
+          <w:lang w:val="en-US"/>
+        </w:rPr>
+      </w:pPr>
+      <w:r>
+        <w:rPr>
+          <w:i/>
+          <w:iCs/>
+          <w:lang w:val="en-US"/>
+        </w:rPr>
+        <w:t>Flank Guard:</w:t>
+      </w:r>
+      <w:r>
+        <w:rPr>
+          <w:lang w:val="en-US"/>
+        </w:rPr>
+        <w:t xml:space="preserve"> Faraj al Harbi (former slave of Sa'ud the Great) with a specialized slave contingent.</w:t>
+      </w:r>
+    </w:p>
+    <w:p>
+      <w:pPr>
+        <w:numPr>
+          <w:ilvl w:val="0"/>
+          <w:numId w:val="27"/>
+        </w:numPr>
+        <w:rPr>
+          <w:lang w:val="en-US"/>
+        </w:rPr>
+      </w:pPr>
+      <w:r>
+        <w:rPr>
+          <w:b/>
+          <w:bCs/>
+          <w:lang w:val="en-US"/>
+        </w:rPr>
+        <w:t>Chokepoint 2 (Sha'ib Ghubaira - Farther Upstream)</w:t>
+      </w:r>
+    </w:p>
+    <w:p>
+      <w:pPr>
+        <w:numPr>
+          <w:ilvl w:val="1"/>
+          <w:numId w:val="27"/>
+        </w:numPr>
+        <w:rPr>
+          <w:lang w:val="en-US"/>
+        </w:rPr>
+      </w:pPr>
+      <w:r>
+        <w:rPr>
+          <w:i/>
+          <w:iCs/>
+          <w:lang w:val="en-US"/>
+        </w:rPr>
+        <w:t>Commanders:</w:t>
+      </w:r>
+      <w:r>
+        <w:rPr>
+          <w:lang w:val="en-US"/>
+        </w:rPr>
+        <w:t xml:space="preserve"> </w:t>
+      </w:r>
+      <w:r>
+        <w:rPr>
+          <w:b/>
+          <w:bCs/>
+          <w:lang w:val="en-US"/>
+        </w:rPr>
+        <w:t>Fahd</w:t>
+      </w:r>
+      <w:r>
+        <w:rPr>
+          <w:lang w:val="en-US"/>
+        </w:rPr>
+        <w:t xml:space="preserve"> (Turki's son) and </w:t>
+      </w:r>
+      <w:r>
+        <w:rPr>
+          <w:b/>
+          <w:bCs/>
+          <w:lang w:val="en-US"/>
+        </w:rPr>
+        <w:t>Muhammad ibn Hasan ibn Mishari</w:t>
+      </w:r>
+      <w:r>
+        <w:rPr>
+          <w:lang w:val="en-US"/>
+        </w:rPr>
+        <w:t>.</w:t>
+      </w:r>
+    </w:p>
+    <w:p>
+      <w:pPr>
+        <w:numPr>
+          <w:ilvl w:val="1"/>
+          <w:numId w:val="27"/>
+        </w:numPr>
+        <w:rPr>
+          <w:lang w:val="en-US"/>
+        </w:rPr>
+      </w:pPr>
+      <w:r>
+        <w:rPr>
+          <w:i/>
+          <w:iCs/>
+          <w:lang w:val="en-US"/>
+        </w:rPr>
+        <w:t>Forces:</w:t>
+      </w:r>
+      <w:r>
+        <w:rPr>
+          <w:lang w:val="en-US"/>
+        </w:rPr>
+        <w:t xml:space="preserve"> Guarding the mouth of the Ghubaira ravine.</w:t>
+      </w:r>
+    </w:p>
+    <w:p>
+      <w:pPr>
+        <w:numPr>
+          <w:ilvl w:val="0"/>
+          <w:numId w:val="27"/>
+        </w:numPr>
+        <w:rPr>
+          <w:lang w:val="en-US"/>
+        </w:rPr>
+      </w:pPr>
+      <w:r>
+        <w:rPr>
+          <w:b/>
+          <w:bCs/>
+          <w:lang w:val="en-US"/>
+        </w:rPr>
+        <w:t>The Western Inner Reserves (The Escarpment)</w:t>
+      </w:r>
+    </w:p>
+    <w:p>
+      <w:pPr>
+        <w:numPr>
+          <w:ilvl w:val="1"/>
+          <w:numId w:val="27"/>
+        </w:numPr>
+        <w:rPr>
+          <w:lang w:val="en-US"/>
+        </w:rPr>
+      </w:pPr>
+      <w:r>
+        <w:rPr>
+          <w:i/>
+          <w:iCs/>
+          <w:lang w:val="en-US"/>
+        </w:rPr>
+        <w:t>Location:</w:t>
+      </w:r>
+      <w:r>
+        <w:rPr>
+          <w:lang w:val="en-US"/>
+        </w:rPr>
+        <w:t xml:space="preserve"> </w:t>
+      </w:r>
+      <w:r>
+        <w:rPr>
+          <w:b/>
+          <w:bCs/>
+          <w:lang w:val="en-US"/>
+        </w:rPr>
+        <w:t>The 'Id Prayer-Ground</w:t>
+      </w:r>
+      <w:r>
+        <w:rPr>
+          <w:lang w:val="en-US"/>
+        </w:rPr>
+        <w:t xml:space="preserve"> (on the escarpment behind the western suburb).</w:t>
+      </w:r>
+    </w:p>
+    <w:p>
+      <w:pPr>
+        <w:numPr>
+          <w:ilvl w:val="1"/>
+          <w:numId w:val="27"/>
+        </w:numPr>
+        <w:rPr>
+          <w:lang w:val="en-US"/>
+        </w:rPr>
+      </w:pPr>
+      <w:r>
+        <w:rPr>
+          <w:i/>
+          <w:iCs/>
+          <w:lang w:val="en-US"/>
+        </w:rPr>
+        <w:t>Commander:</w:t>
+      </w:r>
+      <w:r>
+        <w:rPr>
+          <w:lang w:val="en-US"/>
+        </w:rPr>
+        <w:t xml:space="preserve"> </w:t>
+      </w:r>
+      <w:r>
+        <w:rPr>
+          <w:b/>
+          <w:bCs/>
+          <w:lang w:val="en-US"/>
+        </w:rPr>
+        <w:t>Mishari</w:t>
+      </w:r>
+      <w:r>
+        <w:rPr>
+          <w:lang w:val="en-US"/>
+        </w:rPr>
+        <w:t xml:space="preserve"> (Imam Abdullah's brother).</w:t>
+      </w:r>
+    </w:p>
+    <w:p>
+      <w:pPr>
+        <w:numPr>
+          <w:ilvl w:val="0"/>
+          <w:numId w:val="27"/>
+        </w:numPr>
+        <w:rPr>
+          <w:lang w:val="en-US"/>
+        </w:rPr>
+      </w:pPr>
+      <w:r>
+        <w:rPr>
+          <w:b/>
+          <w:bCs/>
+          <w:lang w:val="en-US"/>
+        </w:rPr>
+        <w:t>The Rear Guard Barrier (Sha'ib Safa)</w:t>
+      </w:r>
+    </w:p>
+    <w:p>
+      <w:pPr>
+        <w:numPr>
+          <w:ilvl w:val="1"/>
+          <w:numId w:val="27"/>
+        </w:numPr>
+        <w:rPr>
+          <w:lang w:val="en-US"/>
+        </w:rPr>
+      </w:pPr>
+      <w:r>
+        <w:rPr>
+          <w:i/>
+          <w:iCs/>
+          <w:lang w:val="en-US"/>
+        </w:rPr>
+        <w:t>Location:</w:t>
+      </w:r>
+      <w:r>
+        <w:rPr>
+          <w:lang w:val="en-US"/>
+        </w:rPr>
+        <w:t xml:space="preserve"> The banks of </w:t>
+      </w:r>
+      <w:r>
+        <w:rPr>
+          <w:b/>
+          <w:bCs/>
+          <w:lang w:val="en-US"/>
+        </w:rPr>
+        <w:t>Sha'ib Safa</w:t>
+      </w:r>
+      <w:r>
+        <w:rPr>
+          <w:lang w:val="en-US"/>
+        </w:rPr>
+        <w:t>.</w:t>
+      </w:r>
+    </w:p>
+    <w:p>
+      <w:pPr>
+        <w:numPr>
+          <w:ilvl w:val="1"/>
+          <w:numId w:val="27"/>
+        </w:numPr>
+        <w:rPr>
+          <w:lang w:val="en-US"/>
+        </w:rPr>
+      </w:pPr>
+      <w:r>
+        <w:rPr>
+          <w:i/>
+          <w:iCs/>
+          <w:lang w:val="en-US"/>
+        </w:rPr>
+        <w:t>Commander:</w:t>
+      </w:r>
+      <w:r>
+        <w:rPr>
+          <w:lang w:val="en-US"/>
+        </w:rPr>
+        <w:t xml:space="preserve"> </w:t>
+      </w:r>
+      <w:r>
+        <w:rPr>
+          <w:b/>
+          <w:bCs/>
+          <w:lang w:val="en-US"/>
+        </w:rPr>
+        <w:t>Sa'ud ibn 'Abdullah ibn Muhammad</w:t>
+      </w:r>
+      <w:r>
+        <w:rPr>
+          <w:lang w:val="en-US"/>
+        </w:rPr>
+        <w:t xml:space="preserve"> (the same prince managing Qurain), positioned specifically to prevent the Ottomans from coming in by the rear.</w:t>
+      </w:r>
+    </w:p>
+    <w:p>
+      <w:pPr>
+        <w:rPr>
+          <w:b/>
+          <w:bCs/>
+          <w:lang w:val="en-US"/>
+        </w:rPr>
+      </w:pPr>
+      <w:r>
+        <w:rPr>
+          <w:b/>
+          <w:bCs/>
+          <w:lang w:val="en-US"/>
+        </w:rPr>
+        <w:t>3. The Central Oasis (The Final Bulkhead)</w:t>
+      </w:r>
+    </w:p>
+    <w:p>
+      <w:pPr>
+        <w:numPr>
+          <w:ilvl w:val="0"/>
+          <w:numId w:val="28"/>
+        </w:numPr>
+        <w:rPr>
+          <w:lang w:val="en-US"/>
+        </w:rPr>
+      </w:pPr>
+      <w:r>
+        <w:rPr>
+          <w:i/>
+          <w:iCs/>
+          <w:lang w:val="en-US"/>
+        </w:rPr>
+        <w:t>Location:</w:t>
+      </w:r>
+      <w:r>
+        <w:rPr>
+          <w:lang w:val="en-US"/>
+        </w:rPr>
+        <w:t xml:space="preserve"> Behind the front lines, spanning right back to the lower end of the oasis.</w:t>
+      </w:r>
+    </w:p>
+    <w:p>
+      <w:pPr>
+        <w:numPr>
+          <w:ilvl w:val="0"/>
+          <w:numId w:val="28"/>
+        </w:numPr>
+        <w:rPr>
+          <w:lang w:val="en-US"/>
+        </w:rPr>
+      </w:pPr>
+      <w:r>
+        <w:rPr>
+          <w:i/>
+          <w:iCs/>
+          <w:lang w:val="en-US"/>
+        </w:rPr>
+        <w:t>Forces:</w:t>
+      </w:r>
+      <w:r>
+        <w:rPr>
+          <w:lang w:val="en-US"/>
+        </w:rPr>
+        <w:t xml:space="preserve"> Every single strongpoint, turret, and ditch is manned by </w:t>
+      </w:r>
+      <w:r>
+        <w:rPr>
+          <w:b/>
+          <w:bCs/>
+          <w:lang w:val="en-US"/>
+        </w:rPr>
+        <w:t>"the grey-beards and other elements of the population unfit to bear the brunt of battle"</w:t>
+      </w:r>
+      <w:r>
+        <w:rPr>
+          <w:lang w:val="en-US"/>
+        </w:rPr>
+        <w:t xml:space="preserve"> but capable of static defense.</w:t>
+      </w:r>
+    </w:p>
+    <w:p>
+      <w:pPr>
+        <w:rPr>
+          <w:b/>
+          <w:bCs/>
+          <w:lang w:val="en-US"/>
+        </w:rPr>
+      </w:pPr>
+      <w:r>
+        <w:rPr>
+          <w:b/>
+          <w:bCs/>
+          <w:lang w:val="en-US"/>
+        </w:rPr>
+        <w:t>COMMANDERS ELIMINATED IF SAUDIS ROLL 1</w:t>
+      </w:r>
+    </w:p>
     <w:sectPr>
       <w:pgSz w:w="11906" w:h="16838"/>
       <w:pgMar w:top="1440" w:right="1440" w:bottom="1440" w:left="1440" w:header="708" w:footer="708" w:gutter="0"/>
@@ -5411,6 +6477,155 @@
     </w:lvl>
   </w:abstractNum>
   <w:abstractNum w:abstractNumId="2" w15:restartNumberingAfterBreak="0">
+    <w:nsid w:val="0ED81BD1"/>
+    <w:multiLevelType w:val="multilevel"/>
+    <w:tmpl w:val="BFF6B494"/>
+    <w:lvl w:ilvl="0">
+      <w:start w:val="1"/>
+      <w:numFmt w:val="bullet"/>
+      <w:lvlText w:val=""/>
+      <w:lvlJc w:val="left"/>
+      <w:pPr>
+        <w:tabs>
+          <w:tab w:val="num" w:pos="720"/>
+        </w:tabs>
+        <w:ind w:left="720" w:hanging="360"/>
+      </w:pPr>
+      <w:rPr>
+        <w:rFonts w:ascii="Symbol" w:hAnsi="Symbol" w:hint="default"/>
+        <w:sz w:val="20"/>
+      </w:rPr>
+    </w:lvl>
+    <w:lvl w:ilvl="1" w:tentative="1">
+      <w:start w:val="1"/>
+      <w:numFmt w:val="bullet"/>
+      <w:lvlText w:val="o"/>
+      <w:lvlJc w:val="left"/>
+      <w:pPr>
+        <w:tabs>
+          <w:tab w:val="num" w:pos="1440"/>
+        </w:tabs>
+        <w:ind w:left="1440" w:hanging="360"/>
+      </w:pPr>
+      <w:rPr>
+        <w:rFonts w:ascii="Courier New" w:hAnsi="Courier New" w:hint="default"/>
+        <w:sz w:val="20"/>
+      </w:rPr>
+    </w:lvl>
+    <w:lvl w:ilvl="2" w:tentative="1">
+      <w:start w:val="1"/>
+      <w:numFmt w:val="bullet"/>
+      <w:lvlText w:val=""/>
+      <w:lvlJc w:val="left"/>
+      <w:pPr>
+        <w:tabs>
+          <w:tab w:val="num" w:pos="2160"/>
+        </w:tabs>
+        <w:ind w:left="2160" w:hanging="360"/>
+      </w:pPr>
+      <w:rPr>
+        <w:rFonts w:ascii="Wingdings" w:hAnsi="Wingdings" w:hint="default"/>
+        <w:sz w:val="20"/>
+      </w:rPr>
+    </w:lvl>
+    <w:lvl w:ilvl="3" w:tentative="1">
+      <w:start w:val="1"/>
+      <w:numFmt w:val="bullet"/>
+      <w:lvlText w:val=""/>
+      <w:lvlJc w:val="left"/>
+      <w:pPr>
+        <w:tabs>
+          <w:tab w:val="num" w:pos="2880"/>
+        </w:tabs>
+        <w:ind w:left="2880" w:hanging="360"/>
+      </w:pPr>
+      <w:rPr>
+        <w:rFonts w:ascii="Wingdings" w:hAnsi="Wingdings" w:hint="default"/>
+        <w:sz w:val="20"/>
+      </w:rPr>
+    </w:lvl>
+    <w:lvl w:ilvl="4" w:tentative="1">
+      <w:start w:val="1"/>
+      <w:numFmt w:val="bullet"/>
+      <w:lvlText w:val=""/>
+      <w:lvlJc w:val="left"/>
+      <w:pPr>
+        <w:tabs>
+          <w:tab w:val="num" w:pos="3600"/>
+        </w:tabs>
+        <w:ind w:left="3600" w:hanging="360"/>
+      </w:pPr>
+      <w:rPr>
+        <w:rFonts w:ascii="Wingdings" w:hAnsi="Wingdings" w:hint="default"/>
+        <w:sz w:val="20"/>
+      </w:rPr>
+    </w:lvl>
+    <w:lvl w:ilvl="5" w:tentative="1">
+      <w:start w:val="1"/>
+      <w:numFmt w:val="bullet"/>
+      <w:lvlText w:val=""/>
+      <w:lvlJc w:val="left"/>
+      <w:pPr>
+        <w:tabs>
+          <w:tab w:val="num" w:pos="4320"/>
+        </w:tabs>
+        <w:ind w:left="4320" w:hanging="360"/>
+      </w:pPr>
+      <w:rPr>
+        <w:rFonts w:ascii="Wingdings" w:hAnsi="Wingdings" w:hint="default"/>
+        <w:sz w:val="20"/>
+      </w:rPr>
+    </w:lvl>
+    <w:lvl w:ilvl="6" w:tentative="1">
+      <w:start w:val="1"/>
+      <w:numFmt w:val="bullet"/>
+      <w:lvlText w:val=""/>
+      <w:lvlJc w:val="left"/>
+      <w:pPr>
+        <w:tabs>
+          <w:tab w:val="num" w:pos="5040"/>
+        </w:tabs>
+        <w:ind w:left="5040" w:hanging="360"/>
+      </w:pPr>
+      <w:rPr>
+        <w:rFonts w:ascii="Wingdings" w:hAnsi="Wingdings" w:hint="default"/>
+        <w:sz w:val="20"/>
+      </w:rPr>
+    </w:lvl>
+    <w:lvl w:ilvl="7" w:tentative="1">
+      <w:start w:val="1"/>
+      <w:numFmt w:val="bullet"/>
+      <w:lvlText w:val=""/>
+      <w:lvlJc w:val="left"/>
+      <w:pPr>
+        <w:tabs>
+          <w:tab w:val="num" w:pos="5760"/>
+        </w:tabs>
+        <w:ind w:left="5760" w:hanging="360"/>
+      </w:pPr>
+      <w:rPr>
+        <w:rFonts w:ascii="Wingdings" w:hAnsi="Wingdings" w:hint="default"/>
+        <w:sz w:val="20"/>
+      </w:rPr>
+    </w:lvl>
+    <w:lvl w:ilvl="8" w:tentative="1">
+      <w:start w:val="1"/>
+      <w:numFmt w:val="bullet"/>
+      <w:lvlText w:val=""/>
+      <w:lvlJc w:val="left"/>
+      <w:pPr>
+        <w:tabs>
+          <w:tab w:val="num" w:pos="6480"/>
+        </w:tabs>
+        <w:ind w:left="6480" w:hanging="360"/>
+      </w:pPr>
+      <w:rPr>
+        <w:rFonts w:ascii="Wingdings" w:hAnsi="Wingdings" w:hint="default"/>
+        <w:sz w:val="20"/>
+      </w:rPr>
+    </w:lvl>
+  </w:abstractNum>
+  <w:abstractNum w:abstractNumId="3" w15:restartNumberingAfterBreak="0">
     <w:nsid w:val="1C760136"/>
     <w:multiLevelType w:val="multilevel"/>
     <w:tmpl w:val="3B6271D0"/>
@@ -5559,7 +6774,7 @@
       </w:rPr>
     </w:lvl>
   </w:abstractNum>
-  <w:abstractNum w:abstractNumId="3" w15:restartNumberingAfterBreak="0">
+  <w:abstractNum w:abstractNumId="4" w15:restartNumberingAfterBreak="0">
     <w:nsid w:val="212E1A48"/>
     <w:multiLevelType w:val="multilevel"/>
     <w:tmpl w:val="DB34E6F4"/>
@@ -5708,7 +6923,7 @@
       </w:rPr>
     </w:lvl>
   </w:abstractNum>
-  <w:abstractNum w:abstractNumId="4" w15:restartNumberingAfterBreak="0">
+  <w:abstractNum w:abstractNumId="5" w15:restartNumberingAfterBreak="0">
     <w:nsid w:val="251F5F05"/>
     <w:multiLevelType w:val="multilevel"/>
     <w:tmpl w:val="19B6D1D8"/>
@@ -5857,7 +7072,7 @@
       </w:rPr>
     </w:lvl>
   </w:abstractNum>
-  <w:abstractNum w:abstractNumId="5" w15:restartNumberingAfterBreak="0">
+  <w:abstractNum w:abstractNumId="6" w15:restartNumberingAfterBreak="0">
     <w:nsid w:val="288C2F9B"/>
     <w:multiLevelType w:val="multilevel"/>
     <w:tmpl w:val="174652F4"/>
@@ -6006,7 +7221,7 @@
       </w:rPr>
     </w:lvl>
   </w:abstractNum>
-  <w:abstractNum w:abstractNumId="6" w15:restartNumberingAfterBreak="0">
+  <w:abstractNum w:abstractNumId="7" w15:restartNumberingAfterBreak="0">
     <w:nsid w:val="2CED2D5E"/>
     <w:multiLevelType w:val="multilevel"/>
     <w:tmpl w:val="4EC08C00"/>
@@ -6155,7 +7370,7 @@
       </w:rPr>
     </w:lvl>
   </w:abstractNum>
-  <w:abstractNum w:abstractNumId="7" w15:restartNumberingAfterBreak="0">
+  <w:abstractNum w:abstractNumId="8" w15:restartNumberingAfterBreak="0">
     <w:nsid w:val="2F656A15"/>
     <w:multiLevelType w:val="multilevel"/>
     <w:tmpl w:val="E3FCF340"/>
@@ -6304,7 +7519,7 @@
       </w:rPr>
     </w:lvl>
   </w:abstractNum>
-  <w:abstractNum w:abstractNumId="8" w15:restartNumberingAfterBreak="0">
+  <w:abstractNum w:abstractNumId="9" w15:restartNumberingAfterBreak="0">
     <w:nsid w:val="2F686C99"/>
     <w:multiLevelType w:val="multilevel"/>
     <w:tmpl w:val="0742B1D8"/>
@@ -6453,7 +7668,7 @@
       </w:rPr>
     </w:lvl>
   </w:abstractNum>
-  <w:abstractNum w:abstractNumId="9" w15:restartNumberingAfterBreak="0">
+  <w:abstractNum w:abstractNumId="10" w15:restartNumberingAfterBreak="0">
     <w:nsid w:val="32A23184"/>
     <w:multiLevelType w:val="multilevel"/>
     <w:tmpl w:val="820A61EA"/>
@@ -6602,7 +7817,7 @@
       </w:rPr>
     </w:lvl>
   </w:abstractNum>
-  <w:abstractNum w:abstractNumId="10" w15:restartNumberingAfterBreak="0">
+  <w:abstractNum w:abstractNumId="11" w15:restartNumberingAfterBreak="0">
     <w:nsid w:val="34B840C5"/>
     <w:multiLevelType w:val="multilevel"/>
     <w:tmpl w:val="2DAA2DAC"/>
@@ -6751,7 +7966,7 @@
       </w:rPr>
     </w:lvl>
   </w:abstractNum>
-  <w:abstractNum w:abstractNumId="11" w15:restartNumberingAfterBreak="0">
+  <w:abstractNum w:abstractNumId="12" w15:restartNumberingAfterBreak="0">
     <w:nsid w:val="382648D6"/>
     <w:multiLevelType w:val="hybridMultilevel"/>
     <w:tmpl w:val="58180CB8"/>
@@ -6863,7 +8078,7 @@
       </w:rPr>
     </w:lvl>
   </w:abstractNum>
-  <w:abstractNum w:abstractNumId="12" w15:restartNumberingAfterBreak="0">
+  <w:abstractNum w:abstractNumId="13" w15:restartNumberingAfterBreak="0">
     <w:nsid w:val="3CC21908"/>
     <w:multiLevelType w:val="multilevel"/>
     <w:tmpl w:val="1796150E"/>
@@ -7012,7 +8227,156 @@
       </w:rPr>
     </w:lvl>
   </w:abstractNum>
-  <w:abstractNum w:abstractNumId="13" w15:restartNumberingAfterBreak="0">
+  <w:abstractNum w:abstractNumId="14" w15:restartNumberingAfterBreak="0">
+    <w:nsid w:val="464E60B8"/>
+    <w:multiLevelType w:val="multilevel"/>
+    <w:tmpl w:val="9AC02450"/>
+    <w:lvl w:ilvl="0">
+      <w:start w:val="1"/>
+      <w:numFmt w:val="bullet"/>
+      <w:lvlText w:val=""/>
+      <w:lvlJc w:val="left"/>
+      <w:pPr>
+        <w:tabs>
+          <w:tab w:val="num" w:pos="720"/>
+        </w:tabs>
+        <w:ind w:left="720" w:hanging="360"/>
+      </w:pPr>
+      <w:rPr>
+        <w:rFonts w:ascii="Symbol" w:hAnsi="Symbol" w:hint="default"/>
+        <w:sz w:val="20"/>
+      </w:rPr>
+    </w:lvl>
+    <w:lvl w:ilvl="1" w:tentative="1">
+      <w:start w:val="1"/>
+      <w:numFmt w:val="bullet"/>
+      <w:lvlText w:val="o"/>
+      <w:lvlJc w:val="left"/>
+      <w:pPr>
+        <w:tabs>
+          <w:tab w:val="num" w:pos="1440"/>
+        </w:tabs>
+        <w:ind w:left="1440" w:hanging="360"/>
+      </w:pPr>
+      <w:rPr>
+        <w:rFonts w:ascii="Courier New" w:hAnsi="Courier New" w:hint="default"/>
+        <w:sz w:val="20"/>
+      </w:rPr>
+    </w:lvl>
+    <w:lvl w:ilvl="2" w:tentative="1">
+      <w:start w:val="1"/>
+      <w:numFmt w:val="bullet"/>
+      <w:lvlText w:val=""/>
+      <w:lvlJc w:val="left"/>
+      <w:pPr>
+        <w:tabs>
+          <w:tab w:val="num" w:pos="2160"/>
+        </w:tabs>
+        <w:ind w:left="2160" w:hanging="360"/>
+      </w:pPr>
+      <w:rPr>
+        <w:rFonts w:ascii="Wingdings" w:hAnsi="Wingdings" w:hint="default"/>
+        <w:sz w:val="20"/>
+      </w:rPr>
+    </w:lvl>
+    <w:lvl w:ilvl="3" w:tentative="1">
+      <w:start w:val="1"/>
+      <w:numFmt w:val="bullet"/>
+      <w:lvlText w:val=""/>
+      <w:lvlJc w:val="left"/>
+      <w:pPr>
+        <w:tabs>
+          <w:tab w:val="num" w:pos="2880"/>
+        </w:tabs>
+        <w:ind w:left="2880" w:hanging="360"/>
+      </w:pPr>
+      <w:rPr>
+        <w:rFonts w:ascii="Wingdings" w:hAnsi="Wingdings" w:hint="default"/>
+        <w:sz w:val="20"/>
+      </w:rPr>
+    </w:lvl>
+    <w:lvl w:ilvl="4" w:tentative="1">
+      <w:start w:val="1"/>
+      <w:numFmt w:val="bullet"/>
+      <w:lvlText w:val=""/>
+      <w:lvlJc w:val="left"/>
+      <w:pPr>
+        <w:tabs>
+          <w:tab w:val="num" w:pos="3600"/>
+        </w:tabs>
+        <w:ind w:left="3600" w:hanging="360"/>
+      </w:pPr>
+      <w:rPr>
+        <w:rFonts w:ascii="Wingdings" w:hAnsi="Wingdings" w:hint="default"/>
+        <w:sz w:val="20"/>
+      </w:rPr>
+    </w:lvl>
+    <w:lvl w:ilvl="5" w:tentative="1">
+      <w:start w:val="1"/>
+      <w:numFmt w:val="bullet"/>
+      <w:lvlText w:val=""/>
+      <w:lvlJc w:val="left"/>
+      <w:pPr>
+        <w:tabs>
+          <w:tab w:val="num" w:pos="4320"/>
+        </w:tabs>
+        <w:ind w:left="4320" w:hanging="360"/>
+      </w:pPr>
+      <w:rPr>
+        <w:rFonts w:ascii="Wingdings" w:hAnsi="Wingdings" w:hint="default"/>
+        <w:sz w:val="20"/>
+      </w:rPr>
+    </w:lvl>
+    <w:lvl w:ilvl="6" w:tentative="1">
+      <w:start w:val="1"/>
+      <w:numFmt w:val="bullet"/>
+      <w:lvlText w:val=""/>
+      <w:lvlJc w:val="left"/>
+      <w:pPr>
+        <w:tabs>
+          <w:tab w:val="num" w:pos="5040"/>
+        </w:tabs>
+        <w:ind w:left="5040" w:hanging="360"/>
+      </w:pPr>
+      <w:rPr>
+        <w:rFonts w:ascii="Wingdings" w:hAnsi="Wingdings" w:hint="default"/>
+        <w:sz w:val="20"/>
+      </w:rPr>
+    </w:lvl>
+    <w:lvl w:ilvl="7" w:tentative="1">
+      <w:start w:val="1"/>
+      <w:numFmt w:val="bullet"/>
+      <w:lvlText w:val=""/>
+      <w:lvlJc w:val="left"/>
+      <w:pPr>
+        <w:tabs>
+          <w:tab w:val="num" w:pos="5760"/>
+        </w:tabs>
+        <w:ind w:left="5760" w:hanging="360"/>
+      </w:pPr>
+      <w:rPr>
+        <w:rFonts w:ascii="Wingdings" w:hAnsi="Wingdings" w:hint="default"/>
+        <w:sz w:val="20"/>
+      </w:rPr>
+    </w:lvl>
+    <w:lvl w:ilvl="8" w:tentative="1">
+      <w:start w:val="1"/>
+      <w:numFmt w:val="bullet"/>
+      <w:lvlText w:val=""/>
+      <w:lvlJc w:val="left"/>
+      <w:pPr>
+        <w:tabs>
+          <w:tab w:val="num" w:pos="6480"/>
+        </w:tabs>
+        <w:ind w:left="6480" w:hanging="360"/>
+      </w:pPr>
+      <w:rPr>
+        <w:rFonts w:ascii="Wingdings" w:hAnsi="Wingdings" w:hint="default"/>
+        <w:sz w:val="20"/>
+      </w:rPr>
+    </w:lvl>
+  </w:abstractNum>
+  <w:abstractNum w:abstractNumId="15" w15:restartNumberingAfterBreak="0">
     <w:nsid w:val="46957851"/>
     <w:multiLevelType w:val="multilevel"/>
     <w:tmpl w:val="2D8A621E"/>
@@ -7161,7 +8525,7 @@
       </w:rPr>
     </w:lvl>
   </w:abstractNum>
-  <w:abstractNum w:abstractNumId="14" w15:restartNumberingAfterBreak="0">
+  <w:abstractNum w:abstractNumId="16" w15:restartNumberingAfterBreak="0">
     <w:nsid w:val="473A48AA"/>
     <w:multiLevelType w:val="multilevel"/>
     <w:tmpl w:val="B8A2ACEA"/>
@@ -7310,7 +8674,7 @@
       </w:rPr>
     </w:lvl>
   </w:abstractNum>
-  <w:abstractNum w:abstractNumId="15" w15:restartNumberingAfterBreak="0">
+  <w:abstractNum w:abstractNumId="17" w15:restartNumberingAfterBreak="0">
     <w:nsid w:val="4900524B"/>
     <w:multiLevelType w:val="multilevel"/>
     <w:tmpl w:val="9D1017AC"/>
@@ -7459,7 +8823,156 @@
       </w:rPr>
     </w:lvl>
   </w:abstractNum>
-  <w:abstractNum w:abstractNumId="16" w15:restartNumberingAfterBreak="0">
+  <w:abstractNum w:abstractNumId="18" w15:restartNumberingAfterBreak="0">
+    <w:nsid w:val="4CFC14B4"/>
+    <w:multiLevelType w:val="multilevel"/>
+    <w:tmpl w:val="F80CA554"/>
+    <w:lvl w:ilvl="0">
+      <w:start w:val="1"/>
+      <w:numFmt w:val="bullet"/>
+      <w:lvlText w:val=""/>
+      <w:lvlJc w:val="left"/>
+      <w:pPr>
+        <w:tabs>
+          <w:tab w:val="num" w:pos="720"/>
+        </w:tabs>
+        <w:ind w:left="720" w:hanging="360"/>
+      </w:pPr>
+      <w:rPr>
+        <w:rFonts w:ascii="Symbol" w:hAnsi="Symbol" w:hint="default"/>
+        <w:sz w:val="20"/>
+      </w:rPr>
+    </w:lvl>
+    <w:lvl w:ilvl="1">
+      <w:start w:val="1"/>
+      <w:numFmt w:val="bullet"/>
+      <w:lvlText w:val="o"/>
+      <w:lvlJc w:val="left"/>
+      <w:pPr>
+        <w:tabs>
+          <w:tab w:val="num" w:pos="1440"/>
+        </w:tabs>
+        <w:ind w:left="1440" w:hanging="360"/>
+      </w:pPr>
+      <w:rPr>
+        <w:rFonts w:ascii="Courier New" w:hAnsi="Courier New" w:hint="default"/>
+        <w:sz w:val="20"/>
+      </w:rPr>
+    </w:lvl>
+    <w:lvl w:ilvl="2" w:tentative="1">
+      <w:start w:val="1"/>
+      <w:numFmt w:val="bullet"/>
+      <w:lvlText w:val=""/>
+      <w:lvlJc w:val="left"/>
+      <w:pPr>
+        <w:tabs>
+          <w:tab w:val="num" w:pos="2160"/>
+        </w:tabs>
+        <w:ind w:left="2160" w:hanging="360"/>
+      </w:pPr>
+      <w:rPr>
+        <w:rFonts w:ascii="Wingdings" w:hAnsi="Wingdings" w:hint="default"/>
+        <w:sz w:val="20"/>
+      </w:rPr>
+    </w:lvl>
+    <w:lvl w:ilvl="3" w:tentative="1">
+      <w:start w:val="1"/>
+      <w:numFmt w:val="bullet"/>
+      <w:lvlText w:val=""/>
+      <w:lvlJc w:val="left"/>
+      <w:pPr>
+        <w:tabs>
+          <w:tab w:val="num" w:pos="2880"/>
+        </w:tabs>
+        <w:ind w:left="2880" w:hanging="360"/>
+      </w:pPr>
+      <w:rPr>
+        <w:rFonts w:ascii="Wingdings" w:hAnsi="Wingdings" w:hint="default"/>
+        <w:sz w:val="20"/>
+      </w:rPr>
+    </w:lvl>
+    <w:lvl w:ilvl="4" w:tentative="1">
+      <w:start w:val="1"/>
+      <w:numFmt w:val="bullet"/>
+      <w:lvlText w:val=""/>
+      <w:lvlJc w:val="left"/>
+      <w:pPr>
+        <w:tabs>
+          <w:tab w:val="num" w:pos="3600"/>
+        </w:tabs>
+        <w:ind w:left="3600" w:hanging="360"/>
+      </w:pPr>
+      <w:rPr>
+        <w:rFonts w:ascii="Wingdings" w:hAnsi="Wingdings" w:hint="default"/>
+        <w:sz w:val="20"/>
+      </w:rPr>
+    </w:lvl>
+    <w:lvl w:ilvl="5" w:tentative="1">
+      <w:start w:val="1"/>
+      <w:numFmt w:val="bullet"/>
+      <w:lvlText w:val=""/>
+      <w:lvlJc w:val="left"/>
+      <w:pPr>
+        <w:tabs>
+          <w:tab w:val="num" w:pos="4320"/>
+        </w:tabs>
+        <w:ind w:left="4320" w:hanging="360"/>
+      </w:pPr>
+      <w:rPr>
+        <w:rFonts w:ascii="Wingdings" w:hAnsi="Wingdings" w:hint="default"/>
+        <w:sz w:val="20"/>
+      </w:rPr>
+    </w:lvl>
+    <w:lvl w:ilvl="6" w:tentative="1">
+      <w:start w:val="1"/>
+      <w:numFmt w:val="bullet"/>
+      <w:lvlText w:val=""/>
+      <w:lvlJc w:val="left"/>
+      <w:pPr>
+        <w:tabs>
+          <w:tab w:val="num" w:pos="5040"/>
+        </w:tabs>
+        <w:ind w:left="5040" w:hanging="360"/>
+      </w:pPr>
+      <w:rPr>
+        <w:rFonts w:ascii="Wingdings" w:hAnsi="Wingdings" w:hint="default"/>
+        <w:sz w:val="20"/>
+      </w:rPr>
+    </w:lvl>
+    <w:lvl w:ilvl="7" w:tentative="1">
+      <w:start w:val="1"/>
+      <w:numFmt w:val="bullet"/>
+      <w:lvlText w:val=""/>
+      <w:lvlJc w:val="left"/>
+      <w:pPr>
+        <w:tabs>
+          <w:tab w:val="num" w:pos="5760"/>
+        </w:tabs>
+        <w:ind w:left="5760" w:hanging="360"/>
+      </w:pPr>
+      <w:rPr>
+        <w:rFonts w:ascii="Wingdings" w:hAnsi="Wingdings" w:hint="default"/>
+        <w:sz w:val="20"/>
+      </w:rPr>
+    </w:lvl>
+    <w:lvl w:ilvl="8" w:tentative="1">
+      <w:start w:val="1"/>
+      <w:numFmt w:val="bullet"/>
+      <w:lvlText w:val=""/>
+      <w:lvlJc w:val="left"/>
+      <w:pPr>
+        <w:tabs>
+          <w:tab w:val="num" w:pos="6480"/>
+        </w:tabs>
+        <w:ind w:left="6480" w:hanging="360"/>
+      </w:pPr>
+      <w:rPr>
+        <w:rFonts w:ascii="Wingdings" w:hAnsi="Wingdings" w:hint="default"/>
+        <w:sz w:val="20"/>
+      </w:rPr>
+    </w:lvl>
+  </w:abstractNum>
+  <w:abstractNum w:abstractNumId="19" w15:restartNumberingAfterBreak="0">
     <w:nsid w:val="4DDD5578"/>
     <w:multiLevelType w:val="multilevel"/>
     <w:tmpl w:val="55947B54"/>
@@ -7608,7 +9121,7 @@
       </w:rPr>
     </w:lvl>
   </w:abstractNum>
-  <w:abstractNum w:abstractNumId="17" w15:restartNumberingAfterBreak="0">
+  <w:abstractNum w:abstractNumId="20" w15:restartNumberingAfterBreak="0">
     <w:nsid w:val="527A5421"/>
     <w:multiLevelType w:val="hybridMultilevel"/>
     <w:tmpl w:val="BF884656"/>
@@ -7720,7 +9233,156 @@
       </w:rPr>
     </w:lvl>
   </w:abstractNum>
-  <w:abstractNum w:abstractNumId="18" w15:restartNumberingAfterBreak="0">
+  <w:abstractNum w:abstractNumId="21" w15:restartNumberingAfterBreak="0">
+    <w:nsid w:val="5368047E"/>
+    <w:multiLevelType w:val="multilevel"/>
+    <w:tmpl w:val="1E74BCCE"/>
+    <w:lvl w:ilvl="0">
+      <w:start w:val="1"/>
+      <w:numFmt w:val="bullet"/>
+      <w:lvlText w:val=""/>
+      <w:lvlJc w:val="left"/>
+      <w:pPr>
+        <w:tabs>
+          <w:tab w:val="num" w:pos="720"/>
+        </w:tabs>
+        <w:ind w:left="720" w:hanging="360"/>
+      </w:pPr>
+      <w:rPr>
+        <w:rFonts w:ascii="Symbol" w:hAnsi="Symbol" w:hint="default"/>
+        <w:sz w:val="20"/>
+      </w:rPr>
+    </w:lvl>
+    <w:lvl w:ilvl="1" w:tentative="1">
+      <w:start w:val="1"/>
+      <w:numFmt w:val="bullet"/>
+      <w:lvlText w:val="o"/>
+      <w:lvlJc w:val="left"/>
+      <w:pPr>
+        <w:tabs>
+          <w:tab w:val="num" w:pos="1440"/>
+        </w:tabs>
+        <w:ind w:left="1440" w:hanging="360"/>
+      </w:pPr>
+      <w:rPr>
+        <w:rFonts w:ascii="Courier New" w:hAnsi="Courier New" w:hint="default"/>
+        <w:sz w:val="20"/>
+      </w:rPr>
+    </w:lvl>
+    <w:lvl w:ilvl="2" w:tentative="1">
+      <w:start w:val="1"/>
+      <w:numFmt w:val="bullet"/>
+      <w:lvlText w:val=""/>
+      <w:lvlJc w:val="left"/>
+      <w:pPr>
+        <w:tabs>
+          <w:tab w:val="num" w:pos="2160"/>
+        </w:tabs>
+        <w:ind w:left="2160" w:hanging="360"/>
+      </w:pPr>
+      <w:rPr>
+        <w:rFonts w:ascii="Wingdings" w:hAnsi="Wingdings" w:hint="default"/>
+        <w:sz w:val="20"/>
+      </w:rPr>
+    </w:lvl>
+    <w:lvl w:ilvl="3" w:tentative="1">
+      <w:start w:val="1"/>
+      <w:numFmt w:val="bullet"/>
+      <w:lvlText w:val=""/>
+      <w:lvlJc w:val="left"/>
+      <w:pPr>
+        <w:tabs>
+          <w:tab w:val="num" w:pos="2880"/>
+        </w:tabs>
+        <w:ind w:left="2880" w:hanging="360"/>
+      </w:pPr>
+      <w:rPr>
+        <w:rFonts w:ascii="Wingdings" w:hAnsi="Wingdings" w:hint="default"/>
+        <w:sz w:val="20"/>
+      </w:rPr>
+    </w:lvl>
+    <w:lvl w:ilvl="4" w:tentative="1">
+      <w:start w:val="1"/>
+      <w:numFmt w:val="bullet"/>
+      <w:lvlText w:val=""/>
+      <w:lvlJc w:val="left"/>
+      <w:pPr>
+        <w:tabs>
+          <w:tab w:val="num" w:pos="3600"/>
+        </w:tabs>
+        <w:ind w:left="3600" w:hanging="360"/>
+      </w:pPr>
+      <w:rPr>
+        <w:rFonts w:ascii="Wingdings" w:hAnsi="Wingdings" w:hint="default"/>
+        <w:sz w:val="20"/>
+      </w:rPr>
+    </w:lvl>
+    <w:lvl w:ilvl="5" w:tentative="1">
+      <w:start w:val="1"/>
+      <w:numFmt w:val="bullet"/>
+      <w:lvlText w:val=""/>
+      <w:lvlJc w:val="left"/>
+      <w:pPr>
+        <w:tabs>
+          <w:tab w:val="num" w:pos="4320"/>
+        </w:tabs>
+        <w:ind w:left="4320" w:hanging="360"/>
+      </w:pPr>
+      <w:rPr>
+        <w:rFonts w:ascii="Wingdings" w:hAnsi="Wingdings" w:hint="default"/>
+        <w:sz w:val="20"/>
+      </w:rPr>
+    </w:lvl>
+    <w:lvl w:ilvl="6" w:tentative="1">
+      <w:start w:val="1"/>
+      <w:numFmt w:val="bullet"/>
+      <w:lvlText w:val=""/>
+      <w:lvlJc w:val="left"/>
+      <w:pPr>
+        <w:tabs>
+          <w:tab w:val="num" w:pos="5040"/>
+        </w:tabs>
+        <w:ind w:left="5040" w:hanging="360"/>
+      </w:pPr>
+      <w:rPr>
+        <w:rFonts w:ascii="Wingdings" w:hAnsi="Wingdings" w:hint="default"/>
+        <w:sz w:val="20"/>
+      </w:rPr>
+    </w:lvl>
+    <w:lvl w:ilvl="7" w:tentative="1">
+      <w:start w:val="1"/>
+      <w:numFmt w:val="bullet"/>
+      <w:lvlText w:val=""/>
+      <w:lvlJc w:val="left"/>
+      <w:pPr>
+        <w:tabs>
+          <w:tab w:val="num" w:pos="5760"/>
+        </w:tabs>
+        <w:ind w:left="5760" w:hanging="360"/>
+      </w:pPr>
+      <w:rPr>
+        <w:rFonts w:ascii="Wingdings" w:hAnsi="Wingdings" w:hint="default"/>
+        <w:sz w:val="20"/>
+      </w:rPr>
+    </w:lvl>
+    <w:lvl w:ilvl="8" w:tentative="1">
+      <w:start w:val="1"/>
+      <w:numFmt w:val="bullet"/>
+      <w:lvlText w:val=""/>
+      <w:lvlJc w:val="left"/>
+      <w:pPr>
+        <w:tabs>
+          <w:tab w:val="num" w:pos="6480"/>
+        </w:tabs>
+        <w:ind w:left="6480" w:hanging="360"/>
+      </w:pPr>
+      <w:rPr>
+        <w:rFonts w:ascii="Wingdings" w:hAnsi="Wingdings" w:hint="default"/>
+        <w:sz w:val="20"/>
+      </w:rPr>
+    </w:lvl>
+  </w:abstractNum>
+  <w:abstractNum w:abstractNumId="22" w15:restartNumberingAfterBreak="0">
     <w:nsid w:val="5BD9550A"/>
     <w:multiLevelType w:val="multilevel"/>
     <w:tmpl w:val="2B62B822"/>
@@ -7869,7 +9531,7 @@
       </w:rPr>
     </w:lvl>
   </w:abstractNum>
-  <w:abstractNum w:abstractNumId="19" w15:restartNumberingAfterBreak="0">
+  <w:abstractNum w:abstractNumId="23" w15:restartNumberingAfterBreak="0">
     <w:nsid w:val="5DD86F64"/>
     <w:multiLevelType w:val="multilevel"/>
     <w:tmpl w:val="377CF6C2"/>
@@ -8018,7 +9680,124 @@
       </w:rPr>
     </w:lvl>
   </w:abstractNum>
-  <w:abstractNum w:abstractNumId="20" w15:restartNumberingAfterBreak="0">
+  <w:abstractNum w:abstractNumId="24" w15:restartNumberingAfterBreak="0">
+    <w:nsid w:val="6AD702AE"/>
+    <w:multiLevelType w:val="multilevel"/>
+    <w:tmpl w:val="031E0D46"/>
+    <w:lvl w:ilvl="0">
+      <w:start w:val="1"/>
+      <w:numFmt w:val="decimal"/>
+      <w:lvlText w:val="%1."/>
+      <w:lvlJc w:val="left"/>
+      <w:pPr>
+        <w:tabs>
+          <w:tab w:val="num" w:pos="720"/>
+        </w:tabs>
+        <w:ind w:left="720" w:hanging="360"/>
+      </w:pPr>
+    </w:lvl>
+    <w:lvl w:ilvl="1">
+      <w:start w:val="1"/>
+      <w:numFmt w:val="bullet"/>
+      <w:lvlText w:val="o"/>
+      <w:lvlJc w:val="left"/>
+      <w:pPr>
+        <w:tabs>
+          <w:tab w:val="num" w:pos="1440"/>
+        </w:tabs>
+        <w:ind w:left="1440" w:hanging="360"/>
+      </w:pPr>
+      <w:rPr>
+        <w:rFonts w:ascii="Courier New" w:hAnsi="Courier New" w:hint="default"/>
+        <w:sz w:val="20"/>
+      </w:rPr>
+    </w:lvl>
+    <w:lvl w:ilvl="2" w:tentative="1">
+      <w:start w:val="1"/>
+      <w:numFmt w:val="decimal"/>
+      <w:lvlText w:val="%3."/>
+      <w:lvlJc w:val="left"/>
+      <w:pPr>
+        <w:tabs>
+          <w:tab w:val="num" w:pos="2160"/>
+        </w:tabs>
+        <w:ind w:left="2160" w:hanging="360"/>
+      </w:pPr>
+    </w:lvl>
+    <w:lvl w:ilvl="3" w:tentative="1">
+      <w:start w:val="1"/>
+      <w:numFmt w:val="decimal"/>
+      <w:lvlText w:val="%4."/>
+      <w:lvlJc w:val="left"/>
+      <w:pPr>
+        <w:tabs>
+          <w:tab w:val="num" w:pos="2880"/>
+        </w:tabs>
+        <w:ind w:left="2880" w:hanging="360"/>
+      </w:pPr>
+    </w:lvl>
+    <w:lvl w:ilvl="4" w:tentative="1">
+      <w:start w:val="1"/>
+      <w:numFmt w:val="decimal"/>
+      <w:lvlText w:val="%5."/>
+      <w:lvlJc w:val="left"/>
+      <w:pPr>
+        <w:tabs>
+          <w:tab w:val="num" w:pos="3600"/>
+        </w:tabs>
+        <w:ind w:left="3600" w:hanging="360"/>
+      </w:pPr>
+    </w:lvl>
+    <w:lvl w:ilvl="5" w:tentative="1">
+      <w:start w:val="1"/>
+      <w:numFmt w:val="decimal"/>
+      <w:lvlText w:val="%6."/>
+      <w:lvlJc w:val="left"/>
+      <w:pPr>
+        <w:tabs>
+          <w:tab w:val="num" w:pos="4320"/>
+        </w:tabs>
+        <w:ind w:left="4320" w:hanging="360"/>
+      </w:pPr>
+    </w:lvl>
+    <w:lvl w:ilvl="6" w:tentative="1">
+      <w:start w:val="1"/>
+      <w:numFmt w:val="decimal"/>
+      <w:lvlText w:val="%7."/>
+      <w:lvlJc w:val="left"/>
+      <w:pPr>
+        <w:tabs>
+          <w:tab w:val="num" w:pos="5040"/>
+        </w:tabs>
+        <w:ind w:left="5040" w:hanging="360"/>
+      </w:pPr>
+    </w:lvl>
+    <w:lvl w:ilvl="7" w:tentative="1">
+      <w:start w:val="1"/>
+      <w:numFmt w:val="decimal"/>
+      <w:lvlText w:val="%8."/>
+      <w:lvlJc w:val="left"/>
+      <w:pPr>
+        <w:tabs>
+          <w:tab w:val="num" w:pos="5760"/>
+        </w:tabs>
+        <w:ind w:left="5760" w:hanging="360"/>
+      </w:pPr>
+    </w:lvl>
+    <w:lvl w:ilvl="8" w:tentative="1">
+      <w:start w:val="1"/>
+      <w:numFmt w:val="decimal"/>
+      <w:lvlText w:val="%9."/>
+      <w:lvlJc w:val="left"/>
+      <w:pPr>
+        <w:tabs>
+          <w:tab w:val="num" w:pos="6480"/>
+        </w:tabs>
+        <w:ind w:left="6480" w:hanging="360"/>
+      </w:pPr>
+    </w:lvl>
+  </w:abstractNum>
+  <w:abstractNum w:abstractNumId="25" w15:restartNumberingAfterBreak="0">
     <w:nsid w:val="70F37B13"/>
     <w:multiLevelType w:val="multilevel"/>
     <w:tmpl w:val="933AAC54"/>
@@ -8167,7 +9946,156 @@
       </w:rPr>
     </w:lvl>
   </w:abstractNum>
-  <w:abstractNum w:abstractNumId="21" w15:restartNumberingAfterBreak="0">
+  <w:abstractNum w:abstractNumId="26" w15:restartNumberingAfterBreak="0">
+    <w:nsid w:val="74BD5517"/>
+    <w:multiLevelType w:val="multilevel"/>
+    <w:tmpl w:val="1F267BAE"/>
+    <w:lvl w:ilvl="0">
+      <w:start w:val="1"/>
+      <w:numFmt w:val="bullet"/>
+      <w:lvlText w:val=""/>
+      <w:lvlJc w:val="left"/>
+      <w:pPr>
+        <w:tabs>
+          <w:tab w:val="num" w:pos="720"/>
+        </w:tabs>
+        <w:ind w:left="720" w:hanging="360"/>
+      </w:pPr>
+      <w:rPr>
+        <w:rFonts w:ascii="Symbol" w:hAnsi="Symbol" w:hint="default"/>
+        <w:sz w:val="20"/>
+      </w:rPr>
+    </w:lvl>
+    <w:lvl w:ilvl="1">
+      <w:start w:val="1"/>
+      <w:numFmt w:val="bullet"/>
+      <w:lvlText w:val="o"/>
+      <w:lvlJc w:val="left"/>
+      <w:pPr>
+        <w:tabs>
+          <w:tab w:val="num" w:pos="1440"/>
+        </w:tabs>
+        <w:ind w:left="1440" w:hanging="360"/>
+      </w:pPr>
+      <w:rPr>
+        <w:rFonts w:ascii="Courier New" w:hAnsi="Courier New" w:hint="default"/>
+        <w:sz w:val="20"/>
+      </w:rPr>
+    </w:lvl>
+    <w:lvl w:ilvl="2" w:tentative="1">
+      <w:start w:val="1"/>
+      <w:numFmt w:val="bullet"/>
+      <w:lvlText w:val=""/>
+      <w:lvlJc w:val="left"/>
+      <w:pPr>
+        <w:tabs>
+          <w:tab w:val="num" w:pos="2160"/>
+        </w:tabs>
+        <w:ind w:left="2160" w:hanging="360"/>
+      </w:pPr>
+      <w:rPr>
+        <w:rFonts w:ascii="Wingdings" w:hAnsi="Wingdings" w:hint="default"/>
+        <w:sz w:val="20"/>
+      </w:rPr>
+    </w:lvl>
+    <w:lvl w:ilvl="3" w:tentative="1">
+      <w:start w:val="1"/>
+      <w:numFmt w:val="bullet"/>
+      <w:lvlText w:val=""/>
+      <w:lvlJc w:val="left"/>
+      <w:pPr>
+        <w:tabs>
+          <w:tab w:val="num" w:pos="2880"/>
+        </w:tabs>
+        <w:ind w:left="2880" w:hanging="360"/>
+      </w:pPr>
+      <w:rPr>
+        <w:rFonts w:ascii="Wingdings" w:hAnsi="Wingdings" w:hint="default"/>
+        <w:sz w:val="20"/>
+      </w:rPr>
+    </w:lvl>
+    <w:lvl w:ilvl="4" w:tentative="1">
+      <w:start w:val="1"/>
+      <w:numFmt w:val="bullet"/>
+      <w:lvlText w:val=""/>
+      <w:lvlJc w:val="left"/>
+      <w:pPr>
+        <w:tabs>
+          <w:tab w:val="num" w:pos="3600"/>
+        </w:tabs>
+        <w:ind w:left="3600" w:hanging="360"/>
+      </w:pPr>
+      <w:rPr>
+        <w:rFonts w:ascii="Wingdings" w:hAnsi="Wingdings" w:hint="default"/>
+        <w:sz w:val="20"/>
+      </w:rPr>
+    </w:lvl>
+    <w:lvl w:ilvl="5" w:tentative="1">
+      <w:start w:val="1"/>
+      <w:numFmt w:val="bullet"/>
+      <w:lvlText w:val=""/>
+      <w:lvlJc w:val="left"/>
+      <w:pPr>
+        <w:tabs>
+          <w:tab w:val="num" w:pos="4320"/>
+        </w:tabs>
+        <w:ind w:left="4320" w:hanging="360"/>
+      </w:pPr>
+      <w:rPr>
+        <w:rFonts w:ascii="Wingdings" w:hAnsi="Wingdings" w:hint="default"/>
+        <w:sz w:val="20"/>
+      </w:rPr>
+    </w:lvl>
+    <w:lvl w:ilvl="6" w:tentative="1">
+      <w:start w:val="1"/>
+      <w:numFmt w:val="bullet"/>
+      <w:lvlText w:val=""/>
+      <w:lvlJc w:val="left"/>
+      <w:pPr>
+        <w:tabs>
+          <w:tab w:val="num" w:pos="5040"/>
+        </w:tabs>
+        <w:ind w:left="5040" w:hanging="360"/>
+      </w:pPr>
+      <w:rPr>
+        <w:rFonts w:ascii="Wingdings" w:hAnsi="Wingdings" w:hint="default"/>
+        <w:sz w:val="20"/>
+      </w:rPr>
+    </w:lvl>
+    <w:lvl w:ilvl="7" w:tentative="1">
+      <w:start w:val="1"/>
+      <w:numFmt w:val="bullet"/>
+      <w:lvlText w:val=""/>
+      <w:lvlJc w:val="left"/>
+      <w:pPr>
+        <w:tabs>
+          <w:tab w:val="num" w:pos="5760"/>
+        </w:tabs>
+        <w:ind w:left="5760" w:hanging="360"/>
+      </w:pPr>
+      <w:rPr>
+        <w:rFonts w:ascii="Wingdings" w:hAnsi="Wingdings" w:hint="default"/>
+        <w:sz w:val="20"/>
+      </w:rPr>
+    </w:lvl>
+    <w:lvl w:ilvl="8" w:tentative="1">
+      <w:start w:val="1"/>
+      <w:numFmt w:val="bullet"/>
+      <w:lvlText w:val=""/>
+      <w:lvlJc w:val="left"/>
+      <w:pPr>
+        <w:tabs>
+          <w:tab w:val="num" w:pos="6480"/>
+        </w:tabs>
+        <w:ind w:left="6480" w:hanging="360"/>
+      </w:pPr>
+      <w:rPr>
+        <w:rFonts w:ascii="Wingdings" w:hAnsi="Wingdings" w:hint="default"/>
+        <w:sz w:val="20"/>
+      </w:rPr>
+    </w:lvl>
+  </w:abstractNum>
+  <w:abstractNum w:abstractNumId="27" w15:restartNumberingAfterBreak="0">
     <w:nsid w:val="77F94C81"/>
     <w:multiLevelType w:val="multilevel"/>
     <w:tmpl w:val="7966BA1A"/>
@@ -8316,7 +10244,7 @@
       </w:rPr>
     </w:lvl>
   </w:abstractNum>
-  <w:abstractNum w:abstractNumId="22" w15:restartNumberingAfterBreak="0">
+  <w:abstractNum w:abstractNumId="28" w15:restartNumberingAfterBreak="0">
     <w:nsid w:val="7A350BDF"/>
     <w:multiLevelType w:val="multilevel"/>
     <w:tmpl w:val="59B28B36"/>
@@ -8466,73 +10394,91 @@
     </w:lvl>
   </w:abstractNum>
   <w:num w:numId="1" w16cid:durableId="985209100">
-    <w:abstractNumId w:val="13"/>
+    <w:abstractNumId w:val="15"/>
   </w:num>
   <w:num w:numId="2" w16cid:durableId="1085223151">
-    <w:abstractNumId w:val="10"/>
+    <w:abstractNumId w:val="11"/>
   </w:num>
   <w:num w:numId="3" w16cid:durableId="1927494510">
-    <w:abstractNumId w:val="11"/>
+    <w:abstractNumId w:val="12"/>
   </w:num>
   <w:num w:numId="4" w16cid:durableId="1755392523">
+    <w:abstractNumId w:val="20"/>
+  </w:num>
+  <w:num w:numId="5" w16cid:durableId="1127504696">
     <w:abstractNumId w:val="17"/>
   </w:num>
-  <w:num w:numId="5" w16cid:durableId="1127504696">
-    <w:abstractNumId w:val="15"/>
-  </w:num>
   <w:num w:numId="6" w16cid:durableId="516622899">
-    <w:abstractNumId w:val="8"/>
+    <w:abstractNumId w:val="9"/>
   </w:num>
   <w:num w:numId="7" w16cid:durableId="196239780">
-    <w:abstractNumId w:val="22"/>
+    <w:abstractNumId w:val="28"/>
   </w:num>
   <w:num w:numId="8" w16cid:durableId="1445806485">
-    <w:abstractNumId w:val="5"/>
+    <w:abstractNumId w:val="6"/>
   </w:num>
   <w:num w:numId="9" w16cid:durableId="1692492371">
-    <w:abstractNumId w:val="3"/>
+    <w:abstractNumId w:val="4"/>
   </w:num>
   <w:num w:numId="10" w16cid:durableId="209728701">
-    <w:abstractNumId w:val="19"/>
+    <w:abstractNumId w:val="23"/>
   </w:num>
   <w:num w:numId="11" w16cid:durableId="1760976873">
     <w:abstractNumId w:val="1"/>
   </w:num>
   <w:num w:numId="12" w16cid:durableId="491531866">
-    <w:abstractNumId w:val="12"/>
+    <w:abstractNumId w:val="13"/>
   </w:num>
   <w:num w:numId="13" w16cid:durableId="1065222687">
-    <w:abstractNumId w:val="18"/>
+    <w:abstractNumId w:val="22"/>
   </w:num>
   <w:num w:numId="14" w16cid:durableId="1917546713">
     <w:abstractNumId w:val="0"/>
   </w:num>
   <w:num w:numId="15" w16cid:durableId="1136416771">
-    <w:abstractNumId w:val="20"/>
+    <w:abstractNumId w:val="25"/>
   </w:num>
   <w:num w:numId="16" w16cid:durableId="776558785">
-    <w:abstractNumId w:val="6"/>
+    <w:abstractNumId w:val="7"/>
   </w:num>
   <w:num w:numId="17" w16cid:durableId="1325553236">
-    <w:abstractNumId w:val="7"/>
+    <w:abstractNumId w:val="8"/>
   </w:num>
   <w:num w:numId="18" w16cid:durableId="1256398108">
+    <w:abstractNumId w:val="3"/>
+  </w:num>
+  <w:num w:numId="19" w16cid:durableId="1394742159">
+    <w:abstractNumId w:val="19"/>
+  </w:num>
+  <w:num w:numId="20" w16cid:durableId="1992369886">
+    <w:abstractNumId w:val="27"/>
+  </w:num>
+  <w:num w:numId="21" w16cid:durableId="1419447654">
+    <w:abstractNumId w:val="10"/>
+  </w:num>
+  <w:num w:numId="22" w16cid:durableId="1753817134">
+    <w:abstractNumId w:val="5"/>
+  </w:num>
+  <w:num w:numId="23" w16cid:durableId="217009862">
+    <w:abstractNumId w:val="16"/>
+  </w:num>
+  <w:num w:numId="24" w16cid:durableId="1152213181">
+    <w:abstractNumId w:val="14"/>
+  </w:num>
+  <w:num w:numId="25" w16cid:durableId="553472796">
     <w:abstractNumId w:val="2"/>
   </w:num>
-  <w:num w:numId="19" w16cid:durableId="1394742159">
-    <w:abstractNumId w:val="16"/>
+  <w:num w:numId="26" w16cid:durableId="495078456">
+    <w:abstractNumId w:val="26"/>
   </w:num>
-  <w:num w:numId="20" w16cid:durableId="1992369886">
+  <w:num w:numId="27" w16cid:durableId="181670647">
+    <w:abstractNumId w:val="18"/>
+  </w:num>
+  <w:num w:numId="28" w16cid:durableId="1317610387">
     <w:abstractNumId w:val="21"/>
   </w:num>
-  <w:num w:numId="21" w16cid:durableId="1419447654">
-    <w:abstractNumId w:val="9"/>
-  </w:num>
-  <w:num w:numId="22" w16cid:durableId="1753817134">
-    <w:abstractNumId w:val="4"/>
-  </w:num>
-  <w:num w:numId="23" w16cid:durableId="217009862">
-    <w:abstractNumId w:val="14"/>
+  <w:num w:numId="29" w16cid:durableId="1295722750">
+    <w:abstractNumId w:val="24"/>
   </w:num>
 </w:numbering>
 </file>
@@ -10232,6 +12178,29 @@
       </w:tcPr>
     </w:tblStylePr>
   </w:style>
+  <w:style w:type="character" w:styleId="Hyperlink">
+    <w:name w:val="Hyperlink"/>
+    <w:basedOn w:val="DefaultParagraphFont"/>
+    <w:uiPriority w:val="99"/>
+    <w:unhideWhenUsed/>
+    <w:rsid w:val="00B7724C"/>
+    <w:rPr>
+      <w:color w:val="467886" w:themeColor="hyperlink"/>
+      <w:u w:val="single"/>
+    </w:rPr>
+  </w:style>
+  <w:style w:type="character" w:styleId="UnresolvedMention">
+    <w:name w:val="Unresolved Mention"/>
+    <w:basedOn w:val="DefaultParagraphFont"/>
+    <w:uiPriority w:val="99"/>
+    <w:semiHidden/>
+    <w:unhideWhenUsed/>
+    <w:rsid w:val="00B7724C"/>
+    <w:rPr>
+      <w:color w:val="605E5C"/>
+      <w:shd w:val="clear" w:color="auto" w:fill="E1DFDD"/>
+    </w:rPr>
+  </w:style>
 </w:styles>
 </file>
 
